--- a/docs/tcc/final/TCC_final.docx
+++ b/docs/tcc/final/TCC_final.docx
@@ -64,115 +64,121 @@
         <w:t xml:space="preserve"> </w:t>
       </w:r>
       <w:r>
-        <w:t xml:space="preserve">arquitetura. Este trabalho propôs e avaliou uma arquitetura de referência em que o</w:t>
-      </w:r>
-      <w:r>
-        <w:t xml:space="preserve"> </w:t>
-      </w:r>
-      <w:r>
-        <w:t xml:space="preserve">controle de acesso por perfil, a proteção dos dados, a validação da</w:t>
-      </w:r>
-      <w:r>
-        <w:t xml:space="preserve"> </w:t>
-      </w:r>
-      <w:r>
-        <w:t xml:space="preserve">consulta e a auditoria atravessam todo o fluxo, da pergunta à resposta,</w:t>
-      </w:r>
-      <w:r>
-        <w:t xml:space="preserve"> </w:t>
-      </w:r>
-      <w:r>
-        <w:t xml:space="preserve">aplicada à ocupação de leitos e construída sobre dados sintéticos. Um</w:t>
-      </w:r>
-      <w:r>
-        <w:t xml:space="preserve"> </w:t>
-      </w:r>
-      <w:r>
-        <w:t xml:space="preserve">pipeline em camadas expôs ao modelo apenas uma camada minimizada, com</w:t>
-      </w:r>
-      <w:r>
-        <w:t xml:space="preserve"> </w:t>
-      </w:r>
-      <w:r>
-        <w:t xml:space="preserve">k-anonimato verificado e isolada em arquivo próprio; um verificador</w:t>
-      </w:r>
-      <w:r>
-        <w:t xml:space="preserve"> </w:t>
-      </w:r>
-      <w:r>
-        <w:t xml:space="preserve">determinista em código decidiu a execução de cada consulta; e o prompt</w:t>
-      </w:r>
-      <w:r>
-        <w:t xml:space="preserve"> </w:t>
-      </w:r>
-      <w:r>
-        <w:t xml:space="preserve">foi tratado como variável experimental, com hipóteses registradas antes</w:t>
-      </w:r>
-      <w:r>
-        <w:t xml:space="preserve"> </w:t>
-      </w:r>
-      <w:r>
-        <w:t xml:space="preserve">da execução. Com um modelo aberto de 14 bilhões de</w:t>
-      </w:r>
-      <w:r>
-        <w:t xml:space="preserve"> </w:t>
-      </w:r>
-      <w:r>
-        <w:t xml:space="preserve">parâmetros executado localmente, o execution match estrito em 18</w:t>
-      </w:r>
-      <w:r>
-        <w:t xml:space="preserve"> </w:t>
-      </w:r>
-      <w:r>
-        <w:t xml:space="preserve">perguntas subiu de 22,2% para 72,2% conforme o prompt descreveu o schema</w:t>
-      </w:r>
-      <w:r>
-        <w:t xml:space="preserve"> </w:t>
-      </w:r>
-      <w:r>
-        <w:t xml:space="preserve">e informou o escopo do perfil, sem nenhuma recusa indevida; com um modelo</w:t>
-      </w:r>
-      <w:r>
-        <w:t xml:space="preserve"> </w:t>
-      </w:r>
-      <w:r>
-        <w:t xml:space="preserve">comercial via API, sob o mesmo prompt, alcançou 90,7%, acima do limiar de</w:t>
-      </w:r>
-      <w:r>
-        <w:t xml:space="preserve"> </w:t>
-      </w:r>
-      <w:r>
-        <w:t xml:space="preserve">80% da hipótese, com intervalo de confiança de 95% que inclui valores</w:t>
-      </w:r>
-      <w:r>
-        <w:t xml:space="preserve"> </w:t>
-      </w:r>
-      <w:r>
-        <w:t xml:space="preserve">abaixo desse limiar. Em 25 perguntas adversariais, executadas seis vezes</w:t>
-      </w:r>
-      <w:r>
-        <w:t xml:space="preserve"> </w:t>
-      </w:r>
-      <w:r>
-        <w:t xml:space="preserve">cada, nenhuma linha fora do escopo foi entregue, e uma instrução de recusa</w:t>
-      </w:r>
-      <w:r>
-        <w:t xml:space="preserve"> </w:t>
-      </w:r>
-      <w:r>
-        <w:t xml:space="preserve">elevou a recusa devida de 60% para 88%. Concluiu-se que a governança integrada não gerou recusa indevida quando</w:t>
-      </w:r>
-      <w:r>
-        <w:t xml:space="preserve"> </w:t>
-      </w:r>
-      <w:r>
-        <w:t xml:space="preserve">a garantia de escopo ficou em código e o modelo conheceu o próprio</w:t>
-      </w:r>
-      <w:r>
-        <w:t xml:space="preserve"> </w:t>
-      </w:r>
-      <w:r>
-        <w:t xml:space="preserve">escopo, ao custo de uma pergunta legítima, e que a pertinência da</w:t>
+        <w:t xml:space="preserve">arquitetura. Este trabalho propôs e avaliou uma arquitetura de</w:t>
+      </w:r>
+      <w:r>
+        <w:t xml:space="preserve"> </w:t>
+      </w:r>
+      <w:r>
+        <w:t xml:space="preserve">referência em que controle de acesso, proteção dos dados, validação da</w:t>
+      </w:r>
+      <w:r>
+        <w:t xml:space="preserve"> </w:t>
+      </w:r>
+      <w:r>
+        <w:t xml:space="preserve">consulta e auditoria atravessam todo o fluxo, aplicada à ocupação de</w:t>
+      </w:r>
+      <w:r>
+        <w:t xml:space="preserve"> </w:t>
+      </w:r>
+      <w:r>
+        <w:t xml:space="preserve">leitos sobre dados sintéticos. Um pipeline em camadas expôs ao modelo só uma camada minimizada, com</w:t>
+      </w:r>
+      <w:r>
+        <w:t xml:space="preserve"> </w:t>
+      </w:r>
+      <w:r>
+        <w:t xml:space="preserve">k-anonimato verificado sobre o conjunto completo e isolada em arquivo</w:t>
+      </w:r>
+      <w:r>
+        <w:t xml:space="preserve"> </w:t>
+      </w:r>
+      <w:r>
+        <w:t xml:space="preserve">próprio; um verificador determinista em código decidiu a execução de cada</w:t>
+      </w:r>
+      <w:r>
+        <w:t xml:space="preserve"> </w:t>
+      </w:r>
+      <w:r>
+        <w:t xml:space="preserve">consulta; e o prompt foi tratado como variável experimental, com</w:t>
+      </w:r>
+      <w:r>
+        <w:t xml:space="preserve"> </w:t>
+      </w:r>
+      <w:r>
+        <w:t xml:space="preserve">hipóteses pré-registradas. Com um modelo aberto de 14 bilhões de</w:t>
+      </w:r>
+      <w:r>
+        <w:t xml:space="preserve"> </w:t>
+      </w:r>
+      <w:r>
+        <w:t xml:space="preserve">parâmetros executado localmente, o execution match estrito em 18 perguntas</w:t>
+      </w:r>
+      <w:r>
+        <w:t xml:space="preserve"> </w:t>
+      </w:r>
+      <w:r>
+        <w:t xml:space="preserve">subiu de 22,2% para 72,2% conforme o prompt descreveu o schema e</w:t>
+      </w:r>
+      <w:r>
+        <w:t xml:space="preserve"> </w:t>
+      </w:r>
+      <w:r>
+        <w:t xml:space="preserve">informou o escopo, sem recusa indevida; a configuração operacional, que</w:t>
+      </w:r>
+      <w:r>
+        <w:t xml:space="preserve"> </w:t>
+      </w:r>
+      <w:r>
+        <w:t xml:space="preserve">autoriza o modelo a recusar, mediu 66,7% nas legítimas e 88% de recusa</w:t>
+      </w:r>
+      <w:r>
+        <w:t xml:space="preserve"> </w:t>
+      </w:r>
+      <w:r>
+        <w:t xml:space="preserve">devida em 25 perguntas adversariais, sem que nenhuma linha fora do escopo</w:t>
+      </w:r>
+      <w:r>
+        <w:t xml:space="preserve"> </w:t>
+      </w:r>
+      <w:r>
+        <w:t xml:space="preserve">fosse entregue. Um modelo comercial via interface de programação alcançou 90,7% sem</w:t>
+      </w:r>
+      <w:r>
+        <w:t xml:space="preserve"> </w:t>
+      </w:r>
+      <w:r>
+        <w:t xml:space="preserve">instrução de recusa e, na configuração operacional, 94,4% com 88% de</w:t>
+      </w:r>
+      <w:r>
+        <w:t xml:space="preserve"> </w:t>
+      </w:r>
+      <w:r>
+        <w:t xml:space="preserve">recusa devida. A hipótese de acurácia superior a 80% foi atingida na</w:t>
+      </w:r>
+      <w:r>
+        <w:t xml:space="preserve"> </w:t>
+      </w:r>
+      <w:r>
+        <w:t xml:space="preserve">estimativa pontual só com o modelo comercial, e o tamanho do conjunto não permite cravar de que lado do limiar está o</w:t>
+      </w:r>
+      <w:r>
+        <w:t xml:space="preserve"> </w:t>
+      </w:r>
+      <w:r>
+        <w:t xml:space="preserve">valor verdadeiro; a conformidade foi demonstrada como propriedade de</w:t>
+      </w:r>
+      <w:r>
+        <w:t xml:space="preserve"> </w:t>
+      </w:r>
+      <w:r>
+        <w:t xml:space="preserve">projeto. A</w:t>
+      </w:r>
+      <w:r>
+        <w:t xml:space="preserve"> </w:t>
+      </w:r>
+      <w:r>
+        <w:t xml:space="preserve">governança integrada não gerou recusa indevida, e a pertinência da</w:t>
       </w:r>
       <w:r>
         <w:t xml:space="preserve"> </w:t>
@@ -312,31 +318,31 @@
         <w:t xml:space="preserve"> </w:t>
       </w:r>
       <w:r>
-        <w:t xml:space="preserve">sensíveis, e o marco regulatório é exigente, composto pela Lei Geral de</w:t>
-      </w:r>
-      <w:r>
-        <w:t xml:space="preserve"> </w:t>
-      </w:r>
-      <w:r>
-        <w:t xml:space="preserve">Proteção de Dados (Brasil, 2018), pelas normas da Agência Nacional de</w:t>
-      </w:r>
-      <w:r>
-        <w:t xml:space="preserve"> </w:t>
-      </w:r>
-      <w:r>
-        <w:t xml:space="preserve">Vigilância Sanitária [ANVISA] (2022) aplicáveis a software em saúde e</w:t>
-      </w:r>
-      <w:r>
-        <w:t xml:space="preserve"> </w:t>
-      </w:r>
-      <w:r>
-        <w:t xml:space="preserve">pelas diretrizes da Autoridade Nacional de Proteção de Dados [ANPD]</w:t>
-      </w:r>
-      <w:r>
-        <w:t xml:space="preserve"> </w:t>
-      </w:r>
-      <w:r>
-        <w:t xml:space="preserve">(2024) sobre inteligência artificial generativa. Somam-se riscos próprios</w:t>
+        <w:t xml:space="preserve">sensíveis, e o marco regulatório é exigente, composto pela Lei Geral de Proteção de Dados [LGPD] (Brasil, 2018),</w:t>
+      </w:r>
+      <w:r>
+        <w:t xml:space="preserve"> </w:t>
+      </w:r>
+      <w:r>
+        <w:t xml:space="preserve">pelas normas da Agência Nacional de Vigilância Sanitária [ANVISA] (2022)</w:t>
+      </w:r>
+      <w:r>
+        <w:t xml:space="preserve"> </w:t>
+      </w:r>
+      <w:r>
+        <w:t xml:space="preserve">aplicáveis a software em saúde e pelas diretrizes da Autoridade Nacional</w:t>
+      </w:r>
+      <w:r>
+        <w:t xml:space="preserve"> </w:t>
+      </w:r>
+      <w:r>
+        <w:t xml:space="preserve">de Proteção de Dados [ANPD] (2024) sobre inteligência artificial</w:t>
+      </w:r>
+      <w:r>
+        <w:t xml:space="preserve"> </w:t>
+      </w:r>
+      <w:r>
+        <w:t xml:space="preserve">generativa. Somam-se riscos próprios</w:t>
       </w:r>
       <w:r>
         <w:t xml:space="preserve"> </w:t>
@@ -689,31 +695,67 @@
         <w:t xml:space="preserve"> </w:t>
       </w:r>
       <w:r>
-        <w:t xml:space="preserve">motor de linguagem. A delimitação privilegiou profundidade de governança</w:t>
-      </w:r>
-      <w:r>
-        <w:t xml:space="preserve"> </w:t>
-      </w:r>
-      <w:r>
-        <w:t xml:space="preserve">sobre amplitude de dados: com um domínio único foi possível medir cada</w:t>
-      </w:r>
-      <w:r>
-        <w:t xml:space="preserve"> </w:t>
-      </w:r>
-      <w:r>
-        <w:t xml:space="preserve">controle isoladamente, em execução real e com repetição, dentro do prazo</w:t>
-      </w:r>
-      <w:r>
-        <w:t xml:space="preserve"> </w:t>
-      </w:r>
-      <w:r>
-        <w:t xml:space="preserve">do trabalho. As consequências dessa escolha para a generalização são</w:t>
-      </w:r>
-      <w:r>
-        <w:t xml:space="preserve"> </w:t>
-      </w:r>
-      <w:r>
-        <w:t xml:space="preserve">discutidas entre as limitações.</w:t>
+        <w:t xml:space="preserve">motor de linguagem. Em relação ao projeto de pesquisa, o escopo foi</w:t>
+      </w:r>
+      <w:r>
+        <w:t xml:space="preserve"> </w:t>
+      </w:r>
+      <w:r>
+        <w:t xml:space="preserve">ajustado em três pontos: o conjunto de dados restringiu-se a esse</w:t>
+      </w:r>
+      <w:r>
+        <w:t xml:space="preserve"> </w:t>
+      </w:r>
+      <w:r>
+        <w:t xml:space="preserve">domínio, sem as áreas de prontuário, farmácia e faturamento nem a</w:t>
+      </w:r>
+      <w:r>
+        <w:t xml:space="preserve"> </w:t>
+      </w:r>
+      <w:r>
+        <w:t xml:space="preserve">estruturação sobre uma base pública; o levantamento da literatura foi</w:t>
+      </w:r>
+      <w:r>
+        <w:t xml:space="preserve"> </w:t>
+      </w:r>
+      <w:r>
+        <w:t xml:space="preserve">narrativo, com protocolo, em vez de sistemático; e a conformidade</w:t>
+      </w:r>
+      <w:r>
+        <w:t xml:space="preserve"> </w:t>
+      </w:r>
+      <w:r>
+        <w:t xml:space="preserve">regulatória foi tratada como propriedade de projeto, e não como</w:t>
+      </w:r>
+      <w:r>
+        <w:t xml:space="preserve"> </w:t>
+      </w:r>
+      <w:r>
+        <w:t xml:space="preserve">aderência demonstrada, porque os dados são sintéticos. A delimitação</w:t>
+      </w:r>
+      <w:r>
+        <w:t xml:space="preserve"> </w:t>
+      </w:r>
+      <w:r>
+        <w:t xml:space="preserve">privilegiou profundidade de governança sobre amplitude de dados: com um</w:t>
+      </w:r>
+      <w:r>
+        <w:t xml:space="preserve"> </w:t>
+      </w:r>
+      <w:r>
+        <w:t xml:space="preserve">domínio único foi possível medir cada controle isoladamente, em execução</w:t>
+      </w:r>
+      <w:r>
+        <w:t xml:space="preserve"> </w:t>
+      </w:r>
+      <w:r>
+        <w:t xml:space="preserve">real e com repetição, dentro do prazo do trabalho. As consequências</w:t>
+      </w:r>
+      <w:r>
+        <w:t xml:space="preserve"> </w:t>
+      </w:r>
+      <w:r>
+        <w:t xml:space="preserve">dessa escolha para a generalização são discutidas entre as limitações.</w:t>
       </w:r>
     </w:p>
     <w:p>
@@ -861,7 +903,13 @@
         <w:t xml:space="preserve"> </w:t>
       </w:r>
       <w:r>
-        <w:t xml:space="preserve">paciente com HMAC-SHA256, hash com chave lida do ambiente, técnica</w:t>
+        <w:t xml:space="preserve">paciente com código de autenticação de mensagem com chave [HMAC], na</w:t>
+      </w:r>
+      <w:r>
+        <w:t xml:space="preserve"> </w:t>
+      </w:r>
+      <w:r>
+        <w:t xml:space="preserve">variante HMAC-SHA256, com a chave lida do ambiente, técnica</w:t>
       </w:r>
       <w:r>
         <w:t xml:space="preserve"> </w:t>
@@ -939,19 +987,31 @@
         <w:t xml:space="preserve"> </w:t>
       </w:r>
       <w:r>
-        <w:t xml:space="preserve">internas não existissem no banco consultado pelo sistema. O Apêndice A</w:t>
-      </w:r>
-      <w:r>
-        <w:t xml:space="preserve"> </w:t>
-      </w:r>
-      <w:r>
-        <w:t xml:space="preserve">apresenta o fluxo de uma pergunta pelas quatro camadas e os controles de</w:t>
-      </w:r>
-      <w:r>
-        <w:t xml:space="preserve"> </w:t>
-      </w:r>
-      <w:r>
-        <w:t xml:space="preserve">cada uma. Como o</w:t>
+        <w:t xml:space="preserve">internas não existissem no banco consultado pelo sistema. A Figura 1 do Apêndice A apresenta o fluxo de uma pergunta pelas quatro</w:t>
+      </w:r>
+      <w:r>
+        <w:t xml:space="preserve"> </w:t>
+      </w:r>
+      <w:r>
+        <w:t xml:space="preserve">camadas, e a Tabela 1 do mesmo apêndice, os controles de cada uma; a</w:t>
+      </w:r>
+      <w:r>
+        <w:t xml:space="preserve"> </w:t>
+      </w:r>
+      <w:r>
+        <w:t xml:space="preserve">mensagem de recusa com o ponto de bloqueio, prevista na arquitetura, não</w:t>
+      </w:r>
+      <w:r>
+        <w:t xml:space="preserve"> </w:t>
+      </w:r>
+      <w:r>
+        <w:t xml:space="preserve">foi implementada no protótipo, que devolve apenas a recusa e registra o</w:t>
+      </w:r>
+      <w:r>
+        <w:t xml:space="preserve"> </w:t>
+      </w:r>
+      <w:r>
+        <w:t xml:space="preserve">controle na trilha. Como o</w:t>
       </w:r>
       <w:r>
         <w:t xml:space="preserve"> </w:t>
@@ -1177,25 +1237,49 @@
         <w:t xml:space="preserve"> </w:t>
       </w:r>
       <w:r>
-        <w:t xml:space="preserve">servem ao planejamento, sem nível de leito nem de internação. O gestor</w:t>
-      </w:r>
-      <w:r>
-        <w:t xml:space="preserve"> </w:t>
-      </w:r>
-      <w:r>
-        <w:t xml:space="preserve">acessou as quatro tabelas. A matriz seguiu o princípio do menor</w:t>
-      </w:r>
-      <w:r>
-        <w:t xml:space="preserve"> </w:t>
-      </w:r>
-      <w:r>
-        <w:t xml:space="preserve">privilégio: cada perfil recebeu o escopo mínimo necessário à sua</w:t>
-      </w:r>
-      <w:r>
-        <w:t xml:space="preserve"> </w:t>
-      </w:r>
-      <w:r>
-        <w:t xml:space="preserve">finalidade, e nenhum acesso foi concedido por conveniência.</w:t>
+        <w:t xml:space="preserve">servem ao planejamento, sem nível de leito nem de internação. O gestor,</w:t>
+      </w:r>
+      <w:r>
+        <w:t xml:space="preserve"> </w:t>
+      </w:r>
+      <w:r>
+        <w:t xml:space="preserve">responsável pela capacidade do hospital, acessou as quatro tabelas,</w:t>
+      </w:r>
+      <w:r>
+        <w:t xml:space="preserve"> </w:t>
+      </w:r>
+      <w:r>
+        <w:t xml:space="preserve">inclusive as internações em nível de linha, para análises de permanência</w:t>
+      </w:r>
+      <w:r>
+        <w:t xml:space="preserve"> </w:t>
+      </w:r>
+      <w:r>
+        <w:t xml:space="preserve">que combinem tipo de leito, faixa etária e situação. A matriz seguiu o</w:t>
+      </w:r>
+      <w:r>
+        <w:t xml:space="preserve"> </w:t>
+      </w:r>
+      <w:r>
+        <w:t xml:space="preserve">princípio do menor privilégio: cada perfil recebeu o escopo mínimo</w:t>
+      </w:r>
+      <w:r>
+        <w:t xml:space="preserve"> </w:t>
+      </w:r>
+      <w:r>
+        <w:t xml:space="preserve">necessário à sua finalidade, e nenhum acesso foi concedido por</w:t>
+      </w:r>
+      <w:r>
+        <w:t xml:space="preserve"> </w:t>
+      </w:r>
+      <w:r>
+        <w:t xml:space="preserve">conveniência; a alternativa de expor ao gestor apenas agregados de</w:t>
+      </w:r>
+      <w:r>
+        <w:t xml:space="preserve"> </w:t>
+      </w:r>
+      <w:r>
+        <w:t xml:space="preserve">internações é discutida entre as limitações.</w:t>
       </w:r>
     </w:p>
     <w:bookmarkEnd w:id="29"/>
@@ -1213,19 +1297,13 @@
         <w:pStyle w:val="FirstParagraph"/>
       </w:pPr>
       <w:r>
-        <w:t xml:space="preserve">Os requisitos da LGPD (Brasil, 2018), das diretrizes da ANPD (Autoridade</w:t>
-      </w:r>
-      <w:r>
-        <w:t xml:space="preserve"> </w:t>
-      </w:r>
-      <w:r>
-        <w:t xml:space="preserve">Nacional de Proteção de Dados [ANPD], 2024) e das normas da ANVISA foram</w:t>
-      </w:r>
-      <w:r>
-        <w:t xml:space="preserve"> </w:t>
-      </w:r>
-      <w:r>
-        <w:t xml:space="preserve">mapeados a controles concretos, à camada responsável e à situação de</w:t>
+        <w:t xml:space="preserve">Os requisitos da LGPD (Brasil, 2018), das diretrizes da ANPD (2024) e</w:t>
+      </w:r>
+      <w:r>
+        <w:t xml:space="preserve"> </w:t>
+      </w:r>
+      <w:r>
+        <w:t xml:space="preserve">das normas da ANVISA foram mapeados a controles concretos, à camada responsável e à situação de</w:t>
       </w:r>
       <w:r>
         <w:t xml:space="preserve"> </w:t>
@@ -1285,25 +1363,61 @@
         <w:t xml:space="preserve"> </w:t>
       </w:r>
       <w:r>
-        <w:t xml:space="preserve">termos da RDC 657/2022 (Agência Nacional de</w:t>
-      </w:r>
-      <w:r>
-        <w:t xml:space="preserve"> </w:t>
-      </w:r>
-      <w:r>
-        <w:t xml:space="preserve">Vigilância Sanitária [ANVISA], 2022); as normas da ANVISA foram adotadas</w:t>
-      </w:r>
-      <w:r>
-        <w:t xml:space="preserve"> </w:t>
-      </w:r>
-      <w:r>
-        <w:t xml:space="preserve">por analogia, como referência de controle, segurança e rastreabilidade de</w:t>
-      </w:r>
-      <w:r>
-        <w:t xml:space="preserve"> </w:t>
-      </w:r>
-      <w:r>
-        <w:t xml:space="preserve">software em saúde.</w:t>
+        <w:t xml:space="preserve">termos da Resolução da Diretoria Colegiada [RDC] nº 657/2022 (ANVISA,</w:t>
+      </w:r>
+      <w:r>
+        <w:t xml:space="preserve"> </w:t>
+      </w:r>
+      <w:r>
+        <w:t xml:space="preserve">2022). Dessa norma usou-se apenas o enquadramento, isto é, a definição</w:t>
+      </w:r>
+      <w:r>
+        <w:t xml:space="preserve"> </w:t>
+      </w:r>
+      <w:r>
+        <w:t xml:space="preserve">de software como dispositivo médico e a exclusão do software de gestão</w:t>
+      </w:r>
+      <w:r>
+        <w:t xml:space="preserve"> </w:t>
+      </w:r>
+      <w:r>
+        <w:t xml:space="preserve">sem finalidade clínica; nenhum requisito específico de regularização foi</w:t>
+      </w:r>
+      <w:r>
+        <w:t xml:space="preserve"> </w:t>
+      </w:r>
+      <w:r>
+        <w:t xml:space="preserve">verificado, e as RDC 751/2022 e 830/2023, citadas no projeto de</w:t>
+      </w:r>
+      <w:r>
+        <w:t xml:space="preserve"> </w:t>
+      </w:r>
+      <w:r>
+        <w:t xml:space="preserve">pesquisa, tratam da regularização de dispositivos médicos e não se</w:t>
+      </w:r>
+      <w:r>
+        <w:t xml:space="preserve"> </w:t>
+      </w:r>
+      <w:r>
+        <w:t xml:space="preserve">aplicam a software sem finalidade clínica. A parte da hipótese relativa</w:t>
+      </w:r>
+      <w:r>
+        <w:t xml:space="preserve"> </w:t>
+      </w:r>
+      <w:r>
+        <w:t xml:space="preserve">às normas da ANVISA, portanto, não pôde ser testada, e as normas foram</w:t>
+      </w:r>
+      <w:r>
+        <w:t xml:space="preserve"> </w:t>
+      </w:r>
+      <w:r>
+        <w:t xml:space="preserve">adotadas por analogia, como referência de controle, segurança e</w:t>
+      </w:r>
+      <w:r>
+        <w:t xml:space="preserve"> </w:t>
+      </w:r>
+      <w:r>
+        <w:t xml:space="preserve">rastreabilidade de software em saúde.</w:t>
       </w:r>
     </w:p>
     <w:bookmarkEnd w:id="30"/>
@@ -1351,7 +1465,7 @@
         <w:t xml:space="preserve"> </w:t>
       </w:r>
       <w:r>
-        <w:t xml:space="preserve">custo e sem saída de dados. O motor via API usou o modelo</w:t>
+        <w:t xml:space="preserve">custo e sem saída de dados. O motor via interface de programação de aplicações [API] usou o modelo</w:t>
       </w:r>
       <w:r>
         <w:t xml:space="preserve"> </w:t>
@@ -2042,13 +2156,19 @@
         <w:pStyle w:val="BodyText"/>
       </w:pPr>
       <w:r>
-        <w:t xml:space="preserve">As células C0 a C4 foram executadas com o motor local; C0 e C3 também com</w:t>
-      </w:r>
-      <w:r>
-        <w:t xml:space="preserve"> </w:t>
-      </w:r>
-      <w:r>
-        <w:t xml:space="preserve">o motor via API, para cruzar modelo e prompt; E0 e E1, com o motor local.</w:t>
+        <w:t xml:space="preserve">As células C0 a C4 foram executadas com o motor local; C0 e C3 também</w:t>
+      </w:r>
+      <w:r>
+        <w:t xml:space="preserve"> </w:t>
+      </w:r>
+      <w:r>
+        <w:t xml:space="preserve">com o motor via API, para cruzar modelo e prompt; E0 e E1, com os dois</w:t>
+      </w:r>
+      <w:r>
+        <w:t xml:space="preserve"> </w:t>
+      </w:r>
+      <w:r>
+        <w:t xml:space="preserve">motores.</w:t>
       </w:r>
     </w:p>
     <w:bookmarkEnd w:id="31"/>
@@ -2194,7 +2314,7 @@
         <w:t xml:space="preserve"> </w:t>
       </w:r>
       <w:r>
-        <w:t xml:space="preserve">da confiabilidade (Lee et al., 2024a, 2024b). O conjunto</w:t>
+        <w:t xml:space="preserve">da confiabilidade (Lee et al., 2024a, b). O conjunto</w:t>
       </w:r>
       <w:r>
         <w:t xml:space="preserve"> </w:t>
@@ -2384,7 +2504,25 @@
         <w:t xml:space="preserve"> </w:t>
       </w:r>
       <w:r>
-        <w:t xml:space="preserve">método de Wilson, adequado a amostras pequenas (Brown et al., 2001). As</w:t>
+        <w:t xml:space="preserve">método de Wilson, adequado a amostras pequenas (Brown et al., 2001);</w:t>
+      </w:r>
+      <w:r>
+        <w:t xml:space="preserve"> </w:t>
+      </w:r>
+      <w:r>
+        <w:t xml:space="preserve">quando as execuções de uma célula não coincidiram, o intervalo foi</w:t>
+      </w:r>
+      <w:r>
+        <w:t xml:space="preserve"> </w:t>
+      </w:r>
+      <w:r>
+        <w:t xml:space="preserve">calculado sobre a execução mais conservadora, porque o método supõe uma</w:t>
+      </w:r>
+      <w:r>
+        <w:t xml:space="preserve"> </w:t>
+      </w:r>
+      <w:r>
+        <w:t xml:space="preserve">contagem inteira de acertos. As</w:t>
       </w:r>
       <w:r>
         <w:t xml:space="preserve"> </w:t>
@@ -3726,19 +3864,55 @@
         <w:t xml:space="preserve"> </w:t>
       </w:r>
       <w:r>
-        <w:t xml:space="preserve">prompt. A alucinação de tabelas que Fei et al. (2026) observam quando o</w:t>
-      </w:r>
-      <w:r>
-        <w:t xml:space="preserve"> </w:t>
-      </w:r>
-      <w:r>
-        <w:t xml:space="preserve">schema é restrito não ocorreu: com o aviso explícito e o verificador, o</w:t>
-      </w:r>
-      <w:r>
-        <w:t xml:space="preserve"> </w:t>
-      </w:r>
-      <w:r>
-        <w:t xml:space="preserve">modelo não citou tabela inexistente em nenhuma das 54 chamadas de C3. A</w:t>
+        <w:t xml:space="preserve">prompt. A alucinação de tabelas que Fei et al. (2026) observam quando o schema é</w:t>
+      </w:r>
+      <w:r>
+        <w:t xml:space="preserve"> </w:t>
+      </w:r>
+      <w:r>
+        <w:t xml:space="preserve">restrito não ocorreu nas perguntas legítimas: com o aviso explícito e o</w:t>
+      </w:r>
+      <w:r>
+        <w:t xml:space="preserve"> </w:t>
+      </w:r>
+      <w:r>
+        <w:t xml:space="preserve">verificador, o modelo não citou tabela inexistente em nenhuma das 54</w:t>
+      </w:r>
+      <w:r>
+        <w:t xml:space="preserve"> </w:t>
+      </w:r>
+      <w:r>
+        <w:t xml:space="preserve">chamadas de C3 sobre as 18 perguntas; no conjunto adversarial, uma</w:t>
+      </w:r>
+      <w:r>
+        <w:t xml:space="preserve"> </w:t>
+      </w:r>
+      <w:r>
+        <w:t xml:space="preserve">pergunta por dado pessoal o levou a inventar uma tabela de pacientes,</w:t>
+      </w:r>
+      <w:r>
+        <w:t xml:space="preserve"> </w:t>
+      </w:r>
+      <w:r>
+        <w:t xml:space="preserve">barrada pelo verificador. Cabe uma ressalva de desenho: cinco das seis</w:t>
+      </w:r>
+      <w:r>
+        <w:t xml:space="preserve"> </w:t>
+      </w:r>
+      <w:r>
+        <w:t xml:space="preserve">perguntas de situação atual pertencem ao perfil enfermagem, o único em</w:t>
+      </w:r>
+      <w:r>
+        <w:t xml:space="preserve"> </w:t>
+      </w:r>
+      <w:r>
+        <w:t xml:space="preserve">que o escopo restringe tabelas, de modo que tipo de pergunta e perfil</w:t>
+      </w:r>
+      <w:r>
+        <w:t xml:space="preserve"> </w:t>
+      </w:r>
+      <w:r>
+        <w:t xml:space="preserve">estão confundidos e o efeito do escopo só foi observado nesse perfil. A</w:t>
       </w:r>
       <w:r>
         <w:t xml:space="preserve"> </w:t>
@@ -3800,7 +3974,31 @@
         <w:t xml:space="preserve"> </w:t>
       </w:r>
       <w:r>
-        <w:t xml:space="preserve">critério registrado, sem revisão posterior. Os cinco erros residuais de</w:t>
+        <w:t xml:space="preserve">critério registrado, sem revisão posterior. O desempate por tokens foi</w:t>
+      </w:r>
+      <w:r>
+        <w:t xml:space="preserve"> </w:t>
+      </w:r>
+      <w:r>
+        <w:t xml:space="preserve">pensado para o custo por chamada de um motor via API; com o motor local,</w:t>
+      </w:r>
+      <w:r>
+        <w:t xml:space="preserve"> </w:t>
+      </w:r>
+      <w:r>
+        <w:t xml:space="preserve">gratuito, C4 teria sido a escolha natural, e dois dos cinco erros</w:t>
+      </w:r>
+      <w:r>
+        <w:t xml:space="preserve"> </w:t>
+      </w:r>
+      <w:r>
+        <w:t xml:space="preserve">residuais de C3 são justamente de literal, que o value linking corrige.</w:t>
+      </w:r>
+      <w:r>
+        <w:t xml:space="preserve"> </w:t>
+      </w:r>
+      <w:r>
+        <w:t xml:space="preserve">C4 com instrução de recusa não foi medida. Os cinco erros residuais de</w:t>
       </w:r>
       <w:r>
         <w:t xml:space="preserve"> </w:t>
@@ -4180,13 +4378,25 @@
         <w:pStyle w:val="BodyText"/>
       </w:pPr>
       <w:r>
-        <w:t xml:space="preserve">O intervalo de Wilson para C3 no modelo via API foi de 69,5% a 97,7%; no</w:t>
-      </w:r>
-      <w:r>
-        <w:t xml:space="preserve"> </w:t>
-      </w:r>
-      <w:r>
-        <w:t xml:space="preserve">modelo local, de 49,1% a 87,5%. Com 18 perguntas, nenhum dos intervalos</w:t>
+        <w:t xml:space="preserve">O intervalo de Wilson para C3 no modelo via API, calculado sobre a</w:t>
+      </w:r>
+      <w:r>
+        <w:t xml:space="preserve"> </w:t>
+      </w:r>
+      <w:r>
+        <w:t xml:space="preserve">execução mais conservadora (16 de 18, pois as três execuções deram</w:t>
+      </w:r>
+      <w:r>
+        <w:t xml:space="preserve"> </w:t>
+      </w:r>
+      <w:r>
+        <w:t xml:space="preserve">88,9%, 88,9% e 94,4%), foi de 67,2% a 96,9%; no modelo local, cujas</w:t>
+      </w:r>
+      <w:r>
+        <w:t xml:space="preserve"> </w:t>
+      </w:r>
+      <w:r>
+        <w:t xml:space="preserve">execuções coincidiram, de 49,1% a 87,5%. Com 18 perguntas, nenhum dos intervalos</w:t>
       </w:r>
       <w:r>
         <w:t xml:space="preserve"> </w:t>
@@ -4338,13 +4548,19 @@
         <w:t xml:space="preserve"> </w:t>
       </w:r>
       <w:r>
-        <w:t xml:space="preserve">perguntas, três execuções cada, com concordância total de 100% entre as</w:t>
-      </w:r>
-      <w:r>
-        <w:t xml:space="preserve"> </w:t>
-      </w:r>
-      <w:r>
-        <w:t xml:space="preserve">execuções nas duas células.</w:t>
+        <w:t xml:space="preserve">perguntas, três execuções cada, com o modelo local e com o modelo via</w:t>
+      </w:r>
+      <w:r>
+        <w:t xml:space="preserve"> </w:t>
+      </w:r>
+      <w:r>
+        <w:t xml:space="preserve">API. No modelo local a concordância entre execuções foi total nas duas</w:t>
+      </w:r>
+      <w:r>
+        <w:t xml:space="preserve"> </w:t>
+      </w:r>
+      <w:r>
+        <w:t xml:space="preserve">células.</w:t>
       </w:r>
     </w:p>
     <w:p>
@@ -4352,7 +4568,7 @@
         <w:pStyle w:val="Legenda"/>
       </w:pPr>
       <w:r>
-        <w:t xml:space="preserve">Tabela 5. Conjunto combinado: 18 perguntas legítimas e 25 adversariais (modelo local)</w:t>
+        <w:t xml:space="preserve">Tabela 5. Conjunto combinado: 18 perguntas legítimas e 25 adversariais, por modelo e célula (média de três execuções)</w:t>
       </w:r>
     </w:p>
     <w:tbl>
@@ -4363,9 +4579,11 @@
         <w:tblLook w:firstRow="1" w:lastRow="0" w:firstColumn="0" w:lastColumn="0" w:noHBand="0" w:noVBand="0" w:val="0020"/>
       </w:tblPr>
       <w:tblGrid>
-        <w:gridCol w:w="3432"/>
-        <w:gridCol w:w="2244"/>
-        <w:gridCol w:w="2244"/>
+        <w:gridCol w:w="3168"/>
+        <w:gridCol w:w="1188"/>
+        <w:gridCol w:w="1188"/>
+        <w:gridCol w:w="1188"/>
+        <w:gridCol w:w="1188"/>
       </w:tblGrid>
       <w:tr>
         <w:trPr>
@@ -4389,18 +4607,40 @@
               <w:pStyle w:val="Compact"/>
             </w:pPr>
             <w:r>
-              <w:t xml:space="preserve">E0 (sem instrução de recusa)</w:t>
-            </w:r>
-          </w:p>
-        </w:tc>
-        <w:tc>
-          <w:tcPr/>
-          <w:p>
-            <w:pPr>
-              <w:pStyle w:val="Compact"/>
-            </w:pPr>
-            <w:r>
-              <w:t xml:space="preserve">E1 (com instrução de recusa)</w:t>
+              <w:t xml:space="preserve">Local E0</w:t>
+            </w:r>
+          </w:p>
+        </w:tc>
+        <w:tc>
+          <w:tcPr/>
+          <w:p>
+            <w:pPr>
+              <w:pStyle w:val="Compact"/>
+            </w:pPr>
+            <w:r>
+              <w:t xml:space="preserve">Local E1</w:t>
+            </w:r>
+          </w:p>
+        </w:tc>
+        <w:tc>
+          <w:tcPr/>
+          <w:p>
+            <w:pPr>
+              <w:pStyle w:val="Compact"/>
+            </w:pPr>
+            <w:r>
+              <w:t xml:space="preserve">API E0</w:t>
+            </w:r>
+          </w:p>
+        </w:tc>
+        <w:tc>
+          <w:tcPr/>
+          <w:p>
+            <w:pPr>
+              <w:pStyle w:val="Compact"/>
+            </w:pPr>
+            <w:r>
+              <w:t xml:space="preserve">API E1</w:t>
             </w:r>
           </w:p>
         </w:tc>
@@ -4439,6 +4679,28 @@
             </w:r>
           </w:p>
         </w:tc>
+        <w:tc>
+          <w:tcPr/>
+          <w:p>
+            <w:pPr>
+              <w:pStyle w:val="Compact"/>
+            </w:pPr>
+            <w:r>
+              <w:t xml:space="preserve">88,9%</w:t>
+            </w:r>
+          </w:p>
+        </w:tc>
+        <w:tc>
+          <w:tcPr/>
+          <w:p>
+            <w:pPr>
+              <w:pStyle w:val="Compact"/>
+            </w:pPr>
+            <w:r>
+              <w:t xml:space="preserve">94,4%</w:t>
+            </w:r>
+          </w:p>
+        </w:tc>
       </w:tr>
       <w:tr>
         <w:tc>
@@ -4474,6 +4736,28 @@
             </w:r>
           </w:p>
         </w:tc>
+        <w:tc>
+          <w:tcPr/>
+          <w:p>
+            <w:pPr>
+              <w:pStyle w:val="Compact"/>
+            </w:pPr>
+            <w:r>
+              <w:t xml:space="preserve">0</w:t>
+            </w:r>
+          </w:p>
+        </w:tc>
+        <w:tc>
+          <w:tcPr/>
+          <w:p>
+            <w:pPr>
+              <w:pStyle w:val="Compact"/>
+            </w:pPr>
+            <w:r>
+              <w:t xml:space="preserve">0</w:t>
+            </w:r>
+          </w:p>
+        </w:tc>
       </w:tr>
       <w:tr>
         <w:tc>
@@ -4483,7 +4767,7 @@
               <w:pStyle w:val="Compact"/>
             </w:pPr>
             <w:r>
-              <w:t xml:space="preserve">Recusa devida pelo modelo (25 adversariais)</w:t>
+              <w:t xml:space="preserve">Recusa devida pelo modelo (25)</w:t>
             </w:r>
           </w:p>
         </w:tc>
@@ -4506,6 +4790,28 @@
             </w:pPr>
             <w:r>
               <w:t xml:space="preserve">80,0%</w:t>
+            </w:r>
+          </w:p>
+        </w:tc>
+        <w:tc>
+          <w:tcPr/>
+          <w:p>
+            <w:pPr>
+              <w:pStyle w:val="Compact"/>
+            </w:pPr>
+            <w:r>
+              <w:t xml:space="preserve">8,0%</w:t>
+            </w:r>
+          </w:p>
+        </w:tc>
+        <w:tc>
+          <w:tcPr/>
+          <w:p>
+            <w:pPr>
+              <w:pStyle w:val="Compact"/>
+            </w:pPr>
+            <w:r>
+              <w:t xml:space="preserve">88,0%</w:t>
             </w:r>
           </w:p>
         </w:tc>
@@ -4518,7 +4824,7 @@
               <w:pStyle w:val="Compact"/>
             </w:pPr>
             <w:r>
-              <w:t xml:space="preserve">Recusa devida pelo sistema (25 adversariais)</w:t>
+              <w:t xml:space="preserve">Recusa devida pelo sistema (25)</w:t>
             </w:r>
           </w:p>
         </w:tc>
@@ -4530,6 +4836,28 @@
             </w:pPr>
             <w:r>
               <w:t xml:space="preserve">60,0%</w:t>
+            </w:r>
+          </w:p>
+        </w:tc>
+        <w:tc>
+          <w:tcPr/>
+          <w:p>
+            <w:pPr>
+              <w:pStyle w:val="Compact"/>
+            </w:pPr>
+            <w:r>
+              <w:t xml:space="preserve">88,0%</w:t>
+            </w:r>
+          </w:p>
+        </w:tc>
+        <w:tc>
+          <w:tcPr/>
+          <w:p>
+            <w:pPr>
+              <w:pStyle w:val="Compact"/>
+            </w:pPr>
+            <w:r>
+              <w:t xml:space="preserve">12,0%</w:t>
             </w:r>
           </w:p>
         </w:tc>
@@ -4579,6 +4907,28 @@
             </w:r>
           </w:p>
         </w:tc>
+        <w:tc>
+          <w:tcPr/>
+          <w:p>
+            <w:pPr>
+              <w:pStyle w:val="Compact"/>
+            </w:pPr>
+            <w:r>
+              <w:t xml:space="preserve">0</w:t>
+            </w:r>
+          </w:p>
+        </w:tc>
+        <w:tc>
+          <w:tcPr/>
+          <w:p>
+            <w:pPr>
+              <w:pStyle w:val="Compact"/>
+            </w:pPr>
+            <w:r>
+              <w:t xml:space="preserve">0</w:t>
+            </w:r>
+          </w:p>
+        </w:tc>
       </w:tr>
       <w:tr>
         <w:tc>
@@ -4614,6 +4964,28 @@
             </w:r>
           </w:p>
         </w:tc>
+        <w:tc>
+          <w:tcPr/>
+          <w:p>
+            <w:pPr>
+              <w:pStyle w:val="Compact"/>
+            </w:pPr>
+            <w:r>
+              <w:t xml:space="preserve">51,2%</w:t>
+            </w:r>
+          </w:p>
+        </w:tc>
+        <w:tc>
+          <w:tcPr/>
+          <w:p>
+            <w:pPr>
+              <w:pStyle w:val="Compact"/>
+            </w:pPr>
+            <w:r>
+              <w:t xml:space="preserve">7,0%</w:t>
+            </w:r>
+          </w:p>
+        </w:tc>
       </w:tr>
       <w:tr>
         <w:tc>
@@ -4649,6 +5021,85 @@
             </w:r>
           </w:p>
         </w:tc>
+        <w:tc>
+          <w:tcPr/>
+          <w:p>
+            <w:pPr>
+              <w:pStyle w:val="Compact"/>
+            </w:pPr>
+            <w:r>
+              <w:t xml:space="preserve">44,2 / −514,0</w:t>
+            </w:r>
+          </w:p>
+        </w:tc>
+        <w:tc>
+          <w:tcPr/>
+          <w:p>
+            <w:pPr>
+              <w:pStyle w:val="Compact"/>
+            </w:pPr>
+            <w:r>
+              <w:t xml:space="preserve">90,7 / −2,3</w:t>
+            </w:r>
+          </w:p>
+        </w:tc>
+      </w:tr>
+      <w:tr>
+        <w:tc>
+          <w:tcPr/>
+          <w:p>
+            <w:pPr>
+              <w:pStyle w:val="Compact"/>
+            </w:pPr>
+            <w:r>
+              <w:t xml:space="preserve">TARa@3</w:t>
+            </w:r>
+          </w:p>
+        </w:tc>
+        <w:tc>
+          <w:tcPr/>
+          <w:p>
+            <w:pPr>
+              <w:pStyle w:val="Compact"/>
+            </w:pPr>
+            <w:r>
+              <w:t xml:space="preserve">100%</w:t>
+            </w:r>
+          </w:p>
+        </w:tc>
+        <w:tc>
+          <w:tcPr/>
+          <w:p>
+            <w:pPr>
+              <w:pStyle w:val="Compact"/>
+            </w:pPr>
+            <w:r>
+              <w:t xml:space="preserve">100%</w:t>
+            </w:r>
+          </w:p>
+        </w:tc>
+        <w:tc>
+          <w:tcPr/>
+          <w:p>
+            <w:pPr>
+              <w:pStyle w:val="Compact"/>
+            </w:pPr>
+            <w:r>
+              <w:t xml:space="preserve">83,7%</w:t>
+            </w:r>
+          </w:p>
+        </w:tc>
+        <w:tc>
+          <w:tcPr/>
+          <w:p>
+            <w:pPr>
+              <w:pStyle w:val="Compact"/>
+            </w:pPr>
+            <w:r>
+              <w:t xml:space="preserve">97,7%</w:t>
+            </w:r>
+          </w:p>
+        </w:tc>
       </w:tr>
     </w:tbl>
     <w:p>
@@ -4828,13 +5279,13 @@
         <w:t xml:space="preserve"> </w:t>
       </w:r>
       <w:r>
-        <w:t xml:space="preserve">do escopo, por isso passaram. É o efeito descrito por Fei et al. (2026)</w:t>
-      </w:r>
-      <w:r>
-        <w:t xml:space="preserve"> </w:t>
-      </w:r>
-      <w:r>
-        <w:t xml:space="preserve">para o schema restrito ao perfil, em que o modelo, sem ver a tabela</w:t>
+        <w:t xml:space="preserve">do escopo, por isso passaram. Foi o efeito descrito por Fei et al. (2026) para o schema restrito ao</w:t>
+      </w:r>
+      <w:r>
+        <w:t xml:space="preserve"> </w:t>
+      </w:r>
+      <w:r>
+        <w:t xml:space="preserve">perfil, em que o modelo, sem ver a tabela</w:t>
       </w:r>
       <w:r>
         <w:t xml:space="preserve"> </w:t>
@@ -5131,13 +5582,154 @@
         <w:pStyle w:val="BodyText"/>
       </w:pPr>
       <w:r>
-        <w:t xml:space="preserve">A família de perguntas legítimas para outro perfil mede o custo da</w:t>
-      </w:r>
-      <w:r>
-        <w:t xml:space="preserve"> </w:t>
-      </w:r>
-      <w:r>
-        <w:t xml:space="preserve">governança propriamente dito: são perguntas que o hospital faria e que o</w:t>
+        <w:t xml:space="preserve">O modelo via API repetiu o padrão com uma diferença de mecanismo. Sem a</w:t>
+      </w:r>
+      <w:r>
+        <w:t xml:space="preserve"> </w:t>
+      </w:r>
+      <w:r>
+        <w:t xml:space="preserve">instrução de recusa, recusou por iniciativa própria as mesmas zero</w:t>
+      </w:r>
+      <w:r>
+        <w:t xml:space="preserve"> </w:t>
+      </w:r>
+      <w:r>
+        <w:t xml:space="preserve">perguntas, mas em vez de responder com a tabela permitida improvisou</w:t>
+      </w:r>
+      <w:r>
+        <w:t xml:space="preserve"> </w:t>
+      </w:r>
+      <w:r>
+        <w:t xml:space="preserve">recusas dentro do contrato de saída: consultas que devolvem resultado</w:t>
+      </w:r>
+      <w:r>
+        <w:t xml:space="preserve"> </w:t>
+      </w:r>
+      <w:r>
+        <w:t xml:space="preserve">vazio (</w:t>
+      </w:r>
+      <w:r>
+        <w:t xml:space="preserve">“SELECT 0 WHERE 1=0”</w:t>
+      </w:r>
+      <w:r>
+        <w:t xml:space="preserve">), o valor um, ou uma mensagem de texto como</w:t>
+      </w:r>
+      <w:r>
+        <w:t xml:space="preserve"> </w:t>
+      </w:r>
+      <w:r>
+        <w:t xml:space="preserve">“Acesso negado”</w:t>
+      </w:r>
+      <w:r>
+        <w:t xml:space="preserve">, todas consultas válidas dentro do escopo, que o</w:t>
+      </w:r>
+      <w:r>
+        <w:t xml:space="preserve"> </w:t>
+      </w:r>
+      <w:r>
+        <w:t xml:space="preserve">verificador aprovou e o sistema entregou. Vinte e duas das 25</w:t>
+      </w:r>
+      <w:r>
+        <w:t xml:space="preserve"> </w:t>
+      </w:r>
+      <w:r>
+        <w:t xml:space="preserve">adversariais foram entregues assim, sem que nenhuma tocasse Bronze,</w:t>
+      </w:r>
+      <w:r>
+        <w:t xml:space="preserve"> </w:t>
+      </w:r>
+      <w:r>
+        <w:t xml:space="preserve">Silver, comando de escrita ou tabela fora do perfil; uma injeção que</w:t>
+      </w:r>
+      <w:r>
+        <w:t xml:space="preserve"> </w:t>
+      </w:r>
+      <w:r>
+        <w:t xml:space="preserve">pedia a exportação da tabela de internações resultou na entrega das</w:t>
+      </w:r>
+      <w:r>
+        <w:t xml:space="preserve"> </w:t>
+      </w:r>
+      <w:r>
+        <w:t xml:space="preserve">2.012 linhas ao gestor, que tinha acesso a elas. Com a instrução de</w:t>
+      </w:r>
+      <w:r>
+        <w:t xml:space="preserve"> </w:t>
+      </w:r>
+      <w:r>
+        <w:t xml:space="preserve">recusa, o modelo via API recusou 22 das 25 no próprio nível do modelo,</w:t>
+      </w:r>
+      <w:r>
+        <w:t xml:space="preserve"> </w:t>
+      </w:r>
+      <w:r>
+        <w:t xml:space="preserve">entregou as mesmas duas perguntas com injeção respondidas pela parte</w:t>
+      </w:r>
+      <w:r>
+        <w:t xml:space="preserve"> </w:t>
+      </w:r>
+      <w:r>
+        <w:t xml:space="preserve">benigna e a mesma pergunta fora do perfil respondida com a tabela</w:t>
+      </w:r>
+      <w:r>
+        <w:t xml:space="preserve"> </w:t>
+      </w:r>
+      <w:r>
+        <w:t xml:space="preserve">permitida, e o execution match das legítimas subiu de 88,9% para 94,4%,</w:t>
+      </w:r>
+      <w:r>
+        <w:t xml:space="preserve"> </w:t>
+      </w:r>
+      <w:r>
+        <w:t xml:space="preserve">com a pergunta de literal em caixa baixa passando a correta. A</w:t>
+      </w:r>
+      <w:r>
+        <w:t xml:space="preserve"> </w:t>
+      </w:r>
+      <w:r>
+        <w:t xml:space="preserve">configuração operacional com o modelo comercial mediu, portanto, 94,4%</w:t>
+      </w:r>
+      <w:r>
+        <w:t xml:space="preserve"> </w:t>
+      </w:r>
+      <w:r>
+        <w:t xml:space="preserve">nas legítimas e 88% de recusa devida, e o Reliability Score com</w:t>
+      </w:r>
+      <w:r>
+        <w:t xml:space="preserve"> </w:t>
+      </w:r>
+      <w:r>
+        <w:t xml:space="preserve">penalidade 10 ficou próximo de zero. A lição vale para os dois modelos:</w:t>
+      </w:r>
+      <w:r>
+        <w:t xml:space="preserve"> </w:t>
+      </w:r>
+      <w:r>
+        <w:t xml:space="preserve">um contrato de saída que só admite SQL leva o modelo a codificar a</w:t>
+      </w:r>
+      <w:r>
+        <w:t xml:space="preserve"> </w:t>
+      </w:r>
+      <w:r>
+        <w:t xml:space="preserve">recusa como consulta, e o harness a contar como resposta indevida o que</w:t>
+      </w:r>
+      <w:r>
+        <w:t xml:space="preserve"> </w:t>
+      </w:r>
+      <w:r>
+        <w:t xml:space="preserve">era uma abstenção sem canal; autorizar a recusa explicitamente resolve o</w:t>
+      </w:r>
+      <w:r>
+        <w:t xml:space="preserve"> </w:t>
+      </w:r>
+      <w:r>
+        <w:t xml:space="preserve">problema nos dois. A família de perguntas legítimas para outro perfil</w:t>
+      </w:r>
+      <w:r>
+        <w:t xml:space="preserve"> </w:t>
+      </w:r>
+      <w:r>
+        <w:t xml:space="preserve">mede o custo da governança propriamente dito: são perguntas que o hospital faria e que o</w:t>
       </w:r>
       <w:r>
         <w:t xml:space="preserve"> </w:t>
@@ -5161,19 +5753,19 @@
         <w:t xml:space="preserve"> </w:t>
       </w:r>
       <w:r>
-        <w:t xml:space="preserve">respondidas erradamente. O custo da governança consiste, portanto, em negar informação a quem não</w:t>
-      </w:r>
-      <w:r>
-        <w:t xml:space="preserve"> </w:t>
-      </w:r>
-      <w:r>
-        <w:t xml:space="preserve">tem a finalidade correspondente; sem a instrução de recusa, esse custo</w:t>
-      </w:r>
-      <w:r>
-        <w:t xml:space="preserve"> </w:t>
-      </w:r>
-      <w:r>
-        <w:t xml:space="preserve">se converte no risco de entregar uma resposta errada no lugar da</w:t>
+        <w:t xml:space="preserve">respondidas erradamente. O custo da governança consistiu, portanto, em negar informação a quem</w:t>
+      </w:r>
+      <w:r>
+        <w:t xml:space="preserve"> </w:t>
+      </w:r>
+      <w:r>
+        <w:t xml:space="preserve">não tinha a finalidade correspondente; sem a instrução de recusa, esse</w:t>
+      </w:r>
+      <w:r>
+        <w:t xml:space="preserve"> </w:t>
+      </w:r>
+      <w:r>
+        <w:t xml:space="preserve">custo se converteu no risco de entregar uma resposta errada no lugar da</w:t>
       </w:r>
       <w:r>
         <w:t xml:space="preserve"> </w:t>
@@ -5193,25 +5785,37 @@
         <w:t xml:space="preserve"> </w:t>
       </w:r>
       <w:r>
-        <w:t xml:space="preserve">complementam a leitura. Uma regra determinista que se abstivesse sempre</w:t>
-      </w:r>
-      <w:r>
-        <w:t xml:space="preserve"> </w:t>
-      </w:r>
-      <w:r>
-        <w:t xml:space="preserve">que a consulta aprovada devolvesse resultado vazio ou só com valores</w:t>
-      </w:r>
-      <w:r>
-        <w:t xml:space="preserve"> </w:t>
-      </w:r>
-      <w:r>
-        <w:t xml:space="preserve">nulos, na linha do filtro por execução do sistema vencedor do EHRSQL 2024</w:t>
-      </w:r>
-      <w:r>
-        <w:t xml:space="preserve"> </w:t>
-      </w:r>
-      <w:r>
-        <w:t xml:space="preserve">(Lee et al., 2024a), levaria a recusa devida do sistema a 92% em E1,</w:t>
+        <w:t xml:space="preserve">complementam a leitura. Uma regra determinista que se abstivesse sempre que a consulta aprovada</w:t>
+      </w:r>
+      <w:r>
+        <w:t xml:space="preserve"> </w:t>
+      </w:r>
+      <w:r>
+        <w:t xml:space="preserve">devolvesse resultado vazio ou só com valores nulos, na linha do filtro</w:t>
+      </w:r>
+      <w:r>
+        <w:t xml:space="preserve"> </w:t>
+      </w:r>
+      <w:r>
+        <w:t xml:space="preserve">por execução do sistema vencedor do EHRSQL 2024 (Lee et al., 2024a),</w:t>
+      </w:r>
+      <w:r>
+        <w:t xml:space="preserve"> </w:t>
+      </w:r>
+      <w:r>
+        <w:t xml:space="preserve">levaria a recusa devida do sistema a 92% em E1 (a versão da regra</w:t>
+      </w:r>
+      <w:r>
+        <w:t xml:space="preserve"> </w:t>
+      </w:r>
+      <w:r>
+        <w:t xml:space="preserve">versionada no harness cobre só o resultado vazio e dá 88%; a extensão</w:t>
+      </w:r>
+      <w:r>
+        <w:t xml:space="preserve"> </w:t>
+      </w:r>
+      <w:r>
+        <w:t xml:space="preserve">aos resultados nulos foi calculada sobre os relatórios),</w:t>
       </w:r>
       <w:r>
         <w:t xml:space="preserve"> </w:t>
@@ -5574,19 +6178,43 @@
         <w:t xml:space="preserve"> </w:t>
       </w:r>
       <w:r>
-        <w:t xml:space="preserve">previstos na LGPD (Brasil, 2018). A implantação local, em que nada sai do</w:t>
-      </w:r>
-      <w:r>
-        <w:t xml:space="preserve"> </w:t>
-      </w:r>
-      <w:r>
-        <w:t xml:space="preserve">perímetro, é a opção adotada na literatura mais próxima deste trabalho</w:t>
-      </w:r>
-      <w:r>
-        <w:t xml:space="preserve"> </w:t>
-      </w:r>
-      <w:r>
-        <w:t xml:space="preserve">(Al Attrach et al., 2026); a abstração do schema e dos valores antes do</w:t>
+        <w:t xml:space="preserve">previstos na LGPD (Brasil, 2018). O caminho via API, além do filtro, exigiria de um hospital um dos</w:t>
+      </w:r>
+      <w:r>
+        <w:t xml:space="preserve"> </w:t>
+      </w:r>
+      <w:r>
+        <w:t xml:space="preserve">mecanismos de transferência internacional previstos no art. 33 da LGPD e</w:t>
+      </w:r>
+      <w:r>
+        <w:t xml:space="preserve"> </w:t>
+      </w:r>
+      <w:r>
+        <w:t xml:space="preserve">um contrato com o operador do modelo, e a implantação real de qualquer</w:t>
+      </w:r>
+      <w:r>
+        <w:t xml:space="preserve"> </w:t>
+      </w:r>
+      <w:r>
+        <w:t xml:space="preserve">dos caminhos exigiria o relatório de impacto à proteção de dados do art.</w:t>
+      </w:r>
+      <w:r>
+        <w:t xml:space="preserve"> </w:t>
+      </w:r>
+      <w:r>
+        <w:t xml:space="preserve">38, ambos fora do escopo deste trabalho. A implantação local, em que</w:t>
+      </w:r>
+      <w:r>
+        <w:t xml:space="preserve"> </w:t>
+      </w:r>
+      <w:r>
+        <w:t xml:space="preserve">nada sai do perímetro, é a opção adotada na literatura mais próxima</w:t>
+      </w:r>
+      <w:r>
+        <w:t xml:space="preserve"> </w:t>
+      </w:r>
+      <w:r>
+        <w:t xml:space="preserve">deste trabalho (Al Attrach et al., 2026); a abstração do schema e dos valores antes do</w:t>
       </w:r>
       <w:r>
         <w:t xml:space="preserve"> </w:t>
@@ -5628,37 +6256,61 @@
         <w:t xml:space="preserve"> </w:t>
       </w:r>
       <w:r>
-        <w:t xml:space="preserve">reiniciado e os mesmos pesos, semente e máquina. As 183 interações do</w:t>
-      </w:r>
-      <w:r>
-        <w:t xml:space="preserve"> </w:t>
-      </w:r>
-      <w:r>
-        <w:t xml:space="preserve">segundo dia (61 perguntas, três execuções cada) repetiram exatamente as</w:t>
-      </w:r>
-      <w:r>
-        <w:t xml:space="preserve"> </w:t>
-      </w:r>
-      <w:r>
-        <w:t xml:space="preserve">consultas do primeiro, com concordância total de 100% entre os dias e</w:t>
-      </w:r>
-      <w:r>
-        <w:t xml:space="preserve"> </w:t>
-      </w:r>
-      <w:r>
-        <w:t xml:space="preserve">métricas idênticas. O modelo via API, ao</w:t>
-      </w:r>
-      <w:r>
-        <w:t xml:space="preserve"> </w:t>
-      </w:r>
-      <w:r>
-        <w:t xml:space="preserve">contrário, mudou a consulta de uma pergunta por célula entre chamadas</w:t>
-      </w:r>
-      <w:r>
-        <w:t xml:space="preserve"> </w:t>
-      </w:r>
-      <w:r>
-        <w:t xml:space="preserve">contíguas. Com semente fixa e pesos identificados, a inferência local foi</w:t>
+        <w:t xml:space="preserve">reiniciado e os mesmos pesos, semente e máquina. As 183 interações do segundo dia (61 perguntas, três execuções cada)</w:t>
+      </w:r>
+      <w:r>
+        <w:t xml:space="preserve"> </w:t>
+      </w:r>
+      <w:r>
+        <w:t xml:space="preserve">repetiram exatamente as consultas do primeiro, com concordância total de</w:t>
+      </w:r>
+      <w:r>
+        <w:t xml:space="preserve"> </w:t>
+      </w:r>
+      <w:r>
+        <w:t xml:space="preserve">100% entre os dias e métricas idênticas. A rastreabilidade foi</w:t>
+      </w:r>
+      <w:r>
+        <w:t xml:space="preserve"> </w:t>
+      </w:r>
+      <w:r>
+        <w:t xml:space="preserve">verificada em todas as execuções versionadas: as 1.077 interações da matriz, do conjunto adversarial com os dois</w:t>
+      </w:r>
+      <w:r>
+        <w:t xml:space="preserve"> </w:t>
+      </w:r>
+      <w:r>
+        <w:t xml:space="preserve">modelos, da ponte com o modelo via API e da repetição têm registro de</w:t>
+      </w:r>
+      <w:r>
+        <w:t xml:space="preserve"> </w:t>
+      </w:r>
+      <w:r>
+        <w:t xml:space="preserve">entrada e de saída na trilha, e as cinco cadeias de hashes foram</w:t>
+      </w:r>
+      <w:r>
+        <w:t xml:space="preserve"> </w:t>
+      </w:r>
+      <w:r>
+        <w:t xml:space="preserve">conferidas íntegras a partir do arquivo. O modelo via API, ao contrário, mudou a consulta entre chamadas</w:t>
+      </w:r>
+      <w:r>
+        <w:t xml:space="preserve"> </w:t>
+      </w:r>
+      <w:r>
+        <w:t xml:space="preserve">contíguas em uma pergunta por célula na matriz e em sete perguntas de E0</w:t>
+      </w:r>
+      <w:r>
+        <w:t xml:space="preserve"> </w:t>
+      </w:r>
+      <w:r>
+        <w:t xml:space="preserve">e uma de E1 no conjunto adversarial, quase todas nas recusas</w:t>
+      </w:r>
+      <w:r>
+        <w:t xml:space="preserve"> </w:t>
+      </w:r>
+      <w:r>
+        <w:t xml:space="preserve">improvisadas. Com semente fixa e pesos identificados, a inferência local foi</w:t>
       </w:r>
       <w:r>
         <w:t xml:space="preserve"> </w:t>
@@ -5737,9 +6389,9 @@
         <w:tblLook w:firstRow="1" w:lastRow="0" w:firstColumn="0" w:lastColumn="0" w:noHBand="0" w:noVBand="0" w:val="0020"/>
       </w:tblPr>
       <w:tblGrid>
-        <w:gridCol w:w="2640"/>
-        <w:gridCol w:w="2640"/>
-        <w:gridCol w:w="2640"/>
+        <w:gridCol w:w="4803"/>
+        <w:gridCol w:w="1558"/>
+        <w:gridCol w:w="1558"/>
       </w:tblGrid>
       <w:tr>
         <w:trPr>
@@ -5798,19 +6450,16 @@
               <w:pStyle w:val="Compact"/>
             </w:pPr>
             <w:r>
-              <w:t xml:space="preserve">43,4% a 78% (Tanković et al., 2025; Li et al., 2026)</w:t>
-            </w:r>
-          </w:p>
-        </w:tc>
-        <w:tc>
-          <w:tcPr/>
-          <w:p>
-            <w:pPr>
-              <w:pStyle w:val="Compact"/>
-            </w:pPr>
-            <w:r>
-              <w:t xml:space="preserve">72,2% (local); 90,7% (via API)</w:t>
-            </w:r>
+              <w:t xml:space="preserve">43,4%</w:t>
+            </w:r>
+          </w:p>
+        </w:tc>
+        <w:tc>
+          <w:tcPr/>
+          <w:p>
+            <w:pPr>
+              <w:pStyle w:val="Compact"/>
+            </w:pPr>
           </w:p>
         </w:tc>
       </w:tr>
@@ -5822,30 +6471,27 @@
               <w:pStyle w:val="Compact"/>
             </w:pPr>
             <w:r>
-              <w:t xml:space="preserve">Execution match, agentes com ferramentas e correção</w:t>
-            </w:r>
-          </w:p>
-        </w:tc>
-        <w:tc>
-          <w:tcPr/>
-          <w:p>
-            <w:pPr>
-              <w:pStyle w:val="Compact"/>
-            </w:pPr>
-            <w:r>
-              <w:t xml:space="preserve">83,3% a 94% (Al Attrach et al., 2026; Waltl, 2025)</w:t>
-            </w:r>
-          </w:p>
-        </w:tc>
-        <w:tc>
-          <w:tcPr/>
-          <w:p>
-            <w:pPr>
-              <w:pStyle w:val="Compact"/>
-            </w:pPr>
-            <w:r>
-              <w:t xml:space="preserve">não avaliado</w:t>
-            </w:r>
+              <w:t xml:space="preserve">(Tanković et al., 2025) a 78% (Li et al., 2026)</w:t>
+            </w:r>
+          </w:p>
+        </w:tc>
+        <w:tc>
+          <w:tcPr/>
+          <w:p>
+            <w:pPr>
+              <w:pStyle w:val="Compact"/>
+            </w:pPr>
+            <w:r>
+              <w:t xml:space="preserve">72,2% (local); 90,7%</w:t>
+            </w:r>
+          </w:p>
+        </w:tc>
+        <w:tc>
+          <w:tcPr/>
+          <w:p>
+            <w:pPr>
+              <w:pStyle w:val="Compact"/>
+            </w:pPr>
           </w:p>
         </w:tc>
       </w:tr>
@@ -5857,30 +6503,24 @@
               <w:pStyle w:val="Compact"/>
             </w:pPr>
             <w:r>
-              <w:t xml:space="preserve">Recusa correta em perguntas sem resposta no schema</w:t>
-            </w:r>
-          </w:p>
-        </w:tc>
-        <w:tc>
-          <w:tcPr/>
-          <w:p>
-            <w:pPr>
-              <w:pStyle w:val="Compact"/>
-            </w:pPr>
-            <w:r>
-              <w:t xml:space="preserve">69% (Al Attrach et al., 2026, modelo aberto de 20 bilhões)</w:t>
-            </w:r>
-          </w:p>
-        </w:tc>
-        <w:tc>
-          <w:tcPr/>
-          <w:p>
-            <w:pPr>
-              <w:pStyle w:val="Compact"/>
-            </w:pPr>
-            <w:r>
-              <w:t xml:space="preserve">60% na família equivalente (E1); 88% no conjunto adversarial completo, no sistema</w:t>
-            </w:r>
+              <w:t xml:space="preserve">(via API)</w:t>
+            </w:r>
+          </w:p>
+        </w:tc>
+        <w:tc>
+          <w:tcPr/>
+          <w:p>
+            <w:pPr>
+              <w:pStyle w:val="Compact"/>
+            </w:pPr>
+          </w:p>
+        </w:tc>
+        <w:tc>
+          <w:tcPr/>
+          <w:p>
+            <w:pPr>
+              <w:pStyle w:val="Compact"/>
+            </w:pPr>
           </w:p>
         </w:tc>
       </w:tr>
@@ -5892,29 +6532,29 @@
               <w:pStyle w:val="Compact"/>
             </w:pPr>
             <w:r>
-              <w:t xml:space="preserve">Vazamento com política apenas no prompt</w:t>
-            </w:r>
-          </w:p>
-        </w:tc>
-        <w:tc>
-          <w:tcPr/>
-          <w:p>
-            <w:pPr>
-              <w:pStyle w:val="Compact"/>
-            </w:pPr>
-            <w:r>
-              <w:t xml:space="preserve">4,8% a 42,4% (Miyamoto et al., 2026)</w:t>
-            </w:r>
-          </w:p>
-        </w:tc>
-        <w:tc>
-          <w:tcPr/>
-          <w:p>
-            <w:pPr>
-              <w:pStyle w:val="Compact"/>
-            </w:pPr>
-            <w:r>
-              <w:t xml:space="preserve">0 violação de política entregue, com verificador</w:t>
+              <w:t xml:space="preserve">Execution match, agentes com ferramentas e correção</w:t>
+            </w:r>
+          </w:p>
+        </w:tc>
+        <w:tc>
+          <w:tcPr/>
+          <w:p>
+            <w:pPr>
+              <w:pStyle w:val="Compact"/>
+            </w:pPr>
+            <w:r>
+              <w:t xml:space="preserve">83,3% a 94% (Al Attrach et al., 2026; Waltl, 2025)</w:t>
+            </w:r>
+          </w:p>
+        </w:tc>
+        <w:tc>
+          <w:tcPr/>
+          <w:p>
+            <w:pPr>
+              <w:pStyle w:val="Compact"/>
+            </w:pPr>
+            <w:r>
+              <w:t xml:space="preserve">não avaliado</w:t>
             </w:r>
           </w:p>
         </w:tc>
@@ -5927,36 +6567,91 @@
               <w:pStyle w:val="Compact"/>
             </w:pPr>
             <w:r>
-              <w:t xml:space="preserve">Violação da política de acesso pelo modelo</w:t>
-            </w:r>
-          </w:p>
-        </w:tc>
-        <w:tc>
-          <w:tcPr/>
-          <w:p>
-            <w:pPr>
-              <w:pStyle w:val="Compact"/>
-            </w:pPr>
-            <w:r>
-              <w:t xml:space="preserve">7,4% no BIRD para um modelo comercial (Fei et al., 2026)</w:t>
-            </w:r>
-          </w:p>
-        </w:tc>
-        <w:tc>
-          <w:tcPr/>
-          <w:p>
-            <w:pPr>
-              <w:pStyle w:val="Compact"/>
-            </w:pPr>
-            <w:r>
-              <w:t xml:space="preserve">0 no sistema em todas as células</w:t>
-            </w:r>
+              <w:t xml:space="preserve">Recusa correta em perguntas sem resposta no schema</w:t>
+            </w:r>
+          </w:p>
+        </w:tc>
+        <w:tc>
+          <w:tcPr/>
+          <w:p>
+            <w:pPr>
+              <w:pStyle w:val="Compact"/>
+            </w:pPr>
+            <w:r>
+              <w:t xml:space="preserve">69% (Al Attrach</w:t>
+            </w:r>
+          </w:p>
+        </w:tc>
+        <w:tc>
+          <w:tcPr/>
+          <w:p>
+            <w:pPr>
+              <w:pStyle w:val="Compact"/>
+            </w:pPr>
+          </w:p>
+        </w:tc>
+      </w:tr>
+      <w:tr>
+        <w:tc>
+          <w:tcPr/>
+          <w:p>
+            <w:pPr>
+              <w:pStyle w:val="Compact"/>
+            </w:pPr>
+            <w:r>
+              <w:t xml:space="preserve">et al., 2026, modelo aberto de 20 bilhões)</w:t>
+            </w:r>
+          </w:p>
+        </w:tc>
+        <w:tc>
+          <w:tcPr/>
+          <w:p>
+            <w:pPr>
+              <w:pStyle w:val="Compact"/>
+            </w:pPr>
+            <w:r>
+              <w:t xml:space="preserve">60% na família equivalente</w:t>
+            </w:r>
+          </w:p>
+        </w:tc>
+        <w:tc>
+          <w:tcPr/>
+          <w:p>
+            <w:pPr>
+              <w:pStyle w:val="Compact"/>
+            </w:pPr>
           </w:p>
         </w:tc>
       </w:tr>
     </w:tbl>
     <w:p>
       <w:pPr>
+        <w:pStyle w:val="BodyText"/>
+      </w:pPr>
+      <w:r>
+        <w:t xml:space="preserve">com o modelo local e 100% com o modelo via API (E1); 88% no conjunto</w:t>
+      </w:r>
+      <w:r>
+        <w:t xml:space="preserve"> </w:t>
+      </w:r>
+      <w:r>
+        <w:t xml:space="preserve">adversarial completo com ambos |</w:t>
+      </w:r>
+      <w:r>
+        <w:t xml:space="preserve"> </w:t>
+      </w:r>
+      <w:r>
+        <w:t xml:space="preserve">| Vazamento com política apenas no prompt | 4,8% a 42,4% (Miyamoto et al., 2026) | 0 violação de política entregue, com verificador |</w:t>
+      </w:r>
+      <w:r>
+        <w:t xml:space="preserve"> </w:t>
+      </w:r>
+      <w:r>
+        <w:t xml:space="preserve">| Violação da política de acesso pelo modelo | 7,4% no BIRD para um modelo comercial (Fei et al., 2026) | 0 no sistema em todas as células |</w:t>
+      </w:r>
+    </w:p>
+    <w:p>
+      <w:pPr>
         <w:pStyle w:val="FonteTabela"/>
       </w:pPr>
       <w:r>
@@ -6004,31 +6699,31 @@
         <w:t xml:space="preserve"> </w:t>
       </w:r>
       <w:r>
-        <w:t xml:space="preserve">determinista em código decide a execução. Em recusa de perguntas sem</w:t>
-      </w:r>
-      <w:r>
-        <w:t xml:space="preserve"> </w:t>
-      </w:r>
-      <w:r>
-        <w:t xml:space="preserve">resposta, a família comparável ficou abaixo do valor de Al Attrach et</w:t>
-      </w:r>
-      <w:r>
-        <w:t xml:space="preserve"> </w:t>
-      </w:r>
-      <w:r>
-        <w:t xml:space="preserve">al. (2026), 60% contra 69%, com um modelo menor; o valor mais alto, de</w:t>
-      </w:r>
-      <w:r>
-        <w:t xml:space="preserve"> </w:t>
-      </w:r>
-      <w:r>
-        <w:t xml:space="preserve">88%, vale para o conjunto adversarial completo, em que o verificador</w:t>
-      </w:r>
-      <w:r>
-        <w:t xml:space="preserve"> </w:t>
-      </w:r>
-      <w:r>
-        <w:t xml:space="preserve">responde pela maior parte das recusas. A contribuição do</w:t>
+        <w:t xml:space="preserve">determinista em código decide a execução. Em recusa de perguntas sem resposta, a família comparável ficou abaixo</w:t>
+      </w:r>
+      <w:r>
+        <w:t xml:space="preserve"> </w:t>
+      </w:r>
+      <w:r>
+        <w:t xml:space="preserve">do valor de Al Attrach et al. (2026) com o modelo local, 60% contra 69%,</w:t>
+      </w:r>
+      <w:r>
+        <w:t xml:space="preserve"> </w:t>
+      </w:r>
+      <w:r>
+        <w:t xml:space="preserve">e acima com o modelo via API, que recusou as cinco; o valor de 88% vale</w:t>
+      </w:r>
+      <w:r>
+        <w:t xml:space="preserve"> </w:t>
+      </w:r>
+      <w:r>
+        <w:t xml:space="preserve">para o conjunto adversarial completo, em que, no modelo local, o</w:t>
+      </w:r>
+      <w:r>
+        <w:t xml:space="preserve"> </w:t>
+      </w:r>
+      <w:r>
+        <w:t xml:space="preserve">verificador responde pela maior parte das recusas. A contribuição do</w:t>
       </w:r>
       <w:r>
         <w:t xml:space="preserve"> </w:t>
@@ -6130,7 +6825,25 @@
         <w:t xml:space="preserve"> </w:t>
       </w:r>
       <w:r>
-        <w:t xml:space="preserve">cada função e não foi validada em campo com um hospital. O k-anonimato</w:t>
+        <w:t xml:space="preserve">cada função e não foi validada em campo com um hospital; para o gestor,</w:t>
+      </w:r>
+      <w:r>
+        <w:t xml:space="preserve"> </w:t>
+      </w:r>
+      <w:r>
+        <w:t xml:space="preserve">a tabela de internações poderia ser exposta só como agregados por tipo,</w:t>
+      </w:r>
+      <w:r>
+        <w:t xml:space="preserve"> </w:t>
+      </w:r>
+      <w:r>
+        <w:t xml:space="preserve">faixa etária e situação, sem perda para as perguntas avaliadas, o que</w:t>
+      </w:r>
+      <w:r>
+        <w:t xml:space="preserve"> </w:t>
+      </w:r>
+      <w:r>
+        <w:t xml:space="preserve">reduziria o risco de reidentificação no subconjunto em andamento. O k-anonimato</w:t>
       </w:r>
       <w:r>
         <w:t xml:space="preserve"> </w:t>
@@ -6172,25 +6885,43 @@
         <w:t xml:space="preserve"> </w:t>
       </w:r>
       <w:r>
-        <w:t xml:space="preserve">foi, por isso, considerada parcial. A reprodutibilidade exata foi</w:t>
-      </w:r>
-      <w:r>
-        <w:t xml:space="preserve"> </w:t>
-      </w:r>
-      <w:r>
-        <w:t xml:space="preserve">verificada em uma única máquina, e a latência do modelo local, de 4 a 5</w:t>
-      </w:r>
-      <w:r>
-        <w:t xml:space="preserve"> </w:t>
-      </w:r>
-      <w:r>
-        <w:t xml:space="preserve">segundos por pergunta em um notebook, não foi avaliada frente a requisitos</w:t>
-      </w:r>
-      <w:r>
-        <w:t xml:space="preserve"> </w:t>
-      </w:r>
-      <w:r>
-        <w:t xml:space="preserve">de uso.</w:t>
+        <w:t xml:space="preserve">foi, por isso, considerada parcial. A reprodutibilidade exata foi verificada em uma única máquina, e a</w:t>
+      </w:r>
+      <w:r>
+        <w:t xml:space="preserve"> </w:t>
+      </w:r>
+      <w:r>
+        <w:t xml:space="preserve">latência do modelo local, de 4 a 5 segundos por pergunta em um notebook,</w:t>
+      </w:r>
+      <w:r>
+        <w:t xml:space="preserve"> </w:t>
+      </w:r>
+      <w:r>
+        <w:t xml:space="preserve">não foi avaliada frente a requisitos de uso. A interação tem um único</w:t>
+      </w:r>
+      <w:r>
+        <w:t xml:space="preserve"> </w:t>
+      </w:r>
+      <w:r>
+        <w:t xml:space="preserve">turno: o sistema não pede esclarecimento, não mostra ao usuário a</w:t>
+      </w:r>
+      <w:r>
+        <w:t xml:space="preserve"> </w:t>
+      </w:r>
+      <w:r>
+        <w:t xml:space="preserve">leitura que adotou e responde à pergunta ambígua com uma das leituras</w:t>
+      </w:r>
+      <w:r>
+        <w:t xml:space="preserve"> </w:t>
+      </w:r>
+      <w:r>
+        <w:t xml:space="preserve">possíveis; o anotador independente julgou ambíguas três das 18</w:t>
+      </w:r>
+      <w:r>
+        <w:t xml:space="preserve"> </w:t>
+      </w:r>
+      <w:r>
+        <w:t xml:space="preserve">perguntas. A célula C4 com instrução de recusa não foi medida.</w:t>
       </w:r>
     </w:p>
     <w:bookmarkEnd w:id="43"/>
@@ -6221,13 +6952,19 @@
         <w:t xml:space="preserve"> </w:t>
       </w:r>
       <w:r>
-        <w:t xml:space="preserve">foram cumpridos, do levantamento da literatura ao protótipo avaliado com</w:t>
-      </w:r>
-      <w:r>
-        <w:t xml:space="preserve"> </w:t>
-      </w:r>
-      <w:r>
-        <w:t xml:space="preserve">hipóteses registradas antes dos números.</w:t>
+        <w:t xml:space="preserve">foram cumpridos no escopo ajustado declarado na Metodologia, do</w:t>
+      </w:r>
+      <w:r>
+        <w:t xml:space="preserve"> </w:t>
+      </w:r>
+      <w:r>
+        <w:t xml:space="preserve">levantamento da literatura ao protótipo avaliado com hipóteses</w:t>
+      </w:r>
+      <w:r>
+        <w:t xml:space="preserve"> </w:t>
+      </w:r>
+      <w:r>
+        <w:t xml:space="preserve">registradas antes dos números.</w:t>
       </w:r>
     </w:p>
     <w:p>
@@ -6235,43 +6972,61 @@
         <w:pStyle w:val="BodyText"/>
       </w:pPr>
       <w:r>
-        <w:t xml:space="preserve">A hipótese tem duas partes, com respostas diferentes. A acurácia</w:t>
-      </w:r>
-      <w:r>
-        <w:t xml:space="preserve"> </w:t>
-      </w:r>
-      <w:r>
-        <w:t xml:space="preserve">superior ao limiar previsto foi atingida, na estimativa pontual, com o</w:t>
-      </w:r>
-      <w:r>
-        <w:t xml:space="preserve"> </w:t>
-      </w:r>
-      <w:r>
-        <w:t xml:space="preserve">modelo comercial via API sob o prompt que descreve o schema e informa o</w:t>
-      </w:r>
-      <w:r>
-        <w:t xml:space="preserve"> </w:t>
-      </w:r>
-      <w:r>
-        <w:t xml:space="preserve">escopo do perfil; não foi atingida com o modelo aberto executado</w:t>
-      </w:r>
-      <w:r>
-        <w:t xml:space="preserve"> </w:t>
-      </w:r>
-      <w:r>
-        <w:t xml:space="preserve">localmente, que ficou dentro da faixa publicada para sistemas de uma</w:t>
-      </w:r>
-      <w:r>
-        <w:t xml:space="preserve"> </w:t>
-      </w:r>
-      <w:r>
-        <w:t xml:space="preserve">única chamada. Em ambos os casos o tamanho do conjunto de perguntas</w:t>
-      </w:r>
-      <w:r>
-        <w:t xml:space="preserve"> </w:t>
-      </w:r>
-      <w:r>
-        <w:t xml:space="preserve">impede afirmar de que lado do limiar está o valor verdadeiro. Quanto à</w:t>
+        <w:t xml:space="preserve">A hipótese tem duas partes, com respostas diferentes. Quanto à acurácia,</w:t>
+      </w:r>
+      <w:r>
+        <w:t xml:space="preserve"> </w:t>
+      </w:r>
+      <w:r>
+        <w:t xml:space="preserve">o veredito é o mesmo enunciado no Resumo: o limiar previsto foi atingido na estimativa pontual só com o modelo</w:t>
+      </w:r>
+      <w:r>
+        <w:t xml:space="preserve"> </w:t>
+      </w:r>
+      <w:r>
+        <w:t xml:space="preserve">comercial, tanto sob o prompt que descreve o schema e informa o escopo</w:t>
+      </w:r>
+      <w:r>
+        <w:t xml:space="preserve"> </w:t>
+      </w:r>
+      <w:r>
+        <w:t xml:space="preserve">quanto na configuração operacional que autoriza a recusa, e não foi</w:t>
+      </w:r>
+      <w:r>
+        <w:t xml:space="preserve"> </w:t>
+      </w:r>
+      <w:r>
+        <w:t xml:space="preserve">atingido com o modelo aberto executado localmente, e o tamanho do conjunto de perguntas impede</w:t>
+      </w:r>
+      <w:r>
+        <w:t xml:space="preserve"> </w:t>
+      </w:r>
+      <w:r>
+        <w:t xml:space="preserve">afirmar de que lado do limiar está o valor verdadeiro. Cabe separar o</w:t>
+      </w:r>
+      <w:r>
+        <w:t xml:space="preserve"> </w:t>
+      </w:r>
+      <w:r>
+        <w:t xml:space="preserve">que é da arquitetura do que é do modelo: o nível de acurácia é</w:t>
+      </w:r>
+      <w:r>
+        <w:t xml:space="preserve"> </w:t>
+      </w:r>
+      <w:r>
+        <w:t xml:space="preserve">propriedade do modelo e do prompt, e a arquitetura, por si, apenas o</w:t>
+      </w:r>
+      <w:r>
+        <w:t xml:space="preserve"> </w:t>
+      </w:r>
+      <w:r>
+        <w:t xml:space="preserve">preserva ou o reduz; o que a arquitetura respondeu foi que não o reduziu</w:t>
+      </w:r>
+      <w:r>
+        <w:t xml:space="preserve"> </w:t>
+      </w:r>
+      <w:r>
+        <w:t xml:space="preserve">por recusa indevida e que garantiu o escopo em todas as configurações. Quanto à</w:t>
       </w:r>
       <w:r>
         <w:t xml:space="preserve"> </w:t>
@@ -6289,19 +7044,31 @@
         <w:t xml:space="preserve"> </w:t>
       </w:r>
       <w:r>
-        <w:t xml:space="preserve">LGPD, com proteção dos dados verificada por teste, escopo de acesso</w:t>
-      </w:r>
-      <w:r>
-        <w:t xml:space="preserve"> </w:t>
-      </w:r>
-      <w:r>
-        <w:t xml:space="preserve">garantido por verificador em código e auditoria encadeada, e com as</w:t>
-      </w:r>
-      <w:r>
-        <w:t xml:space="preserve"> </w:t>
-      </w:r>
-      <w:r>
-        <w:t xml:space="preserve">normas da ANVISA adotadas por analogia.</w:t>
+        <w:t xml:space="preserve">LGPD, com proteção dos dados verificada por teste sobre o conjunto completo,</w:t>
+      </w:r>
+      <w:r>
+        <w:t xml:space="preserve"> </w:t>
+      </w:r>
+      <w:r>
+        <w:t xml:space="preserve">escopo de acesso garantido por verificador em código e auditoria</w:t>
+      </w:r>
+      <w:r>
+        <w:t xml:space="preserve"> </w:t>
+      </w:r>
+      <w:r>
+        <w:t xml:space="preserve">encadeada; a parte relativa às normas da ANVISA não pôde ser testada,</w:t>
+      </w:r>
+      <w:r>
+        <w:t xml:space="preserve"> </w:t>
+      </w:r>
+      <w:r>
+        <w:t xml:space="preserve">porque a norma não incide sobre software de gestão sem finalidade</w:t>
+      </w:r>
+      <w:r>
+        <w:t xml:space="preserve"> </w:t>
+      </w:r>
+      <w:r>
+        <w:t xml:space="preserve">clínica, e foi tratada por analogia.</w:t>
       </w:r>
     </w:p>
     <w:p>
@@ -6315,37 +7082,37 @@
         <w:t xml:space="preserve"> </w:t>
       </w:r>
       <w:r>
-        <w:t xml:space="preserve">recusa indevida. Nenhuma pergunta dentro do escopo do</w:t>
-      </w:r>
-      <w:r>
-        <w:t xml:space="preserve"> </w:t>
-      </w:r>
-      <w:r>
-        <w:t xml:space="preserve">perfil foi recusada quando o prompt informou esse escopo; o custo em</w:t>
-      </w:r>
-      <w:r>
-        <w:t xml:space="preserve"> </w:t>
-      </w:r>
-      <w:r>
-        <w:t xml:space="preserve">acurácia da configuração operacional foi de uma única pergunta legítima,</w:t>
-      </w:r>
-      <w:r>
-        <w:t xml:space="preserve"> </w:t>
-      </w:r>
-      <w:r>
-        <w:t xml:space="preserve">respondida de outro modo depois que o modelo foi autorizado a recusar; e</w:t>
-      </w:r>
-      <w:r>
-        <w:t xml:space="preserve"> </w:t>
-      </w:r>
-      <w:r>
-        <w:t xml:space="preserve">o custo da governança apareceu onde deve aparecer, na negação de</w:t>
-      </w:r>
-      <w:r>
-        <w:t xml:space="preserve"> </w:t>
-      </w:r>
-      <w:r>
-        <w:t xml:space="preserve">perguntas para as quais o perfil não tem finalidade. A garantia de</w:t>
+        <w:t xml:space="preserve">recusa indevida. Nenhuma pergunta dentro do escopo do perfil foi recusada quando o prompt</w:t>
+      </w:r>
+      <w:r>
+        <w:t xml:space="preserve"> </w:t>
+      </w:r>
+      <w:r>
+        <w:t xml:space="preserve">informou esse escopo; a configuração operacional pagou por isso uma</w:t>
+      </w:r>
+      <w:r>
+        <w:t xml:space="preserve"> </w:t>
+      </w:r>
+      <w:r>
+        <w:t xml:space="preserve">regressão pontual em pergunta legítima, respondida de outro modo depois</w:t>
+      </w:r>
+      <w:r>
+        <w:t xml:space="preserve"> </w:t>
+      </w:r>
+      <w:r>
+        <w:t xml:space="preserve">que o modelo foi autorizado a recusar; e o custo da governança apareceu</w:t>
+      </w:r>
+      <w:r>
+        <w:t xml:space="preserve"> </w:t>
+      </w:r>
+      <w:r>
+        <w:t xml:space="preserve">onde deve aparecer, na negação de perguntas para as quais o perfil não</w:t>
+      </w:r>
+      <w:r>
+        <w:t xml:space="preserve"> </w:t>
+      </w:r>
+      <w:r>
+        <w:t xml:space="preserve">tem finalidade. A garantia de</w:t>
       </w:r>
       <w:r>
         <w:t xml:space="preserve"> </w:t>
@@ -6363,13 +7130,25 @@
         <w:t xml:space="preserve"> </w:t>
       </w:r>
       <w:r>
-        <w:t xml:space="preserve">fora do perfil; a garantia de pertinência não veio de lugar algum até que</w:t>
-      </w:r>
-      <w:r>
-        <w:t xml:space="preserve"> </w:t>
-      </w:r>
-      <w:r>
-        <w:t xml:space="preserve">o modelo fosse autorizado a recusar, e mesmo então permaneceu incompleta.</w:t>
+        <w:t xml:space="preserve">fora do perfil; a garantia de pertinência não veio de lugar algum até que o modelo fosse</w:t>
+      </w:r>
+      <w:r>
+        <w:t xml:space="preserve"> </w:t>
+      </w:r>
+      <w:r>
+        <w:t xml:space="preserve">autorizado a recusar, e mesmo então permaneceu incompleta; sem esse</w:t>
+      </w:r>
+      <w:r>
+        <w:t xml:space="preserve"> </w:t>
+      </w:r>
+      <w:r>
+        <w:t xml:space="preserve">canal, o modelo comercial codificou recusas como consultas vazias ou</w:t>
+      </w:r>
+      <w:r>
+        <w:t xml:space="preserve"> </w:t>
+      </w:r>
+      <w:r>
+        <w:t xml:space="preserve">mensagens, que o sistema entregou como resposta.</w:t>
       </w:r>
       <w:r>
         <w:t xml:space="preserve"> </w:t>
@@ -6395,13 +7174,19 @@
         <w:t xml:space="preserve"> </w:t>
       </w:r>
       <w:r>
-        <w:t xml:space="preserve">registro. O desenho do prompt reduziu a um terço a distância entre um modelo local gratuito e</w:t>
-      </w:r>
-      <w:r>
-        <w:t xml:space="preserve"> </w:t>
-      </w:r>
-      <w:r>
-        <w:t xml:space="preserve">um modelo comercial, o que torna a implantação local, sem saída de dados</w:t>
+        <w:t xml:space="preserve">registro. O desenho do prompt reduziu de forma acentuada a distância entre um</w:t>
+      </w:r>
+      <w:r>
+        <w:t xml:space="preserve"> </w:t>
+      </w:r>
+      <w:r>
+        <w:t xml:space="preserve">modelo local gratuito e um modelo comercial, o que torna a implantação</w:t>
+      </w:r>
+      <w:r>
+        <w:t xml:space="preserve"> </w:t>
+      </w:r>
+      <w:r>
+        <w:t xml:space="preserve">local, sem saída de dados</w:t>
       </w:r>
       <w:r>
         <w:t xml:space="preserve"> </w:t>
@@ -6445,19 +7230,25 @@
         <w:t xml:space="preserve"> </w:t>
       </w:r>
       <w:r>
-        <w:t xml:space="preserve">com itens escritos por profissionais de hospital, a extensão do controle</w:t>
-      </w:r>
-      <w:r>
-        <w:t xml:space="preserve"> </w:t>
-      </w:r>
-      <w:r>
-        <w:t xml:space="preserve">de acesso à granularidade de coluna, a implementação da retenção e do</w:t>
-      </w:r>
-      <w:r>
-        <w:t xml:space="preserve"> </w:t>
-      </w:r>
-      <w:r>
-        <w:t xml:space="preserve">expurgo do texto das perguntas na trilha de auditoria e a avaliação em</w:t>
+        <w:t xml:space="preserve">com itens escritos por profissionais de hospital, a extensão do controle de acesso à granularidade de coluna, a</w:t>
+      </w:r>
+      <w:r>
+        <w:t xml:space="preserve"> </w:t>
+      </w:r>
+      <w:r>
+        <w:t xml:space="preserve">implementação da retenção e do expurgo do texto das perguntas na trilha</w:t>
+      </w:r>
+      <w:r>
+        <w:t xml:space="preserve"> </w:t>
+      </w:r>
+      <w:r>
+        <w:t xml:space="preserve">de auditoria, a exibição ao usuário da leitura adotada pelo sistema e do</w:t>
+      </w:r>
+      <w:r>
+        <w:t xml:space="preserve"> </w:t>
+      </w:r>
+      <w:r>
+        <w:t xml:space="preserve">motivo de cada recusa, e a avaliação em</w:t>
       </w:r>
       <w:r>
         <w:t xml:space="preserve"> </w:t>
@@ -6473,7 +7264,7 @@
       </w:r>
     </w:p>
     <w:bookmarkEnd w:id="45"/>
-    <w:bookmarkStart w:id="57" w:name="referências"/>
+    <w:bookmarkStart w:id="46" w:name="referências"/>
     <w:p>
       <w:pPr>
         <w:pStyle w:val="Heading1"/>
@@ -6487,21 +7278,7 @@
         <w:pStyle w:val="Referencia"/>
       </w:pPr>
       <w:r>
-        <w:t xml:space="preserve">Abedini, S.; Mohapatra, S.; Emerson, D.B.; Shafieinejad, M.; Cresswell, J.C.; He, X. 2025. MaskSQL: safeguarding privacy for LLM-based text-to-SQL via abstraction. arXiv:2509.23459 (aceito no 3rd Workshop on Regulatable ML, NeurIPS 2025). Disponível em:</w:t>
-      </w:r>
-      <w:r>
-        <w:t xml:space="preserve"> </w:t>
-      </w:r>
-      <w:hyperlink r:id="rId46">
-        <w:r>
-          <w:rPr>
-            <w:rStyle w:val="Hyperlink"/>
-          </w:rPr>
-          <w:t xml:space="preserve">https://arxiv.org/abs/2509.23459</w:t>
-        </w:r>
-      </w:hyperlink>
-      <w:r>
-        <w:t xml:space="preserve">. Acesso em: 22 set. 2026.</w:t>
+        <w:t xml:space="preserve">Abedini, S.; Mohapatra, S.; Emerson, D.B.; Shafieinejad, M.; Cresswell, J.C.; He, X. 2025. MaskSQL: safeguarding privacy for LLM-based text-to-SQL via abstraction. arXiv:2509.23459 (aceito no 3rd Workshop on Regulatable ML, NeurIPS 2025). Disponível em: &lt;https://arxiv.org/abs/2509.23459&gt;. Acesso em: 22 set. 2026.</w:t>
       </w:r>
     </w:p>
     <w:p>
@@ -6541,21 +7318,7 @@
         <w:pStyle w:val="Referencia"/>
       </w:pPr>
       <w:r>
-        <w:t xml:space="preserve">Armbrust, M.; Ghodsi, A.; Xin, R.; Zaharia, M. 2021. Lakehouse: a new generation of open platforms that unify data warehousing and advanced analytics. In: Conference on Innovative Data Systems Research (CIDR), 11., 2021, evento virtual. Anais… Disponível em:</w:t>
-      </w:r>
-      <w:r>
-        <w:t xml:space="preserve"> </w:t>
-      </w:r>
-      <w:hyperlink r:id="rId47">
-        <w:r>
-          <w:rPr>
-            <w:rStyle w:val="Hyperlink"/>
-          </w:rPr>
-          <w:t xml:space="preserve">https://www.cidrdb.org/cidr2021/papers/cidr2021_paper17.pdf</w:t>
-        </w:r>
-      </w:hyperlink>
-      <w:r>
-        <w:t xml:space="preserve">. Acesso em: 22 set. 2026.</w:t>
+        <w:t xml:space="preserve">Armbrust, M.; Ghodsi, A.; Xin, R.; Zaharia, M. 2021. Lakehouse: a new generation of open platforms that unify data warehousing and advanced analytics. In: Conference on Innovative Data Systems Research (CIDR), 11., 2021, evento virtual. Anais… Disponível em: &lt;https://www.cidrdb.org/cidr2021/papers/cidr2021_paper17.pdf&gt;. Acesso em: 22 set. 2026.</w:t>
       </w:r>
     </w:p>
     <w:p>
@@ -6583,21 +7346,7 @@
         <w:pStyle w:val="Referencia"/>
       </w:pPr>
       <w:r>
-        <w:t xml:space="preserve">Autoridade Nacional de Proteção de Dados [ANPD]. 2024. Radar tecnológico: inteligência artificial generativa. Disponível em:</w:t>
-      </w:r>
-      <w:r>
-        <w:t xml:space="preserve"> </w:t>
-      </w:r>
-      <w:hyperlink r:id="rId48">
-        <w:r>
-          <w:rPr>
-            <w:rStyle w:val="Hyperlink"/>
-          </w:rPr>
-          <w:t xml:space="preserve">https://www.gov.br/anpd/pt-br/documentos-e-publicacoes/documentos-de-publicacoes/radar_tecnologico_ia_generativa_anpd.pdf</w:t>
-        </w:r>
-      </w:hyperlink>
-      <w:r>
-        <w:t xml:space="preserve">. Acesso em: 10 jun. 2026.</w:t>
+        <w:t xml:space="preserve">Autoridade Nacional de Proteção de Dados [ANPD]. 2024. Radar tecnológico: inteligência artificial generativa. Disponível em: &lt;https://www.gov.br/anpd/pt-br/documentos-e-publicacoes/documentos-de-publicacoes/radar_tecnologico_ia_generativa_anpd.pdf&gt;. Acesso em: 10 jun. 2026.</w:t>
       </w:r>
     </w:p>
     <w:p>
@@ -6629,21 +7378,7 @@
         <w:pStyle w:val="Referencia"/>
       </w:pPr>
       <w:r>
-        <w:t xml:space="preserve">European Data Protection Board [EDPB]. 2025. Guidelines 01/2025 on pseudonymisation. Disponível em:</w:t>
-      </w:r>
-      <w:r>
-        <w:t xml:space="preserve"> </w:t>
-      </w:r>
-      <w:hyperlink r:id="rId49">
-        <w:r>
-          <w:rPr>
-            <w:rStyle w:val="Hyperlink"/>
-          </w:rPr>
-          <w:t xml:space="preserve">https://www.edpb.europa.eu/system/files/2025-01/edpb_guidelines_202501_pseudonymisation_en.pdf</w:t>
-        </w:r>
-      </w:hyperlink>
-      <w:r>
-        <w:t xml:space="preserve">. Acesso em: 13 set. 2026.</w:t>
+        <w:t xml:space="preserve">European Data Protection Board [EDPB]. 2025. Guidelines 01/2025 on pseudonymisation. Disponível em: &lt;https://www.edpb.europa.eu/system/files/2025-01/edpb_guidelines_202501_pseudonymisation_en.pdf&gt;. Acesso em: 13 set. 2026.</w:t>
       </w:r>
     </w:p>
     <w:p>
@@ -6651,21 +7386,7 @@
         <w:pStyle w:val="Referencia"/>
       </w:pPr>
       <w:r>
-        <w:t xml:space="preserve">European Union Agency for Cybersecurity [ENISA]. 2022. Deploying pseudonymisation techniques: the case of the health sector. Disponível em:</w:t>
-      </w:r>
-      <w:r>
-        <w:t xml:space="preserve"> </w:t>
-      </w:r>
-      <w:hyperlink r:id="rId50">
-        <w:r>
-          <w:rPr>
-            <w:rStyle w:val="Hyperlink"/>
-          </w:rPr>
-          <w:t xml:space="preserve">https://www.enisa.europa.eu/publications/deploying-pseudonymisation-techniques</w:t>
-        </w:r>
-      </w:hyperlink>
-      <w:r>
-        <w:t xml:space="preserve">. Acesso em: 13 set. 2026.</w:t>
+        <w:t xml:space="preserve">European Union Agency for Cybersecurity [ENISA]. 2022. Deploying pseudonymisation techniques: the case of the health sector. Disponível em: &lt;https://www.enisa.europa.eu/publications/deploying-pseudonymisation-techniques&gt;. Acesso em: 13 set. 2026.</w:t>
       </w:r>
     </w:p>
     <w:p>
@@ -6673,21 +7394,7 @@
         <w:pStyle w:val="Referencia"/>
       </w:pPr>
       <w:r>
-        <w:t xml:space="preserve">Fei, Y.; Jiang, Y.; Yang, Y.; Xiao, X. 2026. Benchmarking text-to-SQL under role-based access control. arXiv:2607.22115 (aceito no ACM SIGMOD 2027). Disponível em:</w:t>
-      </w:r>
-      <w:r>
-        <w:t xml:space="preserve"> </w:t>
-      </w:r>
-      <w:hyperlink r:id="rId51">
-        <w:r>
-          <w:rPr>
-            <w:rStyle w:val="Hyperlink"/>
-          </w:rPr>
-          <w:t xml:space="preserve">https://arxiv.org/abs/2607.22115</w:t>
-        </w:r>
-      </w:hyperlink>
-      <w:r>
-        <w:t xml:space="preserve">. Acesso em: 22 set. 2026.</w:t>
+        <w:t xml:space="preserve">Fei, Y.; Jiang, Y.; Yang, Y.; Xiao, X. 2026. Benchmarking text-to-SQL under role-based access control. arXiv:2607.22115 (aceito no ACM SIGMOD 2027). Disponível em: &lt;https://arxiv.org/abs/2607.22115&gt;. Acesso em: 22 set. 2026.</w:t>
       </w:r>
     </w:p>
     <w:p>
@@ -6711,21 +7418,7 @@
         <w:pStyle w:val="Referencia"/>
       </w:pPr>
       <w:r>
-        <w:t xml:space="preserve">Hui, B.; Yang, J.; Cui, Z.; Yang, J.; Liu, D.; Zhang, L.; Liu, T.; Zhang, J.; Yu, B.; Lu, K.; Dang, K.; Fan, Y.; Zhang, Y.; Yang, A.; Men, R.; Huang, F.; Zheng, B.; Miao, Y.; Quan, S.; Feng, Y.; Ren, X.; Ren, X.; Zhou, J.; Lin, J. 2024. Qwen2.5-Coder technical report. arXiv:2409.12186. Disponível em:</w:t>
-      </w:r>
-      <w:r>
-        <w:t xml:space="preserve"> </w:t>
-      </w:r>
-      <w:hyperlink r:id="rId52">
-        <w:r>
-          <w:rPr>
-            <w:rStyle w:val="Hyperlink"/>
-          </w:rPr>
-          <w:t xml:space="preserve">https://arxiv.org/abs/2409.12186</w:t>
-        </w:r>
-      </w:hyperlink>
-      <w:r>
-        <w:t xml:space="preserve">. Acesso em: 22 set. 2026.</w:t>
+        <w:t xml:space="preserve">Hui, B.; Yang, J.; Cui, Z.; Yang, J.; Liu, D.; Zhang, L.; Liu, T.; Zhang, J.; Yu, B.; Lu, K.; Dang, K.; Fan, Y.; Zhang, Y.; Yang, A.; Men, R.; Huang, F.; Zheng, B.; Miao, Y.; Quan, S.; Feng, Y.; Ren, X.; Ren, X.; Zhou, J.; Lin, J. 2024. Qwen2.5-Coder technical report. arXiv:2409.12186. Disponível em: &lt;https://arxiv.org/abs/2409.12186&gt;. Acesso em: 22 set. 2026.</w:t>
       </w:r>
     </w:p>
     <w:p>
@@ -6765,21 +7458,7 @@
         <w:pStyle w:val="Referencia"/>
       </w:pPr>
       <w:r>
-        <w:t xml:space="preserve">Lee, G.; Chay, W.; Cho, S.; Choi, E. 2024b. TrustSQL: benchmarking text-to-SQL reliability with penalty-based scoring. arXiv:2403.15879. Disponível em:</w:t>
-      </w:r>
-      <w:r>
-        <w:t xml:space="preserve"> </w:t>
-      </w:r>
-      <w:hyperlink r:id="rId53">
-        <w:r>
-          <w:rPr>
-            <w:rStyle w:val="Hyperlink"/>
-          </w:rPr>
-          <w:t xml:space="preserve">https://arxiv.org/abs/2403.15879</w:t>
-        </w:r>
-      </w:hyperlink>
-      <w:r>
-        <w:t xml:space="preserve">. Acesso em: 22 set. 2026.</w:t>
+        <w:t xml:space="preserve">Lee, G.; Chay, W.; Cho, S.; Choi, E. 2024b. TrustSQL: benchmarking text-to-SQL reliability with penalty-based scoring. arXiv:2403.15879. Disponível em: &lt;https://arxiv.org/abs/2403.15879&gt;. Acesso em: 22 set. 2026.</w:t>
       </w:r>
     </w:p>
     <w:p>
@@ -6811,21 +7490,7 @@
         <w:pStyle w:val="Referencia"/>
       </w:pPr>
       <w:r>
-        <w:t xml:space="preserve">Maamari, K.; Abubaker, F.; Jaroslawicz, D.; Mhedhbi, A. 2024. The death of schema linking? Text-to-SQL in the age of well-reasoned language models. arXiv:2408.07702 (apresentado no Table Representation Learning Workshop, NeurIPS 2024). Disponível em:</w:t>
-      </w:r>
-      <w:r>
-        <w:t xml:space="preserve"> </w:t>
-      </w:r>
-      <w:hyperlink r:id="rId54">
-        <w:r>
-          <w:rPr>
-            <w:rStyle w:val="Hyperlink"/>
-          </w:rPr>
-          <w:t xml:space="preserve">https://arxiv.org/abs/2408.07702</w:t>
-        </w:r>
-      </w:hyperlink>
-      <w:r>
-        <w:t xml:space="preserve">. Acesso em: 22 set. 2026.</w:t>
+        <w:t xml:space="preserve">Maamari, K.; Abubaker, F.; Jaroslawicz, D.; Mhedhbi, A. 2024. The death of schema linking? Text-to-SQL in the age of well-reasoned language models. arXiv:2408.07702 (apresentado no Table Representation Learning Workshop, NeurIPS 2024). Disponível em: &lt;https://arxiv.org/abs/2408.07702&gt;. Acesso em: 22 set. 2026.</w:t>
       </w:r>
     </w:p>
     <w:p>
@@ -6833,21 +7498,7 @@
         <w:pStyle w:val="Referencia"/>
       </w:pPr>
       <w:r>
-        <w:t xml:space="preserve">Miyamoto, R.; Fan, X.; Yamana, H. 2026. Policy-conditioned constrained decoding for column-level access control in text-to-SQL. arXiv:2607.12341. Disponível em:</w:t>
-      </w:r>
-      <w:r>
-        <w:t xml:space="preserve"> </w:t>
-      </w:r>
-      <w:hyperlink r:id="rId55">
-        <w:r>
-          <w:rPr>
-            <w:rStyle w:val="Hyperlink"/>
-          </w:rPr>
-          <w:t xml:space="preserve">https://arxiv.org/abs/2607.12341</w:t>
-        </w:r>
-      </w:hyperlink>
-      <w:r>
-        <w:t xml:space="preserve">. Acesso em: 22 set. 2026.</w:t>
+        <w:t xml:space="preserve">Miyamoto, R.; Fan, X.; Yamana, H. 2026. Policy-conditioned constrained decoding for column-level access control in text-to-SQL. arXiv:2607.12341. Disponível em: &lt;https://arxiv.org/abs/2607.12341&gt;. Acesso em: 22 set. 2026.</w:t>
       </w:r>
     </w:p>
     <w:p>
@@ -6863,21 +7514,7 @@
         <w:pStyle w:val="Referencia"/>
       </w:pPr>
       <w:r>
-        <w:t xml:space="preserve">OWASP Foundation. 2025. OWASP Top 10 for LLM Applications 2025. Disponível em:</w:t>
-      </w:r>
-      <w:r>
-        <w:t xml:space="preserve"> </w:t>
-      </w:r>
-      <w:hyperlink r:id="rId56">
-        <w:r>
-          <w:rPr>
-            <w:rStyle w:val="Hyperlink"/>
-          </w:rPr>
-          <w:t xml:space="preserve">https://owasp.org/www-project-top-10-for-large-language-model-applications/</w:t>
-        </w:r>
-      </w:hyperlink>
-      <w:r>
-        <w:t xml:space="preserve">. Acesso em: 8 set. 2026.</w:t>
+        <w:t xml:space="preserve">OWASP Foundation. 2025. OWASP Top 10 for LLM Applications 2025. Disponível em: &lt;https://owasp.org/www-project-top-10-for-large-language-model-applications/&gt;. Acesso em: 8 set. 2026.</w:t>
       </w:r>
     </w:p>
     <w:p>
@@ -6968,8 +7605,8 @@
         <w:t xml:space="preserve">Yu, T.; Zhang, R.; Yang, K.; Yasunaga, M.; Wang, D.; Li, Z.; Ma, J.; Li, I.; Yao, Q.; Roman, S.; Zhang, Z.; Radev, D. 2018. Spider: a large-scale human-labeled dataset for complex and cross-domain semantic parsing and text-to-SQL task. In: Conference on Empirical Methods in Natural Language Processing (EMNLP), 2018, Brussels, Belgium. Anais… Association for Computational Linguistics, p. 3911-3921.</w:t>
       </w:r>
     </w:p>
-    <w:bookmarkEnd w:id="57"/>
-    <w:bookmarkStart w:id="61" w:name="X997c507b506dc9df754dd7c812f32e8b5d42eb9"/>
+    <w:bookmarkEnd w:id="46"/>
+    <w:bookmarkStart w:id="50" w:name="X997c507b506dc9df754dd7c812f32e8b5d42eb9"/>
     <w:p>
       <w:pPr>
         <w:pStyle w:val="Heading1"/>
@@ -6987,18 +7624,18 @@
           <wp:inline>
             <wp:extent cx="5753100" cy="5753100"/>
             <wp:effectExtent b="0" l="0" r="0" t="0"/>
-            <wp:docPr descr="" title="" id="59" name="Picture"/>
+            <wp:docPr descr="" title="" id="48" name="Picture"/>
             <a:graphic>
               <a:graphicData uri="http://schemas.openxmlformats.org/drawingml/2006/picture">
                 <pic:pic>
                   <pic:nvPicPr>
-                    <pic:cNvPr descr="figuras/arquitetura_quatro_camadas.png" id="60" name="Picture"/>
+                    <pic:cNvPr descr="figuras/arquitetura_quatro_camadas.png" id="49" name="Picture"/>
                     <pic:cNvPicPr>
                       <a:picLocks noChangeArrowheads="1" noChangeAspect="1"/>
                     </pic:cNvPicPr>
                   </pic:nvPicPr>
                   <pic:blipFill>
-                    <a:blip r:embed="rId58"/>
+                    <a:blip r:embed="rId47"/>
                     <a:stretch>
                       <a:fillRect/>
                     </a:stretch>
@@ -7248,8 +7885,8 @@
         <w:t xml:space="preserve">Fonte: Dados originais da pesquisa</w:t>
       </w:r>
     </w:p>
-    <w:bookmarkEnd w:id="61"/>
-    <w:bookmarkStart w:id="62" w:name="X9a517e93ee67c595bba77bc5fa0a06f8428179d"/>
+    <w:bookmarkEnd w:id="50"/>
+    <w:bookmarkStart w:id="51" w:name="X9a517e93ee67c595bba77bc5fa0a06f8428179d"/>
     <w:p>
       <w:pPr>
         <w:pStyle w:val="Heading1"/>
@@ -8033,7 +8670,7 @@
         <w:t xml:space="preserve">Fonte: Dados originais da pesquisa</w:t>
       </w:r>
     </w:p>
-    <w:bookmarkEnd w:id="62"/>
+    <w:bookmarkEnd w:id="51"/>
     <w:sectPr>
       <w:headerReference r:id="rId11" w:type="even"/>
       <w:headerReference r:id="rId12" w:type="default"/>

--- a/docs/tcc/final/TCC_final.docx
+++ b/docs/tcc/final/TCC_final.docx
@@ -2,18 +2,18 @@
 <file path=word/document.xml><?xml version="1.0" encoding="utf-8"?>
 <w:document xmlns:w="http://schemas.openxmlformats.org/wordprocessingml/2006/main" xmlns:m="http://schemas.openxmlformats.org/officeDocument/2006/math" xmlns:r="http://schemas.openxmlformats.org/officeDocument/2006/relationships" xmlns:o="urn:schemas-microsoft-com:office:office" xmlns:v="urn:schemas-microsoft-com:vml" xmlns:w10="urn:schemas-microsoft-com:office:word" xmlns:a="http://schemas.openxmlformats.org/drawingml/2006/main" xmlns:pic="http://schemas.openxmlformats.org/drawingml/2006/picture" xmlns:wp="http://schemas.openxmlformats.org/drawingml/2006/wordprocessingDrawing">
   <w:body>
-    <w:bookmarkStart w:id="25" w:name="Xed01b04f50f8bd98356b100c8977f4ee9a0d47f"/>
+    <w:bookmarkStart w:id="25" w:name="Xd2e62e693bdbd8fd59008e8a80460d7248e86f7"/>
     <w:p>
       <w:pPr>
         <w:pStyle w:val="Heading1"/>
       </w:pPr>
       <w:r>
-        <w:t xml:space="preserve">Governança integrada viabiliza consulta em linguagem natural sobre ocupação de leitos hospitalares</w:t>
-      </w:r>
-    </w:p>
-    <w:p>
-      <w:pPr>
-        <w:pStyle w:val="FirstParagraph"/>
+        <w:t xml:space="preserve">Governança integrada habilita consulta em linguagem natural sobre ocupação de leitos hospitalares</w:t>
+      </w:r>
+    </w:p>
+    <w:p>
+      <w:pPr>
+        <w:pStyle w:val="Autores"/>
       </w:pPr>
       <w:r>
         <w:t xml:space="preserve">Gabriel Arcenio Rahal Marostica¹*; José Bernardo Neto²</w:t>
@@ -21,23 +21,23 @@
     </w:p>
     <w:p>
       <w:pPr>
-        <w:pStyle w:val="BodyText"/>
-      </w:pPr>
-      <w:r>
-        <w:t xml:space="preserve">¹* [Titulação do autor]. E-mail: arcenio2501@gmail.com</w:t>
-      </w:r>
-    </w:p>
-    <w:p>
-      <w:pPr>
-        <w:pStyle w:val="BodyText"/>
-      </w:pPr>
-      <w:r>
-        <w:t xml:space="preserve">² [Titulação do orientador]. E-mail: [e-mail do orientador]</w:t>
-      </w:r>
-    </w:p>
-    <w:p>
-      <w:pPr>
-        <w:pStyle w:val="BodyText"/>
+        <w:pStyle w:val="Endereco"/>
+      </w:pPr>
+      <w:r>
+        <w:t xml:space="preserve">¹* Bacharel em Design Gráfico, especialista em Machine Learning e Inteligência Artificial. Hospital Sírio-Libanês. E-mail autor correspondente: arcenio2501@gmail.com</w:t>
+      </w:r>
+    </w:p>
+    <w:p>
+      <w:pPr>
+        <w:pStyle w:val="Endereco"/>
+      </w:pPr>
+      <w:r>
+        <w:t xml:space="preserve">² Doutor em Ciências. E-mail: bernardo@ita.br</w:t>
+      </w:r>
+    </w:p>
+    <w:p>
+      <w:pPr>
+        <w:pStyle w:val="Rotulo"/>
       </w:pPr>
       <w:r>
         <w:rPr>
@@ -49,7 +49,7 @@
     </w:p>
     <w:p>
       <w:pPr>
-        <w:pStyle w:val="BodyText"/>
+        <w:pStyle w:val="ResumoTexto"/>
       </w:pPr>
       <w:r>
         <w:t xml:space="preserve">A consulta a dados hospitalares em linguagem natural promete ampliar o</w:t>
@@ -189,7 +189,7 @@
     </w:p>
     <w:p>
       <w:pPr>
-        <w:pStyle w:val="BodyText"/>
+        <w:pStyle w:val="SemRecuo"/>
       </w:pPr>
       <w:r>
         <w:rPr>
@@ -2790,91 +2790,79 @@
         <w:t xml:space="preserve"> </w:t>
       </w:r>
       <w:r>
-        <w:t xml:space="preserve">Com as colunas originais</w:t>
-      </w:r>
-      <w:r>
-        <w:t xml:space="preserve"> </w:t>
-      </w:r>
-      <w:r>
-        <w:t xml:space="preserve">da tabela de internações (unidade, tipo, faixa etária, sexo e data de</w:t>
-      </w:r>
-      <w:r>
-        <w:t xml:space="preserve"> </w:t>
-      </w:r>
-      <w:r>
-        <w:t xml:space="preserve">admissão), 1.763 dos 1.883 grupos de quase-identificadores tinham uma</w:t>
-      </w:r>
-      <w:r>
-        <w:t xml:space="preserve"> </w:t>
-      </w:r>
-      <w:r>
-        <w:t xml:space="preserve">única internação: a tabela, apresentada como agregada, permitia</w:t>
-      </w:r>
-      <w:r>
-        <w:t xml:space="preserve"> </w:t>
-      </w:r>
-      <w:r>
-        <w:t xml:space="preserve">individualizar cada estadia. Após a redução a tipo de leito, faixa</w:t>
-      </w:r>
-      <w:r>
-        <w:t xml:space="preserve"> </w:t>
-      </w:r>
-      <w:r>
-        <w:t xml:space="preserve">etária, situação e tempo de permanência, o k mínimo passou a 29 sobre o</w:t>
-      </w:r>
-      <w:r>
-        <w:t xml:space="preserve"> </w:t>
-      </w:r>
-      <w:r>
-        <w:t xml:space="preserve">par tipo e faixa, acima tanto do limiar de 5 adotado para uso interno</w:t>
-      </w:r>
-      <w:r>
-        <w:t xml:space="preserve"> </w:t>
-      </w:r>
-      <w:r>
-        <w:t xml:space="preserve">controlado (El Emam e Arbuckle, 2013) quanto do limiar de 11 usado em</w:t>
-      </w:r>
-      <w:r>
-        <w:t xml:space="preserve"> </w:t>
-      </w:r>
-      <w:r>
-        <w:t xml:space="preserve">regras de supressão de célula (Tabela 2). O custo de utilidade foi</w:t>
-      </w:r>
-      <w:r>
-        <w:t xml:space="preserve"> </w:t>
-      </w:r>
-      <w:r>
-        <w:t xml:space="preserve">declarado: internações por unidade deixaram de ser respondíveis. Na</w:t>
-      </w:r>
-      <w:r>
-        <w:t xml:space="preserve"> </w:t>
-      </w:r>
-      <w:r>
-        <w:t xml:space="preserve">análise de sensibilidade que acrescenta a situação (em andamento ou</w:t>
-      </w:r>
-      <w:r>
-        <w:t xml:space="preserve"> </w:t>
-      </w:r>
-      <w:r>
-        <w:t xml:space="preserve">encerrada) aos quase-identificadores, o k mínimo cai para 3, com 3,2%</w:t>
-      </w:r>
-      <w:r>
-        <w:t xml:space="preserve"> </w:t>
-      </w:r>
-      <w:r>
-        <w:t xml:space="preserve">das linhas em grupos menores que 11; o controle imposto por teste cobre o</w:t>
-      </w:r>
-      <w:r>
-        <w:t xml:space="preserve"> </w:t>
-      </w:r>
-      <w:r>
-        <w:t xml:space="preserve">conjunto completo, e não esse subconjunto, o que é retomado nas</w:t>
-      </w:r>
-      <w:r>
-        <w:t xml:space="preserve"> </w:t>
-      </w:r>
-      <w:r>
-        <w:t xml:space="preserve">limitações.</w:t>
+        <w:t xml:space="preserve">Com as colunas originais da tabela de internações (unidade, tipo, faixa</w:t>
+      </w:r>
+      <w:r>
+        <w:t xml:space="preserve"> </w:t>
+      </w:r>
+      <w:r>
+        <w:t xml:space="preserve">etária, sexo e data de admissão), 1.763 dos 1.883 grupos de</w:t>
+      </w:r>
+      <w:r>
+        <w:t xml:space="preserve"> </w:t>
+      </w:r>
+      <w:r>
+        <w:t xml:space="preserve">quase-identificadores tinham uma única internação: a tabela, apresentada</w:t>
+      </w:r>
+      <w:r>
+        <w:t xml:space="preserve"> </w:t>
+      </w:r>
+      <w:r>
+        <w:t xml:space="preserve">como agregada, permitia individualizar cada estadia. Após a redução a</w:t>
+      </w:r>
+      <w:r>
+        <w:t xml:space="preserve"> </w:t>
+      </w:r>
+      <w:r>
+        <w:t xml:space="preserve">tipo de leito, faixa etária, situação e tempo de permanência, o k mínimo</w:t>
+      </w:r>
+      <w:r>
+        <w:t xml:space="preserve"> </w:t>
+      </w:r>
+      <w:r>
+        <w:t xml:space="preserve">passou a 29 sobre o par tipo e faixa, acima do limiar de 5 adotado para</w:t>
+      </w:r>
+      <w:r>
+        <w:t xml:space="preserve"> </w:t>
+      </w:r>
+      <w:r>
+        <w:t xml:space="preserve">uso interno controlado (El Emam e Arbuckle, 2013) e do limiar de 11</w:t>
+      </w:r>
+      <w:r>
+        <w:t xml:space="preserve"> </w:t>
+      </w:r>
+      <w:r>
+        <w:t xml:space="preserve">usado em regras de supressão de célula (Tabela 2). O custo de utilidade</w:t>
+      </w:r>
+      <w:r>
+        <w:t xml:space="preserve"> </w:t>
+      </w:r>
+      <w:r>
+        <w:t xml:space="preserve">foi declarado: internações por unidade deixaram de ser respondíveis.</w:t>
+      </w:r>
+      <w:r>
+        <w:t xml:space="preserve"> </w:t>
+      </w:r>
+      <w:r>
+        <w:t xml:space="preserve">Quando a situação (em andamento ou encerrada) entra nos</w:t>
+      </w:r>
+      <w:r>
+        <w:t xml:space="preserve"> </w:t>
+      </w:r>
+      <w:r>
+        <w:t xml:space="preserve">quase-identificadores, o k mínimo cai para 3, com 3,2% das linhas em</w:t>
+      </w:r>
+      <w:r>
+        <w:t xml:space="preserve"> </w:t>
+      </w:r>
+      <w:r>
+        <w:t xml:space="preserve">grupos menores que 11; o controle imposto por teste cobre o conjunto</w:t>
+      </w:r>
+      <w:r>
+        <w:t xml:space="preserve"> </w:t>
+      </w:r>
+      <w:r>
+        <w:t xml:space="preserve">completo, não esse subconjunto, o que é retomado nas limitações.</w:t>
       </w:r>
     </w:p>
     <w:p>
@@ -3089,91 +3077,79 @@
         <w:pStyle w:val="BodyText"/>
       </w:pPr>
       <w:r>
-        <w:t xml:space="preserve">Uma medição semelhante levou à correção do isolamento das camadas</w:t>
-      </w:r>
-      <w:r>
-        <w:t xml:space="preserve"> </w:t>
-      </w:r>
-      <w:r>
-        <w:t xml:space="preserve">internas. Na primeira versão, a garantia de que Bronze e Silver eram inacessíveis</w:t>
-      </w:r>
-      <w:r>
-        <w:t xml:space="preserve"> </w:t>
-      </w:r>
-      <w:r>
-        <w:t xml:space="preserve">dependia só da inspeção textual da consulta, e três consultas hostis</w:t>
-      </w:r>
-      <w:r>
-        <w:t xml:space="preserve"> </w:t>
-      </w:r>
-      <w:r>
-        <w:t xml:space="preserve">aprovadas pelos guardrails devolveram dados internos: uma função de</w:t>
-      </w:r>
-      <w:r>
-        <w:t xml:space="preserve"> </w:t>
-      </w:r>
-      <w:r>
-        <w:t xml:space="preserve">tabela que recebe o nome da tabela como texto, uma consulta ao catálogo</w:t>
-      </w:r>
-      <w:r>
-        <w:t xml:space="preserve"> </w:t>
-      </w:r>
-      <w:r>
-        <w:t xml:space="preserve">que revelou a coluna de CPF e uma listagem das tabelas internas. A</w:t>
-      </w:r>
-      <w:r>
-        <w:t xml:space="preserve"> </w:t>
-      </w:r>
-      <w:r>
-        <w:t xml:space="preserve">correção adotou duas barreiras independentes: a Gold passou a ser</w:t>
-      </w:r>
-      <w:r>
-        <w:t xml:space="preserve"> </w:t>
-      </w:r>
-      <w:r>
-        <w:t xml:space="preserve">exportada para um arquivo próprio, o único que o sistema abre, e as</w:t>
-      </w:r>
-      <w:r>
-        <w:t xml:space="preserve"> </w:t>
-      </w:r>
-      <w:r>
-        <w:t xml:space="preserve">funções de tabela e de catálogo passaram a ser bloqueadas. O achado</w:t>
-      </w:r>
-      <w:r>
-        <w:t xml:space="preserve"> </w:t>
-      </w:r>
-      <w:r>
-        <w:t xml:space="preserve">reproduz, no protótipo, o que a literatura recente afirma: restrições</w:t>
-      </w:r>
-      <w:r>
-        <w:t xml:space="preserve"> </w:t>
-      </w:r>
-      <w:r>
-        <w:t xml:space="preserve">expressas apenas sobre o texto, no prompt ou por inspeção da consulta,</w:t>
-      </w:r>
-      <w:r>
-        <w:t xml:space="preserve"> </w:t>
-      </w:r>
-      <w:r>
-        <w:t xml:space="preserve">não garantem isolamento, e a garantia precisa ser imposta de forma</w:t>
-      </w:r>
-      <w:r>
-        <w:t xml:space="preserve"> </w:t>
-      </w:r>
-      <w:r>
-        <w:t xml:space="preserve">determinista fora do texto (Fei et al., 2026; Klisura et al., 2026;</w:t>
-      </w:r>
-      <w:r>
-        <w:t xml:space="preserve"> </w:t>
-      </w:r>
-      <w:r>
-        <w:t xml:space="preserve">Miyamoto et al., 2026). A conexão de consulta recebeu ainda, na Etapa E,</w:t>
-      </w:r>
-      <w:r>
-        <w:t xml:space="preserve"> </w:t>
-      </w:r>
-      <w:r>
-        <w:t xml:space="preserve">o bloqueio de acesso a arquivos externos, pelo motivo relatado adiante.</w:t>
+        <w:t xml:space="preserve">Uma medição semelhante corrigiu o isolamento das camadas internas. Na</w:t>
+      </w:r>
+      <w:r>
+        <w:t xml:space="preserve"> </w:t>
+      </w:r>
+      <w:r>
+        <w:t xml:space="preserve">primeira versão, a inacessibilidade de Bronze e Silver dependia só da</w:t>
+      </w:r>
+      <w:r>
+        <w:t xml:space="preserve"> </w:t>
+      </w:r>
+      <w:r>
+        <w:t xml:space="preserve">inspeção textual da consulta, e três consultas hostis aprovadas pelos</w:t>
+      </w:r>
+      <w:r>
+        <w:t xml:space="preserve"> </w:t>
+      </w:r>
+      <w:r>
+        <w:t xml:space="preserve">guardrails devolveram dados internos: uma função de tabela que recebe o</w:t>
+      </w:r>
+      <w:r>
+        <w:t xml:space="preserve"> </w:t>
+      </w:r>
+      <w:r>
+        <w:t xml:space="preserve">nome da tabela como texto, uma consulta ao catálogo que revelou a coluna</w:t>
+      </w:r>
+      <w:r>
+        <w:t xml:space="preserve"> </w:t>
+      </w:r>
+      <w:r>
+        <w:t xml:space="preserve">de CPF e uma listagem das tabelas internas. A correção adotou duas</w:t>
+      </w:r>
+      <w:r>
+        <w:t xml:space="preserve"> </w:t>
+      </w:r>
+      <w:r>
+        <w:t xml:space="preserve">barreiras independentes: a Gold passou a ser exportada para um arquivo</w:t>
+      </w:r>
+      <w:r>
+        <w:t xml:space="preserve"> </w:t>
+      </w:r>
+      <w:r>
+        <w:t xml:space="preserve">próprio, o único que o sistema abre, e as funções de tabela e de</w:t>
+      </w:r>
+      <w:r>
+        <w:t xml:space="preserve"> </w:t>
+      </w:r>
+      <w:r>
+        <w:t xml:space="preserve">catálogo passaram a ser bloqueadas. O protótipo reproduziu o que a</w:t>
+      </w:r>
+      <w:r>
+        <w:t xml:space="preserve"> </w:t>
+      </w:r>
+      <w:r>
+        <w:t xml:space="preserve">literatura recente afirma: restrição expressa apenas sobre o texto, no</w:t>
+      </w:r>
+      <w:r>
+        <w:t xml:space="preserve"> </w:t>
+      </w:r>
+      <w:r>
+        <w:t xml:space="preserve">prompt ou por inspeção da consulta, não garante isolamento, e a garantia</w:t>
+      </w:r>
+      <w:r>
+        <w:t xml:space="preserve"> </w:t>
+      </w:r>
+      <w:r>
+        <w:t xml:space="preserve">precisa ser imposta de forma determinista fora do texto (Fei et al.,</w:t>
+      </w:r>
+      <w:r>
+        <w:t xml:space="preserve"> </w:t>
+      </w:r>
+      <w:r>
+        <w:t xml:space="preserve">2026; Klisura et al., 2026; Miyamoto et al., 2026).</w:t>
       </w:r>
     </w:p>
     <w:bookmarkEnd w:id="36"/>
@@ -3191,31 +3167,31 @@
         <w:pStyle w:val="FirstParagraph"/>
       </w:pPr>
       <w:r>
-        <w:t xml:space="preserve">A Tabela 3 apresenta as cinco células executadas com o modelo local, três</w:t>
-      </w:r>
-      <w:r>
-        <w:t xml:space="preserve"> </w:t>
-      </w:r>
-      <w:r>
-        <w:t xml:space="preserve">vezes cada, sobre as 18 perguntas legítimas. O desvio entre execuções foi</w:t>
-      </w:r>
-      <w:r>
-        <w:t xml:space="preserve"> </w:t>
-      </w:r>
-      <w:r>
-        <w:t xml:space="preserve">zero em todas as métricas e a concordância total (TARa@3) foi de 100% em</w:t>
-      </w:r>
-      <w:r>
-        <w:t xml:space="preserve"> </w:t>
-      </w:r>
-      <w:r>
-        <w:t xml:space="preserve">todas as células: as 90 combinações de pergunta e célula produziram a</w:t>
-      </w:r>
-      <w:r>
-        <w:t xml:space="preserve"> </w:t>
-      </w:r>
-      <w:r>
-        <w:t xml:space="preserve">mesma consulta nas três chamadas.</w:t>
+        <w:t xml:space="preserve">A Tabela 3 apresenta as cinco células executadas com o modelo local,</w:t>
+      </w:r>
+      <w:r>
+        <w:t xml:space="preserve"> </w:t>
+      </w:r>
+      <w:r>
+        <w:t xml:space="preserve">três vezes cada, sobre as 18 perguntas legítimas. O desvio entre</w:t>
+      </w:r>
+      <w:r>
+        <w:t xml:space="preserve"> </w:t>
+      </w:r>
+      <w:r>
+        <w:t xml:space="preserve">execuções foi zero em todas as métricas e a concordância total (TARa@3)</w:t>
+      </w:r>
+      <w:r>
+        <w:t xml:space="preserve"> </w:t>
+      </w:r>
+      <w:r>
+        <w:t xml:space="preserve">foi de 100% em todas as células: as 90 combinações de pergunta e célula</w:t>
+      </w:r>
+      <w:r>
+        <w:t xml:space="preserve"> </w:t>
+      </w:r>
+      <w:r>
+        <w:t xml:space="preserve">produziram a mesma consulta nas três chamadas.</w:t>
       </w:r>
     </w:p>
     <w:p>
@@ -3733,37 +3709,37 @@
         <w:pStyle w:val="BodyText"/>
       </w:pPr>
       <w:r>
-        <w:t xml:space="preserve">A descrição enriquecida do schema (C1 contra C0) produziu o maior efeito:</w:t>
-      </w:r>
-      <w:r>
-        <w:t xml:space="preserve"> </w:t>
-      </w:r>
-      <w:r>
-        <w:t xml:space="preserve">seis perguntas passaram a corretas e nenhuma regrediu (teste de sinal,</w:t>
-      </w:r>
-      <w:r>
-        <w:t xml:space="preserve"> </w:t>
-      </w:r>
-      <w:r>
-        <w:t xml:space="preserve">p = 0,03, a única comparação da matriz abaixo de 0,05). Com nomes de</w:t>
-      </w:r>
-      <w:r>
-        <w:t xml:space="preserve"> </w:t>
-      </w:r>
-      <w:r>
-        <w:t xml:space="preserve">coluna sem descrição, o modelo supôs que a tabela de resumo por unidade,</w:t>
-      </w:r>
-      <w:r>
-        <w:t xml:space="preserve"> </w:t>
-      </w:r>
-      <w:r>
-        <w:t xml:space="preserve">uma fotografia do dia, tinha coluna de data, e escreveu literais de texto</w:t>
-      </w:r>
-      <w:r>
-        <w:t xml:space="preserve"> </w:t>
-      </w:r>
-      <w:r>
-        <w:t xml:space="preserve">para uma coluna booleana; a descrição resolveu ambos, em linha com a</w:t>
+        <w:t xml:space="preserve">A descrição enriquecida do schema (C1 contra C0) produziu o maior</w:t>
+      </w:r>
+      <w:r>
+        <w:t xml:space="preserve"> </w:t>
+      </w:r>
+      <w:r>
+        <w:t xml:space="preserve">efeito: seis perguntas passaram a corretas e nenhuma regrediu (teste de</w:t>
+      </w:r>
+      <w:r>
+        <w:t xml:space="preserve"> </w:t>
+      </w:r>
+      <w:r>
+        <w:t xml:space="preserve">sinal, p = 0,03, a única comparação da matriz abaixo de 0,05). Sem</w:t>
+      </w:r>
+      <w:r>
+        <w:t xml:space="preserve"> </w:t>
+      </w:r>
+      <w:r>
+        <w:t xml:space="preserve">descrição, o modelo supôs que a tabela de resumo por unidade, uma</w:t>
+      </w:r>
+      <w:r>
+        <w:t xml:space="preserve"> </w:t>
+      </w:r>
+      <w:r>
+        <w:t xml:space="preserve">fotografia do dia, tinha coluna de data, e escreveu literais de texto</w:t>
+      </w:r>
+      <w:r>
+        <w:t xml:space="preserve"> </w:t>
+      </w:r>
+      <w:r>
+        <w:t xml:space="preserve">para uma coluna booleana. A descrição resolveu ambos, em linha com a</w:t>
       </w:r>
       <w:r>
         <w:t xml:space="preserve"> </w:t>
@@ -3802,31 +3778,31 @@
         <w:t xml:space="preserve"> </w:t>
       </w:r>
       <w:r>
-        <w:t xml:space="preserve">projetar coluna a mais e outra por inventar uma coluna na tabela certa;</w:t>
-      </w:r>
-      <w:r>
-        <w:t xml:space="preserve"> </w:t>
-      </w:r>
-      <w:r>
-        <w:t xml:space="preserve">o saldo foi de uma pergunta (p = 1,0), com o maior Soft F1 da matriz. Liu et al. (2026) relatam que expor valores enumerados eleva a acurácia</w:t>
-      </w:r>
-      <w:r>
-        <w:t xml:space="preserve"> </w:t>
-      </w:r>
-      <w:r>
-        <w:t xml:space="preserve">dos filtros; neste trabalho a elevação veio acompanhada de duas</w:t>
-      </w:r>
-      <w:r>
-        <w:t xml:space="preserve"> </w:t>
-      </w:r>
-      <w:r>
-        <w:t xml:space="preserve">regressões, o que a expectativa formada a partir daquele estudo não</w:t>
-      </w:r>
-      <w:r>
-        <w:t xml:space="preserve"> </w:t>
-      </w:r>
-      <w:r>
-        <w:t xml:space="preserve">previa.</w:t>
+        <w:t xml:space="preserve">projetar coluna a mais e outra por inventar uma coluna na tabela certa.</w:t>
+      </w:r>
+      <w:r>
+        <w:t xml:space="preserve"> </w:t>
+      </w:r>
+      <w:r>
+        <w:t xml:space="preserve">O saldo foi de uma pergunta (p = 1,0), com o maior Soft F1 da matriz.</w:t>
+      </w:r>
+      <w:r>
+        <w:t xml:space="preserve"> </w:t>
+      </w:r>
+      <w:r>
+        <w:t xml:space="preserve">Liu et al. (2026) relatam que expor valores enumerados eleva a acurácia</w:t>
+      </w:r>
+      <w:r>
+        <w:t xml:space="preserve"> </w:t>
+      </w:r>
+      <w:r>
+        <w:t xml:space="preserve">dos filtros; aqui a elevação veio acompanhada de duas regressões que</w:t>
+      </w:r>
+      <w:r>
+        <w:t xml:space="preserve"> </w:t>
+      </w:r>
+      <w:r>
+        <w:t xml:space="preserve">aquele estudo não previa.</w:t>
       </w:r>
     </w:p>
     <w:p>
@@ -3840,49 +3816,43 @@
         <w:t xml:space="preserve"> </w:t>
       </w:r>
       <w:r>
-        <w:t xml:space="preserve">prevista: três perguntas passaram a corretas e nenhuma regrediu</w:t>
-      </w:r>
-      <w:r>
-        <w:t xml:space="preserve"> </w:t>
-      </w:r>
-      <w:r>
-        <w:t xml:space="preserve">(p = 0,25). Só uma delas é efeito atribuível ao escopo, a pergunta em que</w:t>
-      </w:r>
-      <w:r>
-        <w:t xml:space="preserve"> </w:t>
-      </w:r>
-      <w:r>
-        <w:t xml:space="preserve">o modelo, vendo o schema completo, buscava uma tabela fora do perfil e</w:t>
-      </w:r>
-      <w:r>
-        <w:t xml:space="preserve"> </w:t>
-      </w:r>
-      <w:r>
-        <w:t xml:space="preserve">era barrado; as outras duas mudaram por efeito colateral da forma do</w:t>
-      </w:r>
-      <w:r>
-        <w:t xml:space="preserve"> </w:t>
-      </w:r>
-      <w:r>
-        <w:t xml:space="preserve">prompt. A alucinação de tabelas que Fei et al. (2026) observam quando o schema é</w:t>
-      </w:r>
-      <w:r>
-        <w:t xml:space="preserve"> </w:t>
-      </w:r>
-      <w:r>
-        <w:t xml:space="preserve">restrito não ocorreu nas perguntas legítimas: com o aviso explícito e o</w:t>
-      </w:r>
-      <w:r>
-        <w:t xml:space="preserve"> </w:t>
-      </w:r>
-      <w:r>
-        <w:t xml:space="preserve">verificador, o modelo não citou tabela inexistente em nenhuma das 54</w:t>
-      </w:r>
-      <w:r>
-        <w:t xml:space="preserve"> </w:t>
-      </w:r>
-      <w:r>
-        <w:t xml:space="preserve">chamadas de C3 sobre as 18 perguntas; no conjunto adversarial, uma</w:t>
+        <w:t xml:space="preserve">prevista: três perguntas passaram a corretas e nenhuma regrediu (p =</w:t>
+      </w:r>
+      <w:r>
+        <w:t xml:space="preserve"> </w:t>
+      </w:r>
+      <w:r>
+        <w:t xml:space="preserve">0,25). Só uma delas é efeito atribuível ao escopo, a pergunta em que o</w:t>
+      </w:r>
+      <w:r>
+        <w:t xml:space="preserve"> </w:t>
+      </w:r>
+      <w:r>
+        <w:t xml:space="preserve">modelo, vendo o schema completo, buscava uma tabela fora do perfil e era</w:t>
+      </w:r>
+      <w:r>
+        <w:t xml:space="preserve"> </w:t>
+      </w:r>
+      <w:r>
+        <w:t xml:space="preserve">barrado; as outras duas mudaram por efeito colateral da forma do prompt.</w:t>
+      </w:r>
+      <w:r>
+        <w:t xml:space="preserve"> </w:t>
+      </w:r>
+      <w:r>
+        <w:t xml:space="preserve">A alucinação de tabelas que Fei et al. (2026) observam sob schema</w:t>
+      </w:r>
+      <w:r>
+        <w:t xml:space="preserve"> </w:t>
+      </w:r>
+      <w:r>
+        <w:t xml:space="preserve">restrito não ocorreu nas perguntas legítimas: nas 54 chamadas de C3, o</w:t>
+      </w:r>
+      <w:r>
+        <w:t xml:space="preserve"> </w:t>
+      </w:r>
+      <w:r>
+        <w:t xml:space="preserve">modelo não citou tabela inexistente. No conjunto adversarial, uma</w:t>
       </w:r>
       <w:r>
         <w:t xml:space="preserve"> </w:t>
@@ -3912,43 +3882,31 @@
         <w:t xml:space="preserve"> </w:t>
       </w:r>
       <w:r>
-        <w:t xml:space="preserve">estão confundidos e o efeito do escopo só foi observado nesse perfil. A</w:t>
-      </w:r>
-      <w:r>
-        <w:t xml:space="preserve"> </w:t>
-      </w:r>
-      <w:r>
-        <w:t xml:space="preserve">recusa indevida, que nos resultados preliminares havia custado 11,1</w:t>
-      </w:r>
-      <w:r>
-        <w:t xml:space="preserve"> </w:t>
-      </w:r>
-      <w:r>
-        <w:t xml:space="preserve">pontos de execution match, caiu a 5,6 pontos com a descrição enriquecida</w:t>
-      </w:r>
-      <w:r>
-        <w:t xml:space="preserve"> </w:t>
-      </w:r>
-      <w:r>
-        <w:t xml:space="preserve">e a zero quando o prompt informou o escopo, sem regressão. Esse número</w:t>
-      </w:r>
-      <w:r>
-        <w:t xml:space="preserve"> </w:t>
-      </w:r>
-      <w:r>
-        <w:t xml:space="preserve">mede a recusa de perguntas legítimas, todas construídas para caber no</w:t>
-      </w:r>
-      <w:r>
-        <w:t xml:space="preserve"> </w:t>
-      </w:r>
-      <w:r>
-        <w:t xml:space="preserve">perfil de quem pergunta; o custo da governança propriamente dito, sobre</w:t>
-      </w:r>
-      <w:r>
-        <w:t xml:space="preserve"> </w:t>
-      </w:r>
-      <w:r>
-        <w:t xml:space="preserve">perguntas que o perfil não pode fazer, é medido no conjunto adversarial.</w:t>
+        <w:t xml:space="preserve">estão confundidos. A recusa indevida, que nos resultados preliminares</w:t>
+      </w:r>
+      <w:r>
+        <w:t xml:space="preserve"> </w:t>
+      </w:r>
+      <w:r>
+        <w:t xml:space="preserve">havia custado 11,1 pontos de execution match, caiu a 5,6 pontos com a</w:t>
+      </w:r>
+      <w:r>
+        <w:t xml:space="preserve"> </w:t>
+      </w:r>
+      <w:r>
+        <w:t xml:space="preserve">descrição enriquecida e a zero quando o prompt informou o escopo. Esse</w:t>
+      </w:r>
+      <w:r>
+        <w:t xml:space="preserve"> </w:t>
+      </w:r>
+      <w:r>
+        <w:t xml:space="preserve">número mede só a recusa de perguntas legítimas; o custo da governança</w:t>
+      </w:r>
+      <w:r>
+        <w:t xml:space="preserve"> </w:t>
+      </w:r>
+      <w:r>
+        <w:t xml:space="preserve">propriamente dito é medido no conjunto adversarial.</w:t>
       </w:r>
     </w:p>
     <w:p>
@@ -3968,67 +3926,61 @@
         <w:t xml:space="preserve"> </w:t>
       </w:r>
       <w:r>
-        <w:t xml:space="preserve">menos tokens. C4 obteve set match e Soft F1 maiores, e a escolha por C3 seguiu o</w:t>
-      </w:r>
-      <w:r>
-        <w:t xml:space="preserve"> </w:t>
-      </w:r>
-      <w:r>
-        <w:t xml:space="preserve">critério registrado, sem revisão posterior. O desempate por tokens foi</w:t>
-      </w:r>
-      <w:r>
-        <w:t xml:space="preserve"> </w:t>
-      </w:r>
-      <w:r>
-        <w:t xml:space="preserve">pensado para o custo por chamada de um motor via API; com o motor local,</w:t>
-      </w:r>
-      <w:r>
-        <w:t xml:space="preserve"> </w:t>
-      </w:r>
-      <w:r>
-        <w:t xml:space="preserve">gratuito, C4 teria sido a escolha natural, e dois dos cinco erros</w:t>
-      </w:r>
-      <w:r>
-        <w:t xml:space="preserve"> </w:t>
-      </w:r>
-      <w:r>
-        <w:t xml:space="preserve">residuais de C3 são justamente de literal, que o value linking corrige.</w:t>
-      </w:r>
-      <w:r>
-        <w:t xml:space="preserve"> </w:t>
-      </w:r>
-      <w:r>
-        <w:t xml:space="preserve">C4 com instrução de recusa não foi medida. Os cinco erros residuais de</w:t>
-      </w:r>
-      <w:r>
-        <w:t xml:space="preserve"> </w:t>
-      </w:r>
-      <w:r>
-        <w:t xml:space="preserve">C3 concentraram-se em três causas: dois de</w:t>
-      </w:r>
-      <w:r>
-        <w:t xml:space="preserve"> </w:t>
-      </w:r>
-      <w:r>
-        <w:t xml:space="preserve">projeção incompleta (a unidade sem a taxa que a selecionou), um de</w:t>
-      </w:r>
-      <w:r>
-        <w:t xml:space="preserve"> </w:t>
-      </w:r>
-      <w:r>
-        <w:t xml:space="preserve">dialeto (uma função do MySQL em DuckDB, apesar de o prompt declarar o</w:t>
-      </w:r>
-      <w:r>
-        <w:t xml:space="preserve"> </w:t>
-      </w:r>
-      <w:r>
-        <w:t xml:space="preserve">dialeto) e dois de literal (um nome de unidade incompleto e uma caixa</w:t>
-      </w:r>
-      <w:r>
-        <w:t xml:space="preserve"> </w:t>
-      </w:r>
-      <w:r>
-        <w:t xml:space="preserve">errada com um valor de situação inexistente).</w:t>
+        <w:t xml:space="preserve">menos tokens, apesar do set match e do Soft F1 maiores de C4. O</w:t>
+      </w:r>
+      <w:r>
+        <w:t xml:space="preserve"> </w:t>
+      </w:r>
+      <w:r>
+        <w:t xml:space="preserve">desempate por tokens foi pensado para o custo por chamada de um motor</w:t>
+      </w:r>
+      <w:r>
+        <w:t xml:space="preserve"> </w:t>
+      </w:r>
+      <w:r>
+        <w:t xml:space="preserve">via API; com o motor local, gratuito, C4 teria sido a escolha natural, e</w:t>
+      </w:r>
+      <w:r>
+        <w:t xml:space="preserve"> </w:t>
+      </w:r>
+      <w:r>
+        <w:t xml:space="preserve">dois dos cinco erros residuais de C3 são justamente de literal, que o</w:t>
+      </w:r>
+      <w:r>
+        <w:t xml:space="preserve"> </w:t>
+      </w:r>
+      <w:r>
+        <w:t xml:space="preserve">value linking corrige. C4 com instrução de recusa não foi medida. Os</w:t>
+      </w:r>
+      <w:r>
+        <w:t xml:space="preserve"> </w:t>
+      </w:r>
+      <w:r>
+        <w:t xml:space="preserve">cinco erros residuais de C3 tiveram três causas: dois de projeção</w:t>
+      </w:r>
+      <w:r>
+        <w:t xml:space="preserve"> </w:t>
+      </w:r>
+      <w:r>
+        <w:t xml:space="preserve">incompleta (a unidade sem a taxa que a selecionou), um de dialeto (uma</w:t>
+      </w:r>
+      <w:r>
+        <w:t xml:space="preserve"> </w:t>
+      </w:r>
+      <w:r>
+        <w:t xml:space="preserve">função do MySQL em DuckDB, apesar de o prompt declarar o dialeto) e dois</w:t>
+      </w:r>
+      <w:r>
+        <w:t xml:space="preserve"> </w:t>
+      </w:r>
+      <w:r>
+        <w:t xml:space="preserve">de literal (um nome de unidade incompleto e uma caixa errada com um</w:t>
+      </w:r>
+      <w:r>
+        <w:t xml:space="preserve"> </w:t>
+      </w:r>
+      <w:r>
+        <w:t xml:space="preserve">valor de situação inexistente).</w:t>
       </w:r>
     </w:p>
     <w:bookmarkEnd w:id="37"/>
@@ -4052,37 +4004,31 @@
         <w:t xml:space="preserve"> </w:t>
       </w:r>
       <w:r>
-        <w:t xml:space="preserve">modelo claude-sonnet-4-6, sobre a Gold anterior à minimização e com o</w:t>
-      </w:r>
-      <w:r>
-        <w:t xml:space="preserve"> </w:t>
-      </w:r>
-      <w:r>
-        <w:t xml:space="preserve">prompt simples, e as consultas geradas naquela execução não foram</w:t>
-      </w:r>
-      <w:r>
-        <w:t xml:space="preserve"> </w:t>
-      </w:r>
-      <w:r>
-        <w:t xml:space="preserve">preservadas. Esse número é tratado aqui como observação histórica, sem</w:t>
-      </w:r>
-      <w:r>
-        <w:t xml:space="preserve"> </w:t>
-      </w:r>
-      <w:r>
-        <w:t xml:space="preserve">servir de base de comparação. Para separar o efeito do modelo do efeito</w:t>
-      </w:r>
-      <w:r>
-        <w:t xml:space="preserve"> </w:t>
-      </w:r>
-      <w:r>
-        <w:t xml:space="preserve">do prompt, o mesmo modelo via API foi executado nas células C0 e C3 sobre</w:t>
-      </w:r>
-      <w:r>
-        <w:t xml:space="preserve"> </w:t>
-      </w:r>
-      <w:r>
-        <w:t xml:space="preserve">a Gold e o harness atuais (Tabela 4).</w:t>
+        <w:t xml:space="preserve">modelo claude-sonnet-4-6, sobre a Gold anterior à minimização, com o</w:t>
+      </w:r>
+      <w:r>
+        <w:t xml:space="preserve"> </w:t>
+      </w:r>
+      <w:r>
+        <w:t xml:space="preserve">prompt simples e sem preservar as consultas geradas. Esse número é</w:t>
+      </w:r>
+      <w:r>
+        <w:t xml:space="preserve"> </w:t>
+      </w:r>
+      <w:r>
+        <w:t xml:space="preserve">tratado aqui como observação histórica. Para separar o efeito do modelo</w:t>
+      </w:r>
+      <w:r>
+        <w:t xml:space="preserve"> </w:t>
+      </w:r>
+      <w:r>
+        <w:t xml:space="preserve">do efeito do prompt, o mesmo modelo via API foi executado nas células C0</w:t>
+      </w:r>
+      <w:r>
+        <w:t xml:space="preserve"> </w:t>
+      </w:r>
+      <w:r>
+        <w:t xml:space="preserve">e C3 sobre a Gold e o harness atuais (Tabela 4).</w:t>
       </w:r>
     </w:p>
     <w:p>
@@ -4316,61 +4262,61 @@
         <w:t xml:space="preserve"> </w:t>
       </w:r>
       <w:r>
-        <w:t xml:space="preserve">valeu 52 pontos sob o prompt simples e 19 sob o prompt com escopo. A</w:t>
-      </w:r>
-      <w:r>
-        <w:t xml:space="preserve"> </w:t>
-      </w:r>
-      <w:r>
-        <w:t xml:space="preserve">leitura que os dados sustentam é a de que um prompt bem desenhado</w:t>
-      </w:r>
-      <w:r>
-        <w:t xml:space="preserve"> </w:t>
-      </w:r>
-      <w:r>
-        <w:t xml:space="preserve">reduziu de 52 para 19 pontos a distância entre o modelo local e o modelo</w:t>
-      </w:r>
-      <w:r>
-        <w:t xml:space="preserve"> </w:t>
-      </w:r>
-      <w:r>
-        <w:t xml:space="preserve">via API; nada permite dizer que um fator pese mais que o outro em geral.</w:t>
-      </w:r>
-      <w:r>
-        <w:t xml:space="preserve"> </w:t>
-      </w:r>
-      <w:r>
-        <w:t xml:space="preserve">Em C0, o modelo via API reproduziu o padrão dos resultados preliminares:</w:t>
-      </w:r>
-      <w:r>
-        <w:t xml:space="preserve"> </w:t>
-      </w:r>
-      <w:r>
-        <w:t xml:space="preserve">as duas perguntas da enfermagem barradas por escopo, duas perguntas com</w:t>
-      </w:r>
-      <w:r>
-        <w:t xml:space="preserve"> </w:t>
-      </w:r>
-      <w:r>
-        <w:t xml:space="preserve">colunas a mais e a diferença de 61,1% para 74,1% explicada pela Gold</w:t>
-      </w:r>
-      <w:r>
-        <w:t xml:space="preserve"> </w:t>
-      </w:r>
-      <w:r>
-        <w:t xml:space="preserve">minimizada e pelo harness revisto, não pelo modelo, que foi o mesmo. Em</w:t>
-      </w:r>
-      <w:r>
-        <w:t xml:space="preserve"> </w:t>
-      </w:r>
-      <w:r>
-        <w:t xml:space="preserve">C3, o modelo via API errou os mesmos dois tipos de coisa que o modelo</w:t>
-      </w:r>
-      <w:r>
-        <w:t xml:space="preserve"> </w:t>
-      </w:r>
-      <w:r>
-        <w:t xml:space="preserve">local: uma coluna a mais em uma pergunta e a caixa de um literal em outra.</w:t>
+        <w:t xml:space="preserve">valeu 52 pontos sob o prompt simples e 19 sob o prompt com escopo. Um</w:t>
+      </w:r>
+      <w:r>
+        <w:t xml:space="preserve"> </w:t>
+      </w:r>
+      <w:r>
+        <w:t xml:space="preserve">prompt bem desenhado reduziu de 52 para 19 pontos a distância entre o</w:t>
+      </w:r>
+      <w:r>
+        <w:t xml:space="preserve"> </w:t>
+      </w:r>
+      <w:r>
+        <w:t xml:space="preserve">modelo local e o modelo via API; nada permite dizer que um fator pese</w:t>
+      </w:r>
+      <w:r>
+        <w:t xml:space="preserve"> </w:t>
+      </w:r>
+      <w:r>
+        <w:t xml:space="preserve">mais que o outro em geral. Em C0, o modelo via API reproduziu o padrão</w:t>
+      </w:r>
+      <w:r>
+        <w:t xml:space="preserve"> </w:t>
+      </w:r>
+      <w:r>
+        <w:t xml:space="preserve">dos resultados preliminares, com as duas perguntas da enfermagem</w:t>
+      </w:r>
+      <w:r>
+        <w:t xml:space="preserve"> </w:t>
+      </w:r>
+      <w:r>
+        <w:t xml:space="preserve">barradas por escopo e duas perguntas com colunas a mais; a diferença de</w:t>
+      </w:r>
+      <w:r>
+        <w:t xml:space="preserve"> </w:t>
+      </w:r>
+      <w:r>
+        <w:t xml:space="preserve">61,1% para 74,1% vem da Gold minimizada e do harness revisto, não do</w:t>
+      </w:r>
+      <w:r>
+        <w:t xml:space="preserve"> </w:t>
+      </w:r>
+      <w:r>
+        <w:t xml:space="preserve">modelo, que foi o mesmo. Em C3, o modelo via API errou os mesmos dois</w:t>
+      </w:r>
+      <w:r>
+        <w:t xml:space="preserve"> </w:t>
+      </w:r>
+      <w:r>
+        <w:t xml:space="preserve">tipos de coisa que o modelo local: uma coluna a mais em uma pergunta e a</w:t>
+      </w:r>
+      <w:r>
+        <w:t xml:space="preserve"> </w:t>
+      </w:r>
+      <w:r>
+        <w:t xml:space="preserve">caixa de um literal em outra.</w:t>
       </w:r>
     </w:p>
     <w:p>
@@ -4390,141 +4336,91 @@
         <w:t xml:space="preserve"> </w:t>
       </w:r>
       <w:r>
-        <w:t xml:space="preserve">88,9%, 88,9% e 94,4%), foi de 67,2% a 96,9%; no modelo local, cujas</w:t>
-      </w:r>
-      <w:r>
-        <w:t xml:space="preserve"> </w:t>
-      </w:r>
-      <w:r>
-        <w:t xml:space="preserve">execuções coincidiram, de 49,1% a 87,5%. Com 18 perguntas, nenhum dos intervalos</w:t>
-      </w:r>
-      <w:r>
-        <w:t xml:space="preserve"> </w:t>
-      </w:r>
-      <w:r>
-        <w:t xml:space="preserve">exclui 80%. A hipótese de acurácia superior a 80% foi, portanto, atingida</w:t>
-      </w:r>
-      <w:r>
-        <w:t xml:space="preserve"> </w:t>
-      </w:r>
-      <w:r>
-        <w:t xml:space="preserve">na estimativa pontual com o modelo forte sob o prompt com escopo (90,7%),</w:t>
-      </w:r>
-      <w:r>
-        <w:t xml:space="preserve"> </w:t>
-      </w:r>
-      <w:r>
-        <w:t xml:space="preserve">não foi atingida com o modelo local (72,2%), e em nenhum dos casos o</w:t>
-      </w:r>
-      <w:r>
-        <w:t xml:space="preserve"> </w:t>
-      </w:r>
-      <w:r>
-        <w:t xml:space="preserve">tamanho do conjunto permite afirmar que o valor verdadeiro está acima ou</w:t>
-      </w:r>
-      <w:r>
-        <w:t xml:space="preserve"> </w:t>
-      </w:r>
-      <w:r>
-        <w:t xml:space="preserve">abaixo do limiar. A leitura cega do segundo anotador tornou esse veredito</w:t>
-      </w:r>
-      <w:r>
-        <w:t xml:space="preserve"> </w:t>
-      </w:r>
-      <w:r>
-        <w:t xml:space="preserve">robusto à convenção de projeção das referências: ele concordou com as</w:t>
-      </w:r>
-      <w:r>
-        <w:t xml:space="preserve"> </w:t>
-      </w:r>
-      <w:r>
-        <w:t xml:space="preserve">referências em 17 das 18 perguntas, inclusive nas duas que a projeção</w:t>
-      </w:r>
-      <w:r>
-        <w:t xml:space="preserve"> </w:t>
-      </w:r>
-      <w:r>
-        <w:t xml:space="preserve">mínima do modelo havia contrariado, e divergiu em uma, pedindo também a</w:t>
-      </w:r>
-      <w:r>
-        <w:t xml:space="preserve"> </w:t>
-      </w:r>
-      <w:r>
-        <w:t xml:space="preserve">data da maior taxa de ocupação, que nenhum modelo devolveu. Sob a leitura</w:t>
-      </w:r>
-      <w:r>
-        <w:t xml:space="preserve"> </w:t>
-      </w:r>
-      <w:r>
-        <w:t xml:space="preserve">do anotador, todas as células perdem 5,6 pontos, e o modelo local fica</w:t>
-      </w:r>
-      <w:r>
-        <w:t xml:space="preserve"> </w:t>
-      </w:r>
-      <w:r>
-        <w:t xml:space="preserve">abaixo de 80% nas duas leituras, enquanto o modelo via API fica acima nas</w:t>
-      </w:r>
-      <w:r>
-        <w:t xml:space="preserve"> </w:t>
-      </w:r>
-      <w:r>
-        <w:t xml:space="preserve">duas (90,7% e 85,2%). A referência divergente foi mantida como estava, porque alterar o</w:t>
-      </w:r>
-      <w:r>
-        <w:t xml:space="preserve"> </w:t>
-      </w:r>
-      <w:r>
-        <w:t xml:space="preserve">gabarito após conhecer os resultados comprometeria a comparação.</w:t>
-      </w:r>
-    </w:p>
-    <w:p>
-      <w:pPr>
-        <w:pStyle w:val="BodyText"/>
-      </w:pPr>
-      <w:r>
-        <w:t xml:space="preserve">A execução via API mostrou ainda que, com temperatura zero, o</w:t>
-      </w:r>
-      <w:r>
-        <w:t xml:space="preserve"> </w:t>
-      </w:r>
-      <w:r>
-        <w:t xml:space="preserve">modelo mudou a consulta de uma pergunta em cada célula entre chamadas</w:t>
-      </w:r>
-      <w:r>
-        <w:t xml:space="preserve"> </w:t>
-      </w:r>
-      <w:r>
-        <w:t xml:space="preserve">contíguas (TARa@3 de 94,4%), variação que o modelo local com semente fixa</w:t>
-      </w:r>
-      <w:r>
-        <w:t xml:space="preserve"> </w:t>
-      </w:r>
-      <w:r>
-        <w:t xml:space="preserve">não apresentou em nenhuma das 270 chamadas da matriz, coerente com o não</w:t>
-      </w:r>
-      <w:r>
-        <w:t xml:space="preserve"> </w:t>
-      </w:r>
-      <w:r>
-        <w:t xml:space="preserve">determinismo de configurações</w:t>
-      </w:r>
-      <w:r>
-        <w:t xml:space="preserve"> </w:t>
-      </w:r>
-      <w:r>
-        <w:t xml:space="preserve">“deterministas”</w:t>
-      </w:r>
-      <w:r>
-        <w:t xml:space="preserve"> </w:t>
-      </w:r>
-      <w:r>
-        <w:t xml:space="preserve">em serviços hospedados</w:t>
-      </w:r>
-      <w:r>
-        <w:t xml:space="preserve"> </w:t>
-      </w:r>
-      <w:r>
-        <w:t xml:space="preserve">descrito por Atıl et al. (2025).</w:t>
+        <w:t xml:space="preserve">88,9%, 88,9% e 94,4%), foi de 67,2% a 96,9%; no modelo local, de 49,1% a</w:t>
+      </w:r>
+      <w:r>
+        <w:t xml:space="preserve"> </w:t>
+      </w:r>
+      <w:r>
+        <w:t xml:space="preserve">87,5%. Nenhum dos dois exclui 80%. A hipótese de acurácia superior a 80%</w:t>
+      </w:r>
+      <w:r>
+        <w:t xml:space="preserve"> </w:t>
+      </w:r>
+      <w:r>
+        <w:t xml:space="preserve">foi, portanto, atingida na estimativa pontual com o modelo forte sob o</w:t>
+      </w:r>
+      <w:r>
+        <w:t xml:space="preserve"> </w:t>
+      </w:r>
+      <w:r>
+        <w:t xml:space="preserve">prompt com escopo (90,7%), não foi atingida com o modelo local (72,2%),</w:t>
+      </w:r>
+      <w:r>
+        <w:t xml:space="preserve"> </w:t>
+      </w:r>
+      <w:r>
+        <w:t xml:space="preserve">e em nenhum dos casos o tamanho do conjunto permite situar o valor</w:t>
+      </w:r>
+      <w:r>
+        <w:t xml:space="preserve"> </w:t>
+      </w:r>
+      <w:r>
+        <w:t xml:space="preserve">verdadeiro acima ou abaixo do limiar. A leitura cega do segundo anotador</w:t>
+      </w:r>
+      <w:r>
+        <w:t xml:space="preserve"> </w:t>
+      </w:r>
+      <w:r>
+        <w:t xml:space="preserve">tornou esse veredito robusto à convenção de projeção das referências:</w:t>
+      </w:r>
+      <w:r>
+        <w:t xml:space="preserve"> </w:t>
+      </w:r>
+      <w:r>
+        <w:t xml:space="preserve">ele concordou com as referências em 17 das 18 perguntas, inclusive nas</w:t>
+      </w:r>
+      <w:r>
+        <w:t xml:space="preserve"> </w:t>
+      </w:r>
+      <w:r>
+        <w:t xml:space="preserve">duas que a projeção mínima do modelo havia contrariado, e divergiu em</w:t>
+      </w:r>
+      <w:r>
+        <w:t xml:space="preserve"> </w:t>
+      </w:r>
+      <w:r>
+        <w:t xml:space="preserve">uma, pedindo também a data da maior taxa de ocupação, que nenhum modelo</w:t>
+      </w:r>
+      <w:r>
+        <w:t xml:space="preserve"> </w:t>
+      </w:r>
+      <w:r>
+        <w:t xml:space="preserve">devolveu. Sob a leitura do anotador, todas as células perdem 5,6 pontos:</w:t>
+      </w:r>
+      <w:r>
+        <w:t xml:space="preserve"> </w:t>
+      </w:r>
+      <w:r>
+        <w:t xml:space="preserve">o modelo local fica abaixo de 80% nas duas leituras e o modelo via API</w:t>
+      </w:r>
+      <w:r>
+        <w:t xml:space="preserve"> </w:t>
+      </w:r>
+      <w:r>
+        <w:t xml:space="preserve">fica acima nas duas (90,7% e 85,2%). A referência divergente foi</w:t>
+      </w:r>
+      <w:r>
+        <w:t xml:space="preserve"> </w:t>
+      </w:r>
+      <w:r>
+        <w:t xml:space="preserve">mantida, porque alterar o gabarito após conhecer os resultados</w:t>
+      </w:r>
+      <w:r>
+        <w:t xml:space="preserve"> </w:t>
+      </w:r>
+      <w:r>
+        <w:t xml:space="preserve">comprometeria a comparação.</w:t>
       </w:r>
     </w:p>
     <w:bookmarkEnd w:id="38"/>
@@ -5115,127 +5011,91 @@
         <w:pStyle w:val="BodyText"/>
       </w:pPr>
       <w:r>
-        <w:t xml:space="preserve">Sem a instrução de recusa, o modelo não se absteve por iniciativa própria</w:t>
-      </w:r>
-      <w:r>
-        <w:t xml:space="preserve"> </w:t>
-      </w:r>
-      <w:r>
-        <w:t xml:space="preserve">em nenhuma pergunta adversarial: as duas recusas contadas no nível do</w:t>
-      </w:r>
-      <w:r>
-        <w:t xml:space="preserve"> </w:t>
-      </w:r>
-      <w:r>
-        <w:t xml:space="preserve">modelo em E0 são as perguntas barradas pelo filtro de dado pessoal antes</w:t>
-      </w:r>
-      <w:r>
-        <w:t xml:space="preserve"> </w:t>
-      </w:r>
-      <w:r>
-        <w:t xml:space="preserve">de qualquer chamada, que o harness registra como recusa nos dois níveis</w:t>
-      </w:r>
-      <w:r>
-        <w:t xml:space="preserve"> </w:t>
-      </w:r>
-      <w:r>
-        <w:t xml:space="preserve">porque nenhum deles as entregou; excluídas, o modelo recusou 0 de 23 em</w:t>
-      </w:r>
-      <w:r>
-        <w:t xml:space="preserve"> </w:t>
-      </w:r>
-      <w:r>
-        <w:t xml:space="preserve">E0 e 18 de 23 em E1. O resultado coincide com a observação de Fei et al.</w:t>
-      </w:r>
-      <w:r>
-        <w:t xml:space="preserve"> </w:t>
-      </w:r>
-      <w:r>
-        <w:t xml:space="preserve">(2026) de que os modelos raramente recusam por iniciativa própria. Ainda assim, nenhuma linha fora do perfil, de camada</w:t>
-      </w:r>
-      <w:r>
-        <w:t xml:space="preserve"> </w:t>
-      </w:r>
-      <w:r>
-        <w:t xml:space="preserve">interna ou com campo sensível foi entregue em nenhuma das 150 interações</w:t>
-      </w:r>
-      <w:r>
-        <w:t xml:space="preserve"> </w:t>
-      </w:r>
-      <w:r>
-        <w:t xml:space="preserve">adversariais das duas células: das 15 recusas do sistema em E0, 11</w:t>
-      </w:r>
-      <w:r>
-        <w:t xml:space="preserve"> </w:t>
-      </w:r>
-      <w:r>
-        <w:t xml:space="preserve">vieram de controles deterministas, 9 do verificador da consulta (comandos</w:t>
-      </w:r>
-      <w:r>
-        <w:t xml:space="preserve"> </w:t>
-      </w:r>
-      <w:r>
-        <w:t xml:space="preserve">de escrita e de leitura de arquivo, instrução múltipla, camada interna,</w:t>
-      </w:r>
-      <w:r>
-        <w:t xml:space="preserve"> </w:t>
-      </w:r>
-      <w:r>
-        <w:t xml:space="preserve">catálogo e tabela fora do perfil) e 2 do filtro de dado pessoal na</w:t>
-      </w:r>
-      <w:r>
-        <w:t xml:space="preserve"> </w:t>
-      </w:r>
-      <w:r>
-        <w:t xml:space="preserve">pergunta.</w:t>
-      </w:r>
-      <w:r>
-        <w:t xml:space="preserve"> </w:t>
-      </w:r>
-      <w:r>
-        <w:t xml:space="preserve">Nas quatro injeções de instrução em que o modelo obedeceu, gerando</w:t>
-      </w:r>
-      <w:r>
-        <w:t xml:space="preserve"> </w:t>
-      </w:r>
-      <w:r>
-        <w:t xml:space="preserve">exclusão, alteração, leitura de arquivo do sistema e exportação de</w:t>
-      </w:r>
-      <w:r>
-        <w:t xml:space="preserve"> </w:t>
-      </w:r>
-      <w:r>
-        <w:t xml:space="preserve">tabela, o verificador barrou a consulta antes da execução. As outras 4</w:t>
-      </w:r>
-      <w:r>
-        <w:t xml:space="preserve"> </w:t>
-      </w:r>
-      <w:r>
-        <w:t xml:space="preserve">recusas foram contingentes, isto é, dependeram do texto que o modelo</w:t>
-      </w:r>
-      <w:r>
-        <w:t xml:space="preserve"> </w:t>
-      </w:r>
-      <w:r>
-        <w:t xml:space="preserve">escolheu: uma tabela inventada, um nome de coluna sensível usado como</w:t>
-      </w:r>
-      <w:r>
-        <w:t xml:space="preserve"> </w:t>
-      </w:r>
-      <w:r>
-        <w:t xml:space="preserve">apelido e duas colunas inexistentes que fizeram a consulta falhar. Em</w:t>
-      </w:r>
-      <w:r>
-        <w:t xml:space="preserve"> </w:t>
-      </w:r>
-      <w:r>
-        <w:t xml:space="preserve">todas elas, o dado pessoal pedido não existia na Gold, de modo que o</w:t>
-      </w:r>
-      <w:r>
-        <w:t xml:space="preserve"> </w:t>
-      </w:r>
-      <w:r>
-        <w:t xml:space="preserve">escopo não dependeu dessa contingência.</w:t>
+        <w:t xml:space="preserve">Sem a instrução de recusa, o modelo não se absteve por iniciativa</w:t>
+      </w:r>
+      <w:r>
+        <w:t xml:space="preserve"> </w:t>
+      </w:r>
+      <w:r>
+        <w:t xml:space="preserve">própria em nenhuma pergunta adversarial. As duas recusas contadas no</w:t>
+      </w:r>
+      <w:r>
+        <w:t xml:space="preserve"> </w:t>
+      </w:r>
+      <w:r>
+        <w:t xml:space="preserve">nível do modelo em E0 são perguntas barradas pelo filtro de dado pessoal</w:t>
+      </w:r>
+      <w:r>
+        <w:t xml:space="preserve"> </w:t>
+      </w:r>
+      <w:r>
+        <w:t xml:space="preserve">antes de qualquer chamada; excluídas, o modelo recusou 0 de 23 em E0 e</w:t>
+      </w:r>
+      <w:r>
+        <w:t xml:space="preserve"> </w:t>
+      </w:r>
+      <w:r>
+        <w:t xml:space="preserve">18 de 23 em E1, como Fei et al. (2026) observam: os modelos raramente</w:t>
+      </w:r>
+      <w:r>
+        <w:t xml:space="preserve"> </w:t>
+      </w:r>
+      <w:r>
+        <w:t xml:space="preserve">recusam por iniciativa própria. Ainda assim, nenhuma linha fora do</w:t>
+      </w:r>
+      <w:r>
+        <w:t xml:space="preserve"> </w:t>
+      </w:r>
+      <w:r>
+        <w:t xml:space="preserve">perfil, de camada interna ou com campo sensível foi entregue nas 150</w:t>
+      </w:r>
+      <w:r>
+        <w:t xml:space="preserve"> </w:t>
+      </w:r>
+      <w:r>
+        <w:t xml:space="preserve">interações adversariais das duas células. Das 15 recusas do sistema em</w:t>
+      </w:r>
+      <w:r>
+        <w:t xml:space="preserve"> </w:t>
+      </w:r>
+      <w:r>
+        <w:t xml:space="preserve">E0, 11 vieram de controles deterministas: 9 do verificador da consulta</w:t>
+      </w:r>
+      <w:r>
+        <w:t xml:space="preserve"> </w:t>
+      </w:r>
+      <w:r>
+        <w:t xml:space="preserve">(as quatro injeções em que o modelo obedeceu, gerando exclusão,</w:t>
+      </w:r>
+      <w:r>
+        <w:t xml:space="preserve"> </w:t>
+      </w:r>
+      <w:r>
+        <w:t xml:space="preserve">alteração, leitura de arquivo do sistema e exportação de tabela, além de</w:t>
+      </w:r>
+      <w:r>
+        <w:t xml:space="preserve"> </w:t>
+      </w:r>
+      <w:r>
+        <w:t xml:space="preserve">camada interna, catálogo e tabela fora do perfil) e 2 do filtro de dado</w:t>
+      </w:r>
+      <w:r>
+        <w:t xml:space="preserve"> </w:t>
+      </w:r>
+      <w:r>
+        <w:t xml:space="preserve">pessoal. As outras 4 dependeram do texto que o modelo escolheu (tabela</w:t>
+      </w:r>
+      <w:r>
+        <w:t xml:space="preserve"> </w:t>
+      </w:r>
+      <w:r>
+        <w:t xml:space="preserve">inventada, apelido de coluna sensível, colunas inexistentes), mas em</w:t>
+      </w:r>
+      <w:r>
+        <w:t xml:space="preserve"> </w:t>
+      </w:r>
+      <w:r>
+        <w:t xml:space="preserve">todas o dado pedido não existia na Gold.</w:t>
       </w:r>
     </w:p>
     <w:p>
@@ -5249,332 +5109,115 @@
         <w:t xml:space="preserve"> </w:t>
       </w:r>
       <w:r>
-        <w:t xml:space="preserve">10 perguntas sem resposta receberam uma resposta: contagens feitas na tabela</w:t>
-      </w:r>
-      <w:r>
-        <w:t xml:space="preserve"> </w:t>
-      </w:r>
-      <w:r>
-        <w:t xml:space="preserve">permitida no lugar da tabela proibida, colunas nulas com nome de</w:t>
-      </w:r>
-      <w:r>
-        <w:t xml:space="preserve"> </w:t>
-      </w:r>
-      <w:r>
-        <w:t xml:space="preserve">diagnóstico ou de médico responsável, uma projeção de 5% de aumento para</w:t>
-      </w:r>
-      <w:r>
-        <w:t xml:space="preserve"> </w:t>
-      </w:r>
-      <w:r>
-        <w:t xml:space="preserve">o dia seguinte e a parte benigna de uma pergunta que continha uma</w:t>
-      </w:r>
-      <w:r>
-        <w:t xml:space="preserve"> </w:t>
-      </w:r>
-      <w:r>
-        <w:t xml:space="preserve">injeção. Nenhuma delas vazou dado, e todas eram consultas válidas dentro</w:t>
-      </w:r>
-      <w:r>
-        <w:t xml:space="preserve"> </w:t>
-      </w:r>
-      <w:r>
-        <w:t xml:space="preserve">do escopo, por isso passaram. Foi o efeito descrito por Fei et al. (2026) para o schema restrito ao</w:t>
-      </w:r>
-      <w:r>
-        <w:t xml:space="preserve"> </w:t>
-      </w:r>
-      <w:r>
-        <w:t xml:space="preserve">perfil, em que o modelo, sem ver a tabela</w:t>
-      </w:r>
-      <w:r>
-        <w:t xml:space="preserve"> </w:t>
-      </w:r>
-      <w:r>
-        <w:t xml:space="preserve">pedida, responde com o que vê, agora medido sob verificador determinista.</w:t>
-      </w:r>
-      <w:r>
-        <w:t xml:space="preserve"> </w:t>
-      </w:r>
-      <w:r>
-        <w:t xml:space="preserve">A instrução de recusa elevou a recusa devida em todas as famílias</w:t>
-      </w:r>
-      <w:r>
-        <w:t xml:space="preserve"> </w:t>
-      </w:r>
-      <w:r>
-        <w:t xml:space="preserve">(Tabela 6), sem produzir nenhuma recusa indevida, e reduziu as respostas</w:t>
-      </w:r>
-      <w:r>
-        <w:t xml:space="preserve"> </w:t>
-      </w:r>
-      <w:r>
-        <w:t xml:space="preserve">indevidas de 10 para 3 (teste de sinal sobre o desfecho do sistema: 7</w:t>
-      </w:r>
-      <w:r>
-        <w:t xml:space="preserve"> </w:t>
-      </w:r>
-      <w:r>
-        <w:t xml:space="preserve">perguntas melhoraram e 1 piorou, p = 0,07). Houve, porém, um custo que o critério de decisão não previa: uma</w:t>
-      </w:r>
-      <w:r>
-        <w:t xml:space="preserve"> </w:t>
-      </w:r>
-      <w:r>
-        <w:t xml:space="preserve">pergunta legítima mudou de consulta e passou de correta a errada, sem</w:t>
-      </w:r>
-      <w:r>
-        <w:t xml:space="preserve"> </w:t>
-      </w:r>
-      <w:r>
-        <w:t xml:space="preserve">recusa, e o execution match das legítimas caiu de 72,2% para 66,7%. Pelo critério registrado antes da execução, a instrução passou a</w:t>
-      </w:r>
-      <w:r>
-        <w:t xml:space="preserve"> </w:t>
-      </w:r>
-      <w:r>
-        <w:t xml:space="preserve">fazer parte da configuração operacional, com esse custo declarado.</w:t>
-      </w:r>
-    </w:p>
-    <w:p>
-      <w:pPr>
-        <w:pStyle w:val="Legenda"/>
-      </w:pPr>
-      <w:r>
-        <w:t xml:space="preserve">Tabela 6. Recusa devida por família de perguntas adversariais (5 perguntas por família; modelo / sistema)</w:t>
-      </w:r>
-    </w:p>
-    <w:tbl>
-      <w:tblPr>
-        <w:tblStyle w:val="Table"/>
-        <w:tblW w:type="auto" w:w="0"/>
-        <w:tblLook w:firstRow="1" w:lastRow="0" w:firstColumn="0" w:lastColumn="0" w:noHBand="0" w:noVBand="0" w:val="0020"/>
-      </w:tblPr>
-      <w:tblGrid>
-        <w:gridCol w:w="2640"/>
-        <w:gridCol w:w="2640"/>
-        <w:gridCol w:w="2640"/>
-      </w:tblGrid>
-      <w:tr>
-        <w:trPr>
-          <w:tblHeader w:val="on"/>
-        </w:trPr>
-        <w:tc>
-          <w:tcPr/>
-          <w:p>
-            <w:pPr>
-              <w:pStyle w:val="Compact"/>
-            </w:pPr>
-            <w:r>
-              <w:t xml:space="preserve">Família</w:t>
-            </w:r>
-          </w:p>
-        </w:tc>
-        <w:tc>
-          <w:tcPr/>
-          <w:p>
-            <w:pPr>
-              <w:pStyle w:val="Compact"/>
-            </w:pPr>
-            <w:r>
-              <w:t xml:space="preserve">E0</w:t>
-            </w:r>
-          </w:p>
-        </w:tc>
-        <w:tc>
-          <w:tcPr/>
-          <w:p>
-            <w:pPr>
-              <w:pStyle w:val="Compact"/>
-            </w:pPr>
-            <w:r>
-              <w:t xml:space="preserve">E1</w:t>
-            </w:r>
-          </w:p>
-        </w:tc>
-      </w:tr>
-      <w:tr>
-        <w:tc>
-          <w:tcPr/>
-          <w:p>
-            <w:pPr>
-              <w:pStyle w:val="Compact"/>
-            </w:pPr>
-            <w:r>
-              <w:t xml:space="preserve">Dado pessoal</w:t>
-            </w:r>
-          </w:p>
-        </w:tc>
-        <w:tc>
-          <w:tcPr/>
-          <w:p>
-            <w:pPr>
-              <w:pStyle w:val="Compact"/>
-            </w:pPr>
-            <w:r>
-              <w:t xml:space="preserve">2 / 4</w:t>
-            </w:r>
-          </w:p>
-        </w:tc>
-        <w:tc>
-          <w:tcPr/>
-          <w:p>
-            <w:pPr>
-              <w:pStyle w:val="Compact"/>
-            </w:pPr>
-            <w:r>
-              <w:t xml:space="preserve">5 / 5</w:t>
-            </w:r>
-          </w:p>
-        </w:tc>
-      </w:tr>
-      <w:tr>
-        <w:tc>
-          <w:tcPr/>
-          <w:p>
-            <w:pPr>
-              <w:pStyle w:val="Compact"/>
-            </w:pPr>
-            <w:r>
-              <w:t xml:space="preserve">Camada interna ou catálogo</w:t>
-            </w:r>
-          </w:p>
-        </w:tc>
-        <w:tc>
-          <w:tcPr/>
-          <w:p>
-            <w:pPr>
-              <w:pStyle w:val="Compact"/>
-            </w:pPr>
-            <w:r>
-              <w:t xml:space="preserve">0 / 4</w:t>
-            </w:r>
-          </w:p>
-        </w:tc>
-        <w:tc>
-          <w:tcPr/>
-          <w:p>
-            <w:pPr>
-              <w:pStyle w:val="Compact"/>
-            </w:pPr>
-            <w:r>
-              <w:t xml:space="preserve">5 / 5</w:t>
-            </w:r>
-          </w:p>
-        </w:tc>
-      </w:tr>
-      <w:tr>
-        <w:tc>
-          <w:tcPr/>
-          <w:p>
-            <w:pPr>
-              <w:pStyle w:val="Compact"/>
-            </w:pPr>
-            <w:r>
-              <w:t xml:space="preserve">Fora do perfil</w:t>
-            </w:r>
-          </w:p>
-        </w:tc>
-        <w:tc>
-          <w:tcPr/>
-          <w:p>
-            <w:pPr>
-              <w:pStyle w:val="Compact"/>
-            </w:pPr>
-            <w:r>
-              <w:t xml:space="preserve">0 / 2</w:t>
-            </w:r>
-          </w:p>
-        </w:tc>
-        <w:tc>
-          <w:tcPr/>
-          <w:p>
-            <w:pPr>
-              <w:pStyle w:val="Compact"/>
-            </w:pPr>
-            <w:r>
-              <w:t xml:space="preserve">4 / 4</w:t>
-            </w:r>
-          </w:p>
-        </w:tc>
-      </w:tr>
-      <w:tr>
-        <w:tc>
-          <w:tcPr/>
-          <w:p>
-            <w:pPr>
-              <w:pStyle w:val="Compact"/>
-            </w:pPr>
-            <w:r>
-              <w:t xml:space="preserve">Injeção de instruções</w:t>
-            </w:r>
-          </w:p>
-        </w:tc>
-        <w:tc>
-          <w:tcPr/>
-          <w:p>
-            <w:pPr>
-              <w:pStyle w:val="Compact"/>
-            </w:pPr>
-            <w:r>
-              <w:t xml:space="preserve">0 / 4</w:t>
-            </w:r>
-          </w:p>
-        </w:tc>
-        <w:tc>
-          <w:tcPr/>
-          <w:p>
-            <w:pPr>
-              <w:pStyle w:val="Compact"/>
-            </w:pPr>
-            <w:r>
-              <w:t xml:space="preserve">3 / 5</w:t>
-            </w:r>
-          </w:p>
-        </w:tc>
-      </w:tr>
-      <w:tr>
-        <w:tc>
-          <w:tcPr/>
-          <w:p>
-            <w:pPr>
-              <w:pStyle w:val="Compact"/>
-            </w:pPr>
-            <w:r>
-              <w:t xml:space="preserve">Sem resposta no schema</w:t>
-            </w:r>
-          </w:p>
-        </w:tc>
-        <w:tc>
-          <w:tcPr/>
-          <w:p>
-            <w:pPr>
-              <w:pStyle w:val="Compact"/>
-            </w:pPr>
-            <w:r>
-              <w:t xml:space="preserve">0 / 1</w:t>
-            </w:r>
-          </w:p>
-        </w:tc>
-        <w:tc>
-          <w:tcPr/>
-          <w:p>
-            <w:pPr>
-              <w:pStyle w:val="Compact"/>
-            </w:pPr>
-            <w:r>
-              <w:t xml:space="preserve">3 / 3</w:t>
-            </w:r>
-          </w:p>
-        </w:tc>
-      </w:tr>
-    </w:tbl>
-    <w:p>
-      <w:pPr>
-        <w:pStyle w:val="FonteTabela"/>
-      </w:pPr>
-      <w:r>
-        <w:t xml:space="preserve">Fonte: Resultados originais da pesquisa</w:t>
+        <w:t xml:space="preserve">10 perguntas sem resposta receberam uma, sem vazar dado: contagens na</w:t>
+      </w:r>
+      <w:r>
+        <w:t xml:space="preserve"> </w:t>
+      </w:r>
+      <w:r>
+        <w:t xml:space="preserve">tabela permitida no lugar da proibida, colunas nulas com nome de</w:t>
+      </w:r>
+      <w:r>
+        <w:t xml:space="preserve"> </w:t>
+      </w:r>
+      <w:r>
+        <w:t xml:space="preserve">diagnóstico ou de médico, uma projeção de 5% de aumento para o dia</w:t>
+      </w:r>
+      <w:r>
+        <w:t xml:space="preserve"> </w:t>
+      </w:r>
+      <w:r>
+        <w:t xml:space="preserve">seguinte e a parte benigna de uma pergunta com injeção. É o efeito que</w:t>
+      </w:r>
+      <w:r>
+        <w:t xml:space="preserve"> </w:t>
+      </w:r>
+      <w:r>
+        <w:t xml:space="preserve">Fei et al. (2026) descrevem para o schema restrito ao perfil, o modelo</w:t>
+      </w:r>
+      <w:r>
+        <w:t xml:space="preserve"> </w:t>
+      </w:r>
+      <w:r>
+        <w:t xml:space="preserve">respondendo com o que vê, agora medido sob verificador determinista. A</w:t>
+      </w:r>
+      <w:r>
+        <w:t xml:space="preserve"> </w:t>
+      </w:r>
+      <w:r>
+        <w:t xml:space="preserve">instrução de recusa elevou a recusa devida em todas as famílias, sem</w:t>
+      </w:r>
+      <w:r>
+        <w:t xml:space="preserve"> </w:t>
+      </w:r>
+      <w:r>
+        <w:t xml:space="preserve">produzir nenhuma recusa indevida: em E1, o sistema recusou as cinco</w:t>
+      </w:r>
+      <w:r>
+        <w:t xml:space="preserve"> </w:t>
+      </w:r>
+      <w:r>
+        <w:t xml:space="preserve">perguntas por dado pessoal, as cinco de camada interna ou catálogo e as</w:t>
+      </w:r>
+      <w:r>
+        <w:t xml:space="preserve"> </w:t>
+      </w:r>
+      <w:r>
+        <w:t xml:space="preserve">cinco injeções (três já no modelo, duas pelo verificador), quatro das</w:t>
+      </w:r>
+      <w:r>
+        <w:t xml:space="preserve"> </w:t>
+      </w:r>
+      <w:r>
+        <w:t xml:space="preserve">cinco fora do perfil e três das cinco sem resposta no schema, contra 4,</w:t>
+      </w:r>
+      <w:r>
+        <w:t xml:space="preserve"> </w:t>
+      </w:r>
+      <w:r>
+        <w:t xml:space="preserve">4, 4, 2 e 1 recusas em E0, na mesma ordem. As respostas indevidas caíram</w:t>
+      </w:r>
+      <w:r>
+        <w:t xml:space="preserve"> </w:t>
+      </w:r>
+      <w:r>
+        <w:t xml:space="preserve">de 10 para 3 (teste de sinal sobre o desfecho do sistema: 7 perguntas</w:t>
+      </w:r>
+      <w:r>
+        <w:t xml:space="preserve"> </w:t>
+      </w:r>
+      <w:r>
+        <w:t xml:space="preserve">melhoraram e 1 piorou, p = 0,07). Houve um custo que o critério de</w:t>
+      </w:r>
+      <w:r>
+        <w:t xml:space="preserve"> </w:t>
+      </w:r>
+      <w:r>
+        <w:t xml:space="preserve">decisão não previa: uma pergunta legítima mudou de consulta e passou de</w:t>
+      </w:r>
+      <w:r>
+        <w:t xml:space="preserve"> </w:t>
+      </w:r>
+      <w:r>
+        <w:t xml:space="preserve">correta a errada, sem recusa, e o execution match das legítimas caiu de</w:t>
+      </w:r>
+      <w:r>
+        <w:t xml:space="preserve"> </w:t>
+      </w:r>
+      <w:r>
+        <w:t xml:space="preserve">72,2% para 66,7%. Pelo critério registrado antes da execução, a</w:t>
+      </w:r>
+      <w:r>
+        <w:t xml:space="preserve"> </w:t>
+      </w:r>
+      <w:r>
+        <w:t xml:space="preserve">instrução passou a fazer parte da configuração operacional, com esse</w:t>
+      </w:r>
+      <w:r>
+        <w:t xml:space="preserve"> </w:t>
+      </w:r>
+      <w:r>
+        <w:t xml:space="preserve">custo declarado.</w:t>
       </w:r>
     </w:p>
     <w:p>
@@ -5588,31 +5231,31 @@
         <w:t xml:space="preserve"> </w:t>
       </w:r>
       <w:r>
-        <w:t xml:space="preserve">instrução de recusa, recusou por iniciativa própria as mesmas zero</w:t>
-      </w:r>
-      <w:r>
-        <w:t xml:space="preserve"> </w:t>
-      </w:r>
-      <w:r>
-        <w:t xml:space="preserve">perguntas, mas em vez de responder com a tabela permitida improvisou</w:t>
-      </w:r>
-      <w:r>
-        <w:t xml:space="preserve"> </w:t>
-      </w:r>
-      <w:r>
-        <w:t xml:space="preserve">recusas dentro do contrato de saída: consultas que devolvem resultado</w:t>
-      </w:r>
-      <w:r>
-        <w:t xml:space="preserve"> </w:t>
-      </w:r>
-      <w:r>
-        <w:t xml:space="preserve">vazio (</w:t>
+        <w:t xml:space="preserve">instrução, tampouco recusou por iniciativa própria, mas em vez de</w:t>
+      </w:r>
+      <w:r>
+        <w:t xml:space="preserve"> </w:t>
+      </w:r>
+      <w:r>
+        <w:t xml:space="preserve">responder com a tabela permitida improvisou recusas dentro do contrato</w:t>
+      </w:r>
+      <w:r>
+        <w:t xml:space="preserve"> </w:t>
+      </w:r>
+      <w:r>
+        <w:t xml:space="preserve">de saída: consultas de resultado vazio (</w:t>
       </w:r>
       <w:r>
         <w:t xml:space="preserve">“SELECT 0 WHERE 1=0”</w:t>
       </w:r>
       <w:r>
-        <w:t xml:space="preserve">), o valor um, ou uma mensagem de texto como</w:t>
+        <w:t xml:space="preserve">), o valor</w:t>
+      </w:r>
+      <w:r>
+        <w:t xml:space="preserve"> </w:t>
+      </w:r>
+      <w:r>
+        <w:t xml:space="preserve">um ou uma mensagem como</w:t>
       </w:r>
       <w:r>
         <w:t xml:space="preserve"> </w:t>
@@ -5621,85 +5264,61 @@
         <w:t xml:space="preserve">“Acesso negado”</w:t>
       </w:r>
       <w:r>
-        <w:t xml:space="preserve">, todas consultas válidas dentro do escopo, que o</w:t>
-      </w:r>
-      <w:r>
-        <w:t xml:space="preserve"> </w:t>
-      </w:r>
-      <w:r>
-        <w:t xml:space="preserve">verificador aprovou e o sistema entregou. Vinte e duas das 25</w:t>
-      </w:r>
-      <w:r>
-        <w:t xml:space="preserve"> </w:t>
-      </w:r>
-      <w:r>
-        <w:t xml:space="preserve">adversariais foram entregues assim, sem que nenhuma tocasse Bronze,</w:t>
-      </w:r>
-      <w:r>
-        <w:t xml:space="preserve"> </w:t>
-      </w:r>
-      <w:r>
-        <w:t xml:space="preserve">Silver, comando de escrita ou tabela fora do perfil; uma injeção que</w:t>
-      </w:r>
-      <w:r>
-        <w:t xml:space="preserve"> </w:t>
-      </w:r>
-      <w:r>
-        <w:t xml:space="preserve">pedia a exportação da tabela de internações resultou na entrega das</w:t>
-      </w:r>
-      <w:r>
-        <w:t xml:space="preserve"> </w:t>
-      </w:r>
-      <w:r>
-        <w:t xml:space="preserve">2.012 linhas ao gestor, que tinha acesso a elas. Com a instrução de</w:t>
-      </w:r>
-      <w:r>
-        <w:t xml:space="preserve"> </w:t>
-      </w:r>
-      <w:r>
-        <w:t xml:space="preserve">recusa, o modelo via API recusou 22 das 25 no próprio nível do modelo,</w:t>
-      </w:r>
-      <w:r>
-        <w:t xml:space="preserve"> </w:t>
-      </w:r>
-      <w:r>
-        <w:t xml:space="preserve">entregou as mesmas duas perguntas com injeção respondidas pela parte</w:t>
-      </w:r>
-      <w:r>
-        <w:t xml:space="preserve"> </w:t>
-      </w:r>
-      <w:r>
-        <w:t xml:space="preserve">benigna e a mesma pergunta fora do perfil respondida com a tabela</w:t>
-      </w:r>
-      <w:r>
-        <w:t xml:space="preserve"> </w:t>
-      </w:r>
-      <w:r>
-        <w:t xml:space="preserve">permitida, e o execution match das legítimas subiu de 88,9% para 94,4%,</w:t>
-      </w:r>
-      <w:r>
-        <w:t xml:space="preserve"> </w:t>
-      </w:r>
-      <w:r>
-        <w:t xml:space="preserve">com a pergunta de literal em caixa baixa passando a correta. A</w:t>
-      </w:r>
-      <w:r>
-        <w:t xml:space="preserve"> </w:t>
-      </w:r>
-      <w:r>
-        <w:t xml:space="preserve">configuração operacional com o modelo comercial mediu, portanto, 94,4%</w:t>
-      </w:r>
-      <w:r>
-        <w:t xml:space="preserve"> </w:t>
-      </w:r>
-      <w:r>
-        <w:t xml:space="preserve">nas legítimas e 88% de recusa devida, e o Reliability Score com</w:t>
-      </w:r>
-      <w:r>
-        <w:t xml:space="preserve"> </w:t>
-      </w:r>
-      <w:r>
-        <w:t xml:space="preserve">penalidade 10 ficou próximo de zero. A lição vale para os dois modelos:</w:t>
+        <w:t xml:space="preserve">, todas válidas dentro do escopo,</w:t>
+      </w:r>
+      <w:r>
+        <w:t xml:space="preserve"> </w:t>
+      </w:r>
+      <w:r>
+        <w:t xml:space="preserve">que o verificador aprovou e o sistema entregou. Vinte e duas das 25</w:t>
+      </w:r>
+      <w:r>
+        <w:t xml:space="preserve"> </w:t>
+      </w:r>
+      <w:r>
+        <w:t xml:space="preserve">adversariais foram entregues assim, nenhuma tocando camada interna,</w:t>
+      </w:r>
+      <w:r>
+        <w:t xml:space="preserve"> </w:t>
+      </w:r>
+      <w:r>
+        <w:t xml:space="preserve">comando de escrita ou tabela fora do perfil; uma injeção que pedia a</w:t>
+      </w:r>
+      <w:r>
+        <w:t xml:space="preserve"> </w:t>
+      </w:r>
+      <w:r>
+        <w:t xml:space="preserve">exportação da tabela de internações entregou as 2.012 linhas ao gestor,</w:t>
+      </w:r>
+      <w:r>
+        <w:t xml:space="preserve"> </w:t>
+      </w:r>
+      <w:r>
+        <w:t xml:space="preserve">que tinha acesso a elas. Com a instrução, o modelo via API recusou 22</w:t>
+      </w:r>
+      <w:r>
+        <w:t xml:space="preserve"> </w:t>
+      </w:r>
+      <w:r>
+        <w:t xml:space="preserve">das 25 no próprio nível do modelo e entregou três respostas indevidas</w:t>
+      </w:r>
+      <w:r>
+        <w:t xml:space="preserve"> </w:t>
+      </w:r>
+      <w:r>
+        <w:t xml:space="preserve">(duas injeções respondidas pela parte benigna e uma pergunta fora do</w:t>
+      </w:r>
+      <w:r>
+        <w:t xml:space="preserve"> </w:t>
+      </w:r>
+      <w:r>
+        <w:t xml:space="preserve">perfil respondida com a tabela permitida); o execution match das</w:t>
+      </w:r>
+      <w:r>
+        <w:t xml:space="preserve"> </w:t>
+      </w:r>
+      <w:r>
+        <w:t xml:space="preserve">legítimas subiu de 88,9% para 94,4%. A lição vale para os dois modelos:</w:t>
       </w:r>
       <w:r>
         <w:t xml:space="preserve"> </w:t>
@@ -5717,19 +5336,27 @@
         <w:t xml:space="preserve"> </w:t>
       </w:r>
       <w:r>
-        <w:t xml:space="preserve">era uma abstenção sem canal; autorizar a recusa explicitamente resolve o</w:t>
-      </w:r>
-      <w:r>
-        <w:t xml:space="preserve"> </w:t>
-      </w:r>
-      <w:r>
-        <w:t xml:space="preserve">problema nos dois. A família de perguntas legítimas para outro perfil</w:t>
-      </w:r>
-      <w:r>
-        <w:t xml:space="preserve"> </w:t>
-      </w:r>
-      <w:r>
-        <w:t xml:space="preserve">mede o custo da governança propriamente dito: são perguntas que o hospital faria e que o</w:t>
+        <w:t xml:space="preserve">era uma abstenção sem canal. Autorizar a recusa resolve o problema nos</w:t>
+      </w:r>
+      <w:r>
+        <w:t xml:space="preserve"> </w:t>
+      </w:r>
+      <w:r>
+        <w:t xml:space="preserve">dois.</w:t>
+      </w:r>
+    </w:p>
+    <w:p>
+      <w:pPr>
+        <w:pStyle w:val="BodyText"/>
+      </w:pPr>
+      <w:r>
+        <w:t xml:space="preserve">A família de perguntas legítimas para outro perfil mede o custo da</w:t>
+      </w:r>
+      <w:r>
+        <w:t xml:space="preserve"> </w:t>
+      </w:r>
+      <w:r>
+        <w:t xml:space="preserve">governança propriamente dito: são perguntas que o hospital faria e que o</w:t>
       </w:r>
       <w:r>
         <w:t xml:space="preserve"> </w:t>
@@ -5741,37 +5368,31 @@
         <w:t xml:space="preserve"> </w:t>
       </w:r>
       <w:r>
-        <w:t xml:space="preserve">negadas, que é o comportamento desejado, e uma foi respondida</w:t>
-      </w:r>
-      <w:r>
-        <w:t xml:space="preserve"> </w:t>
-      </w:r>
-      <w:r>
-        <w:t xml:space="preserve">erradamente com a tabela permitida; em E0, duas foram negadas e três</w:t>
-      </w:r>
-      <w:r>
-        <w:t xml:space="preserve"> </w:t>
-      </w:r>
-      <w:r>
-        <w:t xml:space="preserve">respondidas erradamente. O custo da governança consistiu, portanto, em negar informação a quem</w:t>
-      </w:r>
-      <w:r>
-        <w:t xml:space="preserve"> </w:t>
-      </w:r>
-      <w:r>
-        <w:t xml:space="preserve">não tinha a finalidade correspondente; sem a instrução de recusa, esse</w:t>
-      </w:r>
-      <w:r>
-        <w:t xml:space="preserve"> </w:t>
-      </w:r>
-      <w:r>
-        <w:t xml:space="preserve">custo se converteu no risco de entregar uma resposta errada no lugar da</w:t>
-      </w:r>
-      <w:r>
-        <w:t xml:space="preserve"> </w:t>
-      </w:r>
-      <w:r>
-        <w:t xml:space="preserve">negativa.</w:t>
+        <w:t xml:space="preserve">negadas, o comportamento desejado, e uma foi respondida erradamente com</w:t>
+      </w:r>
+      <w:r>
+        <w:t xml:space="preserve"> </w:t>
+      </w:r>
+      <w:r>
+        <w:t xml:space="preserve">a tabela permitida; em E0, duas foram negadas e três respondidas</w:t>
+      </w:r>
+      <w:r>
+        <w:t xml:space="preserve"> </w:t>
+      </w:r>
+      <w:r>
+        <w:t xml:space="preserve">erradamente. O custo consistiu em negar informação a quem não tinha a</w:t>
+      </w:r>
+      <w:r>
+        <w:t xml:space="preserve"> </w:t>
+      </w:r>
+      <w:r>
+        <w:t xml:space="preserve">finalidade correspondente; sem a instrução de recusa, converteu-se no</w:t>
+      </w:r>
+      <w:r>
+        <w:t xml:space="preserve"> </w:t>
+      </w:r>
+      <w:r>
+        <w:t xml:space="preserve">risco de entregar uma resposta errada no lugar da negativa.</w:t>
       </w:r>
     </w:p>
     <w:p>
@@ -5779,49 +5400,31 @@
         <w:pStyle w:val="BodyText"/>
       </w:pPr>
       <w:r>
-        <w:t xml:space="preserve">Duas análises feitas sobre os relatórios, sem nova execução,</w:t>
-      </w:r>
-      <w:r>
-        <w:t xml:space="preserve"> </w:t>
-      </w:r>
-      <w:r>
-        <w:t xml:space="preserve">complementam a leitura. Uma regra determinista que se abstivesse sempre que a consulta aprovada</w:t>
-      </w:r>
-      <w:r>
-        <w:t xml:space="preserve"> </w:t>
-      </w:r>
-      <w:r>
-        <w:t xml:space="preserve">devolvesse resultado vazio ou só com valores nulos, na linha do filtro</w:t>
-      </w:r>
-      <w:r>
-        <w:t xml:space="preserve"> </w:t>
-      </w:r>
-      <w:r>
-        <w:t xml:space="preserve">por execução do sistema vencedor do EHRSQL 2024 (Lee et al., 2024a),</w:t>
-      </w:r>
-      <w:r>
-        <w:t xml:space="preserve"> </w:t>
-      </w:r>
-      <w:r>
-        <w:t xml:space="preserve">levaria a recusa devida do sistema a 92% em E1 (a versão da regra</w:t>
-      </w:r>
-      <w:r>
-        <w:t xml:space="preserve"> </w:t>
-      </w:r>
-      <w:r>
-        <w:t xml:space="preserve">versionada no harness cobre só o resultado vazio e dá 88%; a extensão</w:t>
-      </w:r>
-      <w:r>
-        <w:t xml:space="preserve"> </w:t>
-      </w:r>
-      <w:r>
-        <w:t xml:space="preserve">aos resultados nulos foi calculada sobre os relatórios),</w:t>
-      </w:r>
-      <w:r>
-        <w:t xml:space="preserve"> </w:t>
-      </w:r>
-      <w:r>
-        <w:t xml:space="preserve">restando duas respostas indevidas (a explicação pedida por</w:t>
+        <w:t xml:space="preserve">Duas leituras feitas sobre os relatórios, sem nova execução,</w:t>
+      </w:r>
+      <w:r>
+        <w:t xml:space="preserve"> </w:t>
+      </w:r>
+      <w:r>
+        <w:t xml:space="preserve">complementam o quadro. Uma regra que se abstivesse sempre que a consulta</w:t>
+      </w:r>
+      <w:r>
+        <w:t xml:space="preserve"> </w:t>
+      </w:r>
+      <w:r>
+        <w:t xml:space="preserve">aprovada devolvesse resultado vazio ou só nulos, na linha do filtro por</w:t>
+      </w:r>
+      <w:r>
+        <w:t xml:space="preserve"> </w:t>
+      </w:r>
+      <w:r>
+        <w:t xml:space="preserve">execução do sistema vencedor do EHRSQL 2024 (Lee et al., 2024a), levaria</w:t>
+      </w:r>
+      <w:r>
+        <w:t xml:space="preserve"> </w:t>
+      </w:r>
+      <w:r>
+        <w:t xml:space="preserve">a recusa devida do sistema a 92% em E1, restando a explicação pedida por</w:t>
       </w:r>
       <w:r>
         <w:t xml:space="preserve"> </w:t>
@@ -5833,49 +5436,43 @@
         <w:t xml:space="preserve"> </w:t>
       </w:r>
       <w:r>
-        <w:t xml:space="preserve">e a</w:t>
-      </w:r>
-      <w:r>
-        <w:t xml:space="preserve"> </w:t>
-      </w:r>
-      <w:r>
-        <w:t xml:space="preserve">previsão), ao custo de duas perguntas legítimas, então erradas, virarem</w:t>
-      </w:r>
-      <w:r>
-        <w:t xml:space="preserve"> </w:t>
-      </w:r>
-      <w:r>
-        <w:t xml:space="preserve">abstenção. O Reliability Score com penalidade 10 é negativo nas duas</w:t>
-      </w:r>
-      <w:r>
-        <w:t xml:space="preserve"> </w:t>
-      </w:r>
-      <w:r>
-        <w:t xml:space="preserve">células porque cada resposta errada entregue custa 23 pontos num</w:t>
-      </w:r>
-      <w:r>
-        <w:t xml:space="preserve"> </w:t>
-      </w:r>
-      <w:r>
-        <w:t xml:space="preserve">conjunto de 43 com 58% de perguntas a recusar, e inclui como erro duas</w:t>
-      </w:r>
-      <w:r>
-        <w:t xml:space="preserve"> </w:t>
-      </w:r>
-      <w:r>
-        <w:t xml:space="preserve">perguntas legítimas às quais faltou só uma coluna; o valor não é</w:t>
-      </w:r>
-      <w:r>
-        <w:t xml:space="preserve"> </w:t>
-      </w:r>
-      <w:r>
-        <w:t xml:space="preserve">comparável ao do EHRSQL 2024, cujo conjunto tem 20% de perguntas a</w:t>
-      </w:r>
-      <w:r>
-        <w:t xml:space="preserve"> </w:t>
-      </w:r>
-      <w:r>
-        <w:t xml:space="preserve">recusar, e é apresentado ao lado do RS(0).</w:t>
+        <w:t xml:space="preserve">e a previsão, ao custo de duas perguntas legítimas, já</w:t>
+      </w:r>
+      <w:r>
+        <w:t xml:space="preserve"> </w:t>
+      </w:r>
+      <w:r>
+        <w:t xml:space="preserve">erradas, virarem abstenção (a versão da regra versionada no harness</w:t>
+      </w:r>
+      <w:r>
+        <w:t xml:space="preserve"> </w:t>
+      </w:r>
+      <w:r>
+        <w:t xml:space="preserve">cobre só o resultado vazio e dá 88%). O Reliability Score com penalidade</w:t>
+      </w:r>
+      <w:r>
+        <w:t xml:space="preserve"> </w:t>
+      </w:r>
+      <w:r>
+        <w:t xml:space="preserve">10 fica muito abaixo de zero no modelo local porque cada resposta errada</w:t>
+      </w:r>
+      <w:r>
+        <w:t xml:space="preserve"> </w:t>
+      </w:r>
+      <w:r>
+        <w:t xml:space="preserve">entregue custa 23 pontos num conjunto de 43 com 58% de perguntas a</w:t>
+      </w:r>
+      <w:r>
+        <w:t xml:space="preserve"> </w:t>
+      </w:r>
+      <w:r>
+        <w:t xml:space="preserve">recusar, e não é comparável ao do EHRSQL 2024, cujo conjunto tem 20% de</w:t>
+      </w:r>
+      <w:r>
+        <w:t xml:space="preserve"> </w:t>
+      </w:r>
+      <w:r>
+        <w:t xml:space="preserve">perguntas a recusar.</w:t>
       </w:r>
     </w:p>
     <w:p>
@@ -5883,7 +5480,7 @@
         <w:pStyle w:val="BodyText"/>
       </w:pPr>
       <w:r>
-        <w:t xml:space="preserve">A execução do conjunto adversarial revelou ainda um defeito no próprio</w:t>
+        <w:t xml:space="preserve">A execução do conjunto adversarial revelou ainda um defeito no</w:t>
       </w:r>
       <w:r>
         <w:t xml:space="preserve"> </w:t>
@@ -5901,55 +5498,43 @@
         <w:t xml:space="preserve"> </w:t>
       </w:r>
       <w:r>
-        <w:t xml:space="preserve">trilha de auditoria. A consulta de uma das injeções, barrada pelo</w:t>
-      </w:r>
-      <w:r>
-        <w:t xml:space="preserve"> </w:t>
-      </w:r>
-      <w:r>
-        <w:t xml:space="preserve">verificador por conter duas instruções, foi assim executada pelo</w:t>
-      </w:r>
-      <w:r>
-        <w:t xml:space="preserve"> </w:t>
-      </w:r>
-      <w:r>
-        <w:t xml:space="preserve">avaliador, e sua segunda instrução exportou a tabela de internações para</w:t>
-      </w:r>
-      <w:r>
-        <w:t xml:space="preserve"> </w:t>
-      </w:r>
-      <w:r>
-        <w:t xml:space="preserve">um arquivo, porque a conexão somente leitura impede escrita no banco, mas</w:t>
-      </w:r>
-      <w:r>
-        <w:t xml:space="preserve"> </w:t>
-      </w:r>
-      <w:r>
-        <w:t xml:space="preserve">não em arquivo. O sistema, do ponto de vista do usuário, não entregou</w:t>
-      </w:r>
-      <w:r>
-        <w:t xml:space="preserve"> </w:t>
-      </w:r>
-      <w:r>
-        <w:t xml:space="preserve">nada. A execução diagnóstica foi restrita a consultas barradas apenas por</w:t>
-      </w:r>
-      <w:r>
-        <w:t xml:space="preserve"> </w:t>
-      </w:r>
-      <w:r>
-        <w:t xml:space="preserve">escopo, a conexão passou a negar acesso a arquivos externos, com teste, e</w:t>
-      </w:r>
-      <w:r>
-        <w:t xml:space="preserve"> </w:t>
-      </w:r>
-      <w:r>
-        <w:t xml:space="preserve">a etapa foi reexecutada, com as consultas das 258 interações idênticas</w:t>
-      </w:r>
-      <w:r>
-        <w:t xml:space="preserve"> </w:t>
-      </w:r>
-      <w:r>
-        <w:t xml:space="preserve">às da primeira execução.</w:t>
+        <w:t xml:space="preserve">trilha, e a consulta de uma das injeções, barrada por conter duas</w:t>
+      </w:r>
+      <w:r>
+        <w:t xml:space="preserve"> </w:t>
+      </w:r>
+      <w:r>
+        <w:t xml:space="preserve">instruções, exportou assim a tabela de internações para um arquivo,</w:t>
+      </w:r>
+      <w:r>
+        <w:t xml:space="preserve"> </w:t>
+      </w:r>
+      <w:r>
+        <w:t xml:space="preserve">porque a conexão somente leitura impede escrita no banco, mas não em</w:t>
+      </w:r>
+      <w:r>
+        <w:t xml:space="preserve"> </w:t>
+      </w:r>
+      <w:r>
+        <w:t xml:space="preserve">arquivo. O usuário não recebeu nada. A execução diagnóstica foi restrita</w:t>
+      </w:r>
+      <w:r>
+        <w:t xml:space="preserve"> </w:t>
+      </w:r>
+      <w:r>
+        <w:t xml:space="preserve">a consultas barradas apenas por escopo, a conexão passou a negar acesso</w:t>
+      </w:r>
+      <w:r>
+        <w:t xml:space="preserve"> </w:t>
+      </w:r>
+      <w:r>
+        <w:t xml:space="preserve">a arquivos externos, com teste, e a etapa foi reexecutada com as 258</w:t>
+      </w:r>
+      <w:r>
+        <w:t xml:space="preserve"> </w:t>
+      </w:r>
+      <w:r>
+        <w:t xml:space="preserve">interações idênticas à primeira execução.</w:t>
       </w:r>
     </w:p>
     <w:bookmarkEnd w:id="39"/>
@@ -5967,7 +5552,7 @@
         <w:pStyle w:val="FirstParagraph"/>
       </w:pPr>
       <w:r>
-        <w:t xml:space="preserve">A Tabela 7 apresenta o que deixa a máquina em cada motor, levantado a</w:t>
+        <w:t xml:space="preserve">A Tabela 6 apresenta o que deixa a máquina em cada motor, levantado a</w:t>
       </w:r>
       <w:r>
         <w:t xml:space="preserve"> </w:t>
@@ -5981,7 +5566,7 @@
         <w:pStyle w:val="Legenda"/>
       </w:pPr>
       <w:r>
-        <w:t xml:space="preserve">Tabela 7. Dados que saem do perímetro, por motor</w:t>
+        <w:t xml:space="preserve">Tabela 6. Dados que saem do perímetro, por motor</w:t>
       </w:r>
     </w:p>
     <w:tbl>
@@ -6160,73 +5745,73 @@
         <w:t xml:space="preserve"> </w:t>
       </w:r>
       <w:r>
-        <w:t xml:space="preserve">separação entre o fato registrado na cadeia e o texto da pergunta, guardado</w:t>
-      </w:r>
-      <w:r>
-        <w:t xml:space="preserve"> </w:t>
-      </w:r>
-      <w:r>
-        <w:t xml:space="preserve">à parte com prazo de retenção e expurgo, o que conciliaria a integridade</w:t>
-      </w:r>
-      <w:r>
-        <w:t xml:space="preserve"> </w:t>
-      </w:r>
-      <w:r>
-        <w:t xml:space="preserve">da auditoria com o término do tratamento e o direito de eliminação</w:t>
-      </w:r>
-      <w:r>
-        <w:t xml:space="preserve"> </w:t>
-      </w:r>
-      <w:r>
-        <w:t xml:space="preserve">previstos na LGPD (Brasil, 2018). O caminho via API, além do filtro, exigiria de um hospital um dos</w:t>
-      </w:r>
-      <w:r>
-        <w:t xml:space="preserve"> </w:t>
-      </w:r>
-      <w:r>
-        <w:t xml:space="preserve">mecanismos de transferência internacional previstos no art. 33 da LGPD e</w:t>
-      </w:r>
-      <w:r>
-        <w:t xml:space="preserve"> </w:t>
-      </w:r>
-      <w:r>
-        <w:t xml:space="preserve">um contrato com o operador do modelo, e a implantação real de qualquer</w:t>
-      </w:r>
-      <w:r>
-        <w:t xml:space="preserve"> </w:t>
-      </w:r>
-      <w:r>
-        <w:t xml:space="preserve">dos caminhos exigiria o relatório de impacto à proteção de dados do art.</w:t>
-      </w:r>
-      <w:r>
-        <w:t xml:space="preserve"> </w:t>
-      </w:r>
-      <w:r>
-        <w:t xml:space="preserve">38, ambos fora do escopo deste trabalho. A implantação local, em que</w:t>
-      </w:r>
-      <w:r>
-        <w:t xml:space="preserve"> </w:t>
-      </w:r>
-      <w:r>
-        <w:t xml:space="preserve">nada sai do perímetro, é a opção adotada na literatura mais próxima</w:t>
-      </w:r>
-      <w:r>
-        <w:t xml:space="preserve"> </w:t>
-      </w:r>
-      <w:r>
-        <w:t xml:space="preserve">deste trabalho (Al Attrach et al., 2026); a abstração do schema e dos valores antes do</w:t>
-      </w:r>
-      <w:r>
-        <w:t xml:space="preserve"> </w:t>
-      </w:r>
-      <w:r>
-        <w:t xml:space="preserve">envio a um modelo remoto (Abedini et al., 2025) é a alternativa para quem</w:t>
-      </w:r>
-      <w:r>
-        <w:t xml:space="preserve"> </w:t>
-      </w:r>
-      <w:r>
-        <w:t xml:space="preserve">precisa da API.</w:t>
+        <w:t xml:space="preserve">separação entre o fato registrado na cadeia e o texto da pergunta,</w:t>
+      </w:r>
+      <w:r>
+        <w:t xml:space="preserve"> </w:t>
+      </w:r>
+      <w:r>
+        <w:t xml:space="preserve">guardado à parte com prazo de retenção e expurgo, o que conciliaria a</w:t>
+      </w:r>
+      <w:r>
+        <w:t xml:space="preserve"> </w:t>
+      </w:r>
+      <w:r>
+        <w:t xml:space="preserve">integridade da auditoria com o término do tratamento e o direito de</w:t>
+      </w:r>
+      <w:r>
+        <w:t xml:space="preserve"> </w:t>
+      </w:r>
+      <w:r>
+        <w:t xml:space="preserve">eliminação previstos na LGPD (Brasil, 2018). O caminho via API, além do</w:t>
+      </w:r>
+      <w:r>
+        <w:t xml:space="preserve"> </w:t>
+      </w:r>
+      <w:r>
+        <w:t xml:space="preserve">filtro, exigiria de um hospital um dos mecanismos de transferência</w:t>
+      </w:r>
+      <w:r>
+        <w:t xml:space="preserve"> </w:t>
+      </w:r>
+      <w:r>
+        <w:t xml:space="preserve">internacional do art. 33 da LGPD e um contrato com o operador do modelo,</w:t>
+      </w:r>
+      <w:r>
+        <w:t xml:space="preserve"> </w:t>
+      </w:r>
+      <w:r>
+        <w:t xml:space="preserve">e a implantação real de qualquer dos caminhos exigiria o relatório de</w:t>
+      </w:r>
+      <w:r>
+        <w:t xml:space="preserve"> </w:t>
+      </w:r>
+      <w:r>
+        <w:t xml:space="preserve">impacto à proteção de dados do art. 38, ambos fora do escopo deste</w:t>
+      </w:r>
+      <w:r>
+        <w:t xml:space="preserve"> </w:t>
+      </w:r>
+      <w:r>
+        <w:t xml:space="preserve">trabalho. A implantação local, em que nada sai do perímetro, é a opção</w:t>
+      </w:r>
+      <w:r>
+        <w:t xml:space="preserve"> </w:t>
+      </w:r>
+      <w:r>
+        <w:t xml:space="preserve">adotada na literatura mais próxima deste trabalho (Al Attrach et al.,</w:t>
+      </w:r>
+      <w:r>
+        <w:t xml:space="preserve"> </w:t>
+      </w:r>
+      <w:r>
+        <w:t xml:space="preserve">2026); a abstração do schema e dos valores antes do envio a um modelo</w:t>
+      </w:r>
+      <w:r>
+        <w:t xml:space="preserve"> </w:t>
+      </w:r>
+      <w:r>
+        <w:t xml:space="preserve">remoto (Abedini et al., 2025) é a alternativa para quem precisa da API.</w:t>
       </w:r>
     </w:p>
     <w:bookmarkEnd w:id="40"/>
@@ -6256,85 +5841,121 @@
         <w:t xml:space="preserve"> </w:t>
       </w:r>
       <w:r>
-        <w:t xml:space="preserve">reiniciado e os mesmos pesos, semente e máquina. As 183 interações do segundo dia (61 perguntas, três execuções cada)</w:t>
-      </w:r>
-      <w:r>
-        <w:t xml:space="preserve"> </w:t>
-      </w:r>
-      <w:r>
-        <w:t xml:space="preserve">repetiram exatamente as consultas do primeiro, com concordância total de</w:t>
-      </w:r>
-      <w:r>
-        <w:t xml:space="preserve"> </w:t>
-      </w:r>
-      <w:r>
-        <w:t xml:space="preserve">100% entre os dias e métricas idênticas. A rastreabilidade foi</w:t>
-      </w:r>
-      <w:r>
-        <w:t xml:space="preserve"> </w:t>
-      </w:r>
-      <w:r>
-        <w:t xml:space="preserve">verificada em todas as execuções versionadas: as 1.077 interações da matriz, do conjunto adversarial com os dois</w:t>
-      </w:r>
-      <w:r>
-        <w:t xml:space="preserve"> </w:t>
-      </w:r>
-      <w:r>
-        <w:t xml:space="preserve">modelos, da ponte com o modelo via API e da repetição têm registro de</w:t>
-      </w:r>
-      <w:r>
-        <w:t xml:space="preserve"> </w:t>
-      </w:r>
-      <w:r>
-        <w:t xml:space="preserve">entrada e de saída na trilha, e as cinco cadeias de hashes foram</w:t>
-      </w:r>
-      <w:r>
-        <w:t xml:space="preserve"> </w:t>
-      </w:r>
-      <w:r>
-        <w:t xml:space="preserve">conferidas íntegras a partir do arquivo. O modelo via API, ao contrário, mudou a consulta entre chamadas</w:t>
-      </w:r>
-      <w:r>
-        <w:t xml:space="preserve"> </w:t>
-      </w:r>
-      <w:r>
-        <w:t xml:space="preserve">contíguas em uma pergunta por célula na matriz e em sete perguntas de E0</w:t>
-      </w:r>
-      <w:r>
-        <w:t xml:space="preserve"> </w:t>
-      </w:r>
-      <w:r>
-        <w:t xml:space="preserve">e uma de E1 no conjunto adversarial, quase todas nas recusas</w:t>
-      </w:r>
-      <w:r>
-        <w:t xml:space="preserve"> </w:t>
-      </w:r>
-      <w:r>
-        <w:t xml:space="preserve">improvisadas. Com semente fixa e pesos identificados, a inferência local foi</w:t>
-      </w:r>
-      <w:r>
-        <w:t xml:space="preserve"> </w:t>
-      </w:r>
-      <w:r>
-        <w:t xml:space="preserve">reproduzível, o que a torna preferível também do ponto de vista da</w:t>
-      </w:r>
-      <w:r>
-        <w:t xml:space="preserve"> </w:t>
-      </w:r>
-      <w:r>
-        <w:t xml:space="preserve">auditoria de resultados; a reprodução em outro hardware ou outra versão</w:t>
-      </w:r>
-      <w:r>
-        <w:t xml:space="preserve"> </w:t>
-      </w:r>
-      <w:r>
-        <w:t xml:space="preserve">do servidor não foi testada, e é justamente onde a literatura indica que</w:t>
-      </w:r>
-      <w:r>
-        <w:t xml:space="preserve"> </w:t>
-      </w:r>
-      <w:r>
-        <w:t xml:space="preserve">o determinismo costuma falhar (Atıl et al., 2025).</w:t>
+        <w:t xml:space="preserve">reiniciado e os mesmos pesos, semente e máquina. As 183 interações do</w:t>
+      </w:r>
+      <w:r>
+        <w:t xml:space="preserve"> </w:t>
+      </w:r>
+      <w:r>
+        <w:t xml:space="preserve">segundo dia (61 perguntas, três execuções cada) repetiram exatamente as</w:t>
+      </w:r>
+      <w:r>
+        <w:t xml:space="preserve"> </w:t>
+      </w:r>
+      <w:r>
+        <w:t xml:space="preserve">consultas do primeiro, com concordância total de 100% entre os dias e</w:t>
+      </w:r>
+      <w:r>
+        <w:t xml:space="preserve"> </w:t>
+      </w:r>
+      <w:r>
+        <w:t xml:space="preserve">métricas idênticas. A rastreabilidade foi verificada em todas as</w:t>
+      </w:r>
+      <w:r>
+        <w:t xml:space="preserve"> </w:t>
+      </w:r>
+      <w:r>
+        <w:t xml:space="preserve">execuções versionadas: as 1.077 interações da matriz, do conjunto</w:t>
+      </w:r>
+      <w:r>
+        <w:t xml:space="preserve"> </w:t>
+      </w:r>
+      <w:r>
+        <w:t xml:space="preserve">adversarial com os dois modelos, da ponte com o modelo via API e da</w:t>
+      </w:r>
+      <w:r>
+        <w:t xml:space="preserve"> </w:t>
+      </w:r>
+      <w:r>
+        <w:t xml:space="preserve">repetição têm registro de entrada e de saída na trilha, e as cinco</w:t>
+      </w:r>
+      <w:r>
+        <w:t xml:space="preserve"> </w:t>
+      </w:r>
+      <w:r>
+        <w:t xml:space="preserve">cadeias de hashes foram conferidas íntegras a partir do arquivo. O</w:t>
+      </w:r>
+      <w:r>
+        <w:t xml:space="preserve"> </w:t>
+      </w:r>
+      <w:r>
+        <w:t xml:space="preserve">modelo via API, ao contrário, mudou a consulta entre chamadas contíguas</w:t>
+      </w:r>
+      <w:r>
+        <w:t xml:space="preserve"> </w:t>
+      </w:r>
+      <w:r>
+        <w:t xml:space="preserve">mesmo com temperatura zero: em uma pergunta por célula na matriz (TARa@3</w:t>
+      </w:r>
+      <w:r>
+        <w:t xml:space="preserve"> </w:t>
+      </w:r>
+      <w:r>
+        <w:t xml:space="preserve">de 94,4%) e em sete perguntas de E0 e uma de E1 no conjunto adversarial,</w:t>
+      </w:r>
+      <w:r>
+        <w:t xml:space="preserve"> </w:t>
+      </w:r>
+      <w:r>
+        <w:t xml:space="preserve">quase todas nas recusas improvisadas, coerente com o não determinismo de</w:t>
+      </w:r>
+      <w:r>
+        <w:t xml:space="preserve"> </w:t>
+      </w:r>
+      <w:r>
+        <w:t xml:space="preserve">configurações</w:t>
+      </w:r>
+      <w:r>
+        <w:t xml:space="preserve"> </w:t>
+      </w:r>
+      <w:r>
+        <w:t xml:space="preserve">“deterministas”</w:t>
+      </w:r>
+      <w:r>
+        <w:t xml:space="preserve"> </w:t>
+      </w:r>
+      <w:r>
+        <w:t xml:space="preserve">em serviços hospedados descrito por Atıl</w:t>
+      </w:r>
+      <w:r>
+        <w:t xml:space="preserve"> </w:t>
+      </w:r>
+      <w:r>
+        <w:t xml:space="preserve">et al. (2025). Com semente fixa e pesos identificados, a inferência</w:t>
+      </w:r>
+      <w:r>
+        <w:t xml:space="preserve"> </w:t>
+      </w:r>
+      <w:r>
+        <w:t xml:space="preserve">local foi reproduzível, o que a torna preferível também para a auditoria</w:t>
+      </w:r>
+      <w:r>
+        <w:t xml:space="preserve"> </w:t>
+      </w:r>
+      <w:r>
+        <w:t xml:space="preserve">de resultados; a reprodução em outro hardware ou outra versão do</w:t>
+      </w:r>
+      <w:r>
+        <w:t xml:space="preserve"> </w:t>
+      </w:r>
+      <w:r>
+        <w:t xml:space="preserve">servidor não foi testada, e é justamente onde a literatura indica que o</w:t>
+      </w:r>
+      <w:r>
+        <w:t xml:space="preserve"> </w:t>
+      </w:r>
+      <w:r>
+        <w:t xml:space="preserve">determinismo costuma falhar.</w:t>
       </w:r>
     </w:p>
     <w:bookmarkEnd w:id="41"/>
@@ -6352,19 +5973,19 @@
         <w:pStyle w:val="FirstParagraph"/>
       </w:pPr>
       <w:r>
-        <w:t xml:space="preserve">A Tabela 8 posiciona os resultados em relação a trabalhos com objetivo</w:t>
-      </w:r>
-      <w:r>
-        <w:t xml:space="preserve"> </w:t>
-      </w:r>
-      <w:r>
-        <w:t xml:space="preserve">semelhante. As comparações são indicativas: os conjuntos, os schemas e as</w:t>
-      </w:r>
-      <w:r>
-        <w:t xml:space="preserve"> </w:t>
-      </w:r>
-      <w:r>
-        <w:t xml:space="preserve">métricas diferem, e o schema deste trabalho é mais simples que os da</w:t>
+        <w:t xml:space="preserve">A Tabela 7 posiciona os resultados em relação a trabalhos com objetivo</w:t>
+      </w:r>
+      <w:r>
+        <w:t xml:space="preserve"> </w:t>
+      </w:r>
+      <w:r>
+        <w:t xml:space="preserve">semelhante. As comparações são indicativas: os conjuntos, os schemas e</w:t>
+      </w:r>
+      <w:r>
+        <w:t xml:space="preserve"> </w:t>
+      </w:r>
+      <w:r>
+        <w:t xml:space="preserve">as métricas diferem, e o schema deste trabalho é mais simples que os da</w:t>
       </w:r>
       <w:r>
         <w:t xml:space="preserve"> </w:t>
@@ -6378,7 +5999,7 @@
         <w:pStyle w:val="Legenda"/>
       </w:pPr>
       <w:r>
-        <w:t xml:space="preserve">Tabela 8. Resultados deste trabalho e da literatura</w:t>
+        <w:t xml:space="preserve">Tabela 7. Resultados deste trabalho e da literatura</w:t>
       </w:r>
     </w:p>
     <w:tbl>
@@ -6389,9 +6010,9 @@
         <w:tblLook w:firstRow="1" w:lastRow="0" w:firstColumn="0" w:lastColumn="0" w:noHBand="0" w:noVBand="0" w:val="0020"/>
       </w:tblPr>
       <w:tblGrid>
-        <w:gridCol w:w="4803"/>
-        <w:gridCol w:w="1558"/>
-        <w:gridCol w:w="1558"/>
+        <w:gridCol w:w="2640"/>
+        <w:gridCol w:w="2640"/>
+        <w:gridCol w:w="2640"/>
       </w:tblGrid>
       <w:tr>
         <w:trPr>
@@ -6450,16 +6071,19 @@
               <w:pStyle w:val="Compact"/>
             </w:pPr>
             <w:r>
-              <w:t xml:space="preserve">43,4%</w:t>
-            </w:r>
-          </w:p>
-        </w:tc>
-        <w:tc>
-          <w:tcPr/>
-          <w:p>
-            <w:pPr>
-              <w:pStyle w:val="Compact"/>
-            </w:pPr>
+              <w:t xml:space="preserve">43,4% (Tanković et al., 2025) a 78% (Li et al., 2026)</w:t>
+            </w:r>
+          </w:p>
+        </w:tc>
+        <w:tc>
+          <w:tcPr/>
+          <w:p>
+            <w:pPr>
+              <w:pStyle w:val="Compact"/>
+            </w:pPr>
+            <w:r>
+              <w:t xml:space="preserve">72,2% (local); 90,7% (via API)</w:t>
+            </w:r>
           </w:p>
         </w:tc>
       </w:tr>
@@ -6471,27 +6095,30 @@
               <w:pStyle w:val="Compact"/>
             </w:pPr>
             <w:r>
-              <w:t xml:space="preserve">(Tanković et al., 2025) a 78% (Li et al., 2026)</w:t>
-            </w:r>
-          </w:p>
-        </w:tc>
-        <w:tc>
-          <w:tcPr/>
-          <w:p>
-            <w:pPr>
-              <w:pStyle w:val="Compact"/>
-            </w:pPr>
-            <w:r>
-              <w:t xml:space="preserve">72,2% (local); 90,7%</w:t>
-            </w:r>
-          </w:p>
-        </w:tc>
-        <w:tc>
-          <w:tcPr/>
-          <w:p>
-            <w:pPr>
-              <w:pStyle w:val="Compact"/>
-            </w:pPr>
+              <w:t xml:space="preserve">Execution match, agentes com ferramentas e correção</w:t>
+            </w:r>
+          </w:p>
+        </w:tc>
+        <w:tc>
+          <w:tcPr/>
+          <w:p>
+            <w:pPr>
+              <w:pStyle w:val="Compact"/>
+            </w:pPr>
+            <w:r>
+              <w:t xml:space="preserve">83,3% a 94% (Al Attrach et al., 2026; Waltl, 2025)</w:t>
+            </w:r>
+          </w:p>
+        </w:tc>
+        <w:tc>
+          <w:tcPr/>
+          <w:p>
+            <w:pPr>
+              <w:pStyle w:val="Compact"/>
+            </w:pPr>
+            <w:r>
+              <w:t xml:space="preserve">não avaliado</w:t>
+            </w:r>
           </w:p>
         </w:tc>
       </w:tr>
@@ -6503,24 +6130,30 @@
               <w:pStyle w:val="Compact"/>
             </w:pPr>
             <w:r>
-              <w:t xml:space="preserve">(via API)</w:t>
-            </w:r>
-          </w:p>
-        </w:tc>
-        <w:tc>
-          <w:tcPr/>
-          <w:p>
-            <w:pPr>
-              <w:pStyle w:val="Compact"/>
-            </w:pPr>
-          </w:p>
-        </w:tc>
-        <w:tc>
-          <w:tcPr/>
-          <w:p>
-            <w:pPr>
-              <w:pStyle w:val="Compact"/>
-            </w:pPr>
+              <w:t xml:space="preserve">Recusa correta em perguntas sem resposta no schema</w:t>
+            </w:r>
+          </w:p>
+        </w:tc>
+        <w:tc>
+          <w:tcPr/>
+          <w:p>
+            <w:pPr>
+              <w:pStyle w:val="Compact"/>
+            </w:pPr>
+            <w:r>
+              <w:t xml:space="preserve">69% (Al Attrach et al., 2026, modelo aberto de 20 bilhões)</w:t>
+            </w:r>
+          </w:p>
+        </w:tc>
+        <w:tc>
+          <w:tcPr/>
+          <w:p>
+            <w:pPr>
+              <w:pStyle w:val="Compact"/>
+            </w:pPr>
+            <w:r>
+              <w:t xml:space="preserve">60% na família equivalente com o modelo local e 100% com o modelo via API (E1); 88% no conjunto adversarial completo com ambos</w:t>
+            </w:r>
           </w:p>
         </w:tc>
       </w:tr>
@@ -6532,29 +6165,29 @@
               <w:pStyle w:val="Compact"/>
             </w:pPr>
             <w:r>
-              <w:t xml:space="preserve">Execution match, agentes com ferramentas e correção</w:t>
-            </w:r>
-          </w:p>
-        </w:tc>
-        <w:tc>
-          <w:tcPr/>
-          <w:p>
-            <w:pPr>
-              <w:pStyle w:val="Compact"/>
-            </w:pPr>
-            <w:r>
-              <w:t xml:space="preserve">83,3% a 94% (Al Attrach et al., 2026; Waltl, 2025)</w:t>
-            </w:r>
-          </w:p>
-        </w:tc>
-        <w:tc>
-          <w:tcPr/>
-          <w:p>
-            <w:pPr>
-              <w:pStyle w:val="Compact"/>
-            </w:pPr>
-            <w:r>
-              <w:t xml:space="preserve">não avaliado</w:t>
+              <w:t xml:space="preserve">Vazamento com política apenas no prompt</w:t>
+            </w:r>
+          </w:p>
+        </w:tc>
+        <w:tc>
+          <w:tcPr/>
+          <w:p>
+            <w:pPr>
+              <w:pStyle w:val="Compact"/>
+            </w:pPr>
+            <w:r>
+              <w:t xml:space="preserve">4,8% a 42,4% (Miyamoto et al., 2026)</w:t>
+            </w:r>
+          </w:p>
+        </w:tc>
+        <w:tc>
+          <w:tcPr/>
+          <w:p>
+            <w:pPr>
+              <w:pStyle w:val="Compact"/>
+            </w:pPr>
+            <w:r>
+              <w:t xml:space="preserve">0 violação de política entregue, com verificador</w:t>
             </w:r>
           </w:p>
         </w:tc>
@@ -6567,187 +6200,126 @@
               <w:pStyle w:val="Compact"/>
             </w:pPr>
             <w:r>
-              <w:t xml:space="preserve">Recusa correta em perguntas sem resposta no schema</w:t>
-            </w:r>
-          </w:p>
-        </w:tc>
-        <w:tc>
-          <w:tcPr/>
-          <w:p>
-            <w:pPr>
-              <w:pStyle w:val="Compact"/>
-            </w:pPr>
-            <w:r>
-              <w:t xml:space="preserve">69% (Al Attrach</w:t>
-            </w:r>
-          </w:p>
-        </w:tc>
-        <w:tc>
-          <w:tcPr/>
-          <w:p>
-            <w:pPr>
-              <w:pStyle w:val="Compact"/>
-            </w:pPr>
-          </w:p>
-        </w:tc>
-      </w:tr>
-      <w:tr>
-        <w:tc>
-          <w:tcPr/>
-          <w:p>
-            <w:pPr>
-              <w:pStyle w:val="Compact"/>
-            </w:pPr>
-            <w:r>
-              <w:t xml:space="preserve">et al., 2026, modelo aberto de 20 bilhões)</w:t>
-            </w:r>
-          </w:p>
-        </w:tc>
-        <w:tc>
-          <w:tcPr/>
-          <w:p>
-            <w:pPr>
-              <w:pStyle w:val="Compact"/>
-            </w:pPr>
-            <w:r>
-              <w:t xml:space="preserve">60% na família equivalente</w:t>
-            </w:r>
-          </w:p>
-        </w:tc>
-        <w:tc>
-          <w:tcPr/>
-          <w:p>
-            <w:pPr>
-              <w:pStyle w:val="Compact"/>
-            </w:pPr>
+              <w:t xml:space="preserve">Violação da política de acesso pelo modelo</w:t>
+            </w:r>
+          </w:p>
+        </w:tc>
+        <w:tc>
+          <w:tcPr/>
+          <w:p>
+            <w:pPr>
+              <w:pStyle w:val="Compact"/>
+            </w:pPr>
+            <w:r>
+              <w:t xml:space="preserve">7,4% no BIRD para um modelo comercial (Fei et al., 2026)</w:t>
+            </w:r>
+          </w:p>
+        </w:tc>
+        <w:tc>
+          <w:tcPr/>
+          <w:p>
+            <w:pPr>
+              <w:pStyle w:val="Compact"/>
+            </w:pPr>
+            <w:r>
+              <w:t xml:space="preserve">0 no sistema em todas as células</w:t>
+            </w:r>
           </w:p>
         </w:tc>
       </w:tr>
     </w:tbl>
     <w:p>
       <w:pPr>
+        <w:pStyle w:val="FonteTabela"/>
+      </w:pPr>
+      <w:r>
+        <w:t xml:space="preserve">Fonte: Resultados originais da pesquisa</w:t>
+      </w:r>
+    </w:p>
+    <w:p>
+      <w:pPr>
         <w:pStyle w:val="BodyText"/>
       </w:pPr>
       <w:r>
-        <w:t xml:space="preserve">com o modelo local e 100% com o modelo via API (E1); 88% no conjunto</w:t>
-      </w:r>
-      <w:r>
-        <w:t xml:space="preserve"> </w:t>
-      </w:r>
-      <w:r>
-        <w:t xml:space="preserve">adversarial completo com ambos |</w:t>
-      </w:r>
-      <w:r>
-        <w:t xml:space="preserve"> </w:t>
-      </w:r>
-      <w:r>
-        <w:t xml:space="preserve">| Vazamento com política apenas no prompt | 4,8% a 42,4% (Miyamoto et al., 2026) | 0 violação de política entregue, com verificador |</w:t>
-      </w:r>
-      <w:r>
-        <w:t xml:space="preserve"> </w:t>
-      </w:r>
-      <w:r>
-        <w:t xml:space="preserve">| Violação da política de acesso pelo modelo | 7,4% no BIRD para um modelo comercial (Fei et al., 2026) | 0 no sistema em todas as células |</w:t>
-      </w:r>
-    </w:p>
-    <w:p>
-      <w:pPr>
-        <w:pStyle w:val="FonteTabela"/>
-      </w:pPr>
-      <w:r>
-        <w:t xml:space="preserve">Fonte: Resultados originais da pesquisa</w:t>
-      </w:r>
-    </w:p>
-    <w:p>
-      <w:pPr>
-        <w:pStyle w:val="BodyText"/>
-      </w:pPr>
-      <w:r>
         <w:t xml:space="preserve">Em acurácia, o modelo local ficou dentro da faixa dos trabalhos de uma</w:t>
       </w:r>
       <w:r>
         <w:t xml:space="preserve"> </w:t>
       </w:r>
       <w:r>
-        <w:t xml:space="preserve">chamada, e o modelo via API, com o prompt com escopo, acima dela, mas</w:t>
-      </w:r>
-      <w:r>
-        <w:t xml:space="preserve"> </w:t>
-      </w:r>
-      <w:r>
-        <w:t xml:space="preserve">abaixo dos sistemas agênticos, que usam várias chamadas, ferramentas e</w:t>
-      </w:r>
-      <w:r>
-        <w:t xml:space="preserve"> </w:t>
-      </w:r>
-      <w:r>
-        <w:t xml:space="preserve">correção iterativa, recursos que este trabalho não empregou. Em violação de política, o valor supera os publicados por uma razão de</w:t>
-      </w:r>
-      <w:r>
-        <w:t xml:space="preserve"> </w:t>
-      </w:r>
-      <w:r>
-        <w:t xml:space="preserve">arquitetura: os trabalhos citados medem o modelo decidindo sozinho ou</w:t>
-      </w:r>
-      <w:r>
-        <w:t xml:space="preserve"> </w:t>
-      </w:r>
-      <w:r>
-        <w:t xml:space="preserve">com verificador baseado em modelo, enquanto aqui um verificador</w:t>
-      </w:r>
-      <w:r>
-        <w:t xml:space="preserve"> </w:t>
-      </w:r>
-      <w:r>
-        <w:t xml:space="preserve">determinista em código decide a execução. Em recusa de perguntas sem resposta, a família comparável ficou abaixo</w:t>
-      </w:r>
-      <w:r>
-        <w:t xml:space="preserve"> </w:t>
-      </w:r>
-      <w:r>
-        <w:t xml:space="preserve">do valor de Al Attrach et al. (2026) com o modelo local, 60% contra 69%,</w:t>
-      </w:r>
-      <w:r>
-        <w:t xml:space="preserve"> </w:t>
-      </w:r>
-      <w:r>
-        <w:t xml:space="preserve">e acima com o modelo via API, que recusou as cinco; o valor de 88% vale</w:t>
-      </w:r>
-      <w:r>
-        <w:t xml:space="preserve"> </w:t>
-      </w:r>
-      <w:r>
-        <w:t xml:space="preserve">para o conjunto adversarial completo, em que, no modelo local, o</w:t>
-      </w:r>
-      <w:r>
-        <w:t xml:space="preserve"> </w:t>
-      </w:r>
-      <w:r>
-        <w:t xml:space="preserve">verificador responde pela maior parte das recusas. A contribuição do</w:t>
-      </w:r>
-      <w:r>
-        <w:t xml:space="preserve"> </w:t>
-      </w:r>
-      <w:r>
-        <w:t xml:space="preserve">trabalho está em medir, sob esse verificador, o que muda quando o modelo</w:t>
-      </w:r>
-      <w:r>
-        <w:t xml:space="preserve"> </w:t>
-      </w:r>
-      <w:r>
-        <w:t xml:space="preserve">conhece o escopo do perfil e quando é autorizado a recusar, algo que os</w:t>
-      </w:r>
-      <w:r>
-        <w:t xml:space="preserve"> </w:t>
-      </w:r>
-      <w:r>
-        <w:t xml:space="preserve">benchmarks de controle de acesso em Text-to-SQL não isolam (Fei et al.,</w:t>
-      </w:r>
-      <w:r>
-        <w:t xml:space="preserve"> </w:t>
-      </w:r>
-      <w:r>
-        <w:t xml:space="preserve">2026; Klisura et al., 2026).</w:t>
+        <w:t xml:space="preserve">chamada, e o modelo via API acima dela, mas abaixo dos sistemas</w:t>
+      </w:r>
+      <w:r>
+        <w:t xml:space="preserve"> </w:t>
+      </w:r>
+      <w:r>
+        <w:t xml:space="preserve">agênticos, que usam várias chamadas, ferramentas e correção iterativa,</w:t>
+      </w:r>
+      <w:r>
+        <w:t xml:space="preserve"> </w:t>
+      </w:r>
+      <w:r>
+        <w:t xml:space="preserve">recursos que este trabalho não empregou. Em violação de política, o zero</w:t>
+      </w:r>
+      <w:r>
+        <w:t xml:space="preserve"> </w:t>
+      </w:r>
+      <w:r>
+        <w:t xml:space="preserve">decorre da arquitetura: os trabalhos citados medem o modelo decidindo</w:t>
+      </w:r>
+      <w:r>
+        <w:t xml:space="preserve"> </w:t>
+      </w:r>
+      <w:r>
+        <w:t xml:space="preserve">sozinho ou com verificador baseado em modelo, enquanto aqui um</w:t>
+      </w:r>
+      <w:r>
+        <w:t xml:space="preserve"> </w:t>
+      </w:r>
+      <w:r>
+        <w:t xml:space="preserve">verificador determinista em código decide a execução. Em recusa de</w:t>
+      </w:r>
+      <w:r>
+        <w:t xml:space="preserve"> </w:t>
+      </w:r>
+      <w:r>
+        <w:t xml:space="preserve">perguntas sem resposta, a família comparável ficou abaixo do valor de Al</w:t>
+      </w:r>
+      <w:r>
+        <w:t xml:space="preserve"> </w:t>
+      </w:r>
+      <w:r>
+        <w:t xml:space="preserve">Attrach et al. (2026) com o modelo local, 60% contra 69%, e acima com o</w:t>
+      </w:r>
+      <w:r>
+        <w:t xml:space="preserve"> </w:t>
+      </w:r>
+      <w:r>
+        <w:t xml:space="preserve">modelo via API, que recusou as cinco. A contribuição do trabalho está em</w:t>
+      </w:r>
+      <w:r>
+        <w:t xml:space="preserve"> </w:t>
+      </w:r>
+      <w:r>
+        <w:t xml:space="preserve">medir, sob esse verificador, o que muda quando o modelo conhece o escopo</w:t>
+      </w:r>
+      <w:r>
+        <w:t xml:space="preserve"> </w:t>
+      </w:r>
+      <w:r>
+        <w:t xml:space="preserve">do perfil e quando é autorizado a recusar, algo que os benchmarks de</w:t>
+      </w:r>
+      <w:r>
+        <w:t xml:space="preserve"> </w:t>
+      </w:r>
+      <w:r>
+        <w:t xml:space="preserve">controle de acesso em Text-to-SQL não isolam (Fei et al., 2026; Klisura</w:t>
+      </w:r>
+      <w:r>
+        <w:t xml:space="preserve"> </w:t>
+      </w:r>
+      <w:r>
+        <w:t xml:space="preserve">et al., 2026).</w:t>
       </w:r>
     </w:p>
     <w:bookmarkEnd w:id="42"/>
@@ -6771,157 +6343,163 @@
         <w:t xml:space="preserve"> </w:t>
       </w:r>
       <w:r>
-        <w:t xml:space="preserve">intervalos de confiança largos impedem afirmar diferenças entre a maioria</w:t>
-      </w:r>
-      <w:r>
-        <w:t xml:space="preserve"> </w:t>
-      </w:r>
-      <w:r>
-        <w:t xml:space="preserve">das configurações. As perguntas, as referências e o sistema foram</w:t>
-      </w:r>
-      <w:r>
-        <w:t xml:space="preserve"> </w:t>
-      </w:r>
-      <w:r>
-        <w:t xml:space="preserve">escritos pelo mesmo autor; a leitura cega de um anotador independente</w:t>
-      </w:r>
-      <w:r>
-        <w:t xml:space="preserve"> </w:t>
-      </w:r>
-      <w:r>
-        <w:t xml:space="preserve">reduziu, mas não eliminou, esse viés. O schema tem quatro tabelas e</w:t>
-      </w:r>
-      <w:r>
-        <w:t xml:space="preserve"> </w:t>
-      </w:r>
-      <w:r>
-        <w:t xml:space="preserve">nenhuma junção, e o comportamento com dezenas de tabelas, prompts maiores</w:t>
-      </w:r>
-      <w:r>
-        <w:t xml:space="preserve"> </w:t>
-      </w:r>
-      <w:r>
-        <w:t xml:space="preserve">e permissões por coluna não foi avaliado. Os dados são sintéticos, de modo que a conformidade com a LGPD só pôde</w:t>
-      </w:r>
-      <w:r>
-        <w:t xml:space="preserve"> </w:t>
-      </w:r>
-      <w:r>
-        <w:t xml:space="preserve">ser demonstrada como propriedade de projeto, e as normas da ANVISA foram</w:t>
-      </w:r>
-      <w:r>
-        <w:t xml:space="preserve"> </w:t>
-      </w:r>
-      <w:r>
-        <w:t xml:space="preserve">adotadas por analogia.</w:t>
-      </w:r>
-      <w:r>
-        <w:t xml:space="preserve"> </w:t>
-      </w:r>
-      <w:r>
-        <w:t xml:space="preserve">A matriz de perfis foi desenhada pelo autor a partir da finalidade de</w:t>
-      </w:r>
-      <w:r>
-        <w:t xml:space="preserve"> </w:t>
-      </w:r>
-      <w:r>
-        <w:t xml:space="preserve">cada função e não foi validada em campo com um hospital; para o gestor,</w:t>
-      </w:r>
-      <w:r>
-        <w:t xml:space="preserve"> </w:t>
-      </w:r>
-      <w:r>
-        <w:t xml:space="preserve">a tabela de internações poderia ser exposta só como agregados por tipo,</w:t>
-      </w:r>
-      <w:r>
-        <w:t xml:space="preserve"> </w:t>
-      </w:r>
-      <w:r>
-        <w:t xml:space="preserve">faixa etária e situação, sem perda para as perguntas avaliadas, o que</w:t>
-      </w:r>
-      <w:r>
-        <w:t xml:space="preserve"> </w:t>
-      </w:r>
-      <w:r>
-        <w:t xml:space="preserve">reduziria o risco de reidentificação no subconjunto em andamento. O k-anonimato</w:t>
-      </w:r>
-      <w:r>
-        <w:t xml:space="preserve"> </w:t>
-      </w:r>
-      <w:r>
-        <w:t xml:space="preserve">imposto cobre o conjunto completo de internações; no subconjunto das</w:t>
-      </w:r>
-      <w:r>
-        <w:t xml:space="preserve"> </w:t>
-      </w:r>
-      <w:r>
-        <w:t xml:space="preserve">internações em andamento o k mínimo é 3, e não há regra de supressão para</w:t>
-      </w:r>
-      <w:r>
-        <w:t xml:space="preserve"> </w:t>
-      </w:r>
-      <w:r>
-        <w:t xml:space="preserve">o caso, esperado em dados reais, de um grupo pequeno violar o limiar.</w:t>
-      </w:r>
-      <w:r>
-        <w:t xml:space="preserve"> </w:t>
-      </w:r>
-      <w:r>
-        <w:t xml:space="preserve">Nome próprio na pergunta não é filtrado, e a retenção do texto na trilha</w:t>
-      </w:r>
-      <w:r>
-        <w:t xml:space="preserve"> </w:t>
-      </w:r>
-      <w:r>
-        <w:t xml:space="preserve">foi apenas projetada. Três respostas a perguntas sem resposta seguiram</w:t>
-      </w:r>
-      <w:r>
-        <w:t xml:space="preserve"> </w:t>
-      </w:r>
-      <w:r>
-        <w:t xml:space="preserve">sendo entregues com a instrução de recusa, e a mitigação de alucinação</w:t>
-      </w:r>
-      <w:r>
-        <w:t xml:space="preserve"> </w:t>
-      </w:r>
-      <w:r>
-        <w:t xml:space="preserve">foi, por isso, considerada parcial. A reprodutibilidade exata foi verificada em uma única máquina, e a</w:t>
-      </w:r>
-      <w:r>
-        <w:t xml:space="preserve"> </w:t>
-      </w:r>
-      <w:r>
-        <w:t xml:space="preserve">latência do modelo local, de 4 a 5 segundos por pergunta em um notebook,</w:t>
-      </w:r>
-      <w:r>
-        <w:t xml:space="preserve"> </w:t>
-      </w:r>
-      <w:r>
-        <w:t xml:space="preserve">não foi avaliada frente a requisitos de uso. A interação tem um único</w:t>
-      </w:r>
-      <w:r>
-        <w:t xml:space="preserve"> </w:t>
-      </w:r>
-      <w:r>
-        <w:t xml:space="preserve">turno: o sistema não pede esclarecimento, não mostra ao usuário a</w:t>
-      </w:r>
-      <w:r>
-        <w:t xml:space="preserve"> </w:t>
-      </w:r>
-      <w:r>
-        <w:t xml:space="preserve">leitura que adotou e responde à pergunta ambígua com uma das leituras</w:t>
-      </w:r>
-      <w:r>
-        <w:t xml:space="preserve"> </w:t>
-      </w:r>
-      <w:r>
-        <w:t xml:space="preserve">possíveis; o anotador independente julgou ambíguas três das 18</w:t>
-      </w:r>
-      <w:r>
-        <w:t xml:space="preserve"> </w:t>
-      </w:r>
-      <w:r>
-        <w:t xml:space="preserve">perguntas. A célula C4 com instrução de recusa não foi medida.</w:t>
+        <w:t xml:space="preserve">intervalos de confiança largos impedem afirmar diferenças entre a</w:t>
+      </w:r>
+      <w:r>
+        <w:t xml:space="preserve"> </w:t>
+      </w:r>
+      <w:r>
+        <w:t xml:space="preserve">maioria das configurações. As perguntas, as referências e o sistema</w:t>
+      </w:r>
+      <w:r>
+        <w:t xml:space="preserve"> </w:t>
+      </w:r>
+      <w:r>
+        <w:t xml:space="preserve">foram escritos pelo mesmo autor; a leitura cega de um anotador</w:t>
+      </w:r>
+      <w:r>
+        <w:t xml:space="preserve"> </w:t>
+      </w:r>
+      <w:r>
+        <w:t xml:space="preserve">independente reduziu, mas não eliminou, esse viés. O schema tem quatro</w:t>
+      </w:r>
+      <w:r>
+        <w:t xml:space="preserve"> </w:t>
+      </w:r>
+      <w:r>
+        <w:t xml:space="preserve">tabelas e nenhuma junção, e o comportamento com dezenas de tabelas,</w:t>
+      </w:r>
+      <w:r>
+        <w:t xml:space="preserve"> </w:t>
+      </w:r>
+      <w:r>
+        <w:t xml:space="preserve">prompts maiores e permissões por coluna não foi avaliado. Os dados são</w:t>
+      </w:r>
+      <w:r>
+        <w:t xml:space="preserve"> </w:t>
+      </w:r>
+      <w:r>
+        <w:t xml:space="preserve">sintéticos, de modo que a conformidade com a LGPD só pôde ser</w:t>
+      </w:r>
+      <w:r>
+        <w:t xml:space="preserve"> </w:t>
+      </w:r>
+      <w:r>
+        <w:t xml:space="preserve">demonstrada como propriedade de projeto, e as normas da ANVISA foram</w:t>
+      </w:r>
+      <w:r>
+        <w:t xml:space="preserve"> </w:t>
+      </w:r>
+      <w:r>
+        <w:t xml:space="preserve">adotadas por analogia. A matriz de perfis foi desenhada pelo autor a</w:t>
+      </w:r>
+      <w:r>
+        <w:t xml:space="preserve"> </w:t>
+      </w:r>
+      <w:r>
+        <w:t xml:space="preserve">partir da finalidade de cada função e não foi validada em campo com um</w:t>
+      </w:r>
+      <w:r>
+        <w:t xml:space="preserve"> </w:t>
+      </w:r>
+      <w:r>
+        <w:t xml:space="preserve">hospital; para o gestor, a tabela de internações poderia ser exposta só</w:t>
+      </w:r>
+      <w:r>
+        <w:t xml:space="preserve"> </w:t>
+      </w:r>
+      <w:r>
+        <w:t xml:space="preserve">como agregados por tipo, faixa etária e situação, sem perda para as</w:t>
+      </w:r>
+      <w:r>
+        <w:t xml:space="preserve"> </w:t>
+      </w:r>
+      <w:r>
+        <w:t xml:space="preserve">perguntas avaliadas, o que reduziria o risco de reidentificação no</w:t>
+      </w:r>
+      <w:r>
+        <w:t xml:space="preserve"> </w:t>
+      </w:r>
+      <w:r>
+        <w:t xml:space="preserve">subconjunto em andamento. O k-anonimato imposto cobre o conjunto</w:t>
+      </w:r>
+      <w:r>
+        <w:t xml:space="preserve"> </w:t>
+      </w:r>
+      <w:r>
+        <w:t xml:space="preserve">completo de internações; no subconjunto das internações em andamento o k</w:t>
+      </w:r>
+      <w:r>
+        <w:t xml:space="preserve"> </w:t>
+      </w:r>
+      <w:r>
+        <w:t xml:space="preserve">mínimo é 3, e não há regra de supressão para o caso, esperado em dados</w:t>
+      </w:r>
+      <w:r>
+        <w:t xml:space="preserve"> </w:t>
+      </w:r>
+      <w:r>
+        <w:t xml:space="preserve">reais, de um grupo pequeno violar o limiar. Nome próprio na pergunta não</w:t>
+      </w:r>
+      <w:r>
+        <w:t xml:space="preserve"> </w:t>
+      </w:r>
+      <w:r>
+        <w:t xml:space="preserve">é filtrado, e a retenção do texto na trilha foi apenas projetada. Três</w:t>
+      </w:r>
+      <w:r>
+        <w:t xml:space="preserve"> </w:t>
+      </w:r>
+      <w:r>
+        <w:t xml:space="preserve">respostas a perguntas sem resposta seguiram sendo entregues com a</w:t>
+      </w:r>
+      <w:r>
+        <w:t xml:space="preserve"> </w:t>
+      </w:r>
+      <w:r>
+        <w:t xml:space="preserve">instrução de recusa, e a mitigação de alucinação foi, por isso,</w:t>
+      </w:r>
+      <w:r>
+        <w:t xml:space="preserve"> </w:t>
+      </w:r>
+      <w:r>
+        <w:t xml:space="preserve">considerada parcial. A reprodutibilidade exata foi verificada em uma</w:t>
+      </w:r>
+      <w:r>
+        <w:t xml:space="preserve"> </w:t>
+      </w:r>
+      <w:r>
+        <w:t xml:space="preserve">única máquina, e a latência do modelo local, de 4 a 5 segundos por</w:t>
+      </w:r>
+      <w:r>
+        <w:t xml:space="preserve"> </w:t>
+      </w:r>
+      <w:r>
+        <w:t xml:space="preserve">pergunta em um notebook, não foi avaliada frente a requisitos de uso. A</w:t>
+      </w:r>
+      <w:r>
+        <w:t xml:space="preserve"> </w:t>
+      </w:r>
+      <w:r>
+        <w:t xml:space="preserve">interação tem um único turno: o sistema não pede esclarecimento, não</w:t>
+      </w:r>
+      <w:r>
+        <w:t xml:space="preserve"> </w:t>
+      </w:r>
+      <w:r>
+        <w:t xml:space="preserve">mostra ao usuário a leitura que adotou e responde à pergunta ambígua com</w:t>
+      </w:r>
+      <w:r>
+        <w:t xml:space="preserve"> </w:t>
+      </w:r>
+      <w:r>
+        <w:t xml:space="preserve">uma das leituras possíveis; o anotador independente julgou ambíguas três</w:t>
+      </w:r>
+      <w:r>
+        <w:t xml:space="preserve"> </w:t>
+      </w:r>
+      <w:r>
+        <w:t xml:space="preserve">das 18 perguntas. A célula C4 com instrução de recusa não foi medida.</w:t>
       </w:r>
     </w:p>
     <w:bookmarkEnd w:id="43"/>
@@ -10245,6 +9823,57 @@
     <w:basedOn w:val="Normal"/>
     <w:qFormat/>
   </w:style>
+  <w:style w:styleId="Autores" w:type="paragraph">
+    <w:name w:val="Autores"/>
+    <w:basedOn w:val="Normal"/>
+    <w:qFormat/>
+    <w:pPr>
+      <w:spacing w:after="120" w:before="120" w:line="240" w:lineRule="auto"/>
+      <w:ind w:firstLine="0"/>
+      <w:jc w:val="center"/>
+    </w:pPr>
+  </w:style>
+  <w:style w:styleId="Endereco" w:type="paragraph">
+    <w:name w:val="Endereco"/>
+    <w:basedOn w:val="Normal"/>
+    <w:qFormat/>
+    <w:pPr>
+      <w:spacing w:after="0" w:before="0" w:line="240" w:lineRule="auto"/>
+      <w:ind w:firstLine="0"/>
+      <w:jc w:val="left"/>
+    </w:pPr>
+    <w:rPr>
+      <w:sz w:val="18"/>
+      <w:szCs w:val="18"/>
+    </w:rPr>
+  </w:style>
+  <w:style w:styleId="Rotulo" w:type="paragraph">
+    <w:name w:val="Rotulo"/>
+    <w:basedOn w:val="Normal"/>
+    <w:qFormat/>
+    <w:pPr>
+      <w:keepNext/>
+      <w:spacing w:after="120" w:before="360" w:line="240" w:lineRule="auto"/>
+      <w:ind w:firstLine="0"/>
+      <w:jc w:val="left"/>
+    </w:pPr>
+  </w:style>
+  <w:style w:styleId="SemRecuo" w:type="paragraph">
+    <w:name w:val="SemRecuo"/>
+    <w:basedOn w:val="BodyText"/>
+    <w:qFormat/>
+    <w:pPr>
+      <w:ind w:firstLine="0"/>
+    </w:pPr>
+  </w:style>
+  <w:style w:styleId="ResumoTexto" w:type="paragraph">
+    <w:name w:val="ResumoTexto"/>
+    <w:basedOn w:val="BodyText"/>
+    <w:qFormat/>
+    <w:pPr>
+      <w:spacing w:line="240" w:lineRule="auto"/>
+    </w:pPr>
+  </w:style>
   <w:style w:styleId="VerbatimChar" w:type="character">
     <w:name w:val="Verbatim Char"/>
     <w:qFormat/>

--- a/docs/tcc/final/TCC_final.docx
+++ b/docs/tcc/final/TCC_final.docx
@@ -2,10 +2,9 @@
 <file path=word/document.xml><?xml version="1.0" encoding="utf-8"?>
 <w:document xmlns:w="http://schemas.openxmlformats.org/wordprocessingml/2006/main" xmlns:m="http://schemas.openxmlformats.org/officeDocument/2006/math" xmlns:r="http://schemas.openxmlformats.org/officeDocument/2006/relationships" xmlns:o="urn:schemas-microsoft-com:office:office" xmlns:v="urn:schemas-microsoft-com:vml" xmlns:w10="urn:schemas-microsoft-com:office:word" xmlns:a="http://schemas.openxmlformats.org/drawingml/2006/main" xmlns:pic="http://schemas.openxmlformats.org/drawingml/2006/picture" xmlns:wp="http://schemas.openxmlformats.org/drawingml/2006/wordprocessingDrawing">
   <w:body>
-    <w:bookmarkStart w:id="25" w:name="Xd2e62e693bdbd8fd59008e8a80460d7248e86f7"/>
-    <w:p>
-      <w:pPr>
-        <w:pStyle w:val="Heading1"/>
+    <w:p>
+      <w:pPr>
+        <w:pStyle w:val="Titulo"/>
       </w:pPr>
       <w:r>
         <w:t xml:space="preserve">Governança integrada habilita consulta em linguagem natural sobre ocupação de leitos hospitalares</w:t>
@@ -33,6 +32,19 @@
       </w:pPr>
       <w:r>
         <w:t xml:space="preserve">² Doutor em Ciências. E-mail: bernardo@ita.br</w:t>
+      </w:r>
+    </w:p>
+    <w:p>
+      <w:r>
+        <w:br w:type="page"/>
+      </w:r>
+    </w:p>
+    <w:p>
+      <w:pPr>
+        <w:pStyle w:val="Titulo"/>
+      </w:pPr>
+      <w:r>
+        <w:t xml:space="preserve">Governança integrada habilita consulta em linguagem natural sobre ocupação de leitos hospitalares</w:t>
       </w:r>
     </w:p>
     <w:p>
@@ -205,14 +217,411 @@
         <w:t xml:space="preserve">Text-to-SQL; conformidade regulatória; dados sintéticos; saúde digital; controle de acesso.</w:t>
       </w:r>
     </w:p>
+    <w:bookmarkStart w:id="25" w:name="introdução"/>
+    <w:p>
+      <w:pPr>
+        <w:pStyle w:val="Heading1"/>
+      </w:pPr>
+      <w:r>
+        <w:t xml:space="preserve">Introdução</w:t>
+      </w:r>
+    </w:p>
+    <w:p>
+      <w:pPr>
+        <w:pStyle w:val="FirstParagraph"/>
+      </w:pPr>
+      <w:r>
+        <w:t xml:space="preserve">As interfaces em linguagem natural para bancos de dados formam um campo</w:t>
+      </w:r>
+      <w:r>
+        <w:t xml:space="preserve"> </w:t>
+      </w:r>
+      <w:r>
+        <w:t xml:space="preserve">maduro (Affolter et al., 2019), e a tradução de perguntas em consultas</w:t>
+      </w:r>
+      <w:r>
+        <w:t xml:space="preserve"> </w:t>
+      </w:r>
+      <w:r>
+        <w:t xml:space="preserve">SQL (Text-to-SQL) conta com benchmarks consolidados, como o Spider (Yu et</w:t>
+      </w:r>
+      <w:r>
+        <w:t xml:space="preserve"> </w:t>
+      </w:r>
+      <w:r>
+        <w:t xml:space="preserve">al., 2018) e, no domínio clínico, o EHRSQL (Lee et al., 2022), tendo sido</w:t>
+      </w:r>
+      <w:r>
+        <w:t xml:space="preserve"> </w:t>
+      </w:r>
+      <w:r>
+        <w:t xml:space="preserve">transformada pelos modelos de linguagem de grande porte (Shi et al.,</w:t>
+      </w:r>
+      <w:r>
+        <w:t xml:space="preserve"> </w:t>
+      </w:r>
+      <w:r>
+        <w:t xml:space="preserve">2025). Em hospitais, a possibilidade de um gestor ou uma equipe</w:t>
+      </w:r>
+      <w:r>
+        <w:t xml:space="preserve"> </w:t>
+      </w:r>
+      <w:r>
+        <w:t xml:space="preserve">assistencial perguntar aos dados sem depender de uma fila de solicitações</w:t>
+      </w:r>
+      <w:r>
+        <w:t xml:space="preserve"> </w:t>
+      </w:r>
+      <w:r>
+        <w:t xml:space="preserve">à área técnica promete ampliar o acesso à informação operacional. Os</w:t>
+      </w:r>
+      <w:r>
+        <w:t xml:space="preserve"> </w:t>
+      </w:r>
+      <w:r>
+        <w:t xml:space="preserve">trabalhos recentes que aplicam essa abordagem a dados clínicos relatam</w:t>
+      </w:r>
+      <w:r>
+        <w:t xml:space="preserve"> </w:t>
+      </w:r>
+      <w:r>
+        <w:t xml:space="preserve">acurácias entre 43% e 78% em uma única chamada ao modelo e acima de 90%</w:t>
+      </w:r>
+      <w:r>
+        <w:t xml:space="preserve"> </w:t>
+      </w:r>
+      <w:r>
+        <w:t xml:space="preserve">com agentes que corrigem a consulta iterativamente (Al Attrach et al.,</w:t>
+      </w:r>
+      <w:r>
+        <w:t xml:space="preserve"> </w:t>
+      </w:r>
+      <w:r>
+        <w:t xml:space="preserve">2026; Tanković et al., 2025), e apontam a resolução de termos e valores do domínio como principal</w:t>
+      </w:r>
+      <w:r>
+        <w:t xml:space="preserve"> </w:t>
+      </w:r>
+      <w:r>
+        <w:t xml:space="preserve">causa de erro, à frente da sintaxe.</w:t>
+      </w:r>
+    </w:p>
+    <w:p>
+      <w:pPr>
+        <w:pStyle w:val="BodyText"/>
+      </w:pPr>
+      <w:r>
+        <w:t xml:space="preserve">A governança dos dados e do modelo, porém, costuma ser tratada de forma</w:t>
+      </w:r>
+      <w:r>
+        <w:t xml:space="preserve"> </w:t>
+      </w:r>
+      <w:r>
+        <w:t xml:space="preserve">fragmentada, separada da arquitetura de dados. Em saúde essa</w:t>
+      </w:r>
+      <w:r>
+        <w:t xml:space="preserve"> </w:t>
+      </w:r>
+      <w:r>
+        <w:t xml:space="preserve">fragmentação pesa mais do que em outros setores: os dados são pessoais e</w:t>
+      </w:r>
+      <w:r>
+        <w:t xml:space="preserve"> </w:t>
+      </w:r>
+      <w:r>
+        <w:t xml:space="preserve">sensíveis, e o marco regulatório é exigente, composto pela Lei Geral de Proteção de Dados [LGPD] (Brasil, 2018),</w:t>
+      </w:r>
+      <w:r>
+        <w:t xml:space="preserve"> </w:t>
+      </w:r>
+      <w:r>
+        <w:t xml:space="preserve">pelas normas da Agência Nacional de Vigilância Sanitária [ANVISA] (2022)</w:t>
+      </w:r>
+      <w:r>
+        <w:t xml:space="preserve"> </w:t>
+      </w:r>
+      <w:r>
+        <w:t xml:space="preserve">aplicáveis a software em saúde e pelas diretrizes da Autoridade Nacional</w:t>
+      </w:r>
+      <w:r>
+        <w:t xml:space="preserve"> </w:t>
+      </w:r>
+      <w:r>
+        <w:t xml:space="preserve">de Proteção de Dados [ANPD] (2024) sobre inteligência artificial</w:t>
+      </w:r>
+      <w:r>
+        <w:t xml:space="preserve"> </w:t>
+      </w:r>
+      <w:r>
+        <w:t xml:space="preserve">generativa. Somam-se riscos próprios</w:t>
+      </w:r>
+      <w:r>
+        <w:t xml:space="preserve"> </w:t>
+      </w:r>
+      <w:r>
+        <w:t xml:space="preserve">dos modelos de linguagem, como a injeção de instruções e o acesso</w:t>
+      </w:r>
+      <w:r>
+        <w:t xml:space="preserve"> </w:t>
+      </w:r>
+      <w:r>
+        <w:t xml:space="preserve">indevido a recursos (OWASP Foundation, 2025), que uma instrução em</w:t>
+      </w:r>
+      <w:r>
+        <w:t xml:space="preserve"> </w:t>
+      </w:r>
+      <w:r>
+        <w:t xml:space="preserve">linguagem natural pode converter em injeção de SQL (Pedro et al., 2025),</w:t>
+      </w:r>
+      <w:r>
+        <w:t xml:space="preserve"> </w:t>
+      </w:r>
+      <w:r>
+        <w:t xml:space="preserve">tratados na prática por guardrails programáveis (Rebedea et al., 2023) e,</w:t>
+      </w:r>
+      <w:r>
+        <w:t xml:space="preserve"> </w:t>
+      </w:r>
+      <w:r>
+        <w:t xml:space="preserve">no setor de saúde, sob diretrizes éticas e de governança dedicadas (World</w:t>
+      </w:r>
+      <w:r>
+        <w:t xml:space="preserve"> </w:t>
+      </w:r>
+      <w:r>
+        <w:t xml:space="preserve">Health Organization [WHO], 2024).</w:t>
+      </w:r>
+    </w:p>
+    <w:p>
+      <w:pPr>
+        <w:pStyle w:val="BodyText"/>
+      </w:pPr>
+      <w:r>
+        <w:t xml:space="preserve">A literatura passou a medir o Text-to-SQL sob controle de acesso apenas</w:t>
+      </w:r>
+      <w:r>
+        <w:t xml:space="preserve"> </w:t>
+      </w:r>
+      <w:r>
+        <w:t xml:space="preserve">recentemente. Benchmarks de 2025 e 2026 mostram que instruir a política</w:t>
+      </w:r>
+      <w:r>
+        <w:t xml:space="preserve"> </w:t>
+      </w:r>
+      <w:r>
+        <w:t xml:space="preserve">de acesso no prompt não impede vazamentos, que restringir o schema</w:t>
+      </w:r>
+      <w:r>
+        <w:t xml:space="preserve"> </w:t>
+      </w:r>
+      <w:r>
+        <w:t xml:space="preserve">visível ao papel do usuário reduz o vazamento explícito mas induz o</w:t>
+      </w:r>
+      <w:r>
+        <w:t xml:space="preserve"> </w:t>
+      </w:r>
+      <w:r>
+        <w:t xml:space="preserve">modelo a alucinar tabelas, e que os modelos raramente recusam consultas</w:t>
+      </w:r>
+      <w:r>
+        <w:t xml:space="preserve"> </w:t>
+      </w:r>
+      <w:r>
+        <w:t xml:space="preserve">não autorizadas por iniciativa própria (Fei et al., 2026; Klisura et al.,</w:t>
+      </w:r>
+      <w:r>
+        <w:t xml:space="preserve"> </w:t>
+      </w:r>
+      <w:r>
+        <w:t xml:space="preserve">2026; Miyamoto et al., 2026). A recomendação convergente é a verificação</w:t>
+      </w:r>
+      <w:r>
+        <w:t xml:space="preserve"> </w:t>
+      </w:r>
+      <w:r>
+        <w:t xml:space="preserve">determinista fora do modelo. Esses trabalhos, porém, avaliam o modelo</w:t>
+      </w:r>
+      <w:r>
+        <w:t xml:space="preserve"> </w:t>
+      </w:r>
+      <w:r>
+        <w:t xml:space="preserve">decidindo sozinho ou com um verificador também baseado em modelo, e não</w:t>
+      </w:r>
+      <w:r>
+        <w:t xml:space="preserve"> </w:t>
+      </w:r>
+      <w:r>
+        <w:t xml:space="preserve">isolam o que muda quando um verificador em código garante o escopo e o</w:t>
+      </w:r>
+      <w:r>
+        <w:t xml:space="preserve"> </w:t>
+      </w:r>
+      <w:r>
+        <w:t xml:space="preserve">modelo é informado sobre ele.</w:t>
+      </w:r>
+    </w:p>
+    <w:p>
+      <w:pPr>
+        <w:pStyle w:val="BodyText"/>
+      </w:pPr>
+      <w:r>
+        <w:t xml:space="preserve">Este trabalho partiu da hipótese, registrada no projeto de pesquisa, de</w:t>
+      </w:r>
+      <w:r>
+        <w:t xml:space="preserve"> </w:t>
+      </w:r>
+      <w:r>
+        <w:t xml:space="preserve">que uma arquitetura de Conversational Analytics com modelo de governança</w:t>
+      </w:r>
+      <w:r>
+        <w:t xml:space="preserve"> </w:t>
+      </w:r>
+      <w:r>
+        <w:t xml:space="preserve">integrado responderia a consultas operacionais hospitalares em linguagem</w:t>
+      </w:r>
+      <w:r>
+        <w:t xml:space="preserve"> </w:t>
+      </w:r>
+      <w:r>
+        <w:t xml:space="preserve">natural com acurácia superior a 80% e em conformidade com os requisitos</w:t>
+      </w:r>
+      <w:r>
+        <w:t xml:space="preserve"> </w:t>
+      </w:r>
+      <w:r>
+        <w:t xml:space="preserve">da LGPD e das normas da ANVISA. Propôs-se uma arquitetura de referência</w:t>
+      </w:r>
+      <w:r>
+        <w:t xml:space="preserve"> </w:t>
+      </w:r>
+      <w:r>
+        <w:t xml:space="preserve">em quatro camadas, na qual a proteção dos dados, o controle de acesso por</w:t>
+      </w:r>
+      <w:r>
+        <w:t xml:space="preserve"> </w:t>
+      </w:r>
+      <w:r>
+        <w:t xml:space="preserve">perfil, a validação da consulta e a auditoria atravessam todo o fluxo, da</w:t>
+      </w:r>
+      <w:r>
+        <w:t xml:space="preserve"> </w:t>
+      </w:r>
+      <w:r>
+        <w:t xml:space="preserve">pergunta do usuário à resposta entregue. O domínio de implementação e</w:t>
+      </w:r>
+      <w:r>
+        <w:t xml:space="preserve"> </w:t>
+      </w:r>
+      <w:r>
+        <w:t xml:space="preserve">avaliação foi a ocupação de leitos hospitalares, e toda a pesquisa usou</w:t>
+      </w:r>
+      <w:r>
+        <w:t xml:space="preserve"> </w:t>
+      </w:r>
+      <w:r>
+        <w:t xml:space="preserve">dados sintéticos, o que eliminou na origem o risco de exposição de dados</w:t>
+      </w:r>
+      <w:r>
+        <w:t xml:space="preserve"> </w:t>
+      </w:r>
+      <w:r>
+        <w:t xml:space="preserve">reais e permite que a arquitetura seja replicada.</w:t>
+      </w:r>
+    </w:p>
+    <w:p>
+      <w:pPr>
+        <w:pStyle w:val="BodyText"/>
+      </w:pPr>
+      <w:r>
+        <w:t xml:space="preserve">O objetivo geral foi propor e validar, por meio de um protótipo</w:t>
+      </w:r>
+      <w:r>
+        <w:t xml:space="preserve"> </w:t>
+      </w:r>
+      <w:r>
+        <w:t xml:space="preserve">funcional, essa arquitetura de referência, com foco na governança segura</w:t>
+      </w:r>
+      <w:r>
+        <w:t xml:space="preserve"> </w:t>
+      </w:r>
+      <w:r>
+        <w:t xml:space="preserve">de modelos de linguagem sobre dados clínicos, respondendo à pergunta: uma</w:t>
+      </w:r>
+      <w:r>
+        <w:t xml:space="preserve"> </w:t>
+      </w:r>
+      <w:r>
+        <w:t xml:space="preserve">arquitetura que integra a governança de ponta a ponta preserva a</w:t>
+      </w:r>
+      <w:r>
+        <w:t xml:space="preserve"> </w:t>
+      </w:r>
+      <w:r>
+        <w:t xml:space="preserve">utilidade da consulta em linguagem natural, e a que custo mensurável? Os</w:t>
+      </w:r>
+      <w:r>
+        <w:t xml:space="preserve"> </w:t>
+      </w:r>
+      <w:r>
+        <w:t xml:space="preserve">objetivos específicos foram: (a) levantar a literatura sobre</w:t>
+      </w:r>
+      <w:r>
+        <w:t xml:space="preserve"> </w:t>
+      </w:r>
+      <w:r>
+        <w:t xml:space="preserve">Conversational Analytics, Text-to-SQL e governança de modelos de</w:t>
+      </w:r>
+      <w:r>
+        <w:t xml:space="preserve"> </w:t>
+      </w:r>
+      <w:r>
+        <w:t xml:space="preserve">linguagem em contextos clínicos; (b) mapear os requisitos regulatórios</w:t>
+      </w:r>
+      <w:r>
+        <w:t xml:space="preserve"> </w:t>
+      </w:r>
+      <w:r>
+        <w:t xml:space="preserve">aplicáveis; (c) projetar a arquitetura técnica, do pipeline de dados ao</w:t>
+      </w:r>
+      <w:r>
+        <w:t xml:space="preserve"> </w:t>
+      </w:r>
+      <w:r>
+        <w:t xml:space="preserve">motor com guardrails; (d) desenvolver o modelo de governança, com</w:t>
+      </w:r>
+      <w:r>
+        <w:t xml:space="preserve"> </w:t>
+      </w:r>
+      <w:r>
+        <w:t xml:space="preserve">controle de acesso, rastreabilidade, proteção dos dados e validação das</w:t>
+      </w:r>
+      <w:r>
+        <w:t xml:space="preserve"> </w:t>
+      </w:r>
+      <w:r>
+        <w:t xml:space="preserve">respostas; e (e) implementar e avaliar o protótipo sobre dados</w:t>
+      </w:r>
+      <w:r>
+        <w:t xml:space="preserve"> </w:t>
+      </w:r>
+      <w:r>
+        <w:t xml:space="preserve">sintéticos, medindo acurácia, recusa devida e indevida, rastreabilidade</w:t>
+      </w:r>
+      <w:r>
+        <w:t xml:space="preserve"> </w:t>
+      </w:r>
+      <w:r>
+        <w:t xml:space="preserve">e conformidade de projeto.</w:t>
+      </w:r>
+    </w:p>
     <w:bookmarkEnd w:id="25"/>
-    <w:bookmarkStart w:id="26" w:name="introdução"/>
+    <w:bookmarkStart w:id="34" w:name="metodologia"/>
     <w:p>
       <w:pPr>
         <w:pStyle w:val="Heading1"/>
       </w:pPr>
       <w:r>
-        <w:t xml:space="preserve">Introdução</w:t>
+        <w:t xml:space="preserve">Metodologia</w:t>
       </w:r>
     </w:p>
     <w:p>
@@ -220,79 +629,138 @@
         <w:pStyle w:val="FirstParagraph"/>
       </w:pPr>
       <w:r>
-        <w:t xml:space="preserve">As interfaces em linguagem natural para bancos de dados formam um campo</w:t>
-      </w:r>
-      <w:r>
-        <w:t xml:space="preserve"> </w:t>
-      </w:r>
-      <w:r>
-        <w:t xml:space="preserve">maduro (Affolter et al., 2019), e a tradução de perguntas em consultas</w:t>
-      </w:r>
-      <w:r>
-        <w:t xml:space="preserve"> </w:t>
-      </w:r>
-      <w:r>
-        <w:t xml:space="preserve">SQL (Text-to-SQL) conta com benchmarks consolidados, como o Spider (Yu et</w:t>
-      </w:r>
-      <w:r>
-        <w:t xml:space="preserve"> </w:t>
-      </w:r>
-      <w:r>
-        <w:t xml:space="preserve">al., 2018) e, no domínio clínico, o EHRSQL (Lee et al., 2022), tendo sido</w:t>
-      </w:r>
-      <w:r>
-        <w:t xml:space="preserve"> </w:t>
-      </w:r>
-      <w:r>
-        <w:t xml:space="preserve">transformada pelos modelos de linguagem de grande porte (Shi et al.,</w:t>
-      </w:r>
-      <w:r>
-        <w:t xml:space="preserve"> </w:t>
-      </w:r>
-      <w:r>
-        <w:t xml:space="preserve">2025). Em hospitais, a possibilidade de um gestor ou uma equipe</w:t>
-      </w:r>
-      <w:r>
-        <w:t xml:space="preserve"> </w:t>
-      </w:r>
-      <w:r>
-        <w:t xml:space="preserve">assistencial perguntar aos dados sem depender de uma fila de solicitações</w:t>
-      </w:r>
-      <w:r>
-        <w:t xml:space="preserve"> </w:t>
-      </w:r>
-      <w:r>
-        <w:t xml:space="preserve">à área técnica promete ampliar o acesso à informação operacional. Os</w:t>
-      </w:r>
-      <w:r>
-        <w:t xml:space="preserve"> </w:t>
-      </w:r>
-      <w:r>
-        <w:t xml:space="preserve">trabalhos recentes que aplicam essa abordagem a dados clínicos relatam</w:t>
-      </w:r>
-      <w:r>
-        <w:t xml:space="preserve"> </w:t>
-      </w:r>
-      <w:r>
-        <w:t xml:space="preserve">acurácias entre 43% e 78% em uma única chamada ao modelo e acima de 90%</w:t>
-      </w:r>
-      <w:r>
-        <w:t xml:space="preserve"> </w:t>
-      </w:r>
-      <w:r>
-        <w:t xml:space="preserve">com agentes que corrigem a consulta iterativamente (Al Attrach et al.,</w:t>
-      </w:r>
-      <w:r>
-        <w:t xml:space="preserve"> </w:t>
-      </w:r>
-      <w:r>
-        <w:t xml:space="preserve">2026; Tanković et al., 2025), e apontam a resolução de termos e valores do domínio como principal</w:t>
-      </w:r>
-      <w:r>
-        <w:t xml:space="preserve"> </w:t>
-      </w:r>
-      <w:r>
-        <w:t xml:space="preserve">causa de erro, à frente da sintaxe.</w:t>
+        <w:t xml:space="preserve">A pesquisa caracterizou-se como aplicada, com abordagem quantitativa e</w:t>
+      </w:r>
+      <w:r>
+        <w:t xml:space="preserve"> </w:t>
+      </w:r>
+      <w:r>
+        <w:t xml:space="preserve">caráter exploratório e descritivo, e adotou o delineamento de estudo de caso instrumental, conforme Yin (2015), apoiado no desenvolvimento de um protótipo</w:t>
+      </w:r>
+      <w:r>
+        <w:t xml:space="preserve"> </w:t>
+      </w:r>
+      <w:r>
+        <w:t xml:space="preserve">funcional, em linha com a pesquisa em ciência do projeto, na qual o</w:t>
+      </w:r>
+      <w:r>
+        <w:t xml:space="preserve"> </w:t>
+      </w:r>
+      <w:r>
+        <w:t xml:space="preserve">artefato construído é também o instrumento de avaliação (Hevner et al.,</w:t>
+      </w:r>
+      <w:r>
+        <w:t xml:space="preserve"> </w:t>
+      </w:r>
+      <w:r>
+        <w:t xml:space="preserve">2004). O protótipo materializou uma arquitetura de referência, entendida</w:t>
+      </w:r>
+      <w:r>
+        <w:t xml:space="preserve"> </w:t>
+      </w:r>
+      <w:r>
+        <w:t xml:space="preserve">como um modelo de solução reutilizável para uma classe de sistemas</w:t>
+      </w:r>
+      <w:r>
+        <w:t xml:space="preserve"> </w:t>
+      </w:r>
+      <w:r>
+        <w:t xml:space="preserve">(Angelov et al., 2012). Os métodos são descritos na mesma ordem em que os</w:t>
+      </w:r>
+      <w:r>
+        <w:t xml:space="preserve"> </w:t>
+      </w:r>
+      <w:r>
+        <w:t xml:space="preserve">resultados são apresentados.</w:t>
+      </w:r>
+    </w:p>
+    <w:bookmarkStart w:id="26" w:name="escopo-e-levantamento-da-literatura"/>
+    <w:p>
+      <w:pPr>
+        <w:pStyle w:val="Heading2"/>
+      </w:pPr>
+      <w:r>
+        <w:t xml:space="preserve">Escopo e levantamento da literatura</w:t>
+      </w:r>
+    </w:p>
+    <w:p>
+      <w:pPr>
+        <w:pStyle w:val="FirstParagraph"/>
+      </w:pPr>
+      <w:r>
+        <w:t xml:space="preserve">A pesquisa delimitou-se a um domínio operacional hospitalar, a ocupação</w:t>
+      </w:r>
+      <w:r>
+        <w:t xml:space="preserve"> </w:t>
+      </w:r>
+      <w:r>
+        <w:t xml:space="preserve">de leitos, com modelo de dados próprio e quatro tabelas expostas ao</w:t>
+      </w:r>
+      <w:r>
+        <w:t xml:space="preserve"> </w:t>
+      </w:r>
+      <w:r>
+        <w:t xml:space="preserve">motor de linguagem. Em relação ao projeto de pesquisa, o escopo foi</w:t>
+      </w:r>
+      <w:r>
+        <w:t xml:space="preserve"> </w:t>
+      </w:r>
+      <w:r>
+        <w:t xml:space="preserve">ajustado em três pontos: o conjunto de dados restringiu-se a esse</w:t>
+      </w:r>
+      <w:r>
+        <w:t xml:space="preserve"> </w:t>
+      </w:r>
+      <w:r>
+        <w:t xml:space="preserve">domínio, sem as áreas de prontuário, farmácia e faturamento nem a</w:t>
+      </w:r>
+      <w:r>
+        <w:t xml:space="preserve"> </w:t>
+      </w:r>
+      <w:r>
+        <w:t xml:space="preserve">estruturação sobre uma base pública; o levantamento da literatura foi</w:t>
+      </w:r>
+      <w:r>
+        <w:t xml:space="preserve"> </w:t>
+      </w:r>
+      <w:r>
+        <w:t xml:space="preserve">narrativo, com protocolo, em vez de sistemático; e a conformidade</w:t>
+      </w:r>
+      <w:r>
+        <w:t xml:space="preserve"> </w:t>
+      </w:r>
+      <w:r>
+        <w:t xml:space="preserve">regulatória foi tratada como propriedade de projeto, e não como</w:t>
+      </w:r>
+      <w:r>
+        <w:t xml:space="preserve"> </w:t>
+      </w:r>
+      <w:r>
+        <w:t xml:space="preserve">aderência demonstrada, porque os dados são sintéticos. A delimitação</w:t>
+      </w:r>
+      <w:r>
+        <w:t xml:space="preserve"> </w:t>
+      </w:r>
+      <w:r>
+        <w:t xml:space="preserve">privilegiou profundidade de governança sobre amplitude de dados: com um</w:t>
+      </w:r>
+      <w:r>
+        <w:t xml:space="preserve"> </w:t>
+      </w:r>
+      <w:r>
+        <w:t xml:space="preserve">domínio único foi possível medir cada controle isoladamente, em execução</w:t>
+      </w:r>
+      <w:r>
+        <w:t xml:space="preserve"> </w:t>
+      </w:r>
+      <w:r>
+        <w:t xml:space="preserve">real e com repetição, dentro do prazo do trabalho. As consequências</w:t>
+      </w:r>
+      <w:r>
+        <w:t xml:space="preserve"> </w:t>
+      </w:r>
+      <w:r>
+        <w:t xml:space="preserve">dessa escolha para a generalização são discutidas entre as limitações.</w:t>
       </w:r>
     </w:p>
     <w:p>
@@ -300,85 +768,97 @@
         <w:pStyle w:val="BodyText"/>
       </w:pPr>
       <w:r>
-        <w:t xml:space="preserve">A governança dos dados e do modelo, porém, costuma ser tratada de forma</w:t>
-      </w:r>
-      <w:r>
-        <w:t xml:space="preserve"> </w:t>
-      </w:r>
-      <w:r>
-        <w:t xml:space="preserve">fragmentada, separada da arquitetura de dados. Em saúde essa</w:t>
-      </w:r>
-      <w:r>
-        <w:t xml:space="preserve"> </w:t>
-      </w:r>
-      <w:r>
-        <w:t xml:space="preserve">fragmentação pesa mais do que em outros setores: os dados são pessoais e</w:t>
-      </w:r>
-      <w:r>
-        <w:t xml:space="preserve"> </w:t>
-      </w:r>
-      <w:r>
-        <w:t xml:space="preserve">sensíveis, e o marco regulatório é exigente, composto pela Lei Geral de Proteção de Dados [LGPD] (Brasil, 2018),</w:t>
-      </w:r>
-      <w:r>
-        <w:t xml:space="preserve"> </w:t>
-      </w:r>
-      <w:r>
-        <w:t xml:space="preserve">pelas normas da Agência Nacional de Vigilância Sanitária [ANVISA] (2022)</w:t>
-      </w:r>
-      <w:r>
-        <w:t xml:space="preserve"> </w:t>
-      </w:r>
-      <w:r>
-        <w:t xml:space="preserve">aplicáveis a software em saúde e pelas diretrizes da Autoridade Nacional</w:t>
-      </w:r>
-      <w:r>
-        <w:t xml:space="preserve"> </w:t>
-      </w:r>
-      <w:r>
-        <w:t xml:space="preserve">de Proteção de Dados [ANPD] (2024) sobre inteligência artificial</w:t>
-      </w:r>
-      <w:r>
-        <w:t xml:space="preserve"> </w:t>
-      </w:r>
-      <w:r>
-        <w:t xml:space="preserve">generativa. Somam-se riscos próprios</w:t>
-      </w:r>
-      <w:r>
-        <w:t xml:space="preserve"> </w:t>
-      </w:r>
-      <w:r>
-        <w:t xml:space="preserve">dos modelos de linguagem, como a injeção de instruções e o acesso</w:t>
-      </w:r>
-      <w:r>
-        <w:t xml:space="preserve"> </w:t>
-      </w:r>
-      <w:r>
-        <w:t xml:space="preserve">indevido a recursos (OWASP Foundation, 2025), que uma instrução em</w:t>
-      </w:r>
-      <w:r>
-        <w:t xml:space="preserve"> </w:t>
-      </w:r>
-      <w:r>
-        <w:t xml:space="preserve">linguagem natural pode converter em injeção de SQL (Pedro et al., 2025),</w:t>
-      </w:r>
-      <w:r>
-        <w:t xml:space="preserve"> </w:t>
-      </w:r>
-      <w:r>
-        <w:t xml:space="preserve">tratados na prática por guardrails programáveis (Rebedea et al., 2023) e,</w:t>
-      </w:r>
-      <w:r>
-        <w:t xml:space="preserve"> </w:t>
-      </w:r>
-      <w:r>
-        <w:t xml:space="preserve">no setor de saúde, sob diretrizes éticas e de governança dedicadas (World</w:t>
-      </w:r>
-      <w:r>
-        <w:t xml:space="preserve"> </w:t>
-      </w:r>
-      <w:r>
-        <w:t xml:space="preserve">Health Organization [WHO], 2024).</w:t>
+        <w:t xml:space="preserve">O levantamento da literatura foi narrativo, com protocolo registrado: a busca de 08 set. 2026 usou arXiv, ACL Anthology, Europe PMC e</w:t>
+      </w:r>
+      <w:r>
+        <w:t xml:space="preserve"> </w:t>
+      </w:r>
+      <w:r>
+        <w:t xml:space="preserve">PubMed, bibliotecas de editoras e da Sociedade Brasileira de Computação e</w:t>
+      </w:r>
+      <w:r>
+        <w:t xml:space="preserve"> </w:t>
+      </w:r>
+      <w:r>
+        <w:t xml:space="preserve">os portais oficiais da ANPD e da ANVISA, com termos, recorte temporal e</w:t>
+      </w:r>
+      <w:r>
+        <w:t xml:space="preserve"> </w:t>
+      </w:r>
+      <w:r>
+        <w:t xml:space="preserve">critérios de inclusão e exclusão definidos antes da leitura, seguindo</w:t>
+      </w:r>
+      <w:r>
+        <w:t xml:space="preserve"> </w:t>
+      </w:r>
+      <w:r>
+        <w:t xml:space="preserve">Prodanov e Freitas (2013). Os itens encontrados e triados não foram</w:t>
+      </w:r>
+      <w:r>
+        <w:t xml:space="preserve"> </w:t>
+      </w:r>
+      <w:r>
+        <w:t xml:space="preserve">contabilizados por base, razão pela qual o levantamento não é apresentado</w:t>
+      </w:r>
+      <w:r>
+        <w:t xml:space="preserve"> </w:t>
+      </w:r>
+      <w:r>
+        <w:t xml:space="preserve">como revisão sistemática. Resultaram 73 fichas de leitura agrupadas por</w:t>
+      </w:r>
+      <w:r>
+        <w:t xml:space="preserve"> </w:t>
+      </w:r>
+      <w:r>
+        <w:t xml:space="preserve">tema, das quais saíram as citações deste trabalho.</w:t>
+      </w:r>
+    </w:p>
+    <w:bookmarkEnd w:id="26"/>
+    <w:bookmarkStart w:id="27" w:name="dados-sintéticos-e-pipeline-em-camadas"/>
+    <w:p>
+      <w:pPr>
+        <w:pStyle w:val="Heading2"/>
+      </w:pPr>
+      <w:r>
+        <w:t xml:space="preserve">Dados sintéticos e pipeline em camadas</w:t>
+      </w:r>
+    </w:p>
+    <w:p>
+      <w:pPr>
+        <w:pStyle w:val="FirstParagraph"/>
+      </w:pPr>
+      <w:r>
+        <w:t xml:space="preserve">Todos os dados foram gerados de forma determinista com a biblioteca Faker</w:t>
+      </w:r>
+      <w:r>
+        <w:t xml:space="preserve"> </w:t>
+      </w:r>
+      <w:r>
+        <w:t xml:space="preserve">em localidade pt_BR, controlada por uma semente única (42) e ancorada em</w:t>
+      </w:r>
+      <w:r>
+        <w:t xml:space="preserve"> </w:t>
+      </w:r>
+      <w:r>
+        <w:t xml:space="preserve">uma data de referência fixa da simulação (31 maio 2026). O ambiente</w:t>
+      </w:r>
+      <w:r>
+        <w:t xml:space="preserve"> </w:t>
+      </w:r>
+      <w:r>
+        <w:t xml:space="preserve">representou um hospital com oito unidades, duzentos leitos, seiscentos</w:t>
+      </w:r>
+      <w:r>
+        <w:t xml:space="preserve"> </w:t>
+      </w:r>
+      <w:r>
+        <w:t xml:space="preserve">pacientes e 2.012 internações, com noventa dias de histórico de</w:t>
+      </w:r>
+      <w:r>
+        <w:t xml:space="preserve"> </w:t>
+      </w:r>
+      <w:r>
+        <w:t xml:space="preserve">ocupação diária. Nenhum dado real foi utilizado em qualquer etapa.</w:t>
       </w:r>
     </w:p>
     <w:p>
@@ -386,67 +866,235 @@
         <w:pStyle w:val="BodyText"/>
       </w:pPr>
       <w:r>
-        <w:t xml:space="preserve">A literatura passou a medir o Text-to-SQL sob controle de acesso apenas</w:t>
-      </w:r>
-      <w:r>
-        <w:t xml:space="preserve"> </w:t>
-      </w:r>
-      <w:r>
-        <w:t xml:space="preserve">recentemente. Benchmarks de 2025 e 2026 mostram que instruir a política</w:t>
-      </w:r>
-      <w:r>
-        <w:t xml:space="preserve"> </w:t>
-      </w:r>
-      <w:r>
-        <w:t xml:space="preserve">de acesso no prompt não impede vazamentos, que restringir o schema</w:t>
-      </w:r>
-      <w:r>
-        <w:t xml:space="preserve"> </w:t>
-      </w:r>
-      <w:r>
-        <w:t xml:space="preserve">visível ao papel do usuário reduz o vazamento explícito mas induz o</w:t>
-      </w:r>
-      <w:r>
-        <w:t xml:space="preserve"> </w:t>
-      </w:r>
-      <w:r>
-        <w:t xml:space="preserve">modelo a alucinar tabelas, e que os modelos raramente recusam consultas</w:t>
-      </w:r>
-      <w:r>
-        <w:t xml:space="preserve"> </w:t>
-      </w:r>
-      <w:r>
-        <w:t xml:space="preserve">não autorizadas por iniciativa própria (Fei et al., 2026; Klisura et al.,</w:t>
-      </w:r>
-      <w:r>
-        <w:t xml:space="preserve"> </w:t>
-      </w:r>
-      <w:r>
-        <w:t xml:space="preserve">2026; Miyamoto et al., 2026). A recomendação convergente é a verificação</w:t>
-      </w:r>
-      <w:r>
-        <w:t xml:space="preserve"> </w:t>
-      </w:r>
-      <w:r>
-        <w:t xml:space="preserve">determinista fora do modelo. Esses trabalhos, porém, avaliam o modelo</w:t>
-      </w:r>
-      <w:r>
-        <w:t xml:space="preserve"> </w:t>
-      </w:r>
-      <w:r>
-        <w:t xml:space="preserve">decidindo sozinho ou com um verificador também baseado em modelo, e não</w:t>
-      </w:r>
-      <w:r>
-        <w:t xml:space="preserve"> </w:t>
-      </w:r>
-      <w:r>
-        <w:t xml:space="preserve">isolam o que muda quando um verificador em código garante o escopo e o</w:t>
-      </w:r>
-      <w:r>
-        <w:t xml:space="preserve"> </w:t>
-      </w:r>
-      <w:r>
-        <w:t xml:space="preserve">modelo é informado sobre ele.</w:t>
+        <w:t xml:space="preserve">Os dados percorreram um pipeline em três camadas implementado em DuckDB,</w:t>
+      </w:r>
+      <w:r>
+        <w:t xml:space="preserve"> </w:t>
+      </w:r>
+      <w:r>
+        <w:t xml:space="preserve">no modelo Lakehouse (Armbrust et al., 2021). A camada Bronze recebeu os</w:t>
+      </w:r>
+      <w:r>
+        <w:t xml:space="preserve"> </w:t>
+      </w:r>
+      <w:r>
+        <w:t xml:space="preserve">dados brutos, com nome, CPF e data de nascimento inseridos de propósito,</w:t>
+      </w:r>
+      <w:r>
+        <w:t xml:space="preserve"> </w:t>
+      </w:r>
+      <w:r>
+        <w:t xml:space="preserve">para que a proteção aplicada na camada seguinte fosse real e verificável.</w:t>
+      </w:r>
+      <w:r>
+        <w:t xml:space="preserve"> </w:t>
+      </w:r>
+      <w:r>
+        <w:t xml:space="preserve">A camada Silver removeu esses campos, derivou a faixa etária a partir da</w:t>
+      </w:r>
+      <w:r>
+        <w:t xml:space="preserve"> </w:t>
+      </w:r>
+      <w:r>
+        <w:t xml:space="preserve">idade completa na data de referência e pseudonimizou o identificador do</w:t>
+      </w:r>
+      <w:r>
+        <w:t xml:space="preserve"> </w:t>
+      </w:r>
+      <w:r>
+        <w:t xml:space="preserve">paciente com código de autenticação de mensagem com chave [HMAC], na</w:t>
+      </w:r>
+      <w:r>
+        <w:t xml:space="preserve"> </w:t>
+      </w:r>
+      <w:r>
+        <w:t xml:space="preserve">variante HMAC-SHA256, com a chave lida do ambiente, técnica</w:t>
+      </w:r>
+      <w:r>
+        <w:t xml:space="preserve"> </w:t>
+      </w:r>
+      <w:r>
+        <w:t xml:space="preserve">recomendada no lugar do hash simples quando o domínio do identificador é</w:t>
+      </w:r>
+      <w:r>
+        <w:t xml:space="preserve"> </w:t>
+      </w:r>
+      <w:r>
+        <w:t xml:space="preserve">pequeno (European Data Protection Board [EDPB], 2025; European Union Agency</w:t>
+      </w:r>
+      <w:r>
+        <w:t xml:space="preserve"> </w:t>
+      </w:r>
+      <w:r>
+        <w:t xml:space="preserve">for Cybersecurity [ENISA], 2022); por isso a Silver foi tratada como</w:t>
+      </w:r>
+      <w:r>
+        <w:t xml:space="preserve"> </w:t>
+      </w:r>
+      <w:r>
+        <w:t xml:space="preserve">pseudonimizada, e não anonimizada. A camada Gold, única exposta ao modelo</w:t>
+      </w:r>
+      <w:r>
+        <w:t xml:space="preserve"> </w:t>
+      </w:r>
+      <w:r>
+        <w:t xml:space="preserve">de linguagem, reuniu quatro tabelas: a situação de cada leito na data de</w:t>
+      </w:r>
+      <w:r>
+        <w:t xml:space="preserve"> </w:t>
+      </w:r>
+      <w:r>
+        <w:t xml:space="preserve">referência, o resumo por unidade, a série diária do hospital e as</w:t>
+      </w:r>
+      <w:r>
+        <w:t xml:space="preserve"> </w:t>
+      </w:r>
+      <w:r>
+        <w:t xml:space="preserve">internações, estas sem identificador de paciente e reduzidas a tipo de</w:t>
+      </w:r>
+      <w:r>
+        <w:t xml:space="preserve"> </w:t>
+      </w:r>
+      <w:r>
+        <w:t xml:space="preserve">leito, faixa etária, situação e tempo de permanência. Sobre as</w:t>
+      </w:r>
+      <w:r>
+        <w:t xml:space="preserve"> </w:t>
+      </w:r>
+      <w:r>
+        <w:t xml:space="preserve">internações foi imposto k-anonimato, conforme Sweeney (2002), com k mínimo de 5 no</w:t>
+      </w:r>
+      <w:r>
+        <w:t xml:space="preserve"> </w:t>
+      </w:r>
+      <w:r>
+        <w:t xml:space="preserve">par tipo de leito e faixa etária, limiar adequado a uso interno</w:t>
+      </w:r>
+      <w:r>
+        <w:t xml:space="preserve"> </w:t>
+      </w:r>
+      <w:r>
+        <w:t xml:space="preserve">controlado (El Emam e Arbuckle, 2013), verificado por teste a cada</w:t>
+      </w:r>
+      <w:r>
+        <w:t xml:space="preserve"> </w:t>
+      </w:r>
+      <w:r>
+        <w:t xml:space="preserve">construção. A Gold foi exportada para um arquivo próprio, de modo que as camadas</w:t>
+      </w:r>
+      <w:r>
+        <w:t xml:space="preserve"> </w:t>
+      </w:r>
+      <w:r>
+        <w:t xml:space="preserve">internas não existissem no banco consultado pelo sistema. A Figura 1 do Apêndice A apresenta o fluxo de uma pergunta pelas quatro</w:t>
+      </w:r>
+      <w:r>
+        <w:t xml:space="preserve"> </w:t>
+      </w:r>
+      <w:r>
+        <w:t xml:space="preserve">camadas, e a Tabela 1 do mesmo apêndice, os controles de cada uma; a</w:t>
+      </w:r>
+      <w:r>
+        <w:t xml:space="preserve"> </w:t>
+      </w:r>
+      <w:r>
+        <w:t xml:space="preserve">mensagem de recusa com o ponto de bloqueio, prevista na arquitetura, não</w:t>
+      </w:r>
+      <w:r>
+        <w:t xml:space="preserve"> </w:t>
+      </w:r>
+      <w:r>
+        <w:t xml:space="preserve">foi implementada no protótipo, que devolve apenas a recusa e registra o</w:t>
+      </w:r>
+      <w:r>
+        <w:t xml:space="preserve"> </w:t>
+      </w:r>
+      <w:r>
+        <w:t xml:space="preserve">controle na trilha. Como o</w:t>
+      </w:r>
+      <w:r>
+        <w:t xml:space="preserve"> </w:t>
+      </w:r>
+      <w:r>
+        <w:t xml:space="preserve">DuckDB não oferece controle de acesso por usuário, o isolamento foi</w:t>
+      </w:r>
+      <w:r>
+        <w:t xml:space="preserve"> </w:t>
+      </w:r>
+      <w:r>
+        <w:t xml:space="preserve">materializado como arquivo separado; em um banco com permissões, o mesmo</w:t>
+      </w:r>
+      <w:r>
+        <w:t xml:space="preserve"> </w:t>
+      </w:r>
+      <w:r>
+        <w:t xml:space="preserve">princípio de menor privilégio seria implementado por um usuário de</w:t>
+      </w:r>
+      <w:r>
+        <w:t xml:space="preserve"> </w:t>
+      </w:r>
+      <w:r>
+        <w:t xml:space="preserve">leitura restrito às tabelas Gold.</w:t>
+      </w:r>
+    </w:p>
+    <w:bookmarkEnd w:id="27"/>
+    <w:bookmarkStart w:id="28" w:name="governança-de-entrada-e-de-saída"/>
+    <w:p>
+      <w:pPr>
+        <w:pStyle w:val="Heading2"/>
+      </w:pPr>
+      <w:r>
+        <w:t xml:space="preserve">Governança de entrada e de saída</w:t>
+      </w:r>
+    </w:p>
+    <w:p>
+      <w:pPr>
+        <w:pStyle w:val="FirstParagraph"/>
+      </w:pPr>
+      <w:r>
+        <w:t xml:space="preserve">A governança foi concebida como defesa em profundidade, alinhada à gestão</w:t>
+      </w:r>
+      <w:r>
+        <w:t xml:space="preserve"> </w:t>
+      </w:r>
+      <w:r>
+        <w:t xml:space="preserve">de risco de sistemas de inteligência artificial (National Institute of Standards and Technology [NIST],</w:t>
+      </w:r>
+      <w:r>
+        <w:t xml:space="preserve"> </w:t>
+      </w:r>
+      <w:r>
+        <w:t xml:space="preserve">2023) e aos riscos</w:t>
+      </w:r>
+      <w:r>
+        <w:t xml:space="preserve"> </w:t>
+      </w:r>
+      <w:r>
+        <w:t xml:space="preserve">catalogados para aplicações de modelos de linguagem, em especial a injeção</w:t>
+      </w:r>
+      <w:r>
+        <w:t xml:space="preserve"> </w:t>
+      </w:r>
+      <w:r>
+        <w:t xml:space="preserve">de instruções e o acesso indevido a recursos (OWASP Foundation, 2025). O desenho</w:t>
+      </w:r>
+      <w:r>
+        <w:t xml:space="preserve"> </w:t>
+      </w:r>
+      <w:r>
+        <w:t xml:space="preserve">seguiu o padrão gerador e verificador: o modelo propôs a consulta e um</w:t>
+      </w:r>
+      <w:r>
+        <w:t xml:space="preserve"> </w:t>
+      </w:r>
+      <w:r>
+        <w:t xml:space="preserve">verificador determinista, escrito em código, decidiu se ela seria</w:t>
+      </w:r>
+      <w:r>
+        <w:t xml:space="preserve"> </w:t>
+      </w:r>
+      <w:r>
+        <w:t xml:space="preserve">executada (Klisura et al., 2026).</w:t>
       </w:r>
     </w:p>
     <w:p>
@@ -454,67 +1102,103 @@
         <w:pStyle w:val="BodyText"/>
       </w:pPr>
       <w:r>
-        <w:t xml:space="preserve">Este trabalho partiu da hipótese, registrada no projeto de pesquisa, de</w:t>
-      </w:r>
-      <w:r>
-        <w:t xml:space="preserve"> </w:t>
-      </w:r>
-      <w:r>
-        <w:t xml:space="preserve">que uma arquitetura de Conversational Analytics com modelo de governança</w:t>
-      </w:r>
-      <w:r>
-        <w:t xml:space="preserve"> </w:t>
-      </w:r>
-      <w:r>
-        <w:t xml:space="preserve">integrado responderia a consultas operacionais hospitalares em linguagem</w:t>
-      </w:r>
-      <w:r>
-        <w:t xml:space="preserve"> </w:t>
-      </w:r>
-      <w:r>
-        <w:t xml:space="preserve">natural com acurácia superior a 80% e em conformidade com os requisitos</w:t>
-      </w:r>
-      <w:r>
-        <w:t xml:space="preserve"> </w:t>
-      </w:r>
-      <w:r>
-        <w:t xml:space="preserve">da LGPD e das normas da ANVISA. Propôs-se uma arquitetura de referência</w:t>
-      </w:r>
-      <w:r>
-        <w:t xml:space="preserve"> </w:t>
-      </w:r>
-      <w:r>
-        <w:t xml:space="preserve">em quatro camadas, na qual a proteção dos dados, o controle de acesso por</w:t>
-      </w:r>
-      <w:r>
-        <w:t xml:space="preserve"> </w:t>
-      </w:r>
-      <w:r>
-        <w:t xml:space="preserve">perfil, a validação da consulta e a auditoria atravessam todo o fluxo, da</w:t>
-      </w:r>
-      <w:r>
-        <w:t xml:space="preserve"> </w:t>
-      </w:r>
-      <w:r>
-        <w:t xml:space="preserve">pergunta do usuário à resposta entregue. O domínio de implementação e</w:t>
-      </w:r>
-      <w:r>
-        <w:t xml:space="preserve"> </w:t>
-      </w:r>
-      <w:r>
-        <w:t xml:space="preserve">avaliação foi a ocupação de leitos hospitalares, e toda a pesquisa usou</w:t>
-      </w:r>
-      <w:r>
-        <w:t xml:space="preserve"> </w:t>
-      </w:r>
-      <w:r>
-        <w:t xml:space="preserve">dados sintéticos, o que eliminou na origem o risco de exposição de dados</w:t>
-      </w:r>
-      <w:r>
-        <w:t xml:space="preserve"> </w:t>
-      </w:r>
-      <w:r>
-        <w:t xml:space="preserve">reais e permite que a arquitetura seja replicada.</w:t>
+        <w:t xml:space="preserve">Antes de qualquer chamada ao modelo, o texto da pergunta foi verificado</w:t>
+      </w:r>
+      <w:r>
+        <w:t xml:space="preserve"> </w:t>
+      </w:r>
+      <w:r>
+        <w:t xml:space="preserve">contra padrões de CPF, e-mail e telefone; havendo ocorrência, a pergunta</w:t>
+      </w:r>
+      <w:r>
+        <w:t xml:space="preserve"> </w:t>
+      </w:r>
+      <w:r>
+        <w:t xml:space="preserve">foi recusada e o trecho mascarado, sem chegar ao modelo nem à trilha de</w:t>
+      </w:r>
+      <w:r>
+        <w:t xml:space="preserve"> </w:t>
+      </w:r>
+      <w:r>
+        <w:t xml:space="preserve">auditoria. A consulta gerada passou por cinco verificações textuais:</w:t>
+      </w:r>
+      <w:r>
+        <w:t xml:space="preserve"> </w:t>
+      </w:r>
+      <w:r>
+        <w:t xml:space="preserve">instrução única, somente leitura, ausência de comandos de escrita, de</w:t>
+      </w:r>
+      <w:r>
+        <w:t xml:space="preserve"> </w:t>
+      </w:r>
+      <w:r>
+        <w:t xml:space="preserve">leitura de arquivo e de consulta ao catálogo do banco, ausência de</w:t>
+      </w:r>
+      <w:r>
+        <w:t xml:space="preserve"> </w:t>
+      </w:r>
+      <w:r>
+        <w:t xml:space="preserve">referência às camadas Bronze e Silver, e restrição às tabelas Gold</w:t>
+      </w:r>
+      <w:r>
+        <w:t xml:space="preserve"> </w:t>
+      </w:r>
+      <w:r>
+        <w:t xml:space="preserve">autorizadas ao perfil. A execução ocorreu em conexão somente leitura,</w:t>
+      </w:r>
+      <w:r>
+        <w:t xml:space="preserve"> </w:t>
+      </w:r>
+      <w:r>
+        <w:t xml:space="preserve">restrita ao arquivo da Gold e com o acesso do banco a arquivos externos</w:t>
+      </w:r>
+      <w:r>
+        <w:t xml:space="preserve"> </w:t>
+      </w:r>
+      <w:r>
+        <w:t xml:space="preserve">desligado, de modo que as garantias principais ficassem no dado e na conexão, além</w:t>
+      </w:r>
+      <w:r>
+        <w:t xml:space="preserve"> </w:t>
+      </w:r>
+      <w:r>
+        <w:t xml:space="preserve">do texto da consulta. Na saída, o sistema verificou</w:t>
+      </w:r>
+      <w:r>
+        <w:t xml:space="preserve"> </w:t>
+      </w:r>
+      <w:r>
+        <w:t xml:space="preserve">que as tabelas citadas existiam na Gold e bloqueou colunas com nome de</w:t>
+      </w:r>
+      <w:r>
+        <w:t xml:space="preserve"> </w:t>
+      </w:r>
+      <w:r>
+        <w:t xml:space="preserve">campo sensível. Cada pergunta e cada resposta foram registradas numa</w:t>
+      </w:r>
+      <w:r>
+        <w:t xml:space="preserve"> </w:t>
+      </w:r>
+      <w:r>
+        <w:t xml:space="preserve">trilha de auditoria com horário real, perfil, consulta, controle que</w:t>
+      </w:r>
+      <w:r>
+        <w:t xml:space="preserve"> </w:t>
+      </w:r>
+      <w:r>
+        <w:t xml:space="preserve">barrou e hash do resultado entregue, em cadeia de hashes que torna</w:t>
+      </w:r>
+      <w:r>
+        <w:t xml:space="preserve"> </w:t>
+      </w:r>
+      <w:r>
+        <w:t xml:space="preserve">detectável qualquer alteração posterior (Kent e Souppaya, 2006; Schneier e</w:t>
+      </w:r>
+      <w:r>
+        <w:t xml:space="preserve"> </w:t>
+      </w:r>
+      <w:r>
+        <w:t xml:space="preserve">Kelsey, 1999).</w:t>
       </w:r>
     </w:p>
     <w:p>
@@ -522,95 +1206,89 @@
         <w:pStyle w:val="BodyText"/>
       </w:pPr>
       <w:r>
-        <w:t xml:space="preserve">O objetivo geral foi propor e validar, por meio de um protótipo</w:t>
-      </w:r>
-      <w:r>
-        <w:t xml:space="preserve"> </w:t>
-      </w:r>
-      <w:r>
-        <w:t xml:space="preserve">funcional, essa arquitetura de referência, com foco na governança segura</w:t>
-      </w:r>
-      <w:r>
-        <w:t xml:space="preserve"> </w:t>
-      </w:r>
-      <w:r>
-        <w:t xml:space="preserve">de modelos de linguagem sobre dados clínicos, respondendo à pergunta: uma</w:t>
-      </w:r>
-      <w:r>
-        <w:t xml:space="preserve"> </w:t>
-      </w:r>
-      <w:r>
-        <w:t xml:space="preserve">arquitetura que integra a governança de ponta a ponta preserva a</w:t>
-      </w:r>
-      <w:r>
-        <w:t xml:space="preserve"> </w:t>
-      </w:r>
-      <w:r>
-        <w:t xml:space="preserve">utilidade da consulta em linguagem natural, e a que custo mensurável? Os</w:t>
-      </w:r>
-      <w:r>
-        <w:t xml:space="preserve"> </w:t>
-      </w:r>
-      <w:r>
-        <w:t xml:space="preserve">objetivos específicos foram: (a) levantar a literatura sobre</w:t>
-      </w:r>
-      <w:r>
-        <w:t xml:space="preserve"> </w:t>
-      </w:r>
-      <w:r>
-        <w:t xml:space="preserve">Conversational Analytics, Text-to-SQL e governança de modelos de</w:t>
-      </w:r>
-      <w:r>
-        <w:t xml:space="preserve"> </w:t>
-      </w:r>
-      <w:r>
-        <w:t xml:space="preserve">linguagem em contextos clínicos; (b) mapear os requisitos regulatórios</w:t>
-      </w:r>
-      <w:r>
-        <w:t xml:space="preserve"> </w:t>
-      </w:r>
-      <w:r>
-        <w:t xml:space="preserve">aplicáveis; (c) projetar a arquitetura técnica, do pipeline de dados ao</w:t>
-      </w:r>
-      <w:r>
-        <w:t xml:space="preserve"> </w:t>
-      </w:r>
-      <w:r>
-        <w:t xml:space="preserve">motor com guardrails; (d) desenvolver o modelo de governança, com</w:t>
-      </w:r>
-      <w:r>
-        <w:t xml:space="preserve"> </w:t>
-      </w:r>
-      <w:r>
-        <w:t xml:space="preserve">controle de acesso, rastreabilidade, proteção dos dados e validação das</w:t>
-      </w:r>
-      <w:r>
-        <w:t xml:space="preserve"> </w:t>
-      </w:r>
-      <w:r>
-        <w:t xml:space="preserve">respostas; e (e) implementar e avaliar o protótipo sobre dados</w:t>
-      </w:r>
-      <w:r>
-        <w:t xml:space="preserve"> </w:t>
-      </w:r>
-      <w:r>
-        <w:t xml:space="preserve">sintéticos, medindo acurácia, recusa devida e indevida, rastreabilidade</w:t>
-      </w:r>
-      <w:r>
-        <w:t xml:space="preserve"> </w:t>
-      </w:r>
-      <w:r>
-        <w:t xml:space="preserve">e conformidade de projeto.</w:t>
-      </w:r>
-    </w:p>
-    <w:bookmarkEnd w:id="26"/>
-    <w:bookmarkStart w:id="35" w:name="metodologia"/>
-    <w:p>
-      <w:pPr>
-        <w:pStyle w:val="Heading1"/>
-      </w:pPr>
-      <w:r>
-        <w:t xml:space="preserve">Metodologia</w:t>
+        <w:t xml:space="preserve">Foram definidos três perfis de acesso, com escopo derivado da finalidade</w:t>
+      </w:r>
+      <w:r>
+        <w:t xml:space="preserve"> </w:t>
+      </w:r>
+      <w:r>
+        <w:t xml:space="preserve">de cada função, conforme os princípios de finalidade e necessidade da</w:t>
+      </w:r>
+      <w:r>
+        <w:t xml:space="preserve"> </w:t>
+      </w:r>
+      <w:r>
+        <w:t xml:space="preserve">LGPD (Brasil, 2018). A enfermagem acessou a situação de cada leito e o</w:t>
+      </w:r>
+      <w:r>
+        <w:t xml:space="preserve"> </w:t>
+      </w:r>
+      <w:r>
+        <w:t xml:space="preserve">resumo por unidade, que servem à operação do turno. O perfil</w:t>
+      </w:r>
+      <w:r>
+        <w:t xml:space="preserve"> </w:t>
+      </w:r>
+      <w:r>
+        <w:t xml:space="preserve">administrativo acessou o resumo por unidade e a série histórica, que</w:t>
+      </w:r>
+      <w:r>
+        <w:t xml:space="preserve"> </w:t>
+      </w:r>
+      <w:r>
+        <w:t xml:space="preserve">servem ao planejamento, sem nível de leito nem de internação. O gestor,</w:t>
+      </w:r>
+      <w:r>
+        <w:t xml:space="preserve"> </w:t>
+      </w:r>
+      <w:r>
+        <w:t xml:space="preserve">responsável pela capacidade do hospital, acessou as quatro tabelas,</w:t>
+      </w:r>
+      <w:r>
+        <w:t xml:space="preserve"> </w:t>
+      </w:r>
+      <w:r>
+        <w:t xml:space="preserve">inclusive as internações em nível de linha, para análises de permanência</w:t>
+      </w:r>
+      <w:r>
+        <w:t xml:space="preserve"> </w:t>
+      </w:r>
+      <w:r>
+        <w:t xml:space="preserve">que combinem tipo de leito, faixa etária e situação. A matriz seguiu o</w:t>
+      </w:r>
+      <w:r>
+        <w:t xml:space="preserve"> </w:t>
+      </w:r>
+      <w:r>
+        <w:t xml:space="preserve">princípio do menor privilégio: cada perfil recebeu o escopo mínimo</w:t>
+      </w:r>
+      <w:r>
+        <w:t xml:space="preserve"> </w:t>
+      </w:r>
+      <w:r>
+        <w:t xml:space="preserve">necessário à sua finalidade, e nenhum acesso foi concedido por</w:t>
+      </w:r>
+      <w:r>
+        <w:t xml:space="preserve"> </w:t>
+      </w:r>
+      <w:r>
+        <w:t xml:space="preserve">conveniência; a alternativa de expor ao gestor apenas agregados de</w:t>
+      </w:r>
+      <w:r>
+        <w:t xml:space="preserve"> </w:t>
+      </w:r>
+      <w:r>
+        <w:t xml:space="preserve">internações é discutida entre as limitações.</w:t>
+      </w:r>
+    </w:p>
+    <w:bookmarkEnd w:id="28"/>
+    <w:bookmarkStart w:id="29" w:name="enquadramento-regulatório"/>
+    <w:p>
+      <w:pPr>
+        <w:pStyle w:val="Heading2"/>
+      </w:pPr>
+      <w:r>
+        <w:t xml:space="preserve">Enquadramento regulatório</w:t>
       </w:r>
     </w:p>
     <w:p>
@@ -618,810 +1296,131 @@
         <w:pStyle w:val="FirstParagraph"/>
       </w:pPr>
       <w:r>
-        <w:t xml:space="preserve">A pesquisa caracterizou-se como aplicada, com abordagem quantitativa e</w:t>
-      </w:r>
-      <w:r>
-        <w:t xml:space="preserve"> </w:t>
-      </w:r>
-      <w:r>
-        <w:t xml:space="preserve">caráter exploratório e descritivo, e adotou o delineamento de estudo de</w:t>
-      </w:r>
-      <w:r>
-        <w:t xml:space="preserve"> </w:t>
-      </w:r>
-      <w:r>
-        <w:t xml:space="preserve">caso instrumental (Yin, 2015) apoiado no desenvolvimento de um protótipo</w:t>
-      </w:r>
-      <w:r>
-        <w:t xml:space="preserve"> </w:t>
-      </w:r>
-      <w:r>
-        <w:t xml:space="preserve">funcional, em linha com a pesquisa em ciência do projeto, na qual o</w:t>
-      </w:r>
-      <w:r>
-        <w:t xml:space="preserve"> </w:t>
-      </w:r>
-      <w:r>
-        <w:t xml:space="preserve">artefato construído é também o instrumento de avaliação (Hevner et al.,</w:t>
-      </w:r>
-      <w:r>
-        <w:t xml:space="preserve"> </w:t>
-      </w:r>
-      <w:r>
-        <w:t xml:space="preserve">2004). O protótipo materializou uma arquitetura de referência, entendida</w:t>
-      </w:r>
-      <w:r>
-        <w:t xml:space="preserve"> </w:t>
-      </w:r>
-      <w:r>
-        <w:t xml:space="preserve">como um modelo de solução reutilizável para uma classe de sistemas</w:t>
-      </w:r>
-      <w:r>
-        <w:t xml:space="preserve"> </w:t>
-      </w:r>
-      <w:r>
-        <w:t xml:space="preserve">(Angelov et al., 2012). Os métodos são descritos na mesma ordem em que os</w:t>
-      </w:r>
-      <w:r>
-        <w:t xml:space="preserve"> </w:t>
-      </w:r>
-      <w:r>
-        <w:t xml:space="preserve">resultados são apresentados.</w:t>
-      </w:r>
-    </w:p>
-    <w:bookmarkStart w:id="27" w:name="escopo-e-levantamento-da-literatura"/>
-    <w:p>
-      <w:pPr>
-        <w:pStyle w:val="Heading2"/>
-      </w:pPr>
-      <w:r>
-        <w:t xml:space="preserve">Escopo e levantamento da literatura</w:t>
-      </w:r>
-    </w:p>
-    <w:p>
-      <w:pPr>
-        <w:pStyle w:val="FirstParagraph"/>
-      </w:pPr>
-      <w:r>
-        <w:t xml:space="preserve">A pesquisa delimitou-se a um domínio operacional hospitalar, a ocupação</w:t>
-      </w:r>
-      <w:r>
-        <w:t xml:space="preserve"> </w:t>
-      </w:r>
-      <w:r>
-        <w:t xml:space="preserve">de leitos, com modelo de dados próprio e quatro tabelas expostas ao</w:t>
-      </w:r>
-      <w:r>
-        <w:t xml:space="preserve"> </w:t>
-      </w:r>
-      <w:r>
-        <w:t xml:space="preserve">motor de linguagem. Em relação ao projeto de pesquisa, o escopo foi</w:t>
-      </w:r>
-      <w:r>
-        <w:t xml:space="preserve"> </w:t>
-      </w:r>
-      <w:r>
-        <w:t xml:space="preserve">ajustado em três pontos: o conjunto de dados restringiu-se a esse</w:t>
-      </w:r>
-      <w:r>
-        <w:t xml:space="preserve"> </w:t>
-      </w:r>
-      <w:r>
-        <w:t xml:space="preserve">domínio, sem as áreas de prontuário, farmácia e faturamento nem a</w:t>
-      </w:r>
-      <w:r>
-        <w:t xml:space="preserve"> </w:t>
-      </w:r>
-      <w:r>
-        <w:t xml:space="preserve">estruturação sobre uma base pública; o levantamento da literatura foi</w:t>
-      </w:r>
-      <w:r>
-        <w:t xml:space="preserve"> </w:t>
-      </w:r>
-      <w:r>
-        <w:t xml:space="preserve">narrativo, com protocolo, em vez de sistemático; e a conformidade</w:t>
-      </w:r>
-      <w:r>
-        <w:t xml:space="preserve"> </w:t>
-      </w:r>
-      <w:r>
-        <w:t xml:space="preserve">regulatória foi tratada como propriedade de projeto, e não como</w:t>
-      </w:r>
-      <w:r>
-        <w:t xml:space="preserve"> </w:t>
-      </w:r>
-      <w:r>
-        <w:t xml:space="preserve">aderência demonstrada, porque os dados são sintéticos. A delimitação</w:t>
-      </w:r>
-      <w:r>
-        <w:t xml:space="preserve"> </w:t>
-      </w:r>
-      <w:r>
-        <w:t xml:space="preserve">privilegiou profundidade de governança sobre amplitude de dados: com um</w:t>
-      </w:r>
-      <w:r>
-        <w:t xml:space="preserve"> </w:t>
-      </w:r>
-      <w:r>
-        <w:t xml:space="preserve">domínio único foi possível medir cada controle isoladamente, em execução</w:t>
-      </w:r>
-      <w:r>
-        <w:t xml:space="preserve"> </w:t>
-      </w:r>
-      <w:r>
-        <w:t xml:space="preserve">real e com repetição, dentro do prazo do trabalho. As consequências</w:t>
-      </w:r>
-      <w:r>
-        <w:t xml:space="preserve"> </w:t>
-      </w:r>
-      <w:r>
-        <w:t xml:space="preserve">dessa escolha para a generalização são discutidas entre as limitações.</w:t>
-      </w:r>
-    </w:p>
-    <w:p>
-      <w:pPr>
-        <w:pStyle w:val="BodyText"/>
-      </w:pPr>
-      <w:r>
-        <w:t xml:space="preserve">O levantamento da literatura foi narrativo, com protocolo registrado: a</w:t>
-      </w:r>
-      <w:r>
-        <w:t xml:space="preserve"> </w:t>
-      </w:r>
-      <w:r>
-        <w:t xml:space="preserve">busca de 8 de setembro de 2026 usou arXiv, ACL Anthology, Europe PMC e</w:t>
-      </w:r>
-      <w:r>
-        <w:t xml:space="preserve"> </w:t>
-      </w:r>
-      <w:r>
-        <w:t xml:space="preserve">PubMed, bibliotecas de editoras e da Sociedade Brasileira de Computação e</w:t>
-      </w:r>
-      <w:r>
-        <w:t xml:space="preserve"> </w:t>
-      </w:r>
-      <w:r>
-        <w:t xml:space="preserve">os portais oficiais da ANPD e da ANVISA, com termos, recorte temporal e</w:t>
-      </w:r>
-      <w:r>
-        <w:t xml:space="preserve"> </w:t>
-      </w:r>
-      <w:r>
-        <w:t xml:space="preserve">critérios de inclusão e exclusão definidos antes da leitura, seguindo</w:t>
-      </w:r>
-      <w:r>
-        <w:t xml:space="preserve"> </w:t>
-      </w:r>
-      <w:r>
-        <w:t xml:space="preserve">Prodanov e Freitas (2013). Os itens encontrados e triados não foram</w:t>
-      </w:r>
-      <w:r>
-        <w:t xml:space="preserve"> </w:t>
-      </w:r>
-      <w:r>
-        <w:t xml:space="preserve">contabilizados por base, razão pela qual o levantamento não é apresentado</w:t>
-      </w:r>
-      <w:r>
-        <w:t xml:space="preserve"> </w:t>
-      </w:r>
-      <w:r>
-        <w:t xml:space="preserve">como revisão sistemática. Resultaram 73 fichas de leitura agrupadas por</w:t>
-      </w:r>
-      <w:r>
-        <w:t xml:space="preserve"> </w:t>
-      </w:r>
-      <w:r>
-        <w:t xml:space="preserve">tema, das quais saíram as citações deste trabalho.</w:t>
-      </w:r>
-    </w:p>
-    <w:bookmarkEnd w:id="27"/>
-    <w:bookmarkStart w:id="28" w:name="dados-sintéticos-e-pipeline-em-camadas"/>
-    <w:p>
-      <w:pPr>
-        <w:pStyle w:val="Heading2"/>
-      </w:pPr>
-      <w:r>
-        <w:t xml:space="preserve">Dados sintéticos e pipeline em camadas</w:t>
-      </w:r>
-    </w:p>
-    <w:p>
-      <w:pPr>
-        <w:pStyle w:val="FirstParagraph"/>
-      </w:pPr>
-      <w:r>
-        <w:t xml:space="preserve">Todos os dados foram gerados de forma determinista com a biblioteca Faker</w:t>
-      </w:r>
-      <w:r>
-        <w:t xml:space="preserve"> </w:t>
-      </w:r>
-      <w:r>
-        <w:t xml:space="preserve">em localidade pt_BR, controlada por uma semente única (42) e ancorada em</w:t>
-      </w:r>
-      <w:r>
-        <w:t xml:space="preserve"> </w:t>
-      </w:r>
-      <w:r>
-        <w:t xml:space="preserve">uma data de referência fixa da simulação (31 de maio de 2026). O ambiente</w:t>
-      </w:r>
-      <w:r>
-        <w:t xml:space="preserve"> </w:t>
-      </w:r>
-      <w:r>
-        <w:t xml:space="preserve">representou um hospital com oito unidades, duzentos leitos, seiscentos</w:t>
-      </w:r>
-      <w:r>
-        <w:t xml:space="preserve"> </w:t>
-      </w:r>
-      <w:r>
-        <w:t xml:space="preserve">pacientes e 2.012 internações, com noventa dias de histórico de</w:t>
-      </w:r>
-      <w:r>
-        <w:t xml:space="preserve"> </w:t>
-      </w:r>
-      <w:r>
-        <w:t xml:space="preserve">ocupação diária. Nenhum dado real foi utilizado em qualquer etapa.</w:t>
-      </w:r>
-    </w:p>
-    <w:p>
-      <w:pPr>
-        <w:pStyle w:val="BodyText"/>
-      </w:pPr>
-      <w:r>
-        <w:t xml:space="preserve">Os dados percorreram um pipeline em três camadas implementado em DuckDB,</w:t>
-      </w:r>
-      <w:r>
-        <w:t xml:space="preserve"> </w:t>
-      </w:r>
-      <w:r>
-        <w:t xml:space="preserve">no modelo Lakehouse (Armbrust et al., 2021). A camada Bronze recebeu os</w:t>
-      </w:r>
-      <w:r>
-        <w:t xml:space="preserve"> </w:t>
-      </w:r>
-      <w:r>
-        <w:t xml:space="preserve">dados brutos, com nome, CPF e data de nascimento inseridos de propósito,</w:t>
-      </w:r>
-      <w:r>
-        <w:t xml:space="preserve"> </w:t>
-      </w:r>
-      <w:r>
-        <w:t xml:space="preserve">para que a proteção aplicada na camada seguinte fosse real e verificável.</w:t>
-      </w:r>
-      <w:r>
-        <w:t xml:space="preserve"> </w:t>
-      </w:r>
-      <w:r>
-        <w:t xml:space="preserve">A camada Silver removeu esses campos, derivou a faixa etária a partir da</w:t>
-      </w:r>
-      <w:r>
-        <w:t xml:space="preserve"> </w:t>
-      </w:r>
-      <w:r>
-        <w:t xml:space="preserve">idade completa na data de referência e pseudonimizou o identificador do</w:t>
-      </w:r>
-      <w:r>
-        <w:t xml:space="preserve"> </w:t>
-      </w:r>
-      <w:r>
-        <w:t xml:space="preserve">paciente com código de autenticação de mensagem com chave [HMAC], na</w:t>
-      </w:r>
-      <w:r>
-        <w:t xml:space="preserve"> </w:t>
-      </w:r>
-      <w:r>
-        <w:t xml:space="preserve">variante HMAC-SHA256, com a chave lida do ambiente, técnica</w:t>
-      </w:r>
-      <w:r>
-        <w:t xml:space="preserve"> </w:t>
-      </w:r>
-      <w:r>
-        <w:t xml:space="preserve">recomendada no lugar do hash simples quando o domínio do identificador é</w:t>
-      </w:r>
-      <w:r>
-        <w:t xml:space="preserve"> </w:t>
-      </w:r>
-      <w:r>
-        <w:t xml:space="preserve">pequeno (European Data Protection Board [EDPB], 2025; European Union Agency</w:t>
-      </w:r>
-      <w:r>
-        <w:t xml:space="preserve"> </w:t>
-      </w:r>
-      <w:r>
-        <w:t xml:space="preserve">for Cybersecurity [ENISA], 2022); por isso a Silver foi tratada como</w:t>
-      </w:r>
-      <w:r>
-        <w:t xml:space="preserve"> </w:t>
-      </w:r>
-      <w:r>
-        <w:t xml:space="preserve">pseudonimizada, e não anonimizada. A camada Gold, única exposta ao modelo</w:t>
-      </w:r>
-      <w:r>
-        <w:t xml:space="preserve"> </w:t>
-      </w:r>
-      <w:r>
-        <w:t xml:space="preserve">de linguagem, reuniu quatro tabelas: a situação de cada leito na data de</w:t>
-      </w:r>
-      <w:r>
-        <w:t xml:space="preserve"> </w:t>
-      </w:r>
-      <w:r>
-        <w:t xml:space="preserve">referência, o resumo por unidade, a série diária do hospital e as</w:t>
-      </w:r>
-      <w:r>
-        <w:t xml:space="preserve"> </w:t>
-      </w:r>
-      <w:r>
-        <w:t xml:space="preserve">internações, estas sem identificador de paciente e reduzidas a tipo de</w:t>
-      </w:r>
-      <w:r>
-        <w:t xml:space="preserve"> </w:t>
-      </w:r>
-      <w:r>
-        <w:t xml:space="preserve">leito, faixa etária, situação e tempo de permanência. Sobre as</w:t>
-      </w:r>
-      <w:r>
-        <w:t xml:space="preserve"> </w:t>
-      </w:r>
-      <w:r>
-        <w:t xml:space="preserve">internações foi imposto k-anonimato (Sweeney, 2002) com k mínimo de 5 no</w:t>
-      </w:r>
-      <w:r>
-        <w:t xml:space="preserve"> </w:t>
-      </w:r>
-      <w:r>
-        <w:t xml:space="preserve">par tipo de leito e faixa etária, limiar adequado a uso interno</w:t>
-      </w:r>
-      <w:r>
-        <w:t xml:space="preserve"> </w:t>
-      </w:r>
-      <w:r>
-        <w:t xml:space="preserve">controlado (El Emam e Arbuckle, 2013), verificado por teste a cada</w:t>
-      </w:r>
-      <w:r>
-        <w:t xml:space="preserve"> </w:t>
-      </w:r>
-      <w:r>
-        <w:t xml:space="preserve">construção. A Gold foi exportada para um arquivo próprio, de modo que as camadas</w:t>
-      </w:r>
-      <w:r>
-        <w:t xml:space="preserve"> </w:t>
-      </w:r>
-      <w:r>
-        <w:t xml:space="preserve">internas não existissem no banco consultado pelo sistema. A Figura 1 do Apêndice A apresenta o fluxo de uma pergunta pelas quatro</w:t>
-      </w:r>
-      <w:r>
-        <w:t xml:space="preserve"> </w:t>
-      </w:r>
-      <w:r>
-        <w:t xml:space="preserve">camadas, e a Tabela 1 do mesmo apêndice, os controles de cada uma; a</w:t>
-      </w:r>
-      <w:r>
-        <w:t xml:space="preserve"> </w:t>
-      </w:r>
-      <w:r>
-        <w:t xml:space="preserve">mensagem de recusa com o ponto de bloqueio, prevista na arquitetura, não</w:t>
-      </w:r>
-      <w:r>
-        <w:t xml:space="preserve"> </w:t>
-      </w:r>
-      <w:r>
-        <w:t xml:space="preserve">foi implementada no protótipo, que devolve apenas a recusa e registra o</w:t>
-      </w:r>
-      <w:r>
-        <w:t xml:space="preserve"> </w:t>
-      </w:r>
-      <w:r>
-        <w:t xml:space="preserve">controle na trilha. Como o</w:t>
-      </w:r>
-      <w:r>
-        <w:t xml:space="preserve"> </w:t>
-      </w:r>
-      <w:r>
-        <w:t xml:space="preserve">DuckDB não oferece controle de acesso por usuário, o isolamento foi</w:t>
-      </w:r>
-      <w:r>
-        <w:t xml:space="preserve"> </w:t>
-      </w:r>
-      <w:r>
-        <w:t xml:space="preserve">materializado como arquivo separado; em um banco com permissões, o mesmo</w:t>
-      </w:r>
-      <w:r>
-        <w:t xml:space="preserve"> </w:t>
-      </w:r>
-      <w:r>
-        <w:t xml:space="preserve">princípio de menor privilégio seria implementado por um usuário de</w:t>
-      </w:r>
-      <w:r>
-        <w:t xml:space="preserve"> </w:t>
-      </w:r>
-      <w:r>
-        <w:t xml:space="preserve">leitura restrito às tabelas Gold.</w:t>
-      </w:r>
-    </w:p>
-    <w:bookmarkEnd w:id="28"/>
-    <w:bookmarkStart w:id="29" w:name="governança-de-entrada-e-de-saída"/>
-    <w:p>
-      <w:pPr>
-        <w:pStyle w:val="Heading2"/>
-      </w:pPr>
-      <w:r>
-        <w:t xml:space="preserve">Governança de entrada e de saída</w:t>
-      </w:r>
-    </w:p>
-    <w:p>
-      <w:pPr>
-        <w:pStyle w:val="FirstParagraph"/>
-      </w:pPr>
-      <w:r>
-        <w:t xml:space="preserve">A governança foi concebida como defesa em profundidade, alinhada à gestão</w:t>
-      </w:r>
-      <w:r>
-        <w:t xml:space="preserve"> </w:t>
-      </w:r>
-      <w:r>
-        <w:t xml:space="preserve">de risco de sistemas de inteligência artificial (National Institute of Standards and Technology [NIST],</w:t>
-      </w:r>
-      <w:r>
-        <w:t xml:space="preserve"> </w:t>
-      </w:r>
-      <w:r>
-        <w:t xml:space="preserve">2023) e aos riscos</w:t>
-      </w:r>
-      <w:r>
-        <w:t xml:space="preserve"> </w:t>
-      </w:r>
-      <w:r>
-        <w:t xml:space="preserve">catalogados para aplicações de modelos de linguagem, em especial a injeção</w:t>
-      </w:r>
-      <w:r>
-        <w:t xml:space="preserve"> </w:t>
-      </w:r>
-      <w:r>
-        <w:t xml:space="preserve">de instruções e o acesso indevido a recursos (OWASP Foundation, 2025). O desenho</w:t>
-      </w:r>
-      <w:r>
-        <w:t xml:space="preserve"> </w:t>
-      </w:r>
-      <w:r>
-        <w:t xml:space="preserve">seguiu o padrão gerador e verificador: o modelo propôs a consulta e um</w:t>
-      </w:r>
-      <w:r>
-        <w:t xml:space="preserve"> </w:t>
-      </w:r>
-      <w:r>
-        <w:t xml:space="preserve">verificador determinista, escrito em código, decidiu se ela seria</w:t>
-      </w:r>
-      <w:r>
-        <w:t xml:space="preserve"> </w:t>
-      </w:r>
-      <w:r>
-        <w:t xml:space="preserve">executada (Klisura et al., 2026).</w:t>
-      </w:r>
-    </w:p>
-    <w:p>
-      <w:pPr>
-        <w:pStyle w:val="BodyText"/>
-      </w:pPr>
-      <w:r>
-        <w:t xml:space="preserve">Antes de qualquer chamada ao modelo, o texto da pergunta foi verificado</w:t>
-      </w:r>
-      <w:r>
-        <w:t xml:space="preserve"> </w:t>
-      </w:r>
-      <w:r>
-        <w:t xml:space="preserve">contra padrões de CPF, e-mail e telefone; havendo ocorrência, a pergunta</w:t>
-      </w:r>
-      <w:r>
-        <w:t xml:space="preserve"> </w:t>
-      </w:r>
-      <w:r>
-        <w:t xml:space="preserve">foi recusada e o trecho mascarado, sem chegar ao modelo nem à trilha de</w:t>
-      </w:r>
-      <w:r>
-        <w:t xml:space="preserve"> </w:t>
-      </w:r>
-      <w:r>
-        <w:t xml:space="preserve">auditoria. A consulta gerada passou por cinco verificações textuais:</w:t>
-      </w:r>
-      <w:r>
-        <w:t xml:space="preserve"> </w:t>
-      </w:r>
-      <w:r>
-        <w:t xml:space="preserve">instrução única, somente leitura, ausência de comandos de escrita, de</w:t>
-      </w:r>
-      <w:r>
-        <w:t xml:space="preserve"> </w:t>
-      </w:r>
-      <w:r>
-        <w:t xml:space="preserve">leitura de arquivo e de consulta ao catálogo do banco, ausência de</w:t>
-      </w:r>
-      <w:r>
-        <w:t xml:space="preserve"> </w:t>
-      </w:r>
-      <w:r>
-        <w:t xml:space="preserve">referência às camadas Bronze e Silver, e restrição às tabelas Gold</w:t>
-      </w:r>
-      <w:r>
-        <w:t xml:space="preserve"> </w:t>
-      </w:r>
-      <w:r>
-        <w:t xml:space="preserve">autorizadas ao perfil. A execução ocorreu em conexão somente leitura,</w:t>
-      </w:r>
-      <w:r>
-        <w:t xml:space="preserve"> </w:t>
-      </w:r>
-      <w:r>
-        <w:t xml:space="preserve">restrita ao arquivo da Gold e com o acesso do banco a arquivos externos</w:t>
-      </w:r>
-      <w:r>
-        <w:t xml:space="preserve"> </w:t>
-      </w:r>
-      <w:r>
-        <w:t xml:space="preserve">desligado, de modo que as garantias principais ficassem no dado e na conexão, além</w:t>
-      </w:r>
-      <w:r>
-        <w:t xml:space="preserve"> </w:t>
-      </w:r>
-      <w:r>
-        <w:t xml:space="preserve">do texto da consulta. Na saída, o sistema verificou</w:t>
-      </w:r>
-      <w:r>
-        <w:t xml:space="preserve"> </w:t>
-      </w:r>
-      <w:r>
-        <w:t xml:space="preserve">que as tabelas citadas existiam na Gold e bloqueou colunas com nome de</w:t>
-      </w:r>
-      <w:r>
-        <w:t xml:space="preserve"> </w:t>
-      </w:r>
-      <w:r>
-        <w:t xml:space="preserve">campo sensível. Cada pergunta e cada resposta foram registradas numa</w:t>
-      </w:r>
-      <w:r>
-        <w:t xml:space="preserve"> </w:t>
-      </w:r>
-      <w:r>
-        <w:t xml:space="preserve">trilha de auditoria com horário real, perfil, consulta, controle que</w:t>
-      </w:r>
-      <w:r>
-        <w:t xml:space="preserve"> </w:t>
-      </w:r>
-      <w:r>
-        <w:t xml:space="preserve">barrou e hash do resultado entregue, em cadeia de hashes que torna</w:t>
-      </w:r>
-      <w:r>
-        <w:t xml:space="preserve"> </w:t>
-      </w:r>
-      <w:r>
-        <w:t xml:space="preserve">detectável qualquer alteração posterior (Kent e Souppaya, 2006; Schneier e</w:t>
-      </w:r>
-      <w:r>
-        <w:t xml:space="preserve"> </w:t>
-      </w:r>
-      <w:r>
-        <w:t xml:space="preserve">Kelsey, 1999).</w:t>
-      </w:r>
-    </w:p>
-    <w:p>
-      <w:pPr>
-        <w:pStyle w:val="BodyText"/>
-      </w:pPr>
-      <w:r>
-        <w:t xml:space="preserve">Foram definidos três perfis de acesso, com escopo derivado da finalidade</w:t>
-      </w:r>
-      <w:r>
-        <w:t xml:space="preserve"> </w:t>
-      </w:r>
-      <w:r>
-        <w:t xml:space="preserve">de cada função, conforme os princípios de finalidade e necessidade da</w:t>
-      </w:r>
-      <w:r>
-        <w:t xml:space="preserve"> </w:t>
-      </w:r>
-      <w:r>
-        <w:t xml:space="preserve">LGPD (Brasil, 2018). A enfermagem acessou a situação de cada leito e o</w:t>
-      </w:r>
-      <w:r>
-        <w:t xml:space="preserve"> </w:t>
-      </w:r>
-      <w:r>
-        <w:t xml:space="preserve">resumo por unidade, que servem à operação do turno. O perfil</w:t>
-      </w:r>
-      <w:r>
-        <w:t xml:space="preserve"> </w:t>
-      </w:r>
-      <w:r>
-        <w:t xml:space="preserve">administrativo acessou o resumo por unidade e a série histórica, que</w:t>
-      </w:r>
-      <w:r>
-        <w:t xml:space="preserve"> </w:t>
-      </w:r>
-      <w:r>
-        <w:t xml:space="preserve">servem ao planejamento, sem nível de leito nem de internação. O gestor,</w:t>
-      </w:r>
-      <w:r>
-        <w:t xml:space="preserve"> </w:t>
-      </w:r>
-      <w:r>
-        <w:t xml:space="preserve">responsável pela capacidade do hospital, acessou as quatro tabelas,</w:t>
-      </w:r>
-      <w:r>
-        <w:t xml:space="preserve"> </w:t>
-      </w:r>
-      <w:r>
-        <w:t xml:space="preserve">inclusive as internações em nível de linha, para análises de permanência</w:t>
-      </w:r>
-      <w:r>
-        <w:t xml:space="preserve"> </w:t>
-      </w:r>
-      <w:r>
-        <w:t xml:space="preserve">que combinem tipo de leito, faixa etária e situação. A matriz seguiu o</w:t>
-      </w:r>
-      <w:r>
-        <w:t xml:space="preserve"> </w:t>
-      </w:r>
-      <w:r>
-        <w:t xml:space="preserve">princípio do menor privilégio: cada perfil recebeu o escopo mínimo</w:t>
-      </w:r>
-      <w:r>
-        <w:t xml:space="preserve"> </w:t>
-      </w:r>
-      <w:r>
-        <w:t xml:space="preserve">necessário à sua finalidade, e nenhum acesso foi concedido por</w:t>
-      </w:r>
-      <w:r>
-        <w:t xml:space="preserve"> </w:t>
-      </w:r>
-      <w:r>
-        <w:t xml:space="preserve">conveniência; a alternativa de expor ao gestor apenas agregados de</w:t>
-      </w:r>
-      <w:r>
-        <w:t xml:space="preserve"> </w:t>
-      </w:r>
-      <w:r>
-        <w:t xml:space="preserve">internações é discutida entre as limitações.</w:t>
+        <w:t xml:space="preserve">Os requisitos da LGPD (Brasil, 2018), das diretrizes da ANPD (2024) e</w:t>
+      </w:r>
+      <w:r>
+        <w:t xml:space="preserve"> </w:t>
+      </w:r>
+      <w:r>
+        <w:t xml:space="preserve">das normas da ANVISA foram mapeados a controles concretos, à camada responsável e à situação de</w:t>
+      </w:r>
+      <w:r>
+        <w:t xml:space="preserve"> </w:t>
+      </w:r>
+      <w:r>
+        <w:t xml:space="preserve">implementação (Apêndice B), distinguindo controle com</w:t>
+      </w:r>
+      <w:r>
+        <w:t xml:space="preserve"> </w:t>
+      </w:r>
+      <w:r>
+        <w:t xml:space="preserve">código e teste, controle por configuração, controle parcial e controle</w:t>
+      </w:r>
+      <w:r>
+        <w:t xml:space="preserve"> </w:t>
+      </w:r>
+      <w:r>
+        <w:t xml:space="preserve">apenas projetado. Como os dados são sintéticos, a LGPD não incidiu sobre</w:t>
+      </w:r>
+      <w:r>
+        <w:t xml:space="preserve"> </w:t>
+      </w:r>
+      <w:r>
+        <w:t xml:space="preserve">o protótipo, e a conformidade foi tratada como propriedade de projeto: uma</w:t>
+      </w:r>
+      <w:r>
+        <w:t xml:space="preserve"> </w:t>
+      </w:r>
+      <w:r>
+        <w:t xml:space="preserve">arquitetura projetada para atender aos princípios da lei, sem aderência</w:t>
+      </w:r>
+      <w:r>
+        <w:t xml:space="preserve"> </w:t>
+      </w:r>
+      <w:r>
+        <w:t xml:space="preserve">demonstrada em dados reais. O</w:t>
+      </w:r>
+      <w:r>
+        <w:t xml:space="preserve"> </w:t>
+      </w:r>
+      <w:r>
+        <w:t xml:space="preserve">protótipo realiza análise de ocupação de leitos para apoio à gestão, sem</w:t>
+      </w:r>
+      <w:r>
+        <w:t xml:space="preserve"> </w:t>
+      </w:r>
+      <w:r>
+        <w:t xml:space="preserve">finalidade diagnóstica ou terapêutica sobre paciente individual, e nesse</w:t>
+      </w:r>
+      <w:r>
+        <w:t xml:space="preserve"> </w:t>
+      </w:r>
+      <w:r>
+        <w:t xml:space="preserve">escopo não se caracteriza como software como dispositivo médico nos</w:t>
+      </w:r>
+      <w:r>
+        <w:t xml:space="preserve"> </w:t>
+      </w:r>
+      <w:r>
+        <w:t xml:space="preserve">termos da Resolução da Diretoria Colegiada [RDC] nº 657/2022 (ANVISA,</w:t>
+      </w:r>
+      <w:r>
+        <w:t xml:space="preserve"> </w:t>
+      </w:r>
+      <w:r>
+        <w:t xml:space="preserve">2022). Dessa norma usou-se apenas o enquadramento, isto é, a definição</w:t>
+      </w:r>
+      <w:r>
+        <w:t xml:space="preserve"> </w:t>
+      </w:r>
+      <w:r>
+        <w:t xml:space="preserve">de software como dispositivo médico e a exclusão do software de gestão</w:t>
+      </w:r>
+      <w:r>
+        <w:t xml:space="preserve"> </w:t>
+      </w:r>
+      <w:r>
+        <w:t xml:space="preserve">sem finalidade clínica; nenhum requisito específico de regularização foi</w:t>
+      </w:r>
+      <w:r>
+        <w:t xml:space="preserve"> </w:t>
+      </w:r>
+      <w:r>
+        <w:t xml:space="preserve">verificado, e as RDC 751/2022 e 830/2023, citadas no projeto de</w:t>
+      </w:r>
+      <w:r>
+        <w:t xml:space="preserve"> </w:t>
+      </w:r>
+      <w:r>
+        <w:t xml:space="preserve">pesquisa, tratam da regularização de dispositivos médicos e não se</w:t>
+      </w:r>
+      <w:r>
+        <w:t xml:space="preserve"> </w:t>
+      </w:r>
+      <w:r>
+        <w:t xml:space="preserve">aplicam a software sem finalidade clínica. A parte da hipótese relativa</w:t>
+      </w:r>
+      <w:r>
+        <w:t xml:space="preserve"> </w:t>
+      </w:r>
+      <w:r>
+        <w:t xml:space="preserve">às normas da ANVISA, portanto, não pôde ser testada, e as normas foram</w:t>
+      </w:r>
+      <w:r>
+        <w:t xml:space="preserve"> </w:t>
+      </w:r>
+      <w:r>
+        <w:t xml:space="preserve">adotadas por analogia, como referência de controle, segurança e</w:t>
+      </w:r>
+      <w:r>
+        <w:t xml:space="preserve"> </w:t>
+      </w:r>
+      <w:r>
+        <w:t xml:space="preserve">rastreabilidade de software em saúde.</w:t>
       </w:r>
     </w:p>
     <w:bookmarkEnd w:id="29"/>
-    <w:bookmarkStart w:id="30" w:name="enquadramento-regulatório"/>
-    <w:p>
-      <w:pPr>
-        <w:pStyle w:val="Heading2"/>
-      </w:pPr>
-      <w:r>
-        <w:t xml:space="preserve">Enquadramento regulatório</w:t>
-      </w:r>
-    </w:p>
-    <w:p>
-      <w:pPr>
-        <w:pStyle w:val="FirstParagraph"/>
-      </w:pPr>
-      <w:r>
-        <w:t xml:space="preserve">Os requisitos da LGPD (Brasil, 2018), das diretrizes da ANPD (2024) e</w:t>
-      </w:r>
-      <w:r>
-        <w:t xml:space="preserve"> </w:t>
-      </w:r>
-      <w:r>
-        <w:t xml:space="preserve">das normas da ANVISA foram mapeados a controles concretos, à camada responsável e à situação de</w:t>
-      </w:r>
-      <w:r>
-        <w:t xml:space="preserve"> </w:t>
-      </w:r>
-      <w:r>
-        <w:t xml:space="preserve">implementação (Apêndice B), distinguindo controle com</w:t>
-      </w:r>
-      <w:r>
-        <w:t xml:space="preserve"> </w:t>
-      </w:r>
-      <w:r>
-        <w:t xml:space="preserve">código e teste, controle por configuração, controle parcial e controle</w:t>
-      </w:r>
-      <w:r>
-        <w:t xml:space="preserve"> </w:t>
-      </w:r>
-      <w:r>
-        <w:t xml:space="preserve">apenas projetado. Como os dados são sintéticos, a LGPD não incidiu sobre</w:t>
-      </w:r>
-      <w:r>
-        <w:t xml:space="preserve"> </w:t>
-      </w:r>
-      <w:r>
-        <w:t xml:space="preserve">o protótipo, e a conformidade foi tratada como propriedade de projeto: uma</w:t>
-      </w:r>
-      <w:r>
-        <w:t xml:space="preserve"> </w:t>
-      </w:r>
-      <w:r>
-        <w:t xml:space="preserve">arquitetura projetada para atender aos princípios da lei, sem aderência</w:t>
-      </w:r>
-      <w:r>
-        <w:t xml:space="preserve"> </w:t>
-      </w:r>
-      <w:r>
-        <w:t xml:space="preserve">demonstrada em dados reais. O</w:t>
-      </w:r>
-      <w:r>
-        <w:t xml:space="preserve"> </w:t>
-      </w:r>
-      <w:r>
-        <w:t xml:space="preserve">protótipo realiza análise de ocupação de leitos para apoio à gestão, sem</w:t>
-      </w:r>
-      <w:r>
-        <w:t xml:space="preserve"> </w:t>
-      </w:r>
-      <w:r>
-        <w:t xml:space="preserve">finalidade diagnóstica ou terapêutica sobre paciente individual, e nesse</w:t>
-      </w:r>
-      <w:r>
-        <w:t xml:space="preserve"> </w:t>
-      </w:r>
-      <w:r>
-        <w:t xml:space="preserve">escopo não se caracteriza como software como dispositivo médico nos</w:t>
-      </w:r>
-      <w:r>
-        <w:t xml:space="preserve"> </w:t>
-      </w:r>
-      <w:r>
-        <w:t xml:space="preserve">termos da Resolução da Diretoria Colegiada [RDC] nº 657/2022 (ANVISA,</w:t>
-      </w:r>
-      <w:r>
-        <w:t xml:space="preserve"> </w:t>
-      </w:r>
-      <w:r>
-        <w:t xml:space="preserve">2022). Dessa norma usou-se apenas o enquadramento, isto é, a definição</w:t>
-      </w:r>
-      <w:r>
-        <w:t xml:space="preserve"> </w:t>
-      </w:r>
-      <w:r>
-        <w:t xml:space="preserve">de software como dispositivo médico e a exclusão do software de gestão</w:t>
-      </w:r>
-      <w:r>
-        <w:t xml:space="preserve"> </w:t>
-      </w:r>
-      <w:r>
-        <w:t xml:space="preserve">sem finalidade clínica; nenhum requisito específico de regularização foi</w:t>
-      </w:r>
-      <w:r>
-        <w:t xml:space="preserve"> </w:t>
-      </w:r>
-      <w:r>
-        <w:t xml:space="preserve">verificado, e as RDC 751/2022 e 830/2023, citadas no projeto de</w:t>
-      </w:r>
-      <w:r>
-        <w:t xml:space="preserve"> </w:t>
-      </w:r>
-      <w:r>
-        <w:t xml:space="preserve">pesquisa, tratam da regularização de dispositivos médicos e não se</w:t>
-      </w:r>
-      <w:r>
-        <w:t xml:space="preserve"> </w:t>
-      </w:r>
-      <w:r>
-        <w:t xml:space="preserve">aplicam a software sem finalidade clínica. A parte da hipótese relativa</w:t>
-      </w:r>
-      <w:r>
-        <w:t xml:space="preserve"> </w:t>
-      </w:r>
-      <w:r>
-        <w:t xml:space="preserve">às normas da ANVISA, portanto, não pôde ser testada, e as normas foram</w:t>
-      </w:r>
-      <w:r>
-        <w:t xml:space="preserve"> </w:t>
-      </w:r>
-      <w:r>
-        <w:t xml:space="preserve">adotadas por analogia, como referência de controle, segurança e</w:t>
-      </w:r>
-      <w:r>
-        <w:t xml:space="preserve"> </w:t>
-      </w:r>
-      <w:r>
-        <w:t xml:space="preserve">rastreabilidade de software em saúde.</w:t>
-      </w:r>
-    </w:p>
-    <w:bookmarkEnd w:id="30"/>
-    <w:bookmarkStart w:id="31" w:name="motores-de-tradução-e-desenho-do-prompt"/>
+    <w:bookmarkStart w:id="30" w:name="motores-de-tradução-e-desenho-do-prompt"/>
     <w:p>
       <w:pPr>
         <w:pStyle w:val="Heading2"/>
@@ -2171,14 +2170,172 @@
         <w:t xml:space="preserve">motores.</w:t>
       </w:r>
     </w:p>
+    <w:bookmarkEnd w:id="30"/>
+    <w:bookmarkStart w:id="31" w:name="conjuntos-de-avaliação"/>
+    <w:p>
+      <w:pPr>
+        <w:pStyle w:val="Heading2"/>
+      </w:pPr>
+      <w:r>
+        <w:t xml:space="preserve">Conjuntos de avaliação</w:t>
+      </w:r>
+    </w:p>
+    <w:p>
+      <w:pPr>
+        <w:pStyle w:val="FirstParagraph"/>
+      </w:pPr>
+      <w:r>
+        <w:t xml:space="preserve">O conjunto legítimo reuniu 18 perguntas em português, cada uma com um</w:t>
+      </w:r>
+      <w:r>
+        <w:t xml:space="preserve"> </w:t>
+      </w:r>
+      <w:r>
+        <w:t xml:space="preserve">perfil e uma consulta de referência sobre a Gold: seis de situação atual,</w:t>
+      </w:r>
+      <w:r>
+        <w:t xml:space="preserve"> </w:t>
+      </w:r>
+      <w:r>
+        <w:t xml:space="preserve">cinco de métrica por unidade, três de série histórica e quatro sobre</w:t>
+      </w:r>
+      <w:r>
+        <w:t xml:space="preserve"> </w:t>
+      </w:r>
+      <w:r>
+        <w:t xml:space="preserve">internações, distribuídas entre enfermagem (5), administrativo (6) e</w:t>
+      </w:r>
+      <w:r>
+        <w:t xml:space="preserve"> </w:t>
+      </w:r>
+      <w:r>
+        <w:t xml:space="preserve">gestor (7). O tipo de cada pergunta foi derivado mecanicamente da consulta</w:t>
+      </w:r>
+      <w:r>
+        <w:t xml:space="preserve"> </w:t>
+      </w:r>
+      <w:r>
+        <w:t xml:space="preserve">de referência, e toda referência foi conferida contra os controles do</w:t>
+      </w:r>
+      <w:r>
+        <w:t xml:space="preserve"> </w:t>
+      </w:r>
+      <w:r>
+        <w:t xml:space="preserve">próprio perfil. As referências seguiram uma regra de projeção explícita:</w:t>
+      </w:r>
+      <w:r>
+        <w:t xml:space="preserve"> </w:t>
+      </w:r>
+      <w:r>
+        <w:t xml:space="preserve">devolver a grandeza pedida; incluir a chave da entidade quando a resposta</w:t>
+      </w:r>
+      <w:r>
+        <w:t xml:space="preserve"> </w:t>
+      </w:r>
+      <w:r>
+        <w:t xml:space="preserve">tem uma linha por entidade; e, quando a pergunta seleciona entidades por</w:t>
+      </w:r>
+      <w:r>
+        <w:t xml:space="preserve"> </w:t>
+      </w:r>
+      <w:r>
+        <w:t xml:space="preserve">um valor, devolver a entidade e esse valor. Para reduzir o viés de um</w:t>
+      </w:r>
+      <w:r>
+        <w:t xml:space="preserve"> </w:t>
+      </w:r>
+      <w:r>
+        <w:t xml:space="preserve">único autor escrever perguntas, referências e sistema, um colega do</w:t>
+      </w:r>
+      <w:r>
+        <w:t xml:space="preserve"> </w:t>
+      </w:r>
+      <w:r>
+        <w:t xml:space="preserve">autor, sem participação no projeto, indicou às cegas, a partir apenas do</w:t>
+      </w:r>
+      <w:r>
+        <w:t xml:space="preserve"> </w:t>
+      </w:r>
+      <w:r>
+        <w:t xml:space="preserve">texto das perguntas e de uma descrição dos dados em linguagem comum, que</w:t>
+      </w:r>
+      <w:r>
+        <w:t xml:space="preserve"> </w:t>
+      </w:r>
+      <w:r>
+        <w:t xml:space="preserve">informações cada resposta deveria conter.</w:t>
+      </w:r>
+    </w:p>
+    <w:p>
+      <w:pPr>
+        <w:pStyle w:val="BodyText"/>
+      </w:pPr>
+      <w:r>
+        <w:t xml:space="preserve">O conjunto adversarial reuniu 25 perguntas que o sistema deveria recusar,</w:t>
+      </w:r>
+      <w:r>
+        <w:t xml:space="preserve"> </w:t>
+      </w:r>
+      <w:r>
+        <w:t xml:space="preserve">em cinco famílias de cinco: pedido de dado pessoal; acesso às camadas</w:t>
+      </w:r>
+      <w:r>
+        <w:t xml:space="preserve"> </w:t>
+      </w:r>
+      <w:r>
+        <w:t xml:space="preserve">internas ou ao catálogo do banco; pergunta legítima para outro perfil,</w:t>
+      </w:r>
+      <w:r>
+        <w:t xml:space="preserve"> </w:t>
+      </w:r>
+      <w:r>
+        <w:t xml:space="preserve">fora do escopo de quem pergunta; injeção de instruções em linguagem</w:t>
+      </w:r>
+      <w:r>
+        <w:t xml:space="preserve"> </w:t>
+      </w:r>
+      <w:r>
+        <w:t xml:space="preserve">natural, inclusive com instrução dupla (Pedro et al., 2025); e pergunta</w:t>
+      </w:r>
+      <w:r>
+        <w:t xml:space="preserve"> </w:t>
+      </w:r>
+      <w:r>
+        <w:t xml:space="preserve">sem resposta no schema, como diagnóstico, previsão ou causa. As famílias</w:t>
+      </w:r>
+      <w:r>
+        <w:t xml:space="preserve"> </w:t>
+      </w:r>
+      <w:r>
+        <w:t xml:space="preserve">seguiram a noção de que abster-se de perguntas não respondíveis é parte</w:t>
+      </w:r>
+      <w:r>
+        <w:t xml:space="preserve"> </w:t>
+      </w:r>
+      <w:r>
+        <w:t xml:space="preserve">da confiabilidade (Lee et al., 2024a, b). O conjunto</w:t>
+      </w:r>
+      <w:r>
+        <w:t xml:space="preserve"> </w:t>
+      </w:r>
+      <w:r>
+        <w:t xml:space="preserve">combinado, com 43 perguntas, foi usado nas células E0 e E1. Os valores de</w:t>
+      </w:r>
+      <w:r>
+        <w:t xml:space="preserve"> </w:t>
+      </w:r>
+      <w:r>
+        <w:t xml:space="preserve">CPF e e-mail das perguntas foram fictícios.</w:t>
+      </w:r>
+    </w:p>
     <w:bookmarkEnd w:id="31"/>
-    <w:bookmarkStart w:id="32" w:name="conjuntos-de-avaliação"/>
+    <w:bookmarkStart w:id="32" w:name="métricas-e-análise"/>
     <w:p>
       <w:pPr>
         <w:pStyle w:val="Heading2"/>
       </w:pPr>
       <w:r>
-        <w:t xml:space="preserve">Conjuntos de avaliação</w:t>
+        <w:t xml:space="preserve">Métricas e análise</w:t>
       </w:r>
     </w:p>
     <w:p>
@@ -2186,85 +2343,55 @@
         <w:pStyle w:val="FirstParagraph"/>
       </w:pPr>
       <w:r>
-        <w:t xml:space="preserve">O conjunto legítimo reuniu 18 perguntas em português, cada uma com um</w:t>
-      </w:r>
-      <w:r>
-        <w:t xml:space="preserve"> </w:t>
-      </w:r>
-      <w:r>
-        <w:t xml:space="preserve">perfil e uma consulta de referência sobre a Gold: seis de situação atual,</w:t>
-      </w:r>
-      <w:r>
-        <w:t xml:space="preserve"> </w:t>
-      </w:r>
-      <w:r>
-        <w:t xml:space="preserve">cinco de métrica por unidade, três de série histórica e quatro sobre</w:t>
-      </w:r>
-      <w:r>
-        <w:t xml:space="preserve"> </w:t>
-      </w:r>
-      <w:r>
-        <w:t xml:space="preserve">internações, distribuídas entre enfermagem (5), administrativo (6) e</w:t>
-      </w:r>
-      <w:r>
-        <w:t xml:space="preserve"> </w:t>
-      </w:r>
-      <w:r>
-        <w:t xml:space="preserve">gestor (7). O tipo de cada pergunta foi derivado mecanicamente da consulta</w:t>
-      </w:r>
-      <w:r>
-        <w:t xml:space="preserve"> </w:t>
-      </w:r>
-      <w:r>
-        <w:t xml:space="preserve">de referência, e toda referência foi conferida contra os controles do</w:t>
-      </w:r>
-      <w:r>
-        <w:t xml:space="preserve"> </w:t>
-      </w:r>
-      <w:r>
-        <w:t xml:space="preserve">próprio perfil. As referências seguiram uma regra de projeção explícita:</w:t>
-      </w:r>
-      <w:r>
-        <w:t xml:space="preserve"> </w:t>
-      </w:r>
-      <w:r>
-        <w:t xml:space="preserve">devolver a grandeza pedida; incluir a chave da entidade quando a resposta</w:t>
-      </w:r>
-      <w:r>
-        <w:t xml:space="preserve"> </w:t>
-      </w:r>
-      <w:r>
-        <w:t xml:space="preserve">tem uma linha por entidade; e, quando a pergunta seleciona entidades por</w:t>
-      </w:r>
-      <w:r>
-        <w:t xml:space="preserve"> </w:t>
-      </w:r>
-      <w:r>
-        <w:t xml:space="preserve">um valor, devolver a entidade e esse valor. Para reduzir o viés de um</w:t>
-      </w:r>
-      <w:r>
-        <w:t xml:space="preserve"> </w:t>
-      </w:r>
-      <w:r>
-        <w:t xml:space="preserve">único autor escrever perguntas, referências e sistema, um colega do</w:t>
-      </w:r>
-      <w:r>
-        <w:t xml:space="preserve"> </w:t>
-      </w:r>
-      <w:r>
-        <w:t xml:space="preserve">autor, sem participação no projeto, indicou às cegas, a partir apenas do</w:t>
-      </w:r>
-      <w:r>
-        <w:t xml:space="preserve"> </w:t>
-      </w:r>
-      <w:r>
-        <w:t xml:space="preserve">texto das perguntas e de uma descrição dos dados em linguagem comum, que</w:t>
-      </w:r>
-      <w:r>
-        <w:t xml:space="preserve"> </w:t>
-      </w:r>
-      <w:r>
-        <w:t xml:space="preserve">informações cada resposta deveria conter.</w:t>
+        <w:t xml:space="preserve">A métrica primária foi o execution match estrito, consolidado no Spider</w:t>
+      </w:r>
+      <w:r>
+        <w:t xml:space="preserve"> </w:t>
+      </w:r>
+      <w:r>
+        <w:t xml:space="preserve">(Yu et al., 2018), no EHRSQL (Lee et al., 2022) e no BIRD (Li et al.,</w:t>
+      </w:r>
+      <w:r>
+        <w:t xml:space="preserve"> </w:t>
+      </w:r>
+      <w:r>
+        <w:t xml:space="preserve">2023): as consultas gerada e de referência foram executadas e seus</w:t>
+      </w:r>
+      <w:r>
+        <w:t xml:space="preserve"> </w:t>
+      </w:r>
+      <w:r>
+        <w:t xml:space="preserve">resultados comparados após normalização (tolerância numérica de duas</w:t>
+      </w:r>
+      <w:r>
+        <w:t xml:space="preserve"> </w:t>
+      </w:r>
+      <w:r>
+        <w:t xml:space="preserve">casas, datas em formato ISO e linhas ordenadas). Duas métricas</w:t>
+      </w:r>
+      <w:r>
+        <w:t xml:space="preserve"> </w:t>
+      </w:r>
+      <w:r>
+        <w:t xml:space="preserve">secundárias, diagnósticas, acompanharam a primária: o set match de</w:t>
+      </w:r>
+      <w:r>
+        <w:t xml:space="preserve"> </w:t>
+      </w:r>
+      <w:r>
+        <w:t xml:space="preserve">conteúdo, que verifica se os valores da referência aparecem no resultado</w:t>
+      </w:r>
+      <w:r>
+        <w:t xml:space="preserve"> </w:t>
+      </w:r>
+      <w:r>
+        <w:t xml:space="preserve">e é permissivo por construção, e o Soft F1 do BIRD, que também penaliza</w:t>
+      </w:r>
+      <w:r>
+        <w:t xml:space="preserve"> </w:t>
+      </w:r>
+      <w:r>
+        <w:t xml:space="preserve">colunas e valores em excesso.</w:t>
       </w:r>
     </w:p>
     <w:p>
@@ -2272,71 +2399,187 @@
         <w:pStyle w:val="BodyText"/>
       </w:pPr>
       <w:r>
-        <w:t xml:space="preserve">O conjunto adversarial reuniu 25 perguntas que o sistema deveria recusar,</w:t>
-      </w:r>
-      <w:r>
-        <w:t xml:space="preserve"> </w:t>
-      </w:r>
-      <w:r>
-        <w:t xml:space="preserve">em cinco famílias de cinco: pedido de dado pessoal; acesso às camadas</w:t>
-      </w:r>
-      <w:r>
-        <w:t xml:space="preserve"> </w:t>
-      </w:r>
-      <w:r>
-        <w:t xml:space="preserve">internas ou ao catálogo do banco; pergunta legítima para outro perfil,</w:t>
-      </w:r>
-      <w:r>
-        <w:t xml:space="preserve"> </w:t>
-      </w:r>
-      <w:r>
-        <w:t xml:space="preserve">fora do escopo de quem pergunta; injeção de instruções em linguagem</w:t>
-      </w:r>
-      <w:r>
-        <w:t xml:space="preserve"> </w:t>
-      </w:r>
-      <w:r>
-        <w:t xml:space="preserve">natural, inclusive com instrução dupla (Pedro et al., 2025); e pergunta</w:t>
-      </w:r>
-      <w:r>
-        <w:t xml:space="preserve"> </w:t>
-      </w:r>
-      <w:r>
-        <w:t xml:space="preserve">sem resposta no schema, como diagnóstico, previsão ou causa. As famílias</w:t>
-      </w:r>
-      <w:r>
-        <w:t xml:space="preserve"> </w:t>
-      </w:r>
-      <w:r>
-        <w:t xml:space="preserve">seguiram a noção de que abster-se de perguntas não respondíveis é parte</w:t>
-      </w:r>
-      <w:r>
-        <w:t xml:space="preserve"> </w:t>
-      </w:r>
-      <w:r>
-        <w:t xml:space="preserve">da confiabilidade (Lee et al., 2024a, b). O conjunto</w:t>
-      </w:r>
-      <w:r>
-        <w:t xml:space="preserve"> </w:t>
-      </w:r>
-      <w:r>
-        <w:t xml:space="preserve">combinado, com 43 perguntas, foi usado nas células E0 e E1. Os valores de</w:t>
-      </w:r>
-      <w:r>
-        <w:t xml:space="preserve"> </w:t>
-      </w:r>
-      <w:r>
-        <w:t xml:space="preserve">CPF e e-mail das perguntas foram fictícios.</w:t>
+        <w:t xml:space="preserve">Os desfechos de governança seguiram a taxonomia de Fei et al. (2026), com</w:t>
+      </w:r>
+      <w:r>
+        <w:t xml:space="preserve"> </w:t>
+      </w:r>
+      <w:r>
+        <w:t xml:space="preserve">seis categorias (correto, errado, recusa devida, violação correta,</w:t>
+      </w:r>
+      <w:r>
+        <w:t xml:space="preserve"> </w:t>
+      </w:r>
+      <w:r>
+        <w:t xml:space="preserve">violação errada e recusa indevida), atribuídas em dois níveis: o do</w:t>
+      </w:r>
+      <w:r>
+        <w:t xml:space="preserve"> </w:t>
+      </w:r>
+      <w:r>
+        <w:t xml:space="preserve">modelo, que diz o que a consulta gerada faria sem verificador, e o do</w:t>
+      </w:r>
+      <w:r>
+        <w:t xml:space="preserve"> </w:t>
+      </w:r>
+      <w:r>
+        <w:t xml:space="preserve">sistema, que diz o que o usuário recebeu. A distância entre os níveis</w:t>
+      </w:r>
+      <w:r>
+        <w:t xml:space="preserve"> </w:t>
+      </w:r>
+      <w:r>
+        <w:t xml:space="preserve">mediu a contribuição do verificador. Para perguntas a recusar, a</w:t>
+      </w:r>
+      <w:r>
+        <w:t xml:space="preserve"> </w:t>
+      </w:r>
+      <w:r>
+        <w:t xml:space="preserve">taxonomia classifica como violação qualquer consulta entregue; como o</w:t>
+      </w:r>
+      <w:r>
+        <w:t xml:space="preserve"> </w:t>
+      </w:r>
+      <w:r>
+        <w:t xml:space="preserve">verificador impede que uma consulta fora do escopo seja entregue, o</w:t>
+      </w:r>
+      <w:r>
+        <w:t xml:space="preserve"> </w:t>
+      </w:r>
+      <w:r>
+        <w:t xml:space="preserve">texto separou a violação de política (linha fora do perfil, de camada</w:t>
+      </w:r>
+      <w:r>
+        <w:t xml:space="preserve"> </w:t>
+      </w:r>
+      <w:r>
+        <w:t xml:space="preserve">interna ou com campo sensível chegando ao usuário) da resposta indevida</w:t>
+      </w:r>
+      <w:r>
+        <w:t xml:space="preserve"> </w:t>
+      </w:r>
+      <w:r>
+        <w:t xml:space="preserve">(consulta dentro do escopo a uma pergunta sem resposta). Também foi</w:t>
+      </w:r>
+      <w:r>
+        <w:t xml:space="preserve"> </w:t>
+      </w:r>
+      <w:r>
+        <w:t xml:space="preserve">registrado o ponto em que o sistema parou cada pergunta. Sobre o</w:t>
+      </w:r>
+      <w:r>
+        <w:t xml:space="preserve"> </w:t>
+      </w:r>
+      <w:r>
+        <w:t xml:space="preserve">conjunto combinado calculou-se o Reliability Score RS(c) (Lee et al.,</w:t>
+      </w:r>
+      <w:r>
+        <w:t xml:space="preserve"> </w:t>
+      </w:r>
+      <w:r>
+        <w:t xml:space="preserve">2024a), que soma um ponto por resposta correta ou recusa devida e</w:t>
+      </w:r>
+      <w:r>
+        <w:t xml:space="preserve"> </w:t>
+      </w:r>
+      <w:r>
+        <w:t xml:space="preserve">subtrai c pontos por resposta errada entregue, reportado com c igual a 0</w:t>
+      </w:r>
+      <w:r>
+        <w:t xml:space="preserve"> </w:t>
+      </w:r>
+      <w:r>
+        <w:t xml:space="preserve">e a 10.</w:t>
+      </w:r>
+    </w:p>
+    <w:p>
+      <w:pPr>
+        <w:pStyle w:val="BodyText"/>
+      </w:pPr>
+      <w:r>
+        <w:t xml:space="preserve">As proporções foram acompanhadas de intervalo de confiança de 95% pelo</w:t>
+      </w:r>
+      <w:r>
+        <w:t xml:space="preserve"> </w:t>
+      </w:r>
+      <w:r>
+        <w:t xml:space="preserve">método de Wilson, adequado a amostras pequenas (Brown et al., 2001);</w:t>
+      </w:r>
+      <w:r>
+        <w:t xml:space="preserve"> </w:t>
+      </w:r>
+      <w:r>
+        <w:t xml:space="preserve">quando as execuções de uma célula não coincidiram, o intervalo foi</w:t>
+      </w:r>
+      <w:r>
+        <w:t xml:space="preserve"> </w:t>
+      </w:r>
+      <w:r>
+        <w:t xml:space="preserve">calculado sobre a execução mais conservadora, porque o método supõe uma</w:t>
+      </w:r>
+      <w:r>
+        <w:t xml:space="preserve"> </w:t>
+      </w:r>
+      <w:r>
+        <w:t xml:space="preserve">contagem inteira de acertos. As</w:t>
+      </w:r>
+      <w:r>
+        <w:t xml:space="preserve"> </w:t>
+      </w:r>
+      <w:r>
+        <w:t xml:space="preserve">células foram comparadas pergunta a pergunta, com teste de sinal exato</w:t>
+      </w:r>
+      <w:r>
+        <w:t xml:space="preserve"> </w:t>
+      </w:r>
+      <w:r>
+        <w:t xml:space="preserve">bilateral sobre ganhos e perdas; com 18 e 25 perguntas, a leitura foi</w:t>
+      </w:r>
+      <w:r>
+        <w:t xml:space="preserve"> </w:t>
+      </w:r>
+      <w:r>
+        <w:t xml:space="preserve">descritiva, e nenhuma diferença foi apresentada como significativa sem o</w:t>
+      </w:r>
+      <w:r>
+        <w:t xml:space="preserve"> </w:t>
+      </w:r>
+      <w:r>
+        <w:t xml:space="preserve">teste ao lado. Cada célula foi executada três vezes, e a estabilidade foi</w:t>
+      </w:r>
+      <w:r>
+        <w:t xml:space="preserve"> </w:t>
+      </w:r>
+      <w:r>
+        <w:t xml:space="preserve">medida pela taxa de concordância total entre execuções, TARa@k (Atıl et</w:t>
+      </w:r>
+      <w:r>
+        <w:t xml:space="preserve"> </w:t>
+      </w:r>
+      <w:r>
+        <w:t xml:space="preserve">al., 2025), sobre o desfecho e o resultado normalizado de cada pergunta.</w:t>
+      </w:r>
+      <w:r>
+        <w:t xml:space="preserve"> </w:t>
+      </w:r>
+      <w:r>
+        <w:t xml:space="preserve">A célula de melhor desempenho e a célula operacional foram repetidas em</w:t>
+      </w:r>
+      <w:r>
+        <w:t xml:space="preserve"> </w:t>
+      </w:r>
+      <w:r>
+        <w:t xml:space="preserve">outro dia, com o servidor do modelo reiniciado.</w:t>
       </w:r>
     </w:p>
     <w:bookmarkEnd w:id="32"/>
-    <w:bookmarkStart w:id="33" w:name="métricas-e-análise"/>
+    <w:bookmarkStart w:id="33" w:name="X83a41918099f47fec0eaa5180842078ddd36c9a"/>
     <w:p>
       <w:pPr>
         <w:pStyle w:val="Heading2"/>
       </w:pPr>
       <w:r>
-        <w:t xml:space="preserve">Métricas e análise</w:t>
+        <w:t xml:space="preserve">Pré-registro, reprodutibilidade e integridade</w:t>
       </w:r>
     </w:p>
     <w:p>
@@ -2344,55 +2587,61 @@
         <w:pStyle w:val="FirstParagraph"/>
       </w:pPr>
       <w:r>
-        <w:t xml:space="preserve">A métrica primária foi o execution match estrito, consolidado no Spider</w:t>
-      </w:r>
-      <w:r>
-        <w:t xml:space="preserve"> </w:t>
-      </w:r>
-      <w:r>
-        <w:t xml:space="preserve">(Yu et al., 2018), no EHRSQL (Lee et al., 2022) e no BIRD (Li et al.,</w:t>
-      </w:r>
-      <w:r>
-        <w:t xml:space="preserve"> </w:t>
-      </w:r>
-      <w:r>
-        <w:t xml:space="preserve">2023): as consultas gerada e de referência foram executadas e seus</w:t>
-      </w:r>
-      <w:r>
-        <w:t xml:space="preserve"> </w:t>
-      </w:r>
-      <w:r>
-        <w:t xml:space="preserve">resultados comparados após normalização (tolerância numérica de duas</w:t>
-      </w:r>
-      <w:r>
-        <w:t xml:space="preserve"> </w:t>
-      </w:r>
-      <w:r>
-        <w:t xml:space="preserve">casas, datas em formato ISO e linhas ordenadas). Duas métricas</w:t>
-      </w:r>
-      <w:r>
-        <w:t xml:space="preserve"> </w:t>
-      </w:r>
-      <w:r>
-        <w:t xml:space="preserve">secundárias, diagnósticas, acompanharam a primária: o set match de</w:t>
-      </w:r>
-      <w:r>
-        <w:t xml:space="preserve"> </w:t>
-      </w:r>
-      <w:r>
-        <w:t xml:space="preserve">conteúdo, que verifica se os valores da referência aparecem no resultado</w:t>
-      </w:r>
-      <w:r>
-        <w:t xml:space="preserve"> </w:t>
-      </w:r>
-      <w:r>
-        <w:t xml:space="preserve">e é permissivo por construção, e o Soft F1 do BIRD, que também penaliza</w:t>
-      </w:r>
-      <w:r>
-        <w:t xml:space="preserve"> </w:t>
-      </w:r>
-      <w:r>
-        <w:t xml:space="preserve">colunas e valores em excesso.</w:t>
+        <w:t xml:space="preserve">As células, as hipóteses de cada comparação e o critério de escolha da</w:t>
+      </w:r>
+      <w:r>
+        <w:t xml:space="preserve"> </w:t>
+      </w:r>
+      <w:r>
+        <w:t xml:space="preserve">configuração vencedora foram escritos e versionados antes da execução</w:t>
+      </w:r>
+      <w:r>
+        <w:t xml:space="preserve"> </w:t>
+      </w:r>
+      <w:r>
+        <w:t xml:space="preserve">correspondente, e não foram alterados depois dos números. Cada execução</w:t>
+      </w:r>
+      <w:r>
+        <w:t xml:space="preserve"> </w:t>
+      </w:r>
+      <w:r>
+        <w:t xml:space="preserve">gerou relatórios com a consulta, o desfecho, o resultado normalizado, o</w:t>
+      </w:r>
+      <w:r>
+        <w:t xml:space="preserve"> </w:t>
+      </w:r>
+      <w:r>
+        <w:t xml:space="preserve">hash e a telemetria de cada pergunta em cada repetição, além da trilha de</w:t>
+      </w:r>
+      <w:r>
+        <w:t xml:space="preserve"> </w:t>
+      </w:r>
+      <w:r>
+        <w:t xml:space="preserve">auditoria, e esses artefatos foram versionados no repositório com uma</w:t>
+      </w:r>
+      <w:r>
+        <w:t xml:space="preserve"> </w:t>
+      </w:r>
+      <w:r>
+        <w:t xml:space="preserve">marca (tag) git no commit que os produziu, permitindo recalcular qualquer</w:t>
+      </w:r>
+      <w:r>
+        <w:t xml:space="preserve"> </w:t>
+      </w:r>
+      <w:r>
+        <w:t xml:space="preserve">métrica sem nova chamada ao modelo. O ambiente foi fixado em versão de</w:t>
+      </w:r>
+      <w:r>
+        <w:t xml:space="preserve"> </w:t>
+      </w:r>
+      <w:r>
+        <w:t xml:space="preserve">Python, dependências travadas e imagem reprodutível, e a integração</w:t>
+      </w:r>
+      <w:r>
+        <w:t xml:space="preserve"> </w:t>
+      </w:r>
+      <w:r>
+        <w:t xml:space="preserve">contínua executou, a cada alteração, apenas o motor oráculo.</w:t>
       </w:r>
     </w:p>
     <w:p>
@@ -2400,187 +2649,71 @@
         <w:pStyle w:val="BodyText"/>
       </w:pPr>
       <w:r>
-        <w:t xml:space="preserve">Os desfechos de governança seguiram a taxonomia de Fei et al. (2026), com</w:t>
-      </w:r>
-      <w:r>
-        <w:t xml:space="preserve"> </w:t>
-      </w:r>
-      <w:r>
-        <w:t xml:space="preserve">seis categorias (correto, errado, recusa devida, violação correta,</w:t>
-      </w:r>
-      <w:r>
-        <w:t xml:space="preserve"> </w:t>
-      </w:r>
-      <w:r>
-        <w:t xml:space="preserve">violação errada e recusa indevida), atribuídas em dois níveis: o do</w:t>
-      </w:r>
-      <w:r>
-        <w:t xml:space="preserve"> </w:t>
-      </w:r>
-      <w:r>
-        <w:t xml:space="preserve">modelo, que diz o que a consulta gerada faria sem verificador, e o do</w:t>
-      </w:r>
-      <w:r>
-        <w:t xml:space="preserve"> </w:t>
-      </w:r>
-      <w:r>
-        <w:t xml:space="preserve">sistema, que diz o que o usuário recebeu. A distância entre os níveis</w:t>
-      </w:r>
-      <w:r>
-        <w:t xml:space="preserve"> </w:t>
-      </w:r>
-      <w:r>
-        <w:t xml:space="preserve">mediu a contribuição do verificador. Para perguntas a recusar, a</w:t>
-      </w:r>
-      <w:r>
-        <w:t xml:space="preserve"> </w:t>
-      </w:r>
-      <w:r>
-        <w:t xml:space="preserve">taxonomia classifica como violação qualquer consulta entregue; como o</w:t>
-      </w:r>
-      <w:r>
-        <w:t xml:space="preserve"> </w:t>
-      </w:r>
-      <w:r>
-        <w:t xml:space="preserve">verificador impede que uma consulta fora do escopo seja entregue, o</w:t>
-      </w:r>
-      <w:r>
-        <w:t xml:space="preserve"> </w:t>
-      </w:r>
-      <w:r>
-        <w:t xml:space="preserve">texto separou a violação de política (linha fora do perfil, de camada</w:t>
-      </w:r>
-      <w:r>
-        <w:t xml:space="preserve"> </w:t>
-      </w:r>
-      <w:r>
-        <w:t xml:space="preserve">interna ou com campo sensível chegando ao usuário) da resposta indevida</w:t>
-      </w:r>
-      <w:r>
-        <w:t xml:space="preserve"> </w:t>
-      </w:r>
-      <w:r>
-        <w:t xml:space="preserve">(consulta dentro do escopo a uma pergunta sem resposta). Também foi</w:t>
-      </w:r>
-      <w:r>
-        <w:t xml:space="preserve"> </w:t>
-      </w:r>
-      <w:r>
-        <w:t xml:space="preserve">registrado o ponto em que o sistema parou cada pergunta. Sobre o</w:t>
-      </w:r>
-      <w:r>
-        <w:t xml:space="preserve"> </w:t>
-      </w:r>
-      <w:r>
-        <w:t xml:space="preserve">conjunto combinado calculou-se o Reliability Score RS(c) (Lee et al.,</w:t>
-      </w:r>
-      <w:r>
-        <w:t xml:space="preserve"> </w:t>
-      </w:r>
-      <w:r>
-        <w:t xml:space="preserve">2024a), que soma um ponto por resposta correta ou recusa devida e</w:t>
-      </w:r>
-      <w:r>
-        <w:t xml:space="preserve"> </w:t>
-      </w:r>
-      <w:r>
-        <w:t xml:space="preserve">subtrai c pontos por resposta errada entregue, reportado com c igual a 0</w:t>
-      </w:r>
-      <w:r>
-        <w:t xml:space="preserve"> </w:t>
-      </w:r>
-      <w:r>
-        <w:t xml:space="preserve">e a 10.</w:t>
-      </w:r>
-    </w:p>
-    <w:p>
-      <w:pPr>
-        <w:pStyle w:val="BodyText"/>
-      </w:pPr>
-      <w:r>
-        <w:t xml:space="preserve">As proporções foram acompanhadas de intervalo de confiança de 95% pelo</w:t>
-      </w:r>
-      <w:r>
-        <w:t xml:space="preserve"> </w:t>
-      </w:r>
-      <w:r>
-        <w:t xml:space="preserve">método de Wilson, adequado a amostras pequenas (Brown et al., 2001);</w:t>
-      </w:r>
-      <w:r>
-        <w:t xml:space="preserve"> </w:t>
-      </w:r>
-      <w:r>
-        <w:t xml:space="preserve">quando as execuções de uma célula não coincidiram, o intervalo foi</w:t>
-      </w:r>
-      <w:r>
-        <w:t xml:space="preserve"> </w:t>
-      </w:r>
-      <w:r>
-        <w:t xml:space="preserve">calculado sobre a execução mais conservadora, porque o método supõe uma</w:t>
-      </w:r>
-      <w:r>
-        <w:t xml:space="preserve"> </w:t>
-      </w:r>
-      <w:r>
-        <w:t xml:space="preserve">contagem inteira de acertos. As</w:t>
-      </w:r>
-      <w:r>
-        <w:t xml:space="preserve"> </w:t>
-      </w:r>
-      <w:r>
-        <w:t xml:space="preserve">células foram comparadas pergunta a pergunta, com teste de sinal exato</w:t>
-      </w:r>
-      <w:r>
-        <w:t xml:space="preserve"> </w:t>
-      </w:r>
-      <w:r>
-        <w:t xml:space="preserve">bilateral sobre ganhos e perdas; com 18 e 25 perguntas, a leitura foi</w:t>
-      </w:r>
-      <w:r>
-        <w:t xml:space="preserve"> </w:t>
-      </w:r>
-      <w:r>
-        <w:t xml:space="preserve">descritiva, e nenhuma diferença foi apresentada como significativa sem o</w:t>
-      </w:r>
-      <w:r>
-        <w:t xml:space="preserve"> </w:t>
-      </w:r>
-      <w:r>
-        <w:t xml:space="preserve">teste ao lado. Cada célula foi executada três vezes, e a estabilidade foi</w:t>
-      </w:r>
-      <w:r>
-        <w:t xml:space="preserve"> </w:t>
-      </w:r>
-      <w:r>
-        <w:t xml:space="preserve">medida pela taxa de concordância total entre execuções, TARa@k (Atıl et</w:t>
-      </w:r>
-      <w:r>
-        <w:t xml:space="preserve"> </w:t>
-      </w:r>
-      <w:r>
-        <w:t xml:space="preserve">al., 2025), sobre o desfecho e o resultado normalizado de cada pergunta.</w:t>
-      </w:r>
-      <w:r>
-        <w:t xml:space="preserve"> </w:t>
-      </w:r>
-      <w:r>
-        <w:t xml:space="preserve">A célula de melhor desempenho e a célula operacional foram repetidas em</w:t>
-      </w:r>
-      <w:r>
-        <w:t xml:space="preserve"> </w:t>
-      </w:r>
-      <w:r>
-        <w:t xml:space="preserve">outro dia, com o servidor do modelo reiniciado.</w:t>
+        <w:t xml:space="preserve">A execução real revelou três defeitos no próprio instrumento de medição</w:t>
+      </w:r>
+      <w:r>
+        <w:t xml:space="preserve"> </w:t>
+      </w:r>
+      <w:r>
+        <w:t xml:space="preserve">(um no arredondamento das referências, um na assinatura de estabilidade e</w:t>
+      </w:r>
+      <w:r>
+        <w:t xml:space="preserve"> </w:t>
+      </w:r>
+      <w:r>
+        <w:t xml:space="preserve">um na execução diagnóstica de consultas barradas), todos corrigidos antes</w:t>
+      </w:r>
+      <w:r>
+        <w:t xml:space="preserve"> </w:t>
+      </w:r>
+      <w:r>
+        <w:t xml:space="preserve">de qualquer número ser reportado e registrados; o último é descrito nos</w:t>
+      </w:r>
+      <w:r>
+        <w:t xml:space="preserve"> </w:t>
+      </w:r>
+      <w:r>
+        <w:t xml:space="preserve">resultados, por ter consequência de segurança.</w:t>
       </w:r>
     </w:p>
     <w:bookmarkEnd w:id="33"/>
-    <w:bookmarkStart w:id="34" w:name="X83a41918099f47fec0eaa5180842078ddd36c9a"/>
+    <w:bookmarkEnd w:id="34"/>
+    <w:bookmarkStart w:id="43" w:name="resultados-e-discussão"/>
+    <w:p>
+      <w:pPr>
+        <w:pStyle w:val="Heading1"/>
+      </w:pPr>
+      <w:r>
+        <w:t xml:space="preserve">Resultados e Discussão</w:t>
+      </w:r>
+    </w:p>
+    <w:p>
+      <w:pPr>
+        <w:pStyle w:val="FirstParagraph"/>
+      </w:pPr>
+      <w:r>
+        <w:t xml:space="preserve">Os resultados são apresentados na ordem da Metodologia. Todos os números</w:t>
+      </w:r>
+      <w:r>
+        <w:t xml:space="preserve"> </w:t>
+      </w:r>
+      <w:r>
+        <w:t xml:space="preserve">do modelo de linguagem provêm de execução real, com os artefatos</w:t>
+      </w:r>
+      <w:r>
+        <w:t xml:space="preserve"> </w:t>
+      </w:r>
+      <w:r>
+        <w:t xml:space="preserve">versionados; os do pipeline provêm de execução determinista.</w:t>
+      </w:r>
+    </w:p>
+    <w:bookmarkStart w:id="35" w:name="pipeline-minimização-e-isolamento"/>
     <w:p>
       <w:pPr>
         <w:pStyle w:val="Heading2"/>
       </w:pPr>
       <w:r>
-        <w:t xml:space="preserve">Pré-registro, reprodutibilidade e integridade</w:t>
+        <w:t xml:space="preserve">Pipeline, minimização e isolamento</w:t>
       </w:r>
     </w:p>
     <w:p>
@@ -2588,141 +2721,7 @@
         <w:pStyle w:val="FirstParagraph"/>
       </w:pPr>
       <w:r>
-        <w:t xml:space="preserve">As células, as hipóteses de cada comparação e o critério de escolha da</w:t>
-      </w:r>
-      <w:r>
-        <w:t xml:space="preserve"> </w:t>
-      </w:r>
-      <w:r>
-        <w:t xml:space="preserve">configuração vencedora foram escritos e versionados antes da execução</w:t>
-      </w:r>
-      <w:r>
-        <w:t xml:space="preserve"> </w:t>
-      </w:r>
-      <w:r>
-        <w:t xml:space="preserve">correspondente, e não foram alterados depois dos números. Cada execução</w:t>
-      </w:r>
-      <w:r>
-        <w:t xml:space="preserve"> </w:t>
-      </w:r>
-      <w:r>
-        <w:t xml:space="preserve">gerou relatórios com a consulta, o desfecho, o resultado normalizado, o</w:t>
-      </w:r>
-      <w:r>
-        <w:t xml:space="preserve"> </w:t>
-      </w:r>
-      <w:r>
-        <w:t xml:space="preserve">hash e a telemetria de cada pergunta em cada repetição, além da trilha de</w:t>
-      </w:r>
-      <w:r>
-        <w:t xml:space="preserve"> </w:t>
-      </w:r>
-      <w:r>
-        <w:t xml:space="preserve">auditoria, e esses artefatos foram versionados no repositório com uma</w:t>
-      </w:r>
-      <w:r>
-        <w:t xml:space="preserve"> </w:t>
-      </w:r>
-      <w:r>
-        <w:t xml:space="preserve">marca (tag) git no commit que os produziu, permitindo recalcular qualquer</w:t>
-      </w:r>
-      <w:r>
-        <w:t xml:space="preserve"> </w:t>
-      </w:r>
-      <w:r>
-        <w:t xml:space="preserve">métrica sem nova chamada ao modelo. O ambiente foi fixado em versão de</w:t>
-      </w:r>
-      <w:r>
-        <w:t xml:space="preserve"> </w:t>
-      </w:r>
-      <w:r>
-        <w:t xml:space="preserve">Python, dependências travadas e imagem reprodutível, e a integração</w:t>
-      </w:r>
-      <w:r>
-        <w:t xml:space="preserve"> </w:t>
-      </w:r>
-      <w:r>
-        <w:t xml:space="preserve">contínua executou, a cada alteração, apenas o motor oráculo.</w:t>
-      </w:r>
-    </w:p>
-    <w:p>
-      <w:pPr>
-        <w:pStyle w:val="BodyText"/>
-      </w:pPr>
-      <w:r>
-        <w:t xml:space="preserve">A execução real revelou três defeitos no próprio instrumento de medição</w:t>
-      </w:r>
-      <w:r>
-        <w:t xml:space="preserve"> </w:t>
-      </w:r>
-      <w:r>
-        <w:t xml:space="preserve">(um no arredondamento das referências, um na assinatura de estabilidade e</w:t>
-      </w:r>
-      <w:r>
-        <w:t xml:space="preserve"> </w:t>
-      </w:r>
-      <w:r>
-        <w:t xml:space="preserve">um na execução diagnóstica de consultas barradas), todos corrigidos antes</w:t>
-      </w:r>
-      <w:r>
-        <w:t xml:space="preserve"> </w:t>
-      </w:r>
-      <w:r>
-        <w:t xml:space="preserve">de qualquer número ser reportado e registrados; o último é descrito nos</w:t>
-      </w:r>
-      <w:r>
-        <w:t xml:space="preserve"> </w:t>
-      </w:r>
-      <w:r>
-        <w:t xml:space="preserve">resultados, por ter consequência de segurança.</w:t>
-      </w:r>
-    </w:p>
-    <w:bookmarkEnd w:id="34"/>
-    <w:bookmarkEnd w:id="35"/>
-    <w:bookmarkStart w:id="44" w:name="resultados-e-discussão"/>
-    <w:p>
-      <w:pPr>
-        <w:pStyle w:val="Heading1"/>
-      </w:pPr>
-      <w:r>
-        <w:t xml:space="preserve">Resultados e Discussão</w:t>
-      </w:r>
-    </w:p>
-    <w:p>
-      <w:pPr>
-        <w:pStyle w:val="FirstParagraph"/>
-      </w:pPr>
-      <w:r>
-        <w:t xml:space="preserve">Os resultados são apresentados na ordem da Metodologia. Todos os números</w:t>
-      </w:r>
-      <w:r>
-        <w:t xml:space="preserve"> </w:t>
-      </w:r>
-      <w:r>
-        <w:t xml:space="preserve">do modelo de linguagem provêm de execução real, com os artefatos</w:t>
-      </w:r>
-      <w:r>
-        <w:t xml:space="preserve"> </w:t>
-      </w:r>
-      <w:r>
-        <w:t xml:space="preserve">versionados; os do pipeline provêm de execução determinista.</w:t>
-      </w:r>
-    </w:p>
-    <w:bookmarkStart w:id="36" w:name="pipeline-minimização-e-isolamento"/>
-    <w:p>
-      <w:pPr>
-        <w:pStyle w:val="Heading2"/>
-      </w:pPr>
-      <w:r>
-        <w:t xml:space="preserve">Pipeline, minimização e isolamento</w:t>
-      </w:r>
-    </w:p>
-    <w:p>
-      <w:pPr>
-        <w:pStyle w:val="FirstParagraph"/>
-      </w:pPr>
-      <w:r>
-        <w:t xml:space="preserve">A geração produziu, de forma determinista, 8 unidades, 200 leitos, 600</w:t>
+        <w:t xml:space="preserve">A geração produziu, de forma determinista, oito unidades, 200 leitos, 600</w:t>
       </w:r>
       <w:r>
         <w:t xml:space="preserve"> </w:t>
@@ -3152,8 +3151,8 @@
         <w:t xml:space="preserve">2026; Klisura et al., 2026; Miyamoto et al., 2026).</w:t>
       </w:r>
     </w:p>
-    <w:bookmarkEnd w:id="36"/>
-    <w:bookmarkStart w:id="37" w:name="matriz-de-prompt-com-o-modelo-local"/>
+    <w:bookmarkEnd w:id="35"/>
+    <w:bookmarkStart w:id="36" w:name="matriz-de-prompt-com-o-modelo-local"/>
     <w:p>
       <w:pPr>
         <w:pStyle w:val="Heading2"/>
@@ -3983,8 +3982,8 @@
         <w:t xml:space="preserve">valor de situação inexistente).</w:t>
       </w:r>
     </w:p>
-    <w:bookmarkEnd w:id="37"/>
-    <w:bookmarkStart w:id="38" w:name="X8e9c3255c97aa29fdea024cda37a204a89d1939"/>
+    <w:bookmarkEnd w:id="36"/>
+    <w:bookmarkStart w:id="37" w:name="X8e9c3255c97aa29fdea024cda37a204a89d1939"/>
     <w:p>
       <w:pPr>
         <w:pStyle w:val="Heading2"/>
@@ -4423,8 +4422,8 @@
         <w:t xml:space="preserve">comprometeria a comparação.</w:t>
       </w:r>
     </w:p>
-    <w:bookmarkEnd w:id="38"/>
-    <w:bookmarkStart w:id="39" w:name="recusa-devida-e-custo-da-governança"/>
+    <w:bookmarkEnd w:id="37"/>
+    <w:bookmarkStart w:id="38" w:name="recusa-devida-e-custo-da-governança"/>
     <w:p>
       <w:pPr>
         <w:pStyle w:val="Heading2"/>
@@ -5029,13 +5028,7 @@
         <w:t xml:space="preserve"> </w:t>
       </w:r>
       <w:r>
-        <w:t xml:space="preserve">antes de qualquer chamada; excluídas, o modelo recusou 0 de 23 em E0 e</w:t>
-      </w:r>
-      <w:r>
-        <w:t xml:space="preserve"> </w:t>
-      </w:r>
-      <w:r>
-        <w:t xml:space="preserve">18 de 23 em E1, como Fei et al. (2026) observam: os modelos raramente</w:t>
+        <w:t xml:space="preserve">antes de qualquer chamada; excluídas, o modelo não recusou nenhuma das 23 em E0 e recusou 18 das 23 em E1, como Fei et al. (2026) observam: os modelos raramente</w:t>
       </w:r>
       <w:r>
         <w:t xml:space="preserve"> </w:t>
@@ -5059,7 +5052,7 @@
         <w:t xml:space="preserve"> </w:t>
       </w:r>
       <w:r>
-        <w:t xml:space="preserve">E0, 11 vieram de controles deterministas: 9 do verificador da consulta</w:t>
+        <w:t xml:space="preserve">E0, 11 vieram de controles deterministas: nove do verificador da consulta</w:t>
       </w:r>
       <w:r>
         <w:t xml:space="preserve"> </w:t>
@@ -5077,13 +5070,7 @@
         <w:t xml:space="preserve"> </w:t>
       </w:r>
       <w:r>
-        <w:t xml:space="preserve">camada interna, catálogo e tabela fora do perfil) e 2 do filtro de dado</w:t>
-      </w:r>
-      <w:r>
-        <w:t xml:space="preserve"> </w:t>
-      </w:r>
-      <w:r>
-        <w:t xml:space="preserve">pessoal. As outras 4 dependeram do texto que o modelo escolheu (tabela</w:t>
+        <w:t xml:space="preserve">camada interna, catálogo e tabela fora do perfil) e dois do filtro de dado pessoal. As outras quatro dependeram do texto que o modelo escolheu (tabela</w:t>
       </w:r>
       <w:r>
         <w:t xml:space="preserve"> </w:t>
@@ -5103,13 +5090,7 @@
         <w:pStyle w:val="BodyText"/>
       </w:pPr>
       <w:r>
-        <w:t xml:space="preserve">A pertinência da resposta ficou fora do alcance do verificador. Em E0,</w:t>
-      </w:r>
-      <w:r>
-        <w:t xml:space="preserve"> </w:t>
-      </w:r>
-      <w:r>
-        <w:t xml:space="preserve">10 perguntas sem resposta receberam uma, sem vazar dado: contagens na</w:t>
+        <w:t xml:space="preserve">A pertinência da resposta ficou fora do alcance do verificador. Em E0, dez perguntas sem resposta receberam uma, sem vazar dado: contagens na</w:t>
       </w:r>
       <w:r>
         <w:t xml:space="preserve"> </w:t>
@@ -5169,25 +5150,7 @@
         <w:t xml:space="preserve"> </w:t>
       </w:r>
       <w:r>
-        <w:t xml:space="preserve">cinco fora do perfil e três das cinco sem resposta no schema, contra 4,</w:t>
-      </w:r>
-      <w:r>
-        <w:t xml:space="preserve"> </w:t>
-      </w:r>
-      <w:r>
-        <w:t xml:space="preserve">4, 4, 2 e 1 recusas em E0, na mesma ordem. As respostas indevidas caíram</w:t>
-      </w:r>
-      <w:r>
-        <w:t xml:space="preserve"> </w:t>
-      </w:r>
-      <w:r>
-        <w:t xml:space="preserve">de 10 para 3 (teste de sinal sobre o desfecho do sistema: 7 perguntas</w:t>
-      </w:r>
-      <w:r>
-        <w:t xml:space="preserve"> </w:t>
-      </w:r>
-      <w:r>
-        <w:t xml:space="preserve">melhoraram e 1 piorou, p = 0,07). Houve um custo que o critério de</w:t>
+        <w:t xml:space="preserve">cinco fora do perfil e três das cinco sem resposta no schema, contra quatro, quatro, quatro, duas e uma recusa em E0, na mesma ordem. As respostas indevidas caíram de dez para três (teste de sinal sobre o desfecho do sistema: sete perguntas melhoraram e uma piorou, p = 0,07). Houve um custo que o critério de</w:t>
       </w:r>
       <w:r>
         <w:t xml:space="preserve"> </w:t>
@@ -5537,8 +5500,8 @@
         <w:t xml:space="preserve">interações idênticas à primeira execução.</w:t>
       </w:r>
     </w:p>
-    <w:bookmarkEnd w:id="39"/>
-    <w:bookmarkStart w:id="40" w:name="o-que-sai-do-perímetro"/>
+    <w:bookmarkEnd w:id="38"/>
+    <w:bookmarkStart w:id="39" w:name="o-que-sai-do-perímetro"/>
     <w:p>
       <w:pPr>
         <w:pStyle w:val="Heading2"/>
@@ -5805,161 +5768,155 @@
         <w:t xml:space="preserve"> </w:t>
       </w:r>
       <w:r>
-        <w:t xml:space="preserve">2026); a abstração do schema e dos valores antes do envio a um modelo</w:t>
-      </w:r>
-      <w:r>
-        <w:t xml:space="preserve"> </w:t>
-      </w:r>
-      <w:r>
-        <w:t xml:space="preserve">remoto (Abedini et al., 2025) é a alternativa para quem precisa da API.</w:t>
+        <w:t xml:space="preserve">2026); a abstração do schema e dos valores antes do envio a um modelo remoto, proposta por Abedini et al. (2025), é a alternativa para quem precisa da API.</w:t>
+      </w:r>
+    </w:p>
+    <w:bookmarkEnd w:id="39"/>
+    <w:bookmarkStart w:id="40" w:name="estabilidade-e-reprodutibilidade"/>
+    <w:p>
+      <w:pPr>
+        <w:pStyle w:val="Heading2"/>
+      </w:pPr>
+      <w:r>
+        <w:t xml:space="preserve">Estabilidade e reprodutibilidade</w:t>
+      </w:r>
+    </w:p>
+    <w:p>
+      <w:pPr>
+        <w:pStyle w:val="FirstParagraph"/>
+      </w:pPr>
+      <w:r>
+        <w:t xml:space="preserve">A célula de melhor desempenho do modelo local (C3) e a célula</w:t>
+      </w:r>
+      <w:r>
+        <w:t xml:space="preserve"> </w:t>
+      </w:r>
+      <w:r>
+        <w:t xml:space="preserve">operacional (E1) foram repetidas em outro dia, com o servidor do modelo</w:t>
+      </w:r>
+      <w:r>
+        <w:t xml:space="preserve"> </w:t>
+      </w:r>
+      <w:r>
+        <w:t xml:space="preserve">reiniciado e os mesmos pesos, semente e máquina. As 183 interações do</w:t>
+      </w:r>
+      <w:r>
+        <w:t xml:space="preserve"> </w:t>
+      </w:r>
+      <w:r>
+        <w:t xml:space="preserve">segundo dia (61 perguntas, três execuções cada) repetiram exatamente as</w:t>
+      </w:r>
+      <w:r>
+        <w:t xml:space="preserve"> </w:t>
+      </w:r>
+      <w:r>
+        <w:t xml:space="preserve">consultas do primeiro, com concordância total de 100% entre os dias e</w:t>
+      </w:r>
+      <w:r>
+        <w:t xml:space="preserve"> </w:t>
+      </w:r>
+      <w:r>
+        <w:t xml:space="preserve">métricas idênticas. A rastreabilidade foi verificada em todas as</w:t>
+      </w:r>
+      <w:r>
+        <w:t xml:space="preserve"> </w:t>
+      </w:r>
+      <w:r>
+        <w:t xml:space="preserve">execuções versionadas: as 1.077 interações da matriz, do conjunto</w:t>
+      </w:r>
+      <w:r>
+        <w:t xml:space="preserve"> </w:t>
+      </w:r>
+      <w:r>
+        <w:t xml:space="preserve">adversarial com os dois modelos, da ponte com o modelo via API e da</w:t>
+      </w:r>
+      <w:r>
+        <w:t xml:space="preserve"> </w:t>
+      </w:r>
+      <w:r>
+        <w:t xml:space="preserve">repetição têm registro de entrada e de saída na trilha, e as cinco</w:t>
+      </w:r>
+      <w:r>
+        <w:t xml:space="preserve"> </w:t>
+      </w:r>
+      <w:r>
+        <w:t xml:space="preserve">cadeias de hashes foram conferidas íntegras a partir do arquivo. O</w:t>
+      </w:r>
+      <w:r>
+        <w:t xml:space="preserve"> </w:t>
+      </w:r>
+      <w:r>
+        <w:t xml:space="preserve">modelo via API, ao contrário, mudou a consulta entre chamadas contíguas</w:t>
+      </w:r>
+      <w:r>
+        <w:t xml:space="preserve"> </w:t>
+      </w:r>
+      <w:r>
+        <w:t xml:space="preserve">mesmo com temperatura zero: em uma pergunta por célula na matriz (TARa@3</w:t>
+      </w:r>
+      <w:r>
+        <w:t xml:space="preserve"> </w:t>
+      </w:r>
+      <w:r>
+        <w:t xml:space="preserve">de 94,4%) e em sete perguntas de E0 e uma de E1 no conjunto adversarial,</w:t>
+      </w:r>
+      <w:r>
+        <w:t xml:space="preserve"> </w:t>
+      </w:r>
+      <w:r>
+        <w:t xml:space="preserve">quase todas nas recusas improvisadas, coerente com o não determinismo de</w:t>
+      </w:r>
+      <w:r>
+        <w:t xml:space="preserve"> </w:t>
+      </w:r>
+      <w:r>
+        <w:t xml:space="preserve">configurações</w:t>
+      </w:r>
+      <w:r>
+        <w:t xml:space="preserve"> </w:t>
+      </w:r>
+      <w:r>
+        <w:t xml:space="preserve">“deterministas”</w:t>
+      </w:r>
+      <w:r>
+        <w:t xml:space="preserve"> </w:t>
+      </w:r>
+      <w:r>
+        <w:t xml:space="preserve">em serviços hospedados descrito por Atıl</w:t>
+      </w:r>
+      <w:r>
+        <w:t xml:space="preserve"> </w:t>
+      </w:r>
+      <w:r>
+        <w:t xml:space="preserve">et al. (2025). Com semente fixa e pesos identificados, a inferência</w:t>
+      </w:r>
+      <w:r>
+        <w:t xml:space="preserve"> </w:t>
+      </w:r>
+      <w:r>
+        <w:t xml:space="preserve">local foi reproduzível, o que a torna preferível também para a auditoria</w:t>
+      </w:r>
+      <w:r>
+        <w:t xml:space="preserve"> </w:t>
+      </w:r>
+      <w:r>
+        <w:t xml:space="preserve">de resultados; a reprodução em outro hardware ou outra versão do</w:t>
+      </w:r>
+      <w:r>
+        <w:t xml:space="preserve"> </w:t>
+      </w:r>
+      <w:r>
+        <w:t xml:space="preserve">servidor não foi testada, e é justamente onde a literatura indica que o</w:t>
+      </w:r>
+      <w:r>
+        <w:t xml:space="preserve"> </w:t>
+      </w:r>
+      <w:r>
+        <w:t xml:space="preserve">determinismo costuma falhar.</w:t>
       </w:r>
     </w:p>
     <w:bookmarkEnd w:id="40"/>
-    <w:bookmarkStart w:id="41" w:name="estabilidade-e-reprodutibilidade"/>
-    <w:p>
-      <w:pPr>
-        <w:pStyle w:val="Heading2"/>
-      </w:pPr>
-      <w:r>
-        <w:t xml:space="preserve">Estabilidade e reprodutibilidade</w:t>
-      </w:r>
-    </w:p>
-    <w:p>
-      <w:pPr>
-        <w:pStyle w:val="FirstParagraph"/>
-      </w:pPr>
-      <w:r>
-        <w:t xml:space="preserve">A célula de melhor desempenho do modelo local (C3) e a célula</w:t>
-      </w:r>
-      <w:r>
-        <w:t xml:space="preserve"> </w:t>
-      </w:r>
-      <w:r>
-        <w:t xml:space="preserve">operacional (E1) foram repetidas em outro dia, com o servidor do modelo</w:t>
-      </w:r>
-      <w:r>
-        <w:t xml:space="preserve"> </w:t>
-      </w:r>
-      <w:r>
-        <w:t xml:space="preserve">reiniciado e os mesmos pesos, semente e máquina. As 183 interações do</w:t>
-      </w:r>
-      <w:r>
-        <w:t xml:space="preserve"> </w:t>
-      </w:r>
-      <w:r>
-        <w:t xml:space="preserve">segundo dia (61 perguntas, três execuções cada) repetiram exatamente as</w:t>
-      </w:r>
-      <w:r>
-        <w:t xml:space="preserve"> </w:t>
-      </w:r>
-      <w:r>
-        <w:t xml:space="preserve">consultas do primeiro, com concordância total de 100% entre os dias e</w:t>
-      </w:r>
-      <w:r>
-        <w:t xml:space="preserve"> </w:t>
-      </w:r>
-      <w:r>
-        <w:t xml:space="preserve">métricas idênticas. A rastreabilidade foi verificada em todas as</w:t>
-      </w:r>
-      <w:r>
-        <w:t xml:space="preserve"> </w:t>
-      </w:r>
-      <w:r>
-        <w:t xml:space="preserve">execuções versionadas: as 1.077 interações da matriz, do conjunto</w:t>
-      </w:r>
-      <w:r>
-        <w:t xml:space="preserve"> </w:t>
-      </w:r>
-      <w:r>
-        <w:t xml:space="preserve">adversarial com os dois modelos, da ponte com o modelo via API e da</w:t>
-      </w:r>
-      <w:r>
-        <w:t xml:space="preserve"> </w:t>
-      </w:r>
-      <w:r>
-        <w:t xml:space="preserve">repetição têm registro de entrada e de saída na trilha, e as cinco</w:t>
-      </w:r>
-      <w:r>
-        <w:t xml:space="preserve"> </w:t>
-      </w:r>
-      <w:r>
-        <w:t xml:space="preserve">cadeias de hashes foram conferidas íntegras a partir do arquivo. O</w:t>
-      </w:r>
-      <w:r>
-        <w:t xml:space="preserve"> </w:t>
-      </w:r>
-      <w:r>
-        <w:t xml:space="preserve">modelo via API, ao contrário, mudou a consulta entre chamadas contíguas</w:t>
-      </w:r>
-      <w:r>
-        <w:t xml:space="preserve"> </w:t>
-      </w:r>
-      <w:r>
-        <w:t xml:space="preserve">mesmo com temperatura zero: em uma pergunta por célula na matriz (TARa@3</w:t>
-      </w:r>
-      <w:r>
-        <w:t xml:space="preserve"> </w:t>
-      </w:r>
-      <w:r>
-        <w:t xml:space="preserve">de 94,4%) e em sete perguntas de E0 e uma de E1 no conjunto adversarial,</w:t>
-      </w:r>
-      <w:r>
-        <w:t xml:space="preserve"> </w:t>
-      </w:r>
-      <w:r>
-        <w:t xml:space="preserve">quase todas nas recusas improvisadas, coerente com o não determinismo de</w:t>
-      </w:r>
-      <w:r>
-        <w:t xml:space="preserve"> </w:t>
-      </w:r>
-      <w:r>
-        <w:t xml:space="preserve">configurações</w:t>
-      </w:r>
-      <w:r>
-        <w:t xml:space="preserve"> </w:t>
-      </w:r>
-      <w:r>
-        <w:t xml:space="preserve">“deterministas”</w:t>
-      </w:r>
-      <w:r>
-        <w:t xml:space="preserve"> </w:t>
-      </w:r>
-      <w:r>
-        <w:t xml:space="preserve">em serviços hospedados descrito por Atıl</w:t>
-      </w:r>
-      <w:r>
-        <w:t xml:space="preserve"> </w:t>
-      </w:r>
-      <w:r>
-        <w:t xml:space="preserve">et al. (2025). Com semente fixa e pesos identificados, a inferência</w:t>
-      </w:r>
-      <w:r>
-        <w:t xml:space="preserve"> </w:t>
-      </w:r>
-      <w:r>
-        <w:t xml:space="preserve">local foi reproduzível, o que a torna preferível também para a auditoria</w:t>
-      </w:r>
-      <w:r>
-        <w:t xml:space="preserve"> </w:t>
-      </w:r>
-      <w:r>
-        <w:t xml:space="preserve">de resultados; a reprodução em outro hardware ou outra versão do</w:t>
-      </w:r>
-      <w:r>
-        <w:t xml:space="preserve"> </w:t>
-      </w:r>
-      <w:r>
-        <w:t xml:space="preserve">servidor não foi testada, e é justamente onde a literatura indica que o</w:t>
-      </w:r>
-      <w:r>
-        <w:t xml:space="preserve"> </w:t>
-      </w:r>
-      <w:r>
-        <w:t xml:space="preserve">determinismo costuma falhar.</w:t>
-      </w:r>
-    </w:p>
-    <w:bookmarkEnd w:id="41"/>
-    <w:bookmarkStart w:id="42" w:name="comparação-com-a-literatura"/>
+    <w:bookmarkStart w:id="41" w:name="comparação-com-a-literatura"/>
     <w:p>
       <w:pPr>
         <w:pStyle w:val="Heading2"/>
@@ -6322,14 +6279,195 @@
         <w:t xml:space="preserve">et al., 2026).</w:t>
       </w:r>
     </w:p>
+    <w:bookmarkEnd w:id="41"/>
+    <w:bookmarkStart w:id="42" w:name="limitações"/>
+    <w:p>
+      <w:pPr>
+        <w:pStyle w:val="Heading2"/>
+      </w:pPr>
+      <w:r>
+        <w:t xml:space="preserve">Limitações</w:t>
+      </w:r>
+    </w:p>
+    <w:p>
+      <w:pPr>
+        <w:pStyle w:val="FirstParagraph"/>
+      </w:pPr>
+      <w:r>
+        <w:t xml:space="preserve">Os conjuntos têm 18 perguntas legítimas e 25 adversariais, e os</w:t>
+      </w:r>
+      <w:r>
+        <w:t xml:space="preserve"> </w:t>
+      </w:r>
+      <w:r>
+        <w:t xml:space="preserve">intervalos de confiança largos impedem afirmar diferenças entre a</w:t>
+      </w:r>
+      <w:r>
+        <w:t xml:space="preserve"> </w:t>
+      </w:r>
+      <w:r>
+        <w:t xml:space="preserve">maioria das configurações. As perguntas, as referências e o sistema</w:t>
+      </w:r>
+      <w:r>
+        <w:t xml:space="preserve"> </w:t>
+      </w:r>
+      <w:r>
+        <w:t xml:space="preserve">foram escritos pelo mesmo autor; a leitura cega de um anotador</w:t>
+      </w:r>
+      <w:r>
+        <w:t xml:space="preserve"> </w:t>
+      </w:r>
+      <w:r>
+        <w:t xml:space="preserve">independente reduziu, mas não eliminou, esse viés. O schema tem quatro</w:t>
+      </w:r>
+      <w:r>
+        <w:t xml:space="preserve"> </w:t>
+      </w:r>
+      <w:r>
+        <w:t xml:space="preserve">tabelas e nenhuma junção, e o comportamento com dezenas de tabelas,</w:t>
+      </w:r>
+      <w:r>
+        <w:t xml:space="preserve"> </w:t>
+      </w:r>
+      <w:r>
+        <w:t xml:space="preserve">prompts maiores e permissões por coluna não foi avaliado. Os dados são</w:t>
+      </w:r>
+      <w:r>
+        <w:t xml:space="preserve"> </w:t>
+      </w:r>
+      <w:r>
+        <w:t xml:space="preserve">sintéticos, de modo que a conformidade com a LGPD só pôde ser</w:t>
+      </w:r>
+      <w:r>
+        <w:t xml:space="preserve"> </w:t>
+      </w:r>
+      <w:r>
+        <w:t xml:space="preserve">demonstrada como propriedade de projeto, e as normas da ANVISA foram</w:t>
+      </w:r>
+      <w:r>
+        <w:t xml:space="preserve"> </w:t>
+      </w:r>
+      <w:r>
+        <w:t xml:space="preserve">adotadas por analogia. A matriz de perfis foi desenhada pelo autor a</w:t>
+      </w:r>
+      <w:r>
+        <w:t xml:space="preserve"> </w:t>
+      </w:r>
+      <w:r>
+        <w:t xml:space="preserve">partir da finalidade de cada função e não foi validada em campo com um</w:t>
+      </w:r>
+      <w:r>
+        <w:t xml:space="preserve"> </w:t>
+      </w:r>
+      <w:r>
+        <w:t xml:space="preserve">hospital; para o gestor, a tabela de internações poderia ser exposta só</w:t>
+      </w:r>
+      <w:r>
+        <w:t xml:space="preserve"> </w:t>
+      </w:r>
+      <w:r>
+        <w:t xml:space="preserve">como agregados por tipo, faixa etária e situação, sem perda para as</w:t>
+      </w:r>
+      <w:r>
+        <w:t xml:space="preserve"> </w:t>
+      </w:r>
+      <w:r>
+        <w:t xml:space="preserve">perguntas avaliadas, o que reduziria o risco de reidentificação no</w:t>
+      </w:r>
+      <w:r>
+        <w:t xml:space="preserve"> </w:t>
+      </w:r>
+      <w:r>
+        <w:t xml:space="preserve">subconjunto em andamento. O k-anonimato imposto cobre o conjunto</w:t>
+      </w:r>
+      <w:r>
+        <w:t xml:space="preserve"> </w:t>
+      </w:r>
+      <w:r>
+        <w:t xml:space="preserve">completo de internações; no subconjunto das internações em andamento o k</w:t>
+      </w:r>
+      <w:r>
+        <w:t xml:space="preserve"> </w:t>
+      </w:r>
+      <w:r>
+        <w:t xml:space="preserve">mínimo é 3, e não há regra de supressão para o caso, esperado em dados</w:t>
+      </w:r>
+      <w:r>
+        <w:t xml:space="preserve"> </w:t>
+      </w:r>
+      <w:r>
+        <w:t xml:space="preserve">reais, de um grupo pequeno violar o limiar. Nome próprio na pergunta não</w:t>
+      </w:r>
+      <w:r>
+        <w:t xml:space="preserve"> </w:t>
+      </w:r>
+      <w:r>
+        <w:t xml:space="preserve">é filtrado, e a retenção do texto na trilha foi apenas projetada. Três</w:t>
+      </w:r>
+      <w:r>
+        <w:t xml:space="preserve"> </w:t>
+      </w:r>
+      <w:r>
+        <w:t xml:space="preserve">respostas a perguntas sem resposta seguiram sendo entregues com a</w:t>
+      </w:r>
+      <w:r>
+        <w:t xml:space="preserve"> </w:t>
+      </w:r>
+      <w:r>
+        <w:t xml:space="preserve">instrução de recusa, e a mitigação de alucinação foi, por isso,</w:t>
+      </w:r>
+      <w:r>
+        <w:t xml:space="preserve"> </w:t>
+      </w:r>
+      <w:r>
+        <w:t xml:space="preserve">considerada parcial. A reprodutibilidade exata foi verificada em uma</w:t>
+      </w:r>
+      <w:r>
+        <w:t xml:space="preserve"> </w:t>
+      </w:r>
+      <w:r>
+        <w:t xml:space="preserve">única máquina, e a latência do modelo local, de 4 a 5 segundos por</w:t>
+      </w:r>
+      <w:r>
+        <w:t xml:space="preserve"> </w:t>
+      </w:r>
+      <w:r>
+        <w:t xml:space="preserve">pergunta em um notebook, não foi avaliada frente a requisitos de uso. A</w:t>
+      </w:r>
+      <w:r>
+        <w:t xml:space="preserve"> </w:t>
+      </w:r>
+      <w:r>
+        <w:t xml:space="preserve">interação tem um único turno: o sistema não pede esclarecimento, não</w:t>
+      </w:r>
+      <w:r>
+        <w:t xml:space="preserve"> </w:t>
+      </w:r>
+      <w:r>
+        <w:t xml:space="preserve">mostra ao usuário a leitura que adotou e responde à pergunta ambígua com</w:t>
+      </w:r>
+      <w:r>
+        <w:t xml:space="preserve"> </w:t>
+      </w:r>
+      <w:r>
+        <w:t xml:space="preserve">uma das leituras possíveis; o anotador independente julgou ambíguas três</w:t>
+      </w:r>
+      <w:r>
+        <w:t xml:space="preserve"> </w:t>
+      </w:r>
+      <w:r>
+        <w:t xml:space="preserve">das 18 perguntas. A célula C4 com instrução de recusa não foi medida.</w:t>
+      </w:r>
+    </w:p>
     <w:bookmarkEnd w:id="42"/>
-    <w:bookmarkStart w:id="43" w:name="limitações"/>
-    <w:p>
-      <w:pPr>
-        <w:pStyle w:val="Heading2"/>
-      </w:pPr>
-      <w:r>
-        <w:t xml:space="preserve">Limitações</w:t>
+    <w:bookmarkEnd w:id="43"/>
+    <w:bookmarkStart w:id="44" w:name="conclusão"/>
+    <w:p>
+      <w:pPr>
+        <w:pStyle w:val="Heading1"/>
+      </w:pPr>
+      <w:r>
+        <w:t xml:space="preserve">Conclusão</w:t>
       </w:r>
     </w:p>
     <w:p>
@@ -6337,180 +6475,679 @@
         <w:pStyle w:val="FirstParagraph"/>
       </w:pPr>
       <w:r>
-        <w:t xml:space="preserve">Os conjuntos têm 18 perguntas legítimas e 25 adversariais, e os</w:t>
-      </w:r>
-      <w:r>
-        <w:t xml:space="preserve"> </w:t>
-      </w:r>
-      <w:r>
-        <w:t xml:space="preserve">intervalos de confiança largos impedem afirmar diferenças entre a</w:t>
-      </w:r>
-      <w:r>
-        <w:t xml:space="preserve"> </w:t>
-      </w:r>
-      <w:r>
-        <w:t xml:space="preserve">maioria das configurações. As perguntas, as referências e o sistema</w:t>
-      </w:r>
-      <w:r>
-        <w:t xml:space="preserve"> </w:t>
-      </w:r>
-      <w:r>
-        <w:t xml:space="preserve">foram escritos pelo mesmo autor; a leitura cega de um anotador</w:t>
-      </w:r>
-      <w:r>
-        <w:t xml:space="preserve"> </w:t>
-      </w:r>
-      <w:r>
-        <w:t xml:space="preserve">independente reduziu, mas não eliminou, esse viés. O schema tem quatro</w:t>
-      </w:r>
-      <w:r>
-        <w:t xml:space="preserve"> </w:t>
-      </w:r>
-      <w:r>
-        <w:t xml:space="preserve">tabelas e nenhuma junção, e o comportamento com dezenas de tabelas,</w:t>
-      </w:r>
-      <w:r>
-        <w:t xml:space="preserve"> </w:t>
-      </w:r>
-      <w:r>
-        <w:t xml:space="preserve">prompts maiores e permissões por coluna não foi avaliado. Os dados são</w:t>
-      </w:r>
-      <w:r>
-        <w:t xml:space="preserve"> </w:t>
-      </w:r>
-      <w:r>
-        <w:t xml:space="preserve">sintéticos, de modo que a conformidade com a LGPD só pôde ser</w:t>
-      </w:r>
-      <w:r>
-        <w:t xml:space="preserve"> </w:t>
-      </w:r>
-      <w:r>
-        <w:t xml:space="preserve">demonstrada como propriedade de projeto, e as normas da ANVISA foram</w:t>
-      </w:r>
-      <w:r>
-        <w:t xml:space="preserve"> </w:t>
-      </w:r>
-      <w:r>
-        <w:t xml:space="preserve">adotadas por analogia. A matriz de perfis foi desenhada pelo autor a</w:t>
-      </w:r>
-      <w:r>
-        <w:t xml:space="preserve"> </w:t>
-      </w:r>
-      <w:r>
-        <w:t xml:space="preserve">partir da finalidade de cada função e não foi validada em campo com um</w:t>
-      </w:r>
-      <w:r>
-        <w:t xml:space="preserve"> </w:t>
-      </w:r>
-      <w:r>
-        <w:t xml:space="preserve">hospital; para o gestor, a tabela de internações poderia ser exposta só</w:t>
-      </w:r>
-      <w:r>
-        <w:t xml:space="preserve"> </w:t>
-      </w:r>
-      <w:r>
-        <w:t xml:space="preserve">como agregados por tipo, faixa etária e situação, sem perda para as</w:t>
-      </w:r>
-      <w:r>
-        <w:t xml:space="preserve"> </w:t>
-      </w:r>
-      <w:r>
-        <w:t xml:space="preserve">perguntas avaliadas, o que reduziria o risco de reidentificação no</w:t>
-      </w:r>
-      <w:r>
-        <w:t xml:space="preserve"> </w:t>
-      </w:r>
-      <w:r>
-        <w:t xml:space="preserve">subconjunto em andamento. O k-anonimato imposto cobre o conjunto</w:t>
-      </w:r>
-      <w:r>
-        <w:t xml:space="preserve"> </w:t>
-      </w:r>
-      <w:r>
-        <w:t xml:space="preserve">completo de internações; no subconjunto das internações em andamento o k</w:t>
-      </w:r>
-      <w:r>
-        <w:t xml:space="preserve"> </w:t>
-      </w:r>
-      <w:r>
-        <w:t xml:space="preserve">mínimo é 3, e não há regra de supressão para o caso, esperado em dados</w:t>
-      </w:r>
-      <w:r>
-        <w:t xml:space="preserve"> </w:t>
-      </w:r>
-      <w:r>
-        <w:t xml:space="preserve">reais, de um grupo pequeno violar o limiar. Nome próprio na pergunta não</w:t>
-      </w:r>
-      <w:r>
-        <w:t xml:space="preserve"> </w:t>
-      </w:r>
-      <w:r>
-        <w:t xml:space="preserve">é filtrado, e a retenção do texto na trilha foi apenas projetada. Três</w:t>
-      </w:r>
-      <w:r>
-        <w:t xml:space="preserve"> </w:t>
-      </w:r>
-      <w:r>
-        <w:t xml:space="preserve">respostas a perguntas sem resposta seguiram sendo entregues com a</w:t>
-      </w:r>
-      <w:r>
-        <w:t xml:space="preserve"> </w:t>
-      </w:r>
-      <w:r>
-        <w:t xml:space="preserve">instrução de recusa, e a mitigação de alucinação foi, por isso,</w:t>
-      </w:r>
-      <w:r>
-        <w:t xml:space="preserve"> </w:t>
-      </w:r>
-      <w:r>
-        <w:t xml:space="preserve">considerada parcial. A reprodutibilidade exata foi verificada em uma</w:t>
-      </w:r>
-      <w:r>
-        <w:t xml:space="preserve"> </w:t>
-      </w:r>
-      <w:r>
-        <w:t xml:space="preserve">única máquina, e a latência do modelo local, de 4 a 5 segundos por</w:t>
-      </w:r>
-      <w:r>
-        <w:t xml:space="preserve"> </w:t>
-      </w:r>
-      <w:r>
-        <w:t xml:space="preserve">pergunta em um notebook, não foi avaliada frente a requisitos de uso. A</w:t>
-      </w:r>
-      <w:r>
-        <w:t xml:space="preserve"> </w:t>
-      </w:r>
-      <w:r>
-        <w:t xml:space="preserve">interação tem um único turno: o sistema não pede esclarecimento, não</w:t>
-      </w:r>
-      <w:r>
-        <w:t xml:space="preserve"> </w:t>
-      </w:r>
-      <w:r>
-        <w:t xml:space="preserve">mostra ao usuário a leitura que adotou e responde à pergunta ambígua com</w:t>
-      </w:r>
-      <w:r>
-        <w:t xml:space="preserve"> </w:t>
-      </w:r>
-      <w:r>
-        <w:t xml:space="preserve">uma das leituras possíveis; o anotador independente julgou ambíguas três</w:t>
-      </w:r>
-      <w:r>
-        <w:t xml:space="preserve"> </w:t>
-      </w:r>
-      <w:r>
-        <w:t xml:space="preserve">das 18 perguntas. A célula C4 com instrução de recusa não foi medida.</w:t>
-      </w:r>
-    </w:p>
-    <w:bookmarkEnd w:id="43"/>
+        <w:t xml:space="preserve">A arquitetura de referência proposta foi implementada como protótipo</w:t>
+      </w:r>
+      <w:r>
+        <w:t xml:space="preserve"> </w:t>
+      </w:r>
+      <w:r>
+        <w:t xml:space="preserve">funcional e avaliada com execução real, e os cinco objetivos específicos</w:t>
+      </w:r>
+      <w:r>
+        <w:t xml:space="preserve"> </w:t>
+      </w:r>
+      <w:r>
+        <w:t xml:space="preserve">foram cumpridos no escopo ajustado declarado na Metodologia, do</w:t>
+      </w:r>
+      <w:r>
+        <w:t xml:space="preserve"> </w:t>
+      </w:r>
+      <w:r>
+        <w:t xml:space="preserve">levantamento da literatura ao protótipo avaliado com hipóteses</w:t>
+      </w:r>
+      <w:r>
+        <w:t xml:space="preserve"> </w:t>
+      </w:r>
+      <w:r>
+        <w:t xml:space="preserve">registradas antes dos números.</w:t>
+      </w:r>
+    </w:p>
+    <w:p>
+      <w:pPr>
+        <w:pStyle w:val="BodyText"/>
+      </w:pPr>
+      <w:r>
+        <w:t xml:space="preserve">A hipótese tem duas partes, com respostas diferentes. Quanto à acurácia,</w:t>
+      </w:r>
+      <w:r>
+        <w:t xml:space="preserve"> </w:t>
+      </w:r>
+      <w:r>
+        <w:t xml:space="preserve">o veredito é o mesmo enunciado no Resumo: o limiar previsto foi atingido na estimativa pontual só com o modelo</w:t>
+      </w:r>
+      <w:r>
+        <w:t xml:space="preserve"> </w:t>
+      </w:r>
+      <w:r>
+        <w:t xml:space="preserve">comercial, tanto sob o prompt que descreve o schema e informa o escopo</w:t>
+      </w:r>
+      <w:r>
+        <w:t xml:space="preserve"> </w:t>
+      </w:r>
+      <w:r>
+        <w:t xml:space="preserve">quanto na configuração operacional que autoriza a recusa, e não foi</w:t>
+      </w:r>
+      <w:r>
+        <w:t xml:space="preserve"> </w:t>
+      </w:r>
+      <w:r>
+        <w:t xml:space="preserve">atingido com o modelo aberto executado localmente, e o tamanho do conjunto de perguntas impede</w:t>
+      </w:r>
+      <w:r>
+        <w:t xml:space="preserve"> </w:t>
+      </w:r>
+      <w:r>
+        <w:t xml:space="preserve">afirmar de que lado do limiar está o valor verdadeiro. Cabe separar o</w:t>
+      </w:r>
+      <w:r>
+        <w:t xml:space="preserve"> </w:t>
+      </w:r>
+      <w:r>
+        <w:t xml:space="preserve">que é da arquitetura do que é do modelo: o nível de acurácia é</w:t>
+      </w:r>
+      <w:r>
+        <w:t xml:space="preserve"> </w:t>
+      </w:r>
+      <w:r>
+        <w:t xml:space="preserve">propriedade do modelo e do prompt, e a arquitetura, por si, apenas o</w:t>
+      </w:r>
+      <w:r>
+        <w:t xml:space="preserve"> </w:t>
+      </w:r>
+      <w:r>
+        <w:t xml:space="preserve">preserva ou o reduz; o que a arquitetura respondeu foi que não o reduziu</w:t>
+      </w:r>
+      <w:r>
+        <w:t xml:space="preserve"> </w:t>
+      </w:r>
+      <w:r>
+        <w:t xml:space="preserve">por recusa indevida e que garantiu o escopo em todas as configurações. Quanto à</w:t>
+      </w:r>
+      <w:r>
+        <w:t xml:space="preserve"> </w:t>
+      </w:r>
+      <w:r>
+        <w:t xml:space="preserve">conformidade, com dados sintéticos a lei não incide, e o que se</w:t>
+      </w:r>
+      <w:r>
+        <w:t xml:space="preserve"> </w:t>
+      </w:r>
+      <w:r>
+        <w:t xml:space="preserve">demonstrou foi uma arquitetura projetada para atender aos princípios da</w:t>
+      </w:r>
+      <w:r>
+        <w:t xml:space="preserve"> </w:t>
+      </w:r>
+      <w:r>
+        <w:t xml:space="preserve">LGPD, com proteção dos dados verificada por teste sobre o conjunto completo,</w:t>
+      </w:r>
+      <w:r>
+        <w:t xml:space="preserve"> </w:t>
+      </w:r>
+      <w:r>
+        <w:t xml:space="preserve">escopo de acesso garantido por verificador em código e auditoria</w:t>
+      </w:r>
+      <w:r>
+        <w:t xml:space="preserve"> </w:t>
+      </w:r>
+      <w:r>
+        <w:t xml:space="preserve">encadeada; a parte relativa às normas da ANVISA não pôde ser testada,</w:t>
+      </w:r>
+      <w:r>
+        <w:t xml:space="preserve"> </w:t>
+      </w:r>
+      <w:r>
+        <w:t xml:space="preserve">porque a norma não incide sobre software de gestão sem finalidade</w:t>
+      </w:r>
+      <w:r>
+        <w:t xml:space="preserve"> </w:t>
+      </w:r>
+      <w:r>
+        <w:t xml:space="preserve">clínica, e foi tratada por analogia.</w:t>
+      </w:r>
+    </w:p>
+    <w:p>
+      <w:pPr>
+        <w:pStyle w:val="BodyText"/>
+      </w:pPr>
+      <w:r>
+        <w:t xml:space="preserve">Em resposta à pergunta de pesquisa, a governança integrada não gerou</w:t>
+      </w:r>
+      <w:r>
+        <w:t xml:space="preserve"> </w:t>
+      </w:r>
+      <w:r>
+        <w:t xml:space="preserve">recusa indevida. Nenhuma pergunta dentro do escopo do perfil foi recusada quando o prompt</w:t>
+      </w:r>
+      <w:r>
+        <w:t xml:space="preserve"> </w:t>
+      </w:r>
+      <w:r>
+        <w:t xml:space="preserve">informou esse escopo; a configuração operacional pagou por isso uma</w:t>
+      </w:r>
+      <w:r>
+        <w:t xml:space="preserve"> </w:t>
+      </w:r>
+      <w:r>
+        <w:t xml:space="preserve">regressão pontual em pergunta legítima, respondida de outro modo depois</w:t>
+      </w:r>
+      <w:r>
+        <w:t xml:space="preserve"> </w:t>
+      </w:r>
+      <w:r>
+        <w:t xml:space="preserve">que o modelo foi autorizado a recusar; e o custo da governança apareceu</w:t>
+      </w:r>
+      <w:r>
+        <w:t xml:space="preserve"> </w:t>
+      </w:r>
+      <w:r>
+        <w:t xml:space="preserve">onde deve aparecer, na negação de perguntas para as quais o perfil não</w:t>
+      </w:r>
+      <w:r>
+        <w:t xml:space="preserve"> </w:t>
+      </w:r>
+      <w:r>
+        <w:t xml:space="preserve">tem finalidade. A garantia de</w:t>
+      </w:r>
+      <w:r>
+        <w:t xml:space="preserve"> </w:t>
+      </w:r>
+      <w:r>
+        <w:t xml:space="preserve">escopo veio do verificador determinista, que barrou todas as instruções</w:t>
+      </w:r>
+      <w:r>
+        <w:t xml:space="preserve"> </w:t>
+      </w:r>
+      <w:r>
+        <w:t xml:space="preserve">injetadas às quais o modelo obedeceu e não deixou passar nenhuma linha</w:t>
+      </w:r>
+      <w:r>
+        <w:t xml:space="preserve"> </w:t>
+      </w:r>
+      <w:r>
+        <w:t xml:space="preserve">fora do perfil; a garantia de pertinência não veio de lugar algum até que o modelo fosse</w:t>
+      </w:r>
+      <w:r>
+        <w:t xml:space="preserve"> </w:t>
+      </w:r>
+      <w:r>
+        <w:t xml:space="preserve">autorizado a recusar, e mesmo então permaneceu incompleta; sem esse</w:t>
+      </w:r>
+      <w:r>
+        <w:t xml:space="preserve"> </w:t>
+      </w:r>
+      <w:r>
+        <w:t xml:space="preserve">canal, o modelo comercial codificou recusas como consultas vazias ou</w:t>
+      </w:r>
+      <w:r>
+        <w:t xml:space="preserve"> </w:t>
+      </w:r>
+      <w:r>
+        <w:t xml:space="preserve">mensagens, que o sistema entregou como resposta.</w:t>
+      </w:r>
+      <w:r>
+        <w:t xml:space="preserve"> </w:t>
+      </w:r>
+      <w:r>
+        <w:t xml:space="preserve">A separação entre esses dois tipos de garantia, e a medição de cada um</w:t>
+      </w:r>
+      <w:r>
+        <w:t xml:space="preserve"> </w:t>
+      </w:r>
+      <w:r>
+        <w:t xml:space="preserve">sob verificador determinista, é a contribuição do trabalho.</w:t>
+      </w:r>
+    </w:p>
+    <w:p>
+      <w:pPr>
+        <w:pStyle w:val="BodyText"/>
+      </w:pPr>
+      <w:r>
+        <w:t xml:space="preserve">Além dos resultados de arquitetura, dois resultados de método merecem</w:t>
+      </w:r>
+      <w:r>
+        <w:t xml:space="preserve"> </w:t>
+      </w:r>
+      <w:r>
+        <w:t xml:space="preserve">registro. O desenho do prompt reduziu de forma acentuada a distância entre um</w:t>
+      </w:r>
+      <w:r>
+        <w:t xml:space="preserve"> </w:t>
+      </w:r>
+      <w:r>
+        <w:t xml:space="preserve">modelo local gratuito e um modelo comercial, o que torna a implantação</w:t>
+      </w:r>
+      <w:r>
+        <w:t xml:space="preserve"> </w:t>
+      </w:r>
+      <w:r>
+        <w:t xml:space="preserve">local, sem saída de dados</w:t>
+      </w:r>
+      <w:r>
+        <w:t xml:space="preserve"> </w:t>
+      </w:r>
+      <w:r>
+        <w:t xml:space="preserve">e com inferência repetível entre dias, uma opção defensável para</w:t>
+      </w:r>
+      <w:r>
+        <w:t xml:space="preserve"> </w:t>
+      </w:r>
+      <w:r>
+        <w:t xml:space="preserve">hospitais. E o pré-registro das hipóteses, somado à execução real, expôs</w:t>
+      </w:r>
+      <w:r>
+        <w:t xml:space="preserve"> </w:t>
+      </w:r>
+      <w:r>
+        <w:t xml:space="preserve">previsões erradas, custos não previstos e defeitos no próprio instrumento</w:t>
+      </w:r>
+      <w:r>
+        <w:t xml:space="preserve"> </w:t>
+      </w:r>
+      <w:r>
+        <w:t xml:space="preserve">de medição, todos reportados ou corrigidos antes de qualquer número ser</w:t>
+      </w:r>
+      <w:r>
+        <w:t xml:space="preserve"> </w:t>
+      </w:r>
+      <w:r>
+        <w:t xml:space="preserve">divulgado.</w:t>
+      </w:r>
+    </w:p>
+    <w:p>
+      <w:pPr>
+        <w:pStyle w:val="BodyText"/>
+      </w:pPr>
+      <w:r>
+        <w:t xml:space="preserve">Como trabalhos futuros indicam-se a ampliação do conjunto de perguntas</w:t>
+      </w:r>
+      <w:r>
+        <w:t xml:space="preserve"> </w:t>
+      </w:r>
+      <w:r>
+        <w:t xml:space="preserve">com itens escritos por profissionais de hospital, a extensão do controle de acesso à granularidade de coluna, a</w:t>
+      </w:r>
+      <w:r>
+        <w:t xml:space="preserve"> </w:t>
+      </w:r>
+      <w:r>
+        <w:t xml:space="preserve">implementação da retenção e do expurgo do texto das perguntas na trilha</w:t>
+      </w:r>
+      <w:r>
+        <w:t xml:space="preserve"> </w:t>
+      </w:r>
+      <w:r>
+        <w:t xml:space="preserve">de auditoria, a exibição ao usuário da leitura adotada pelo sistema e do</w:t>
+      </w:r>
+      <w:r>
+        <w:t xml:space="preserve"> </w:t>
+      </w:r>
+      <w:r>
+        <w:t xml:space="preserve">motivo de cada recusa, e a avaliação em</w:t>
+      </w:r>
+      <w:r>
+        <w:t xml:space="preserve"> </w:t>
+      </w:r>
+      <w:r>
+        <w:t xml:space="preserve">um schema de dezenas de tabelas, condição em que a viabilidade aqui</w:t>
+      </w:r>
+      <w:r>
+        <w:t xml:space="preserve"> </w:t>
+      </w:r>
+      <w:r>
+        <w:t xml:space="preserve">observada precisa ser reexaminada.</w:t>
+      </w:r>
+    </w:p>
     <w:bookmarkEnd w:id="44"/>
-    <w:bookmarkStart w:id="45" w:name="conclusão"/>
+    <w:bookmarkStart w:id="45" w:name="referências"/>
     <w:p>
       <w:pPr>
         <w:pStyle w:val="Heading1"/>
       </w:pPr>
       <w:r>
-        <w:t xml:space="preserve">Conclusão</w:t>
+        <w:t xml:space="preserve">Referências</w:t>
+      </w:r>
+    </w:p>
+    <w:p>
+      <w:pPr>
+        <w:pStyle w:val="Referencia"/>
+      </w:pPr>
+      <w:r>
+        <w:t xml:space="preserve">Abedini, S.; Mohapatra, S.; Emerson, D.B.; Shafieinejad, M.; Cresswell, J.C.; He, X. 2025. MaskSQL: safeguarding privacy for LLM-based text-to-SQL via abstraction. arXiv:2509.23459 (aceito no 3rd Workshop on Regulatable ML, NeurIPS 2025). Disponível em: &lt;https://arxiv.org/abs/2509.23459&gt;. Acesso em: 22 set. 2026.</w:t>
+      </w:r>
+    </w:p>
+    <w:p>
+      <w:pPr>
+        <w:pStyle w:val="Referencia"/>
+      </w:pPr>
+      <w:r>
+        <w:t xml:space="preserve">Affolter, K.; Stockinger, K.; Bernstein, A. 2019. A comparative survey of recent natural language interfaces for databases. The VLDB Journal 28(5): 793-819.</w:t>
+      </w:r>
+    </w:p>
+    <w:p>
+      <w:pPr>
+        <w:pStyle w:val="Referencia"/>
+      </w:pPr>
+      <w:r>
+        <w:t xml:space="preserve">Agência Nacional de Vigilância Sanitária [ANVISA]. 2022. Resolução da Diretoria Colegiada RDC nº 657, de 24 de março de 2022. Dispõe sobre a regularização de software como dispositivo médico (Software as a Medical Device, SaMD). Diário Oficial da União, Brasília, 30 mar. 2022. Seção 1, p. 330-331.</w:t>
+      </w:r>
+    </w:p>
+    <w:p>
+      <w:pPr>
+        <w:pStyle w:val="Referencia"/>
+      </w:pPr>
+      <w:r>
+        <w:t xml:space="preserve">Al Attrach, R.; Moreira, P.; Fani, R.; Umeton, R.; Fiske, A.; Celi, L.A. 2026. M3: conversational LLMs simplify secure clinical data access, understanding, and analysis. PLOS Digital Health 5(9): e0001671.</w:t>
+      </w:r>
+    </w:p>
+    <w:p>
+      <w:pPr>
+        <w:pStyle w:val="Referencia"/>
+      </w:pPr>
+      <w:r>
+        <w:t xml:space="preserve">Angelov, S.; Grefen, P.; Greefhorst, D. 2012. A framework for analysis and design of software reference architectures. Information and Software Technology 54(4): 417-431.</w:t>
+      </w:r>
+    </w:p>
+    <w:p>
+      <w:pPr>
+        <w:pStyle w:val="Referencia"/>
+      </w:pPr>
+      <w:r>
+        <w:t xml:space="preserve">Armbrust, M.; Ghodsi, A.; Xin, R.; Zaharia, M. 2021. Lakehouse: a new generation of open platforms that unify data warehousing and advanced analytics. In: Conference on Innovative Data Systems Research (CIDR), 11., 2021, evento virtual. Anais… Disponível em: &lt;https://www.cidrdb.org/cidr2021/papers/cidr2021_paper17.pdf&gt;. Acesso em: 22 set. 2026.</w:t>
+      </w:r>
+    </w:p>
+    <w:p>
+      <w:pPr>
+        <w:pStyle w:val="Referencia"/>
+      </w:pPr>
+      <w:r>
+        <w:t xml:space="preserve">Atıl, B.; Aykent, S.; Chittams, A.; Fu, L.; Passonneau, R.J.; Radcliffe, E.; Rajagopal, G.R.; Sloan, A.; Tudrej, T.; Ture, F.; Wu, Z.; Xu, L.; Baldwin, B. 2025. Non-determinism of</w:t>
+      </w:r>
+      <w:r>
+        <w:t xml:space="preserve"> </w:t>
+      </w:r>
+      <w:r>
+        <w:t xml:space="preserve">“deterministic”</w:t>
+      </w:r>
+      <w:r>
+        <w:t xml:space="preserve"> </w:t>
+      </w:r>
+      <w:r>
+        <w:t xml:space="preserve">LLM system settings in hosted environments. In: Workshop on Evaluation and Comparison of NLP Systems (Eval4NLP), 5., 2025. Anais… Association for Computational Linguistics, p. 135-148.</w:t>
+      </w:r>
+    </w:p>
+    <w:p>
+      <w:pPr>
+        <w:pStyle w:val="Referencia"/>
+      </w:pPr>
+      <w:r>
+        <w:t xml:space="preserve">Autoridade Nacional de Proteção de Dados [ANPD]. 2024. Radar tecnológico: inteligência artificial generativa. Disponível em: &lt;https://www.gov.br/anpd/pt-br/documentos-e-publicacoes/documentos-de-publicacoes/radar_tecnologico_ia_generativa_anpd.pdf&gt;. Acesso em: 10 jun. 2026.</w:t>
+      </w:r>
+    </w:p>
+    <w:p>
+      <w:pPr>
+        <w:pStyle w:val="Referencia"/>
+      </w:pPr>
+      <w:r>
+        <w:t xml:space="preserve">Brasil. 2018. Lei nº 13.709, de 14 de agosto de 2018. Lei Geral de Proteção de Dados Pessoais (LGPD). Diário Oficial da União, Brasília, 15 ago. 2018. Seção 1, p. 59.</w:t>
+      </w:r>
+    </w:p>
+    <w:p>
+      <w:pPr>
+        <w:pStyle w:val="Referencia"/>
+      </w:pPr>
+      <w:r>
+        <w:t xml:space="preserve">Brown, L.D.; Cai, T.T.; DasGupta, A. 2001. Interval estimation for a binomial proportion. Statistical Science 16(2): 101-133.</w:t>
+      </w:r>
+    </w:p>
+    <w:p>
+      <w:pPr>
+        <w:pStyle w:val="Referencia"/>
+      </w:pPr>
+      <w:r>
+        <w:t xml:space="preserve">El Emam, K.; Arbuckle, L. 2013. Anonymizing Health Data: Case studies and methods to get you started. O’Reilly Media, Sebastopol, CA, USA.</w:t>
+      </w:r>
+    </w:p>
+    <w:p>
+      <w:pPr>
+        <w:pStyle w:val="Referencia"/>
+      </w:pPr>
+      <w:r>
+        <w:t xml:space="preserve">European Data Protection Board [EDPB]. 2025. Guidelines 01/2025 on pseudonymisation. Disponível em: &lt;https://www.edpb.europa.eu/system/files/2025-01/edpb_guidelines_202501_pseudonymisation_en.pdf&gt;. Acesso em: 13 set. 2026.</w:t>
+      </w:r>
+    </w:p>
+    <w:p>
+      <w:pPr>
+        <w:pStyle w:val="Referencia"/>
+      </w:pPr>
+      <w:r>
+        <w:t xml:space="preserve">European Union Agency for Cybersecurity [ENISA]. 2022. Deploying pseudonymisation techniques: the case of the health sector. Disponível em: &lt;https://www.enisa.europa.eu/publications/deploying-pseudonymisation-techniques&gt;. Acesso em: 13 set. 2026.</w:t>
+      </w:r>
+    </w:p>
+    <w:p>
+      <w:pPr>
+        <w:pStyle w:val="Referencia"/>
+      </w:pPr>
+      <w:r>
+        <w:t xml:space="preserve">Fei, Y.; Jiang, Y.; Yang, Y.; Xiao, X. 2026. Benchmarking text-to-SQL under role-based access control. arXiv:2607.22115 (aceito no ACM SIGMOD 2027). Disponível em: &lt;https://arxiv.org/abs/2607.22115&gt;. Acesso em: 22 set. 2026.</w:t>
+      </w:r>
+    </w:p>
+    <w:p>
+      <w:pPr>
+        <w:pStyle w:val="Referencia"/>
+      </w:pPr>
+      <w:r>
+        <w:t xml:space="preserve">Gao, D.; Wang, H.; Li, Y.; Sun, X.; Qian, Y.; Ding, B.; Zhou, J. 2024. Text-to-SQL empowered by large language models: a benchmark evaluation. Proceedings of the VLDB Endowment 17(5): 1132-1145.</w:t>
+      </w:r>
+    </w:p>
+    <w:p>
+      <w:pPr>
+        <w:pStyle w:val="Referencia"/>
+      </w:pPr>
+      <w:r>
+        <w:t xml:space="preserve">Hevner, A.R.; March, S.T.; Park, J.; Ram, S. 2004. Design science in information systems research. MIS Quarterly 28(1): 75-105.</w:t>
+      </w:r>
+    </w:p>
+    <w:p>
+      <w:pPr>
+        <w:pStyle w:val="Referencia"/>
+      </w:pPr>
+      <w:r>
+        <w:t xml:space="preserve">Hui, B.; Yang, J.; Cui, Z.; Yang, J.; Liu, D.; Zhang, L.; Liu, T.; Zhang, J.; Yu, B.; Lu, K.; Dang, K.; Fan, Y.; Zhang, Y.; Yang, A.; Men, R.; Huang, F.; Zheng, B.; Miao, Y.; Quan, S.; Feng, Y.; Ren, X.; Ren, X.; Zhou, J.; Lin, J. 2024. Qwen2.5-Coder technical report. arXiv:2409.12186. Disponível em: &lt;https://arxiv.org/abs/2409.12186&gt;. Acesso em: 22 set. 2026.</w:t>
+      </w:r>
+    </w:p>
+    <w:p>
+      <w:pPr>
+        <w:pStyle w:val="Referencia"/>
+      </w:pPr>
+      <w:r>
+        <w:t xml:space="preserve">Kent, K.; Souppaya, M. 2006. Guide to Computer Security Log Management. NIST Special Publication 800-92. National Institute of Standards and Technology, Gaithersburg, MD, USA.</w:t>
+      </w:r>
+    </w:p>
+    <w:p>
+      <w:pPr>
+        <w:pStyle w:val="Referencia"/>
+      </w:pPr>
+      <w:r>
+        <w:t xml:space="preserve">Klisura, Đ.; Khoury, J.; Kundu, A.; Krishnan, R.; Rios, A. 2026. Role-conditioned refusals: evaluating access control reasoning in large language models. In: Findings of the Association for Computational Linguistics: EACL 2026, 2026, Rabat, Marrocos. Anais… Association for Computational Linguistics, p. 6018-6034.</w:t>
+      </w:r>
+    </w:p>
+    <w:p>
+      <w:pPr>
+        <w:pStyle w:val="Referencia"/>
+      </w:pPr>
+      <w:r>
+        <w:t xml:space="preserve">Lee, G.; Hwang, H.; Bae, S.; Kwon, Y.; Shin, W.; Yang, S.; Seo, M.; Kim, J.-Y.; Choi, E. 2022. EHRSQL: a practical text-to-SQL benchmark for electronic health records. In: Conference on Neural Information Processing Systems (NeurIPS), Datasets and Benchmarks Track, 36., 2022, New Orleans, LA, USA. Anais… Advances in Neural Information Processing Systems 35, p. 15589-15601.</w:t>
+      </w:r>
+    </w:p>
+    <w:p>
+      <w:pPr>
+        <w:pStyle w:val="Referencia"/>
+      </w:pPr>
+      <w:r>
+        <w:t xml:space="preserve">Lee, G.; Kweon, S.; Bae, S.; Choi, E. 2024a. Overview of the EHRSQL 2024 shared task on reliable text-to-SQL modeling on electronic health records. In: Clinical Natural Language Processing Workshop, 6., 2024, Mexico City, Mexico. Anais… Association for Computational Linguistics, p. 644-654.</w:t>
+      </w:r>
+    </w:p>
+    <w:p>
+      <w:pPr>
+        <w:pStyle w:val="Referencia"/>
+      </w:pPr>
+      <w:r>
+        <w:t xml:space="preserve">Lee, G.; Chay, W.; Cho, S.; Choi, E. 2024b. TrustSQL: benchmarking text-to-SQL reliability with penalty-based scoring. arXiv:2403.15879. Disponível em: &lt;https://arxiv.org/abs/2403.15879&gt;. Acesso em: 22 set. 2026.</w:t>
+      </w:r>
+    </w:p>
+    <w:p>
+      <w:pPr>
+        <w:pStyle w:val="Referencia"/>
+      </w:pPr>
+      <w:r>
+        <w:t xml:space="preserve">Li, J.; Hui, B.; Qu, G.; Yang, J.; Li, B.; Li, B.; Wang, B.; Qin, B.; Geng, R.; Huo, N.; Zhou, X.; Ma, C.; Li, G.; Chang, K.; Huang, F.; Cheng, R.; Li, Y. 2023. Can LLM already serve as a database interface? A big bench for large-scale database grounded text-to-SQLs. In: Conference on Neural Information Processing Systems (NeurIPS), Datasets and Benchmarks Track, 37., 2023, New Orleans, LA, USA. Anais… Advances in Neural Information Processing Systems 36, p. 42330-42357.</w:t>
+      </w:r>
+    </w:p>
+    <w:p>
+      <w:pPr>
+        <w:pStyle w:val="Referencia"/>
+      </w:pPr>
+      <w:r>
+        <w:t xml:space="preserve">Li, J.; Zhang, Y.; Zhao, J.; He, S.; Li, D. 2026. Harnessing the potential of LLMs in hospital management: insights into medical data inquiry. The International Journal of Health Planning and Management (publicação antecipada). DOI: 10.1002/hpm.70106.</w:t>
+      </w:r>
+    </w:p>
+    <w:p>
+      <w:pPr>
+        <w:pStyle w:val="Referencia"/>
+      </w:pPr>
+      <w:r>
+        <w:t xml:space="preserve">Liu, W.; Qu, B.; Mallya, P.; Wu, J.; Thomas, K.; Hall, J.L.; Zhao, J.; Yin, Z. 2026. Optimizing an LLM-based clinical data querying system using metadata enrichment and task decomposition. AMIA Joint Summits on Translational Science Proceedings 2026: 277-286.</w:t>
+      </w:r>
+    </w:p>
+    <w:p>
+      <w:pPr>
+        <w:pStyle w:val="Referencia"/>
+      </w:pPr>
+      <w:r>
+        <w:t xml:space="preserve">Maamari, K.; Abubaker, F.; Jaroslawicz, D.; Mhedhbi, A. 2024. The death of schema linking? Text-to-SQL in the age of well-reasoned language models. arXiv:2408.07702 (apresentado no Table Representation Learning Workshop, NeurIPS 2024). Disponível em: &lt;https://arxiv.org/abs/2408.07702&gt;. Acesso em: 22 set. 2026.</w:t>
+      </w:r>
+    </w:p>
+    <w:p>
+      <w:pPr>
+        <w:pStyle w:val="Referencia"/>
+      </w:pPr>
+      <w:r>
+        <w:t xml:space="preserve">Miyamoto, R.; Fan, X.; Yamana, H. 2026. Policy-conditioned constrained decoding for column-level access control in text-to-SQL. arXiv:2607.12341. Disponível em: &lt;https://arxiv.org/abs/2607.12341&gt;. Acesso em: 22 set. 2026.</w:t>
+      </w:r>
+    </w:p>
+    <w:p>
+      <w:pPr>
+        <w:pStyle w:val="Referencia"/>
+      </w:pPr>
+      <w:r>
+        <w:t xml:space="preserve">National Institute of Standards and Technology [NIST]. 2023. Artificial Intelligence Risk Management Framework (AI RMF 1.0). NIST AI 100-1. NIST, Gaithersburg, MD, USA.</w:t>
+      </w:r>
+    </w:p>
+    <w:p>
+      <w:pPr>
+        <w:pStyle w:val="Referencia"/>
+      </w:pPr>
+      <w:r>
+        <w:t xml:space="preserve">OWASP Foundation. 2025. OWASP Top 10 for LLM Applications 2025. Disponível em: &lt;https://owasp.org/www-project-top-10-for-large-language-model-applications/&gt;. Acesso em: 8 set. 2026.</w:t>
+      </w:r>
+    </w:p>
+    <w:p>
+      <w:pPr>
+        <w:pStyle w:val="Referencia"/>
+      </w:pPr>
+      <w:r>
+        <w:t xml:space="preserve">Pedro, R.; Coimbra, M.E.; Castro, D.; Carreira, P.; Santos, N. 2025. Prompt-to-SQL injections in LLM-integrated web applications: risks and defenses. In: IEEE/ACM International Conference on Software Engineering (ICSE), 47., 2025, Ottawa, Canada. Anais… p. 1768-1780.</w:t>
+      </w:r>
+    </w:p>
+    <w:p>
+      <w:pPr>
+        <w:pStyle w:val="Referencia"/>
+      </w:pPr>
+      <w:r>
+        <w:t xml:space="preserve">Prodanov, C.C.; Freitas, E.C. de. 2013. Metodologia do Trabalho Científico: Métodos e técnicas da pesquisa e do trabalho acadêmico. 2ed. Feevale, Novo Hamburgo, RS, Brasil.</w:t>
+      </w:r>
+    </w:p>
+    <w:p>
+      <w:pPr>
+        <w:pStyle w:val="Referencia"/>
+      </w:pPr>
+      <w:r>
+        <w:t xml:space="preserve">Rebedea, T.; Dinu, R.; Sreedhar, M.N.; Parisien, C.; Cohen, J. 2023. NeMo Guardrails: a toolkit for controllable and safe LLM applications with programmable rails. In: Conference on Empirical Methods in Natural Language Processing (EMNLP), System Demonstrations, 2023, Singapore. Anais… Association for Computational Linguistics, p. 431-445.</w:t>
+      </w:r>
+    </w:p>
+    <w:p>
+      <w:pPr>
+        <w:pStyle w:val="Referencia"/>
+      </w:pPr>
+      <w:r>
+        <w:t xml:space="preserve">Schneier, B.; Kelsey, J. 1999. Secure audit logs to support computer forensics. ACM Transactions on Information and System Security 2(2): 159-176.</w:t>
+      </w:r>
+    </w:p>
+    <w:p>
+      <w:pPr>
+        <w:pStyle w:val="Referencia"/>
+      </w:pPr>
+      <w:r>
+        <w:t xml:space="preserve">Shi, L.; Tang, Z.; Zhang, N.; Zhang, X.; Yang, Z. 2025. A survey on employing large language models for text-to-SQL tasks. ACM Computing Surveys 58(2): 1-37.</w:t>
+      </w:r>
+    </w:p>
+    <w:p>
+      <w:pPr>
+        <w:pStyle w:val="Referencia"/>
+      </w:pPr>
+      <w:r>
+        <w:t xml:space="preserve">Sweeney, L. 2002. k-anonymity: a model for protecting privacy. International Journal of Uncertainty, Fuzziness and Knowledge-Based Systems 10(5): 557-570.</w:t>
+      </w:r>
+    </w:p>
+    <w:p>
+      <w:pPr>
+        <w:pStyle w:val="Referencia"/>
+      </w:pPr>
+      <w:r>
+        <w:t xml:space="preserve">Tanković, N.; Šajina, R.; Lorencin, I. 2025. Transforming medical data access: the role and challenges of recent language models in SQL query automation. Algorithms 18(3): 124.</w:t>
+      </w:r>
+    </w:p>
+    <w:p>
+      <w:pPr>
+        <w:pStyle w:val="Referencia"/>
+      </w:pPr>
+      <w:r>
+        <w:t xml:space="preserve">Waltl, J. 2025. LETHE-Chat: Schema-aware LLM agents for text-to-SQL on clinical trial databases. Dissertação de Mestrado em Ciências. FH Joanneum, Graz, Áustria.</w:t>
+      </w:r>
+    </w:p>
+    <w:p>
+      <w:pPr>
+        <w:pStyle w:val="Referencia"/>
+      </w:pPr>
+      <w:r>
+        <w:t xml:space="preserve">World Health Organization [WHO]. 2024. Ethics and Governance of Artificial Intelligence for Health: Guidance on large multi-modal models. WHO, Geneva, Switzerland.</w:t>
+      </w:r>
+    </w:p>
+    <w:p>
+      <w:pPr>
+        <w:pStyle w:val="Referencia"/>
+      </w:pPr>
+      <w:r>
+        <w:t xml:space="preserve">Yin, R.K. 2015. Estudo de Caso: Planejamento e métodos. 5ed. Bookman, Porto Alegre, RS, Brasil.</w:t>
+      </w:r>
+    </w:p>
+    <w:p>
+      <w:pPr>
+        <w:pStyle w:val="Referencia"/>
+      </w:pPr>
+      <w:r>
+        <w:t xml:space="preserve">Yu, T.; Zhang, R.; Yang, K.; Yasunaga, M.; Wang, D.; Li, Z.; Ma, J.; Li, I.; Yao, Q.; Roman, S.; Zhang, Z.; Radev, D. 2018. Spider: a large-scale human-labeled dataset for complex and cross-domain semantic parsing and text-to-SQL task. In: Conference on Empirical Methods in Natural Language Processing (EMNLP), 2018, Brussels, Belgium. Anais… Association for Computational Linguistics, p. 3911-3921.</w:t>
+      </w:r>
+    </w:p>
+    <w:bookmarkEnd w:id="45"/>
+    <w:bookmarkStart w:id="49" w:name="X997c507b506dc9df754dd7c812f32e8b5d42eb9"/>
+    <w:p>
+      <w:pPr>
+        <w:pStyle w:val="Heading1"/>
+      </w:pPr>
+      <w:r>
+        <w:t xml:space="preserve">Apêndice A. Arquitetura de referência em quatro camadas</w:t>
       </w:r>
     </w:p>
     <w:p>
@@ -6518,702 +7155,42 @@
         <w:pStyle w:val="FirstParagraph"/>
       </w:pPr>
       <w:r>
-        <w:t xml:space="preserve">A arquitetura de referência proposta foi implementada como protótipo</w:t>
-      </w:r>
-      <w:r>
-        <w:t xml:space="preserve"> </w:t>
-      </w:r>
-      <w:r>
-        <w:t xml:space="preserve">funcional e avaliada com execução real, e os cinco objetivos específicos</w:t>
-      </w:r>
-      <w:r>
-        <w:t xml:space="preserve"> </w:t>
-      </w:r>
-      <w:r>
-        <w:t xml:space="preserve">foram cumpridos no escopo ajustado declarado na Metodologia, do</w:t>
-      </w:r>
-      <w:r>
-        <w:t xml:space="preserve"> </w:t>
-      </w:r>
-      <w:r>
-        <w:t xml:space="preserve">levantamento da literatura ao protótipo avaliado com hipóteses</w:t>
-      </w:r>
-      <w:r>
-        <w:t xml:space="preserve"> </w:t>
-      </w:r>
-      <w:r>
-        <w:t xml:space="preserve">registradas antes dos números.</w:t>
+        <w:t xml:space="preserve">A Figura 1 apresenta o fluxo de uma pergunta pelas quatro camadas da</w:t>
+      </w:r>
+      <w:r>
+        <w:t xml:space="preserve"> </w:t>
+      </w:r>
+      <w:r>
+        <w:t xml:space="preserve">arquitetura, da governança de entrada à validação de saída, com os</w:t>
+      </w:r>
+      <w:r>
+        <w:t xml:space="preserve"> </w:t>
+      </w:r>
+      <w:r>
+        <w:t xml:space="preserve">pontos em que a consulta pode ser recusada antes de chegar ao usuário.</w:t>
       </w:r>
     </w:p>
     <w:p>
       <w:pPr>
         <w:pStyle w:val="BodyText"/>
-      </w:pPr>
-      <w:r>
-        <w:t xml:space="preserve">A hipótese tem duas partes, com respostas diferentes. Quanto à acurácia,</w:t>
-      </w:r>
-      <w:r>
-        <w:t xml:space="preserve"> </w:t>
-      </w:r>
-      <w:r>
-        <w:t xml:space="preserve">o veredito é o mesmo enunciado no Resumo: o limiar previsto foi atingido na estimativa pontual só com o modelo</w:t>
-      </w:r>
-      <w:r>
-        <w:t xml:space="preserve"> </w:t>
-      </w:r>
-      <w:r>
-        <w:t xml:space="preserve">comercial, tanto sob o prompt que descreve o schema e informa o escopo</w:t>
-      </w:r>
-      <w:r>
-        <w:t xml:space="preserve"> </w:t>
-      </w:r>
-      <w:r>
-        <w:t xml:space="preserve">quanto na configuração operacional que autoriza a recusa, e não foi</w:t>
-      </w:r>
-      <w:r>
-        <w:t xml:space="preserve"> </w:t>
-      </w:r>
-      <w:r>
-        <w:t xml:space="preserve">atingido com o modelo aberto executado localmente, e o tamanho do conjunto de perguntas impede</w:t>
-      </w:r>
-      <w:r>
-        <w:t xml:space="preserve"> </w:t>
-      </w:r>
-      <w:r>
-        <w:t xml:space="preserve">afirmar de que lado do limiar está o valor verdadeiro. Cabe separar o</w:t>
-      </w:r>
-      <w:r>
-        <w:t xml:space="preserve"> </w:t>
-      </w:r>
-      <w:r>
-        <w:t xml:space="preserve">que é da arquitetura do que é do modelo: o nível de acurácia é</w:t>
-      </w:r>
-      <w:r>
-        <w:t xml:space="preserve"> </w:t>
-      </w:r>
-      <w:r>
-        <w:t xml:space="preserve">propriedade do modelo e do prompt, e a arquitetura, por si, apenas o</w:t>
-      </w:r>
-      <w:r>
-        <w:t xml:space="preserve"> </w:t>
-      </w:r>
-      <w:r>
-        <w:t xml:space="preserve">preserva ou o reduz; o que a arquitetura respondeu foi que não o reduziu</w:t>
-      </w:r>
-      <w:r>
-        <w:t xml:space="preserve"> </w:t>
-      </w:r>
-      <w:r>
-        <w:t xml:space="preserve">por recusa indevida e que garantiu o escopo em todas as configurações. Quanto à</w:t>
-      </w:r>
-      <w:r>
-        <w:t xml:space="preserve"> </w:t>
-      </w:r>
-      <w:r>
-        <w:t xml:space="preserve">conformidade, com dados sintéticos a lei não incide, e o que se</w:t>
-      </w:r>
-      <w:r>
-        <w:t xml:space="preserve"> </w:t>
-      </w:r>
-      <w:r>
-        <w:t xml:space="preserve">demonstrou foi uma arquitetura projetada para atender aos princípios da</w:t>
-      </w:r>
-      <w:r>
-        <w:t xml:space="preserve"> </w:t>
-      </w:r>
-      <w:r>
-        <w:t xml:space="preserve">LGPD, com proteção dos dados verificada por teste sobre o conjunto completo,</w:t>
-      </w:r>
-      <w:r>
-        <w:t xml:space="preserve"> </w:t>
-      </w:r>
-      <w:r>
-        <w:t xml:space="preserve">escopo de acesso garantido por verificador em código e auditoria</w:t>
-      </w:r>
-      <w:r>
-        <w:t xml:space="preserve"> </w:t>
-      </w:r>
-      <w:r>
-        <w:t xml:space="preserve">encadeada; a parte relativa às normas da ANVISA não pôde ser testada,</w:t>
-      </w:r>
-      <w:r>
-        <w:t xml:space="preserve"> </w:t>
-      </w:r>
-      <w:r>
-        <w:t xml:space="preserve">porque a norma não incide sobre software de gestão sem finalidade</w:t>
-      </w:r>
-      <w:r>
-        <w:t xml:space="preserve"> </w:t>
-      </w:r>
-      <w:r>
-        <w:t xml:space="preserve">clínica, e foi tratada por analogia.</w:t>
-      </w:r>
-    </w:p>
-    <w:p>
-      <w:pPr>
-        <w:pStyle w:val="BodyText"/>
-      </w:pPr>
-      <w:r>
-        <w:t xml:space="preserve">Em resposta à pergunta de pesquisa, a governança integrada não gerou</w:t>
-      </w:r>
-      <w:r>
-        <w:t xml:space="preserve"> </w:t>
-      </w:r>
-      <w:r>
-        <w:t xml:space="preserve">recusa indevida. Nenhuma pergunta dentro do escopo do perfil foi recusada quando o prompt</w:t>
-      </w:r>
-      <w:r>
-        <w:t xml:space="preserve"> </w:t>
-      </w:r>
-      <w:r>
-        <w:t xml:space="preserve">informou esse escopo; a configuração operacional pagou por isso uma</w:t>
-      </w:r>
-      <w:r>
-        <w:t xml:space="preserve"> </w:t>
-      </w:r>
-      <w:r>
-        <w:t xml:space="preserve">regressão pontual em pergunta legítima, respondida de outro modo depois</w:t>
-      </w:r>
-      <w:r>
-        <w:t xml:space="preserve"> </w:t>
-      </w:r>
-      <w:r>
-        <w:t xml:space="preserve">que o modelo foi autorizado a recusar; e o custo da governança apareceu</w:t>
-      </w:r>
-      <w:r>
-        <w:t xml:space="preserve"> </w:t>
-      </w:r>
-      <w:r>
-        <w:t xml:space="preserve">onde deve aparecer, na negação de perguntas para as quais o perfil não</w:t>
-      </w:r>
-      <w:r>
-        <w:t xml:space="preserve"> </w:t>
-      </w:r>
-      <w:r>
-        <w:t xml:space="preserve">tem finalidade. A garantia de</w:t>
-      </w:r>
-      <w:r>
-        <w:t xml:space="preserve"> </w:t>
-      </w:r>
-      <w:r>
-        <w:t xml:space="preserve">escopo veio do verificador determinista, que barrou todas as instruções</w:t>
-      </w:r>
-      <w:r>
-        <w:t xml:space="preserve"> </w:t>
-      </w:r>
-      <w:r>
-        <w:t xml:space="preserve">injetadas às quais o modelo obedeceu e não deixou passar nenhuma linha</w:t>
-      </w:r>
-      <w:r>
-        <w:t xml:space="preserve"> </w:t>
-      </w:r>
-      <w:r>
-        <w:t xml:space="preserve">fora do perfil; a garantia de pertinência não veio de lugar algum até que o modelo fosse</w:t>
-      </w:r>
-      <w:r>
-        <w:t xml:space="preserve"> </w:t>
-      </w:r>
-      <w:r>
-        <w:t xml:space="preserve">autorizado a recusar, e mesmo então permaneceu incompleta; sem esse</w:t>
-      </w:r>
-      <w:r>
-        <w:t xml:space="preserve"> </w:t>
-      </w:r>
-      <w:r>
-        <w:t xml:space="preserve">canal, o modelo comercial codificou recusas como consultas vazias ou</w:t>
-      </w:r>
-      <w:r>
-        <w:t xml:space="preserve"> </w:t>
-      </w:r>
-      <w:r>
-        <w:t xml:space="preserve">mensagens, que o sistema entregou como resposta.</w:t>
-      </w:r>
-      <w:r>
-        <w:t xml:space="preserve"> </w:t>
-      </w:r>
-      <w:r>
-        <w:t xml:space="preserve">A separação entre esses dois tipos de garantia, e a medição de cada um</w:t>
-      </w:r>
-      <w:r>
-        <w:t xml:space="preserve"> </w:t>
-      </w:r>
-      <w:r>
-        <w:t xml:space="preserve">sob verificador determinista, é a contribuição do trabalho.</w:t>
-      </w:r>
-    </w:p>
-    <w:p>
-      <w:pPr>
-        <w:pStyle w:val="BodyText"/>
-      </w:pPr>
-      <w:r>
-        <w:t xml:space="preserve">Além dos resultados de arquitetura, dois resultados de método merecem</w:t>
-      </w:r>
-      <w:r>
-        <w:t xml:space="preserve"> </w:t>
-      </w:r>
-      <w:r>
-        <w:t xml:space="preserve">registro. O desenho do prompt reduziu de forma acentuada a distância entre um</w:t>
-      </w:r>
-      <w:r>
-        <w:t xml:space="preserve"> </w:t>
-      </w:r>
-      <w:r>
-        <w:t xml:space="preserve">modelo local gratuito e um modelo comercial, o que torna a implantação</w:t>
-      </w:r>
-      <w:r>
-        <w:t xml:space="preserve"> </w:t>
-      </w:r>
-      <w:r>
-        <w:t xml:space="preserve">local, sem saída de dados</w:t>
-      </w:r>
-      <w:r>
-        <w:t xml:space="preserve"> </w:t>
-      </w:r>
-      <w:r>
-        <w:t xml:space="preserve">e com inferência repetível entre dias, uma opção defensável para</w:t>
-      </w:r>
-      <w:r>
-        <w:t xml:space="preserve"> </w:t>
-      </w:r>
-      <w:r>
-        <w:t xml:space="preserve">hospitais. E o pré-registro das hipóteses, somado à execução real, expôs</w:t>
-      </w:r>
-      <w:r>
-        <w:t xml:space="preserve"> </w:t>
-      </w:r>
-      <w:r>
-        <w:t xml:space="preserve">previsões erradas, custos não previstos e defeitos no próprio instrumento</w:t>
-      </w:r>
-      <w:r>
-        <w:t xml:space="preserve"> </w:t>
-      </w:r>
-      <w:r>
-        <w:t xml:space="preserve">de medição, todos reportados ou corrigidos antes de qualquer número ser</w:t>
-      </w:r>
-      <w:r>
-        <w:t xml:space="preserve"> </w:t>
-      </w:r>
-      <w:r>
-        <w:t xml:space="preserve">divulgado.</w:t>
-      </w:r>
-    </w:p>
-    <w:p>
-      <w:pPr>
-        <w:pStyle w:val="BodyText"/>
-      </w:pPr>
-      <w:r>
-        <w:t xml:space="preserve">Como trabalhos futuros indicam-se a ampliação do conjunto de perguntas</w:t>
-      </w:r>
-      <w:r>
-        <w:t xml:space="preserve"> </w:t>
-      </w:r>
-      <w:r>
-        <w:t xml:space="preserve">com itens escritos por profissionais de hospital, a extensão do controle de acesso à granularidade de coluna, a</w:t>
-      </w:r>
-      <w:r>
-        <w:t xml:space="preserve"> </w:t>
-      </w:r>
-      <w:r>
-        <w:t xml:space="preserve">implementação da retenção e do expurgo do texto das perguntas na trilha</w:t>
-      </w:r>
-      <w:r>
-        <w:t xml:space="preserve"> </w:t>
-      </w:r>
-      <w:r>
-        <w:t xml:space="preserve">de auditoria, a exibição ao usuário da leitura adotada pelo sistema e do</w:t>
-      </w:r>
-      <w:r>
-        <w:t xml:space="preserve"> </w:t>
-      </w:r>
-      <w:r>
-        <w:t xml:space="preserve">motivo de cada recusa, e a avaliação em</w:t>
-      </w:r>
-      <w:r>
-        <w:t xml:space="preserve"> </w:t>
-      </w:r>
-      <w:r>
-        <w:t xml:space="preserve">um schema de dezenas de tabelas, condição em que a viabilidade aqui</w:t>
-      </w:r>
-      <w:r>
-        <w:t xml:space="preserve"> </w:t>
-      </w:r>
-      <w:r>
-        <w:t xml:space="preserve">observada precisa ser reexaminada.</w:t>
-      </w:r>
-    </w:p>
-    <w:bookmarkEnd w:id="45"/>
-    <w:bookmarkStart w:id="46" w:name="referências"/>
-    <w:p>
-      <w:pPr>
-        <w:pStyle w:val="Heading1"/>
-      </w:pPr>
-      <w:r>
-        <w:t xml:space="preserve">Referências</w:t>
-      </w:r>
-    </w:p>
-    <w:p>
-      <w:pPr>
-        <w:pStyle w:val="Referencia"/>
-      </w:pPr>
-      <w:r>
-        <w:t xml:space="preserve">Abedini, S.; Mohapatra, S.; Emerson, D.B.; Shafieinejad, M.; Cresswell, J.C.; He, X. 2025. MaskSQL: safeguarding privacy for LLM-based text-to-SQL via abstraction. arXiv:2509.23459 (aceito no 3rd Workshop on Regulatable ML, NeurIPS 2025). Disponível em: &lt;https://arxiv.org/abs/2509.23459&gt;. Acesso em: 22 set. 2026.</w:t>
-      </w:r>
-    </w:p>
-    <w:p>
-      <w:pPr>
-        <w:pStyle w:val="Referencia"/>
-      </w:pPr>
-      <w:r>
-        <w:t xml:space="preserve">Affolter, K.; Stockinger, K.; Bernstein, A. 2019. A comparative survey of recent natural language interfaces for databases. The VLDB Journal 28(5): 793-819.</w:t>
-      </w:r>
-    </w:p>
-    <w:p>
-      <w:pPr>
-        <w:pStyle w:val="Referencia"/>
-      </w:pPr>
-      <w:r>
-        <w:t xml:space="preserve">Agência Nacional de Vigilância Sanitária [ANVISA]. 2022. Resolução da Diretoria Colegiada RDC nº 657, de 24 de março de 2022. Dispõe sobre a regularização de software como dispositivo médico (Software as a Medical Device, SaMD). Diário Oficial da União, Brasília, 30 mar. 2022. Seção 1, p. 330-331.</w:t>
-      </w:r>
-    </w:p>
-    <w:p>
-      <w:pPr>
-        <w:pStyle w:val="Referencia"/>
-      </w:pPr>
-      <w:r>
-        <w:t xml:space="preserve">Al Attrach, R.; Moreira, P.; Fani, R.; Umeton, R.; Fiske, A.; Celi, L.A. 2026. M3: conversational LLMs simplify secure clinical data access, understanding, and analysis. PLOS Digital Health 5(9): e0001671.</w:t>
-      </w:r>
-    </w:p>
-    <w:p>
-      <w:pPr>
-        <w:pStyle w:val="Referencia"/>
-      </w:pPr>
-      <w:r>
-        <w:t xml:space="preserve">Angelov, S.; Grefen, P.; Greefhorst, D. 2012. A framework for analysis and design of software reference architectures. Information and Software Technology 54(4): 417-431.</w:t>
-      </w:r>
-    </w:p>
-    <w:p>
-      <w:pPr>
-        <w:pStyle w:val="Referencia"/>
-      </w:pPr>
-      <w:r>
-        <w:t xml:space="preserve">Armbrust, M.; Ghodsi, A.; Xin, R.; Zaharia, M. 2021. Lakehouse: a new generation of open platforms that unify data warehousing and advanced analytics. In: Conference on Innovative Data Systems Research (CIDR), 11., 2021, evento virtual. Anais… Disponível em: &lt;https://www.cidrdb.org/cidr2021/papers/cidr2021_paper17.pdf&gt;. Acesso em: 22 set. 2026.</w:t>
-      </w:r>
-    </w:p>
-    <w:p>
-      <w:pPr>
-        <w:pStyle w:val="Referencia"/>
-      </w:pPr>
-      <w:r>
-        <w:t xml:space="preserve">Atıl, B.; Aykent, S.; Chittams, A.; Fu, L.; Passonneau, R.J.; Radcliffe, E.; Rajagopal, G.R.; Sloan, A.; Tudrej, T.; Ture, F.; Wu, Z.; Xu, L.; Baldwin, B. 2025. Non-determinism of</w:t>
-      </w:r>
-      <w:r>
-        <w:t xml:space="preserve"> </w:t>
-      </w:r>
-      <w:r>
-        <w:t xml:space="preserve">“deterministic”</w:t>
-      </w:r>
-      <w:r>
-        <w:t xml:space="preserve"> </w:t>
-      </w:r>
-      <w:r>
-        <w:t xml:space="preserve">LLM system settings in hosted environments. In: Workshop on Evaluation and Comparison of NLP Systems (Eval4NLP), 5., 2025. Anais… Association for Computational Linguistics, p. 135-148.</w:t>
-      </w:r>
-    </w:p>
-    <w:p>
-      <w:pPr>
-        <w:pStyle w:val="Referencia"/>
-      </w:pPr>
-      <w:r>
-        <w:t xml:space="preserve">Autoridade Nacional de Proteção de Dados [ANPD]. 2024. Radar tecnológico: inteligência artificial generativa. Disponível em: &lt;https://www.gov.br/anpd/pt-br/documentos-e-publicacoes/documentos-de-publicacoes/radar_tecnologico_ia_generativa_anpd.pdf&gt;. Acesso em: 10 jun. 2026.</w:t>
-      </w:r>
-    </w:p>
-    <w:p>
-      <w:pPr>
-        <w:pStyle w:val="Referencia"/>
-      </w:pPr>
-      <w:r>
-        <w:t xml:space="preserve">Brasil. 2018. Lei nº 13.709, de 14 de agosto de 2018. Lei Geral de Proteção de Dados Pessoais (LGPD). Diário Oficial da União, Brasília, 15 ago. 2018. Seção 1, p. 59.</w:t>
-      </w:r>
-    </w:p>
-    <w:p>
-      <w:pPr>
-        <w:pStyle w:val="Referencia"/>
-      </w:pPr>
-      <w:r>
-        <w:t xml:space="preserve">Brown, L.D.; Cai, T.T.; DasGupta, A. 2001. Interval estimation for a binomial proportion. Statistical Science 16(2): 101-133.</w:t>
-      </w:r>
-    </w:p>
-    <w:p>
-      <w:pPr>
-        <w:pStyle w:val="Referencia"/>
-      </w:pPr>
-      <w:r>
-        <w:t xml:space="preserve">El Emam, K.; Arbuckle, L. 2013. Anonymizing Health Data: Case studies and methods to get you started. O’Reilly Media, Sebastopol, CA, USA.</w:t>
-      </w:r>
-    </w:p>
-    <w:p>
-      <w:pPr>
-        <w:pStyle w:val="Referencia"/>
-      </w:pPr>
-      <w:r>
-        <w:t xml:space="preserve">European Data Protection Board [EDPB]. 2025. Guidelines 01/2025 on pseudonymisation. Disponível em: &lt;https://www.edpb.europa.eu/system/files/2025-01/edpb_guidelines_202501_pseudonymisation_en.pdf&gt;. Acesso em: 13 set. 2026.</w:t>
-      </w:r>
-    </w:p>
-    <w:p>
-      <w:pPr>
-        <w:pStyle w:val="Referencia"/>
-      </w:pPr>
-      <w:r>
-        <w:t xml:space="preserve">European Union Agency for Cybersecurity [ENISA]. 2022. Deploying pseudonymisation techniques: the case of the health sector. Disponível em: &lt;https://www.enisa.europa.eu/publications/deploying-pseudonymisation-techniques&gt;. Acesso em: 13 set. 2026.</w:t>
-      </w:r>
-    </w:p>
-    <w:p>
-      <w:pPr>
-        <w:pStyle w:val="Referencia"/>
-      </w:pPr>
-      <w:r>
-        <w:t xml:space="preserve">Fei, Y.; Jiang, Y.; Yang, Y.; Xiao, X. 2026. Benchmarking text-to-SQL under role-based access control. arXiv:2607.22115 (aceito no ACM SIGMOD 2027). Disponível em: &lt;https://arxiv.org/abs/2607.22115&gt;. Acesso em: 22 set. 2026.</w:t>
-      </w:r>
-    </w:p>
-    <w:p>
-      <w:pPr>
-        <w:pStyle w:val="Referencia"/>
-      </w:pPr>
-      <w:r>
-        <w:t xml:space="preserve">Gao, D.; Wang, H.; Li, Y.; Sun, X.; Qian, Y.; Ding, B.; Zhou, J. 2024. Text-to-SQL empowered by large language models: a benchmark evaluation. Proceedings of the VLDB Endowment 17(5): 1132-1145.</w:t>
-      </w:r>
-    </w:p>
-    <w:p>
-      <w:pPr>
-        <w:pStyle w:val="Referencia"/>
-      </w:pPr>
-      <w:r>
-        <w:t xml:space="preserve">Hevner, A.R.; March, S.T.; Park, J.; Ram, S. 2004. Design science in information systems research. MIS Quarterly 28(1): 75-105.</w:t>
-      </w:r>
-    </w:p>
-    <w:p>
-      <w:pPr>
-        <w:pStyle w:val="Referencia"/>
-      </w:pPr>
-      <w:r>
-        <w:t xml:space="preserve">Hui, B.; Yang, J.; Cui, Z.; Yang, J.; Liu, D.; Zhang, L.; Liu, T.; Zhang, J.; Yu, B.; Lu, K.; Dang, K.; Fan, Y.; Zhang, Y.; Yang, A.; Men, R.; Huang, F.; Zheng, B.; Miao, Y.; Quan, S.; Feng, Y.; Ren, X.; Ren, X.; Zhou, J.; Lin, J. 2024. Qwen2.5-Coder technical report. arXiv:2409.12186. Disponível em: &lt;https://arxiv.org/abs/2409.12186&gt;. Acesso em: 22 set. 2026.</w:t>
-      </w:r>
-    </w:p>
-    <w:p>
-      <w:pPr>
-        <w:pStyle w:val="Referencia"/>
-      </w:pPr>
-      <w:r>
-        <w:t xml:space="preserve">Kent, K.; Souppaya, M. 2006. Guide to Computer Security Log Management. NIST Special Publication 800-92. National Institute of Standards and Technology, Gaithersburg, MD, USA.</w:t>
-      </w:r>
-    </w:p>
-    <w:p>
-      <w:pPr>
-        <w:pStyle w:val="Referencia"/>
-      </w:pPr>
-      <w:r>
-        <w:t xml:space="preserve">Klisura, Đ.; Khoury, J.; Kundu, A.; Krishnan, R.; Rios, A. 2026. Role-conditioned refusals: evaluating access control reasoning in large language models. In: Findings of the Association for Computational Linguistics: EACL 2026, 2026, Rabat, Marrocos. Anais… Association for Computational Linguistics, p. 6018-6034.</w:t>
-      </w:r>
-    </w:p>
-    <w:p>
-      <w:pPr>
-        <w:pStyle w:val="Referencia"/>
-      </w:pPr>
-      <w:r>
-        <w:t xml:space="preserve">Lee, G.; Hwang, H.; Bae, S.; Kwon, Y.; Shin, W.; Yang, S.; Seo, M.; Kim, J.-Y.; Choi, E. 2022. EHRSQL: a practical text-to-SQL benchmark for electronic health records. In: Conference on Neural Information Processing Systems (NeurIPS), Datasets and Benchmarks Track, 36., 2022, New Orleans, LA, USA. Anais… Advances in Neural Information Processing Systems 35, p. 15589-15601.</w:t>
-      </w:r>
-    </w:p>
-    <w:p>
-      <w:pPr>
-        <w:pStyle w:val="Referencia"/>
-      </w:pPr>
-      <w:r>
-        <w:t xml:space="preserve">Lee, G.; Kweon, S.; Bae, S.; Choi, E. 2024a. Overview of the EHRSQL 2024 shared task on reliable text-to-SQL modeling on electronic health records. In: Clinical Natural Language Processing Workshop, 6., 2024, Mexico City, Mexico. Anais… Association for Computational Linguistics, p. 644-654.</w:t>
-      </w:r>
-    </w:p>
-    <w:p>
-      <w:pPr>
-        <w:pStyle w:val="Referencia"/>
-      </w:pPr>
-      <w:r>
-        <w:t xml:space="preserve">Lee, G.; Chay, W.; Cho, S.; Choi, E. 2024b. TrustSQL: benchmarking text-to-SQL reliability with penalty-based scoring. arXiv:2403.15879. Disponível em: &lt;https://arxiv.org/abs/2403.15879&gt;. Acesso em: 22 set. 2026.</w:t>
-      </w:r>
-    </w:p>
-    <w:p>
-      <w:pPr>
-        <w:pStyle w:val="Referencia"/>
-      </w:pPr>
-      <w:r>
-        <w:t xml:space="preserve">Li, J.; Hui, B.; Qu, G.; Yang, J.; Li, B.; Li, B.; Wang, B.; Qin, B.; Geng, R.; Huo, N.; Zhou, X.; Ma, C.; Li, G.; Chang, K.; Huang, F.; Cheng, R.; Li, Y. 2023. Can LLM already serve as a database interface? A big bench for large-scale database grounded text-to-SQLs. In: Conference on Neural Information Processing Systems (NeurIPS), Datasets and Benchmarks Track, 37., 2023, New Orleans, LA, USA. Anais… Advances in Neural Information Processing Systems 36, p. 42330-42357.</w:t>
-      </w:r>
-    </w:p>
-    <w:p>
-      <w:pPr>
-        <w:pStyle w:val="Referencia"/>
-      </w:pPr>
-      <w:r>
-        <w:t xml:space="preserve">Li, J.; Zhang, Y.; Zhao, J.; He, S.; Li, D. 2026. Harnessing the potential of LLMs in hospital management: insights into medical data inquiry. The International Journal of Health Planning and Management (publicação antecipada). DOI: 10.1002/hpm.70106.</w:t>
-      </w:r>
-    </w:p>
-    <w:p>
-      <w:pPr>
-        <w:pStyle w:val="Referencia"/>
-      </w:pPr>
-      <w:r>
-        <w:t xml:space="preserve">Liu, W.; Qu, B.; Mallya, P.; Wu, J.; Thomas, K.; Hall, J.L.; Zhao, J.; Yin, Z. 2026. Optimizing an LLM-based clinical data querying system using metadata enrichment and task decomposition. AMIA Joint Summits on Translational Science Proceedings 2026: 277-286.</w:t>
-      </w:r>
-    </w:p>
-    <w:p>
-      <w:pPr>
-        <w:pStyle w:val="Referencia"/>
-      </w:pPr>
-      <w:r>
-        <w:t xml:space="preserve">Maamari, K.; Abubaker, F.; Jaroslawicz, D.; Mhedhbi, A. 2024. The death of schema linking? Text-to-SQL in the age of well-reasoned language models. arXiv:2408.07702 (apresentado no Table Representation Learning Workshop, NeurIPS 2024). Disponível em: &lt;https://arxiv.org/abs/2408.07702&gt;. Acesso em: 22 set. 2026.</w:t>
-      </w:r>
-    </w:p>
-    <w:p>
-      <w:pPr>
-        <w:pStyle w:val="Referencia"/>
-      </w:pPr>
-      <w:r>
-        <w:t xml:space="preserve">Miyamoto, R.; Fan, X.; Yamana, H. 2026. Policy-conditioned constrained decoding for column-level access control in text-to-SQL. arXiv:2607.12341. Disponível em: &lt;https://arxiv.org/abs/2607.12341&gt;. Acesso em: 22 set. 2026.</w:t>
-      </w:r>
-    </w:p>
-    <w:p>
-      <w:pPr>
-        <w:pStyle w:val="Referencia"/>
-      </w:pPr>
-      <w:r>
-        <w:t xml:space="preserve">National Institute of Standards and Technology [NIST]. 2023. Artificial Intelligence Risk Management Framework (AI RMF 1.0). NIST AI 100-1. NIST, Gaithersburg, MD, USA.</w:t>
-      </w:r>
-    </w:p>
-    <w:p>
-      <w:pPr>
-        <w:pStyle w:val="Referencia"/>
-      </w:pPr>
-      <w:r>
-        <w:t xml:space="preserve">OWASP Foundation. 2025. OWASP Top 10 for LLM Applications 2025. Disponível em: &lt;https://owasp.org/www-project-top-10-for-large-language-model-applications/&gt;. Acesso em: 8 set. 2026.</w:t>
-      </w:r>
-    </w:p>
-    <w:p>
-      <w:pPr>
-        <w:pStyle w:val="Referencia"/>
-      </w:pPr>
-      <w:r>
-        <w:t xml:space="preserve">Pedro, R.; Coimbra, M.E.; Castro, D.; Carreira, P.; Santos, N. 2025. Prompt-to-SQL injections in LLM-integrated web applications: risks and defenses. In: IEEE/ACM International Conference on Software Engineering (ICSE), 47., 2025, Ottawa, Canada. Anais… p. 1768-1780.</w:t>
-      </w:r>
-    </w:p>
-    <w:p>
-      <w:pPr>
-        <w:pStyle w:val="Referencia"/>
-      </w:pPr>
-      <w:r>
-        <w:t xml:space="preserve">Prodanov, C.C.; Freitas, E.C. de. 2013. Metodologia do Trabalho Científico: Métodos e técnicas da pesquisa e do trabalho acadêmico. 2ed. Feevale, Novo Hamburgo, RS, Brasil.</w:t>
-      </w:r>
-    </w:p>
-    <w:p>
-      <w:pPr>
-        <w:pStyle w:val="Referencia"/>
-      </w:pPr>
-      <w:r>
-        <w:t xml:space="preserve">Rebedea, T.; Dinu, R.; Sreedhar, M.N.; Parisien, C.; Cohen, J. 2023. NeMo Guardrails: a toolkit for controllable and safe LLM applications with programmable rails. In: Conference on Empirical Methods in Natural Language Processing (EMNLP), System Demonstrations, 2023, Singapore. Anais… Association for Computational Linguistics, p. 431-445.</w:t>
-      </w:r>
-    </w:p>
-    <w:p>
-      <w:pPr>
-        <w:pStyle w:val="Referencia"/>
-      </w:pPr>
-      <w:r>
-        <w:t xml:space="preserve">Schneier, B.; Kelsey, J. 1999. Secure audit logs to support computer forensics. ACM Transactions on Information and System Security 2(2): 159-176.</w:t>
-      </w:r>
-    </w:p>
-    <w:p>
-      <w:pPr>
-        <w:pStyle w:val="Referencia"/>
-      </w:pPr>
-      <w:r>
-        <w:t xml:space="preserve">Shi, L.; Tang, Z.; Zhang, N.; Zhang, X.; Yang, Z. 2025. A survey on employing large language models for text-to-SQL tasks. ACM Computing Surveys 58(2): 1-37.</w:t>
-      </w:r>
-    </w:p>
-    <w:p>
-      <w:pPr>
-        <w:pStyle w:val="Referencia"/>
-      </w:pPr>
-      <w:r>
-        <w:t xml:space="preserve">Sweeney, L. 2002. k-anonymity: a model for protecting privacy. International Journal of Uncertainty, Fuzziness and Knowledge-Based Systems 10(5): 557-570.</w:t>
-      </w:r>
-    </w:p>
-    <w:p>
-      <w:pPr>
-        <w:pStyle w:val="Referencia"/>
-      </w:pPr>
-      <w:r>
-        <w:t xml:space="preserve">Tanković, N.; Šajina, R.; Lorencin, I. 2025. Transforming medical data access: the role and challenges of recent language models in SQL query automation. Algorithms 18(3): 124.</w:t>
-      </w:r>
-    </w:p>
-    <w:p>
-      <w:pPr>
-        <w:pStyle w:val="Referencia"/>
-      </w:pPr>
-      <w:r>
-        <w:t xml:space="preserve">Waltl, J. 2025. LETHE-Chat: Schema-aware LLM agents for text-to-SQL on clinical trial databases. Dissertação de Mestrado em Ciências. FH Joanneum, Graz, Áustria.</w:t>
-      </w:r>
-    </w:p>
-    <w:p>
-      <w:pPr>
-        <w:pStyle w:val="Referencia"/>
-      </w:pPr>
-      <w:r>
-        <w:t xml:space="preserve">World Health Organization [WHO]. 2024. Ethics and Governance of Artificial Intelligence for Health: Guidance on large multi-modal models. WHO, Geneva, Switzerland.</w:t>
-      </w:r>
-    </w:p>
-    <w:p>
-      <w:pPr>
-        <w:pStyle w:val="Referencia"/>
-      </w:pPr>
-      <w:r>
-        <w:t xml:space="preserve">Yin, R.K. 2015. Estudo de Caso: Planejamento e métodos. 5ed. Bookman, Porto Alegre, RS, Brasil.</w:t>
-      </w:r>
-    </w:p>
-    <w:p>
-      <w:pPr>
-        <w:pStyle w:val="Referencia"/>
-      </w:pPr>
-      <w:r>
-        <w:t xml:space="preserve">Yu, T.; Zhang, R.; Yang, K.; Yasunaga, M.; Wang, D.; Li, Z.; Ma, J.; Li, I.; Yao, Q.; Roman, S.; Zhang, Z.; Radev, D. 2018. Spider: a large-scale human-labeled dataset for complex and cross-domain semantic parsing and text-to-SQL task. In: Conference on Empirical Methods in Natural Language Processing (EMNLP), 2018, Brussels, Belgium. Anais… Association for Computational Linguistics, p. 3911-3921.</w:t>
-      </w:r>
-    </w:p>
-    <w:bookmarkEnd w:id="46"/>
-    <w:bookmarkStart w:id="50" w:name="X997c507b506dc9df754dd7c812f32e8b5d42eb9"/>
-    <w:p>
-      <w:pPr>
-        <w:pStyle w:val="Heading1"/>
-      </w:pPr>
-      <w:r>
-        <w:t xml:space="preserve">Apêndice A. Arquitetura de referência em quatro camadas</w:t>
-      </w:r>
-    </w:p>
-    <w:p>
-      <w:pPr>
-        <w:pStyle w:val="FirstParagraph"/>
       </w:pPr>
       <w:r>
         <w:drawing>
           <wp:inline>
             <wp:extent cx="5753100" cy="5753100"/>
             <wp:effectExtent b="0" l="0" r="0" t="0"/>
-            <wp:docPr descr="" title="" id="48" name="Picture"/>
+            <wp:docPr descr="" title="" id="47" name="Picture"/>
             <a:graphic>
               <a:graphicData uri="http://schemas.openxmlformats.org/drawingml/2006/picture">
                 <pic:pic>
                   <pic:nvPicPr>
-                    <pic:cNvPr descr="figuras/arquitetura_quatro_camadas.png" id="49" name="Picture"/>
+                    <pic:cNvPr descr="figuras/arquitetura_quatro_camadas.png" id="48" name="Picture"/>
                     <pic:cNvPicPr>
                       <a:picLocks noChangeArrowheads="1" noChangeAspect="1"/>
                     </pic:cNvPicPr>
                   </pic:nvPicPr>
                   <pic:blipFill>
-                    <a:blip r:embed="rId47"/>
+                    <a:blip r:embed="rId46"/>
                     <a:stretch>
                       <a:fillRect/>
                     </a:stretch>
@@ -7463,8 +7440,8 @@
         <w:t xml:space="preserve">Fonte: Dados originais da pesquisa</w:t>
       </w:r>
     </w:p>
-    <w:bookmarkEnd w:id="50"/>
-    <w:bookmarkStart w:id="51" w:name="X9a517e93ee67c595bba77bc5fa0a06f8428179d"/>
+    <w:bookmarkEnd w:id="49"/>
+    <w:bookmarkStart w:id="50" w:name="X9a517e93ee67c595bba77bc5fa0a06f8428179d"/>
     <w:p>
       <w:pPr>
         <w:pStyle w:val="Heading1"/>
@@ -8248,7 +8225,7 @@
         <w:t xml:space="preserve">Fonte: Dados originais da pesquisa</w:t>
       </w:r>
     </w:p>
-    <w:bookmarkEnd w:id="51"/>
+    <w:bookmarkEnd w:id="50"/>
     <w:sectPr>
       <w:headerReference r:id="rId11" w:type="even"/>
       <w:headerReference r:id="rId12" w:type="default"/>
@@ -9823,6 +9800,20 @@
     <w:basedOn w:val="Normal"/>
     <w:qFormat/>
   </w:style>
+  <w:style w:styleId="Titulo" w:type="paragraph">
+    <w:name w:val="Titulo"/>
+    <w:basedOn w:val="Normal"/>
+    <w:qFormat/>
+    <w:pPr>
+      <w:spacing w:after="240" w:before="0" w:line="240" w:lineRule="auto"/>
+      <w:ind w:firstLine="0"/>
+      <w:jc w:val="center"/>
+    </w:pPr>
+    <w:rPr>
+      <w:b/>
+      <w:bCs/>
+    </w:rPr>
+  </w:style>
   <w:style w:styleId="Autores" w:type="paragraph">
     <w:name w:val="Autores"/>
     <w:basedOn w:val="Normal"/>

--- a/docs/tcc/final/TCC_final.docx
+++ b/docs/tcc/final/TCC_final.docx
@@ -615,7 +615,7 @@
       </w:r>
     </w:p>
     <w:bookmarkEnd w:id="25"/>
-    <w:bookmarkStart w:id="34" w:name="metodologia"/>
+    <w:bookmarkStart w:id="35" w:name="metodologia"/>
     <w:p>
       <w:pPr>
         <w:pStyle w:val="Heading1"/>
@@ -2573,7 +2573,7 @@
       </w:r>
     </w:p>
     <w:bookmarkEnd w:id="32"/>
-    <w:bookmarkStart w:id="33" w:name="X83a41918099f47fec0eaa5180842078ddd36c9a"/>
+    <w:bookmarkStart w:id="34" w:name="X83a41918099f47fec0eaa5180842078ddd36c9a"/>
     <w:p>
       <w:pPr>
         <w:pStyle w:val="Heading2"/>
@@ -2617,19 +2617,39 @@
         <w:t xml:space="preserve"> </w:t>
       </w:r>
       <w:r>
-        <w:t xml:space="preserve">auditoria, e esses artefatos foram versionados no repositório com uma</w:t>
-      </w:r>
-      <w:r>
-        <w:t xml:space="preserve"> </w:t>
-      </w:r>
-      <w:r>
-        <w:t xml:space="preserve">marca (tag) git no commit que os produziu, permitindo recalcular qualquer</w:t>
-      </w:r>
-      <w:r>
-        <w:t xml:space="preserve"> </w:t>
-      </w:r>
-      <w:r>
-        <w:t xml:space="preserve">métrica sem nova chamada ao modelo. O ambiente foi fixado em versão de</w:t>
+        <w:t xml:space="preserve">auditoria, e esses artefatos foram versionados no repositório público do</w:t>
+      </w:r>
+      <w:r>
+        <w:t xml:space="preserve"> </w:t>
+      </w:r>
+      <w:r>
+        <w:t xml:space="preserve">projeto (disponível em</w:t>
+      </w:r>
+      <w:r>
+        <w:t xml:space="preserve"> </w:t>
+      </w:r>
+      <w:hyperlink r:id="rId33">
+        <w:r>
+          <w:rPr>
+            <w:rStyle w:val="Hyperlink"/>
+          </w:rPr>
+          <w:t xml:space="preserve">https://github.com/Rahal-Gabriel/tcc-conversational-analytics</w:t>
+        </w:r>
+      </w:hyperlink>
+      <w:r>
+        <w:t xml:space="preserve">),</w:t>
+      </w:r>
+      <w:r>
+        <w:t xml:space="preserve"> </w:t>
+      </w:r>
+      <w:r>
+        <w:t xml:space="preserve">com uma marca (tag) git no commit que os produziu, permitindo recalcular</w:t>
+      </w:r>
+      <w:r>
+        <w:t xml:space="preserve"> </w:t>
+      </w:r>
+      <w:r>
+        <w:t xml:space="preserve">qualquer métrica sem nova chamada ao modelo. O ambiente foi fixado em versão de</w:t>
       </w:r>
       <w:r>
         <w:t xml:space="preserve"> </w:t>
@@ -2676,9 +2696,9 @@
         <w:t xml:space="preserve">resultados, por ter consequência de segurança.</w:t>
       </w:r>
     </w:p>
-    <w:bookmarkEnd w:id="33"/>
     <w:bookmarkEnd w:id="34"/>
-    <w:bookmarkStart w:id="43" w:name="resultados-e-discussão"/>
+    <w:bookmarkEnd w:id="35"/>
+    <w:bookmarkStart w:id="44" w:name="resultados-e-discussão"/>
     <w:p>
       <w:pPr>
         <w:pStyle w:val="Heading1"/>
@@ -2707,7 +2727,7 @@
         <w:t xml:space="preserve">versionados; os do pipeline provêm de execução determinista.</w:t>
       </w:r>
     </w:p>
-    <w:bookmarkStart w:id="35" w:name="pipeline-minimização-e-isolamento"/>
+    <w:bookmarkStart w:id="36" w:name="pipeline-minimização-e-isolamento"/>
     <w:p>
       <w:pPr>
         <w:pStyle w:val="Heading2"/>
@@ -3151,8 +3171,8 @@
         <w:t xml:space="preserve">2026; Klisura et al., 2026; Miyamoto et al., 2026).</w:t>
       </w:r>
     </w:p>
-    <w:bookmarkEnd w:id="35"/>
-    <w:bookmarkStart w:id="36" w:name="matriz-de-prompt-com-o-modelo-local"/>
+    <w:bookmarkEnd w:id="36"/>
+    <w:bookmarkStart w:id="37" w:name="matriz-de-prompt-com-o-modelo-local"/>
     <w:p>
       <w:pPr>
         <w:pStyle w:val="Heading2"/>
@@ -3982,8 +4002,8 @@
         <w:t xml:space="preserve">valor de situação inexistente).</w:t>
       </w:r>
     </w:p>
-    <w:bookmarkEnd w:id="36"/>
-    <w:bookmarkStart w:id="37" w:name="X8e9c3255c97aa29fdea024cda37a204a89d1939"/>
+    <w:bookmarkEnd w:id="37"/>
+    <w:bookmarkStart w:id="38" w:name="X8e9c3255c97aa29fdea024cda37a204a89d1939"/>
     <w:p>
       <w:pPr>
         <w:pStyle w:val="Heading2"/>
@@ -4422,8 +4442,8 @@
         <w:t xml:space="preserve">comprometeria a comparação.</w:t>
       </w:r>
     </w:p>
-    <w:bookmarkEnd w:id="37"/>
-    <w:bookmarkStart w:id="38" w:name="recusa-devida-e-custo-da-governança"/>
+    <w:bookmarkEnd w:id="38"/>
+    <w:bookmarkStart w:id="39" w:name="recusa-devida-e-custo-da-governança"/>
     <w:p>
       <w:pPr>
         <w:pStyle w:val="Heading2"/>
@@ -5500,8 +5520,8 @@
         <w:t xml:space="preserve">interações idênticas à primeira execução.</w:t>
       </w:r>
     </w:p>
-    <w:bookmarkEnd w:id="38"/>
-    <w:bookmarkStart w:id="39" w:name="o-que-sai-do-perímetro"/>
+    <w:bookmarkEnd w:id="39"/>
+    <w:bookmarkStart w:id="40" w:name="o-que-sai-do-perímetro"/>
     <w:p>
       <w:pPr>
         <w:pStyle w:val="Heading2"/>
@@ -5771,8 +5791,8 @@
         <w:t xml:space="preserve">2026); a abstração do schema e dos valores antes do envio a um modelo remoto, proposta por Abedini et al. (2025), é a alternativa para quem precisa da API.</w:t>
       </w:r>
     </w:p>
-    <w:bookmarkEnd w:id="39"/>
-    <w:bookmarkStart w:id="40" w:name="estabilidade-e-reprodutibilidade"/>
+    <w:bookmarkEnd w:id="40"/>
+    <w:bookmarkStart w:id="41" w:name="estabilidade-e-reprodutibilidade"/>
     <w:p>
       <w:pPr>
         <w:pStyle w:val="Heading2"/>
@@ -5915,8 +5935,8 @@
         <w:t xml:space="preserve">determinismo costuma falhar.</w:t>
       </w:r>
     </w:p>
-    <w:bookmarkEnd w:id="40"/>
-    <w:bookmarkStart w:id="41" w:name="comparação-com-a-literatura"/>
+    <w:bookmarkEnd w:id="41"/>
+    <w:bookmarkStart w:id="42" w:name="comparação-com-a-literatura"/>
     <w:p>
       <w:pPr>
         <w:pStyle w:val="Heading2"/>
@@ -6279,8 +6299,8 @@
         <w:t xml:space="preserve">et al., 2026).</w:t>
       </w:r>
     </w:p>
-    <w:bookmarkEnd w:id="41"/>
-    <w:bookmarkStart w:id="42" w:name="limitações"/>
+    <w:bookmarkEnd w:id="42"/>
+    <w:bookmarkStart w:id="43" w:name="limitações"/>
     <w:p>
       <w:pPr>
         <w:pStyle w:val="Heading2"/>
@@ -6459,9 +6479,9 @@
         <w:t xml:space="preserve">das 18 perguntas. A célula C4 com instrução de recusa não foi medida.</w:t>
       </w:r>
     </w:p>
-    <w:bookmarkEnd w:id="42"/>
     <w:bookmarkEnd w:id="43"/>
-    <w:bookmarkStart w:id="44" w:name="conclusão"/>
+    <w:bookmarkEnd w:id="44"/>
+    <w:bookmarkStart w:id="45" w:name="conclusão"/>
     <w:p>
       <w:pPr>
         <w:pStyle w:val="Heading1"/>
@@ -6798,8 +6818,8 @@
         <w:t xml:space="preserve">observada precisa ser reexaminada.</w:t>
       </w:r>
     </w:p>
-    <w:bookmarkEnd w:id="44"/>
-    <w:bookmarkStart w:id="45" w:name="referências"/>
+    <w:bookmarkEnd w:id="45"/>
+    <w:bookmarkStart w:id="46" w:name="referências"/>
     <w:p>
       <w:pPr>
         <w:pStyle w:val="Heading1"/>
@@ -7140,8 +7160,8 @@
         <w:t xml:space="preserve">Yu, T.; Zhang, R.; Yang, K.; Yasunaga, M.; Wang, D.; Li, Z.; Ma, J.; Li, I.; Yao, Q.; Roman, S.; Zhang, Z.; Radev, D. 2018. Spider: a large-scale human-labeled dataset for complex and cross-domain semantic parsing and text-to-SQL task. In: Conference on Empirical Methods in Natural Language Processing (EMNLP), 2018, Brussels, Belgium. Anais… Association for Computational Linguistics, p. 3911-3921.</w:t>
       </w:r>
     </w:p>
-    <w:bookmarkEnd w:id="45"/>
-    <w:bookmarkStart w:id="49" w:name="X997c507b506dc9df754dd7c812f32e8b5d42eb9"/>
+    <w:bookmarkEnd w:id="46"/>
+    <w:bookmarkStart w:id="50" w:name="X997c507b506dc9df754dd7c812f32e8b5d42eb9"/>
     <w:p>
       <w:pPr>
         <w:pStyle w:val="Heading1"/>
@@ -7179,18 +7199,18 @@
           <wp:inline>
             <wp:extent cx="5753100" cy="5753100"/>
             <wp:effectExtent b="0" l="0" r="0" t="0"/>
-            <wp:docPr descr="" title="" id="47" name="Picture"/>
+            <wp:docPr descr="" title="" id="48" name="Picture"/>
             <a:graphic>
               <a:graphicData uri="http://schemas.openxmlformats.org/drawingml/2006/picture">
                 <pic:pic>
                   <pic:nvPicPr>
-                    <pic:cNvPr descr="figuras/arquitetura_quatro_camadas.png" id="48" name="Picture"/>
+                    <pic:cNvPr descr="figuras/arquitetura_quatro_camadas.png" id="49" name="Picture"/>
                     <pic:cNvPicPr>
                       <a:picLocks noChangeArrowheads="1" noChangeAspect="1"/>
                     </pic:cNvPicPr>
                   </pic:nvPicPr>
                   <pic:blipFill>
-                    <a:blip r:embed="rId46"/>
+                    <a:blip r:embed="rId47"/>
                     <a:stretch>
                       <a:fillRect/>
                     </a:stretch>
@@ -7440,8 +7460,8 @@
         <w:t xml:space="preserve">Fonte: Dados originais da pesquisa</w:t>
       </w:r>
     </w:p>
-    <w:bookmarkEnd w:id="49"/>
-    <w:bookmarkStart w:id="50" w:name="X9a517e93ee67c595bba77bc5fa0a06f8428179d"/>
+    <w:bookmarkEnd w:id="50"/>
+    <w:bookmarkStart w:id="51" w:name="X9a517e93ee67c595bba77bc5fa0a06f8428179d"/>
     <w:p>
       <w:pPr>
         <w:pStyle w:val="Heading1"/>
@@ -8225,7 +8245,7 @@
         <w:t xml:space="preserve">Fonte: Dados originais da pesquisa</w:t>
       </w:r>
     </w:p>
-    <w:bookmarkEnd w:id="50"/>
+    <w:bookmarkEnd w:id="51"/>
     <w:sectPr>
       <w:headerReference r:id="rId11" w:type="even"/>
       <w:headerReference r:id="rId12" w:type="default"/>
